--- a/THESIS.docx
+++ b/THESIS.docx
@@ -407,6 +407,7 @@
       <w:r>
         <w:rPr>
           <w:rFonts w:ascii="Times New Roman" w:hAnsi="Times New Roman" w:cs="Times New Roman"/>
+          <w:noProof/>
           <w:color w:val="000000" w:themeColor="text1"/>
           <w:sz w:val="24"/>
           <w:szCs w:val="24"/>
@@ -3572,6 +3573,7 @@
         <w:rPr>
           <w:b/>
           <w:bCs/>
+          <w:noProof w:val="0"/>
         </w:rPr>
       </w:sdtEndPr>
       <w:sdtContent>
@@ -3654,6 +3656,7 @@
             </w:r>
             <w:r>
               <w:rPr>
+                <w:noProof/>
                 <w:webHidden/>
               </w:rPr>
               <w:t>5</w:t>
@@ -3715,6 +3718,7 @@
             </w:r>
             <w:r>
               <w:rPr>
+                <w:noProof/>
                 <w:webHidden/>
               </w:rPr>
               <w:t>6</w:t>
@@ -3776,6 +3780,7 @@
             </w:r>
             <w:r>
               <w:rPr>
+                <w:noProof/>
                 <w:webHidden/>
               </w:rPr>
               <w:t>7</w:t>
@@ -3837,6 +3842,7 @@
             </w:r>
             <w:r>
               <w:rPr>
+                <w:noProof/>
                 <w:webHidden/>
               </w:rPr>
               <w:t>8</w:t>
@@ -3898,6 +3904,7 @@
             </w:r>
             <w:r>
               <w:rPr>
+                <w:noProof/>
                 <w:webHidden/>
               </w:rPr>
               <w:t>9</w:t>
@@ -3959,6 +3966,7 @@
             </w:r>
             <w:r>
               <w:rPr>
+                <w:noProof/>
                 <w:webHidden/>
               </w:rPr>
               <w:t>10</w:t>
@@ -4020,6 +4028,7 @@
             </w:r>
             <w:r>
               <w:rPr>
+                <w:noProof/>
                 <w:webHidden/>
               </w:rPr>
               <w:t>11</w:t>
@@ -4081,6 +4090,7 @@
             </w:r>
             <w:r>
               <w:rPr>
+                <w:noProof/>
                 <w:webHidden/>
               </w:rPr>
               <w:t>1</w:t>
@@ -4155,6 +4165,7 @@
             </w:r>
             <w:r>
               <w:rPr>
+                <w:noProof/>
                 <w:webHidden/>
               </w:rPr>
               <w:t>1</w:t>
@@ -4229,6 +4240,7 @@
             </w:r>
             <w:r>
               <w:rPr>
+                <w:noProof/>
                 <w:webHidden/>
               </w:rPr>
               <w:t>5</w:t>
@@ -4303,6 +4315,7 @@
             </w:r>
             <w:r>
               <w:rPr>
+                <w:noProof/>
                 <w:webHidden/>
               </w:rPr>
               <w:t>6</w:t>
@@ -4363,6 +4376,7 @@
             </w:r>
             <w:r>
               <w:rPr>
+                <w:noProof/>
                 <w:webHidden/>
               </w:rPr>
               <w:t>6</w:t>
@@ -4423,6 +4437,7 @@
             </w:r>
             <w:r>
               <w:rPr>
+                <w:noProof/>
                 <w:webHidden/>
               </w:rPr>
               <w:t>6</w:t>
@@ -4484,6 +4499,7 @@
             </w:r>
             <w:r>
               <w:rPr>
+                <w:noProof/>
                 <w:webHidden/>
               </w:rPr>
               <w:t>7</w:t>
@@ -4558,6 +4574,7 @@
             </w:r>
             <w:r>
               <w:rPr>
+                <w:noProof/>
                 <w:webHidden/>
               </w:rPr>
               <w:t>7</w:t>
@@ -4618,6 +4635,7 @@
             </w:r>
             <w:r>
               <w:rPr>
+                <w:noProof/>
                 <w:webHidden/>
               </w:rPr>
               <w:t>7</w:t>
@@ -4679,6 +4697,7 @@
             </w:r>
             <w:r>
               <w:rPr>
+                <w:noProof/>
                 <w:webHidden/>
               </w:rPr>
               <w:t>7</w:t>
@@ -4739,6 +4758,7 @@
             </w:r>
             <w:r>
               <w:rPr>
+                <w:noProof/>
                 <w:webHidden/>
               </w:rPr>
               <w:t>7</w:t>
@@ -4799,6 +4819,7 @@
             </w:r>
             <w:r>
               <w:rPr>
+                <w:noProof/>
                 <w:webHidden/>
               </w:rPr>
               <w:t>7</w:t>
@@ -4859,9 +4880,10 @@
             </w:r>
             <w:r>
               <w:rPr>
+                <w:noProof/>
                 <w:webHidden/>
               </w:rPr>
-              <w:t>7</w:t>
+              <w:t>8</w:t>
             </w:r>
             <w:r>
               <w:rPr>
@@ -4919,9 +4941,10 @@
             </w:r>
             <w:r>
               <w:rPr>
+                <w:noProof/>
                 <w:webHidden/>
               </w:rPr>
-              <w:t>8</w:t>
+              <w:t>9</w:t>
             </w:r>
             <w:r>
               <w:rPr>
@@ -4979,9 +5002,10 @@
             </w:r>
             <w:r>
               <w:rPr>
+                <w:noProof/>
                 <w:webHidden/>
               </w:rPr>
-              <w:t>9</w:t>
+              <w:t>10</w:t>
             </w:r>
             <w:r>
               <w:rPr>
@@ -5039,9 +5063,10 @@
             </w:r>
             <w:r>
               <w:rPr>
+                <w:noProof/>
                 <w:webHidden/>
               </w:rPr>
-              <w:t>9</w:t>
+              <w:t>11</w:t>
             </w:r>
             <w:r>
               <w:rPr>
@@ -5099,9 +5124,10 @@
             </w:r>
             <w:r>
               <w:rPr>
+                <w:noProof/>
                 <w:webHidden/>
               </w:rPr>
-              <w:t>9</w:t>
+              <w:t>11</w:t>
             </w:r>
             <w:r>
               <w:rPr>
@@ -5159,9 +5185,10 @@
             </w:r>
             <w:r>
               <w:rPr>
+                <w:noProof/>
                 <w:webHidden/>
               </w:rPr>
-              <w:t>9</w:t>
+              <w:t>11</w:t>
             </w:r>
             <w:r>
               <w:rPr>
@@ -5219,9 +5246,10 @@
             </w:r>
             <w:r>
               <w:rPr>
+                <w:noProof/>
                 <w:webHidden/>
               </w:rPr>
-              <w:t>9</w:t>
+              <w:t>13</w:t>
             </w:r>
             <w:r>
               <w:rPr>
@@ -5280,9 +5308,10 @@
             </w:r>
             <w:r>
               <w:rPr>
+                <w:noProof/>
                 <w:webHidden/>
               </w:rPr>
-              <w:t>9</w:t>
+              <w:t>13</w:t>
             </w:r>
             <w:r>
               <w:rPr>
@@ -6836,7 +6865,7 @@
       <w:r>
         <w:rPr>
           <w:rFonts w:ascii="Times New Roman" w:hAnsi="Times New Roman" w:cs="Times New Roman"/>
-          <w:color w:val="ED7D31" w:themeColor="accent2"/>
+          <w:color w:val="000000" w:themeColor="text1"/>
           <w:sz w:val="24"/>
           <w:szCs w:val="24"/>
           <w:lang w:val="en-US"/>
@@ -6848,7 +6877,7 @@
           <w:rFonts w:ascii="Times New Roman" w:hAnsi="Times New Roman" w:cs="Times New Roman"/>
           <w:i/>
           <w:iCs/>
-          <w:color w:val="ED7D31" w:themeColor="accent2"/>
+          <w:color w:val="000000" w:themeColor="text1"/>
           <w:sz w:val="24"/>
           <w:szCs w:val="24"/>
           <w:lang w:val="en-US"/>
@@ -6858,7 +6887,7 @@
       <w:r>
         <w:rPr>
           <w:rFonts w:ascii="Times New Roman" w:hAnsi="Times New Roman" w:cs="Times New Roman"/>
-          <w:color w:val="ED7D31" w:themeColor="accent2"/>
+          <w:color w:val="000000" w:themeColor="text1"/>
           <w:sz w:val="24"/>
           <w:szCs w:val="24"/>
           <w:lang w:val="en-US"/>
@@ -6868,7 +6897,7 @@
       <w:r>
         <w:rPr>
           <w:rFonts w:ascii="Times New Roman" w:hAnsi="Times New Roman" w:cs="Times New Roman"/>
-          <w:color w:val="ED7D31" w:themeColor="accent2"/>
+          <w:color w:val="000000" w:themeColor="text1"/>
           <w:sz w:val="24"/>
           <w:szCs w:val="24"/>
           <w:lang w:val="en-US"/>
@@ -6878,7 +6907,7 @@
       <w:r>
         <w:rPr>
           <w:rFonts w:ascii="Times New Roman" w:hAnsi="Times New Roman" w:cs="Times New Roman"/>
-          <w:color w:val="ED7D31" w:themeColor="accent2"/>
+          <w:color w:val="000000" w:themeColor="text1"/>
           <w:sz w:val="24"/>
           <w:szCs w:val="24"/>
           <w:lang w:val="en-US"/>
@@ -6888,7 +6917,7 @@
       <w:r>
         <w:rPr>
           <w:rFonts w:ascii="Times New Roman" w:hAnsi="Times New Roman" w:cs="Times New Roman"/>
-          <w:color w:val="ED7D31" w:themeColor="accent2"/>
+          <w:color w:val="000000" w:themeColor="text1"/>
           <w:sz w:val="24"/>
           <w:szCs w:val="24"/>
           <w:lang w:val="en-US"/>
@@ -6904,7 +6933,7 @@
         <w:jc w:val="both"/>
         <w:rPr>
           <w:rFonts w:ascii="Times New Roman" w:hAnsi="Times New Roman" w:cs="Times New Roman"/>
-          <w:color w:val="ED7D31" w:themeColor="accent2"/>
+          <w:color w:val="000000" w:themeColor="text1"/>
           <w:sz w:val="24"/>
           <w:szCs w:val="24"/>
           <w:lang w:val="en-US"/>
@@ -6973,7 +7002,7 @@
       <w:r>
         <w:rPr>
           <w:rFonts w:ascii="Times New Roman" w:hAnsi="Times New Roman" w:cs="Times New Roman"/>
-          <w:color w:val="ED7D31" w:themeColor="accent2"/>
+          <w:color w:val="000000" w:themeColor="text1"/>
           <w:sz w:val="24"/>
           <w:szCs w:val="24"/>
           <w:lang w:val="en-US"/>
@@ -6983,17 +7012,17 @@
       <w:r>
         <w:rPr>
           <w:rFonts w:ascii="Times New Roman" w:hAnsi="Times New Roman" w:cs="Times New Roman"/>
-          <w:color w:val="ED7D31" w:themeColor="accent2"/>
-          <w:sz w:val="24"/>
-          <w:szCs w:val="24"/>
-          <w:lang w:val="en-US"/>
-        </w:rPr>
-        <w:t xml:space="preserve"> </w:t>
-      </w:r>
-      <w:r>
-        <w:rPr>
-          <w:rFonts w:ascii="Times New Roman" w:hAnsi="Times New Roman" w:cs="Times New Roman"/>
-          <w:color w:val="ED7D31" w:themeColor="accent2"/>
+          <w:color w:val="000000" w:themeColor="text1"/>
+          <w:sz w:val="24"/>
+          <w:szCs w:val="24"/>
+          <w:lang w:val="en-US"/>
+        </w:rPr>
+        <w:t xml:space="preserve"> </w:t>
+      </w:r>
+      <w:r>
+        <w:rPr>
+          <w:rFonts w:ascii="Times New Roman" w:hAnsi="Times New Roman" w:cs="Times New Roman"/>
+          <w:color w:val="000000" w:themeColor="text1"/>
           <w:sz w:val="24"/>
           <w:szCs w:val="24"/>
           <w:lang w:val="en-US"/>
@@ -7087,7 +7116,7 @@
       <w:r>
         <w:rPr>
           <w:rFonts w:ascii="Times New Roman" w:hAnsi="Times New Roman" w:cs="Times New Roman"/>
-          <w:color w:val="ED7D31" w:themeColor="accent2"/>
+          <w:color w:val="000000" w:themeColor="text1"/>
           <w:sz w:val="24"/>
           <w:szCs w:val="24"/>
           <w:lang w:val="en-US"/>
@@ -7099,7 +7128,7 @@
           <w:rFonts w:ascii="Times New Roman" w:hAnsi="Times New Roman" w:cs="Times New Roman"/>
           <w:i/>
           <w:iCs/>
-          <w:color w:val="ED7D31" w:themeColor="accent2"/>
+          <w:color w:val="000000" w:themeColor="text1"/>
           <w:sz w:val="24"/>
           <w:szCs w:val="24"/>
           <w:lang w:val="en-US"/>
@@ -7109,7 +7138,7 @@
       <w:r>
         <w:rPr>
           <w:rFonts w:ascii="Times New Roman" w:hAnsi="Times New Roman" w:cs="Times New Roman"/>
-          <w:color w:val="ED7D31" w:themeColor="accent2"/>
+          <w:color w:val="000000" w:themeColor="text1"/>
           <w:sz w:val="24"/>
           <w:szCs w:val="24"/>
           <w:lang w:val="en-US"/>
@@ -7124,86 +7153,86 @@
         <w:jc w:val="both"/>
         <w:rPr>
           <w:rFonts w:ascii="Times New Roman" w:hAnsi="Times New Roman" w:cs="Times New Roman"/>
+          <w:color w:val="000000" w:themeColor="text1"/>
+          <w:sz w:val="24"/>
+          <w:szCs w:val="24"/>
+          <w:lang w:val="en-US"/>
+        </w:rPr>
+      </w:pPr>
+      <w:r>
+        <w:rPr>
+          <w:rFonts w:ascii="Times New Roman" w:hAnsi="Times New Roman" w:cs="Times New Roman"/>
+          <w:color w:val="000000" w:themeColor="text1"/>
+          <w:sz w:val="24"/>
+          <w:szCs w:val="24"/>
+          <w:lang w:val="en-US"/>
+        </w:rPr>
+        <w:t xml:space="preserve">Menurut </w:t>
+      </w:r>
+      <w:r>
+        <w:rPr>
+          <w:rFonts w:ascii="Times New Roman" w:hAnsi="Times New Roman" w:cs="Times New Roman"/>
+          <w:color w:val="000000" w:themeColor="text1"/>
+          <w:sz w:val="24"/>
+          <w:szCs w:val="24"/>
+          <w:lang w:val="en-US"/>
+        </w:rPr>
+        <w:fldChar w:fldCharType="begin" w:fldLock="1"/>
+      </w:r>
+      <w:r>
+        <w:rPr>
+          <w:rFonts w:ascii="Times New Roman" w:hAnsi="Times New Roman" w:cs="Times New Roman"/>
+          <w:color w:val="000000" w:themeColor="text1"/>
+          <w:sz w:val="24"/>
+          <w:szCs w:val="24"/>
+          <w:lang w:val="en-US"/>
+        </w:rPr>
+        <w:instrText>ADDIN CSL_CITATION {"citationItems":[{"id":"ITEM-1","itemData":{"DOI":"10.1186/s40537-021-00512-z","ISBN":"4053702100512","ISSN":"2196-1115","abstract":"Forecasting stock prices is an extremely challenging job considering the high volatility and the number of variables that influence it (political, economical, social, etc.). Predicting the closing price provides useful information and helps the investor make the right decision. The use of deep learning and more precisely of recurrent neural networks (RNNs) in stock market forecasting is an increasingly common practice in the literature. Long Short Term Memory (LSTM) and Gated Recurrent Unit (GRU) architectures are among the most widely used types of RNNs, given their suitability for sequential data. In this paper, we propose a trading strategy designed for the Moroccan stock market, based on two deep learning models: LSTM and GRU to predict the closing price in the short and medium term respectively. Decision rules for buying and selling stocks are implemented based on the forecasting given by the two models, then over four 3-year periods, we simulate transactions using these decision rules with different settings for each stock. The returns obtained will be used to estimate an expected return. We only hold stocks that outperform a benchmark index (expected return &gt; threshold). The random search is then used to choose one of the available parameters and the performance of the portfolio built from the selected stocks will be tested over a further period. The repetition of this process with a variation of portfolio size makes it possible to select the best possible combination of stock each with the optimized parameter for the decision rules. The proposed strategy produces very promising results and outperforms the performance of indices used as benchmarks in the local market. Indeed, the annualized return of our strategy proposed during the test period is 27.13%, while it is 0.43% for Moroccan all share Indice (MASI), 15.24% for the distributor sector indices, and 19.94% for the pharmaceutical industry indices. Noted that brokerage fees are estimated and subtracted for each transaction. which makes the performance found even more realistic.","author":[{"dropping-particle":"","family":"Touzani","given":"Yassine","non-dropping-particle":"","parse-names":false,"suffix":""},{"dropping-particle":"","family":"Douzi","given":"Khadija","non-dropping-particle":"","parse-names":false,"suffix":""}],"container-title":"Journal of Big Data","id":"ITEM-1","issue":"1","issued":{"date-parts":[["2021","12","24"]]},"page":"126","publisher":"Springer International Publishing","title":"An LSTM and GRU based trading strategy adapted to the Moroccan market","type":"article-journal","volume":"8"},"uris":["http://www.mendeley.com/documents/?uuid=54942fcd-3e47-4327-8ac5-e75db186f360"]}],"mendeley":{"formattedCitation":"(Touzani &amp; Douzi, 2021)","manualFormatting":"Touzani &amp; Douzi, 2021","plainTextFormattedCitation":"(Touzani &amp; Douzi, 2021)"},"properties":{"noteIndex":0},"schema":"https://github.com/citation-style-language/schema/raw/master/csl-citation.json"}</w:instrText>
+      </w:r>
+      <w:r>
+        <w:rPr>
+          <w:rFonts w:ascii="Times New Roman" w:hAnsi="Times New Roman" w:cs="Times New Roman"/>
+          <w:color w:val="000000" w:themeColor="text1"/>
+          <w:sz w:val="24"/>
+          <w:szCs w:val="24"/>
+          <w:lang w:val="en-US"/>
+        </w:rPr>
+        <w:fldChar w:fldCharType="separate"/>
+      </w:r>
+      <w:r>
+        <w:rPr>
+          <w:rFonts w:ascii="Times New Roman" w:hAnsi="Times New Roman" w:cs="Times New Roman"/>
+          <w:color w:val="000000" w:themeColor="text1"/>
+          <w:sz w:val="24"/>
+          <w:szCs w:val="24"/>
+          <w:lang w:val="en-US"/>
+        </w:rPr>
+        <w:t>Touzani &amp; Douzi, 2021</w:t>
+      </w:r>
+      <w:r>
+        <w:rPr>
+          <w:rFonts w:ascii="Times New Roman" w:hAnsi="Times New Roman" w:cs="Times New Roman"/>
+          <w:color w:val="000000" w:themeColor="text1"/>
+          <w:sz w:val="24"/>
+          <w:szCs w:val="24"/>
+          <w:lang w:val="en-US"/>
+        </w:rPr>
+        <w:fldChar w:fldCharType="end"/>
+      </w:r>
+      <w:r>
+        <w:rPr>
+          <w:rFonts w:ascii="Times New Roman" w:hAnsi="Times New Roman" w:cs="Times New Roman"/>
           <w:color w:val="ED7D31" w:themeColor="accent2"/>
           <w:sz w:val="24"/>
           <w:szCs w:val="24"/>
           <w:lang w:val="en-US"/>
         </w:rPr>
-      </w:pPr>
-      <w:r>
-        <w:rPr>
-          <w:rFonts w:ascii="Times New Roman" w:hAnsi="Times New Roman" w:cs="Times New Roman"/>
-          <w:color w:val="000000" w:themeColor="text1"/>
-          <w:sz w:val="24"/>
-          <w:szCs w:val="24"/>
-          <w:lang w:val="en-US"/>
-        </w:rPr>
-        <w:t xml:space="preserve">Menurut </w:t>
-      </w:r>
-      <w:r>
-        <w:rPr>
-          <w:rFonts w:ascii="Times New Roman" w:hAnsi="Times New Roman" w:cs="Times New Roman"/>
-          <w:color w:val="000000" w:themeColor="text1"/>
-          <w:sz w:val="24"/>
-          <w:szCs w:val="24"/>
-          <w:lang w:val="en-US"/>
-        </w:rPr>
-        <w:fldChar w:fldCharType="begin" w:fldLock="1"/>
-      </w:r>
-      <w:r>
-        <w:rPr>
-          <w:rFonts w:ascii="Times New Roman" w:hAnsi="Times New Roman" w:cs="Times New Roman"/>
-          <w:color w:val="000000" w:themeColor="text1"/>
-          <w:sz w:val="24"/>
-          <w:szCs w:val="24"/>
-          <w:lang w:val="en-US"/>
-        </w:rPr>
-        <w:instrText>ADDIN CSL_CITATION {"citationItems":[{"id":"ITEM-1","itemData":{"DOI":"10.1186/s40537-021-00512-z","ISBN":"4053702100512","ISSN":"2196-1115","abstract":"Forecasting stock prices is an extremely challenging job considering the high volatility and the number of variables that influence it (political, economical, social, etc.). Predicting the closing price provides useful information and helps the investor make the right decision. The use of deep learning and more precisely of recurrent neural networks (RNNs) in stock market forecasting is an increasingly common practice in the literature. Long Short Term Memory (LSTM) and Gated Recurrent Unit (GRU) architectures are among the most widely used types of RNNs, given their suitability for sequential data. In this paper, we propose a trading strategy designed for the Moroccan stock market, based on two deep learning models: LSTM and GRU to predict the closing price in the short and medium term respectively. Decision rules for buying and selling stocks are implemented based on the forecasting given by the two models, then over four 3-year periods, we simulate transactions using these decision rules with different settings for each stock. The returns obtained will be used to estimate an expected return. We only hold stocks that outperform a benchmark index (expected return &gt; threshold). The random search is then used to choose one of the available parameters and the performance of the portfolio built from the selected stocks will be tested over a further period. The repetition of this process with a variation of portfolio size makes it possible to select the best possible combination of stock each with the optimized parameter for the decision rules. The proposed strategy produces very promising results and outperforms the performance of indices used as benchmarks in the local market. Indeed, the annualized return of our strategy proposed during the test period is 27.13%, while it is 0.43% for Moroccan all share Indice (MASI), 15.24% for the distributor sector indices, and 19.94% for the pharmaceutical industry indices. Noted that brokerage fees are estimated and subtracted for each transaction. which makes the performance found even more realistic.","author":[{"dropping-particle":"","family":"Touzani","given":"Yassine","non-dropping-particle":"","parse-names":false,"suffix":""},{"dropping-particle":"","family":"Douzi","given":"Khadija","non-dropping-particle":"","parse-names":false,"suffix":""}],"container-title":"Journal of Big Data","id":"ITEM-1","issue":"1","issued":{"date-parts":[["2021","12","24"]]},"page":"126","publisher":"Springer International Publishing","title":"An LSTM and GRU based trading strategy adapted to the Moroccan market","type":"article-journal","volume":"8"},"uris":["http://www.mendeley.com/documents/?uuid=54942fcd-3e47-4327-8ac5-e75db186f360"]}],"mendeley":{"formattedCitation":"(Touzani &amp; Douzi, 2021)","manualFormatting":"Touzani &amp; Douzi, 2021","plainTextFormattedCitation":"(Touzani &amp; Douzi, 2021)"},"properties":{"noteIndex":0},"schema":"https://github.com/citation-style-language/schema/raw/master/csl-citation.json"}</w:instrText>
-      </w:r>
-      <w:r>
-        <w:rPr>
-          <w:rFonts w:ascii="Times New Roman" w:hAnsi="Times New Roman" w:cs="Times New Roman"/>
-          <w:color w:val="000000" w:themeColor="text1"/>
-          <w:sz w:val="24"/>
-          <w:szCs w:val="24"/>
-          <w:lang w:val="en-US"/>
-        </w:rPr>
-        <w:fldChar w:fldCharType="separate"/>
-      </w:r>
-      <w:r>
-        <w:rPr>
-          <w:rFonts w:ascii="Times New Roman" w:hAnsi="Times New Roman" w:cs="Times New Roman"/>
-          <w:color w:val="000000" w:themeColor="text1"/>
-          <w:sz w:val="24"/>
-          <w:szCs w:val="24"/>
-          <w:lang w:val="en-US"/>
-        </w:rPr>
-        <w:t>Touzani &amp; Douzi, 2021</w:t>
-      </w:r>
-      <w:r>
-        <w:rPr>
-          <w:rFonts w:ascii="Times New Roman" w:hAnsi="Times New Roman" w:cs="Times New Roman"/>
-          <w:color w:val="000000" w:themeColor="text1"/>
-          <w:sz w:val="24"/>
-          <w:szCs w:val="24"/>
-          <w:lang w:val="en-US"/>
-        </w:rPr>
-        <w:fldChar w:fldCharType="end"/>
-      </w:r>
-      <w:r>
-        <w:rPr>
-          <w:rFonts w:ascii="Times New Roman" w:hAnsi="Times New Roman" w:cs="Times New Roman"/>
-          <w:color w:val="ED7D31" w:themeColor="accent2"/>
-          <w:sz w:val="24"/>
-          <w:szCs w:val="24"/>
-          <w:lang w:val="en-US"/>
-        </w:rPr>
-        <w:t xml:space="preserve"> </w:t>
-      </w:r>
-      <w:r>
-        <w:rPr>
-          <w:rFonts w:ascii="Times New Roman" w:hAnsi="Times New Roman" w:cs="Times New Roman"/>
-          <w:color w:val="ED7D31" w:themeColor="accent2"/>
+        <w:t xml:space="preserve"> </w:t>
+      </w:r>
+      <w:r>
+        <w:rPr>
+          <w:rFonts w:ascii="Times New Roman" w:hAnsi="Times New Roman" w:cs="Times New Roman"/>
+          <w:color w:val="000000" w:themeColor="text1"/>
           <w:sz w:val="24"/>
           <w:szCs w:val="24"/>
           <w:lang w:val="en-US"/>
@@ -7213,7 +7242,7 @@
       <w:r>
         <w:rPr>
           <w:rFonts w:ascii="Times New Roman" w:hAnsi="Times New Roman" w:cs="Times New Roman"/>
-          <w:color w:val="ED7D31" w:themeColor="accent2"/>
+          <w:color w:val="000000" w:themeColor="text1"/>
           <w:sz w:val="24"/>
           <w:szCs w:val="24"/>
           <w:lang w:val="en-US"/>
@@ -8363,9 +8392,1769 @@
         <w:rPr>
           <w:lang w:val="en-US"/>
         </w:rPr>
-        <w:t>Desain Penelitian</w:t>
+        <w:t xml:space="preserve">Desain </w:t>
+      </w:r>
+      <w:proofErr w:type="spellStart"/>
+      <w:r>
+        <w:rPr>
+          <w:lang w:val="en-US"/>
+        </w:rPr>
+        <w:t>Penelitian</w:t>
       </w:r>
       <w:bookmarkEnd w:id="18"/>
+      <w:proofErr w:type="spellEnd"/>
+    </w:p>
+    <w:p>
+      <w:pPr>
+        <w:spacing w:after="0" w:line="480" w:lineRule="auto"/>
+        <w:jc w:val="both"/>
+        <w:rPr>
+          <w:rFonts w:ascii="Times New Roman" w:hAnsi="Times New Roman" w:cs="Times New Roman"/>
+          <w:sz w:val="24"/>
+          <w:szCs w:val="24"/>
+          <w:lang w:val="en-US"/>
+        </w:rPr>
+      </w:pPr>
+      <w:r>
+        <w:rPr>
+          <w:rFonts w:ascii="Times New Roman" w:hAnsi="Times New Roman" w:cs="Times New Roman"/>
+          <w:sz w:val="24"/>
+          <w:szCs w:val="24"/>
+          <w:lang w:val="en-US"/>
+        </w:rPr>
+        <w:t xml:space="preserve">Desain </w:t>
+      </w:r>
+      <w:proofErr w:type="spellStart"/>
+      <w:r>
+        <w:rPr>
+          <w:rFonts w:ascii="Times New Roman" w:hAnsi="Times New Roman" w:cs="Times New Roman"/>
+          <w:sz w:val="24"/>
+          <w:szCs w:val="24"/>
+          <w:lang w:val="en-US"/>
+        </w:rPr>
+        <w:t>penelitian</w:t>
+      </w:r>
+      <w:proofErr w:type="spellEnd"/>
+      <w:r>
+        <w:rPr>
+          <w:rFonts w:ascii="Times New Roman" w:hAnsi="Times New Roman" w:cs="Times New Roman"/>
+          <w:sz w:val="24"/>
+          <w:szCs w:val="24"/>
+          <w:lang w:val="en-US"/>
+        </w:rPr>
+        <w:t xml:space="preserve"> </w:t>
+      </w:r>
+      <w:proofErr w:type="spellStart"/>
+      <w:r>
+        <w:rPr>
+          <w:rFonts w:ascii="Times New Roman" w:hAnsi="Times New Roman" w:cs="Times New Roman"/>
+          <w:sz w:val="24"/>
+          <w:szCs w:val="24"/>
+          <w:lang w:val="en-US"/>
+        </w:rPr>
+        <w:t>merupakan</w:t>
+      </w:r>
+      <w:proofErr w:type="spellEnd"/>
+      <w:r>
+        <w:rPr>
+          <w:rFonts w:ascii="Times New Roman" w:hAnsi="Times New Roman" w:cs="Times New Roman"/>
+          <w:sz w:val="24"/>
+          <w:szCs w:val="24"/>
+          <w:lang w:val="en-US"/>
+        </w:rPr>
+        <w:t xml:space="preserve"> </w:t>
+      </w:r>
+      <w:proofErr w:type="spellStart"/>
+      <w:r>
+        <w:rPr>
+          <w:rFonts w:ascii="Times New Roman" w:hAnsi="Times New Roman" w:cs="Times New Roman"/>
+          <w:sz w:val="24"/>
+          <w:szCs w:val="24"/>
+          <w:lang w:val="en-US"/>
+        </w:rPr>
+        <w:t>urutan</w:t>
+      </w:r>
+      <w:proofErr w:type="spellEnd"/>
+      <w:r>
+        <w:rPr>
+          <w:rFonts w:ascii="Times New Roman" w:hAnsi="Times New Roman" w:cs="Times New Roman"/>
+          <w:sz w:val="24"/>
+          <w:szCs w:val="24"/>
+          <w:lang w:val="en-US"/>
+        </w:rPr>
+        <w:t xml:space="preserve"> Langkah-</w:t>
+      </w:r>
+      <w:proofErr w:type="spellStart"/>
+      <w:r>
+        <w:rPr>
+          <w:rFonts w:ascii="Times New Roman" w:hAnsi="Times New Roman" w:cs="Times New Roman"/>
+          <w:sz w:val="24"/>
+          <w:szCs w:val="24"/>
+          <w:lang w:val="en-US"/>
+        </w:rPr>
+        <w:t>langkah</w:t>
+      </w:r>
+      <w:proofErr w:type="spellEnd"/>
+      <w:r>
+        <w:rPr>
+          <w:rFonts w:ascii="Times New Roman" w:hAnsi="Times New Roman" w:cs="Times New Roman"/>
+          <w:sz w:val="24"/>
+          <w:szCs w:val="24"/>
+          <w:lang w:val="en-US"/>
+        </w:rPr>
+        <w:t xml:space="preserve"> yang </w:t>
+      </w:r>
+      <w:proofErr w:type="spellStart"/>
+      <w:r>
+        <w:rPr>
+          <w:rFonts w:ascii="Times New Roman" w:hAnsi="Times New Roman" w:cs="Times New Roman"/>
+          <w:sz w:val="24"/>
+          <w:szCs w:val="24"/>
+          <w:lang w:val="en-US"/>
+        </w:rPr>
+        <w:t>dilakukan</w:t>
+      </w:r>
+      <w:proofErr w:type="spellEnd"/>
+      <w:r>
+        <w:rPr>
+          <w:rFonts w:ascii="Times New Roman" w:hAnsi="Times New Roman" w:cs="Times New Roman"/>
+          <w:sz w:val="24"/>
+          <w:szCs w:val="24"/>
+          <w:lang w:val="en-US"/>
+        </w:rPr>
+        <w:t xml:space="preserve"> oleh </w:t>
+      </w:r>
+      <w:proofErr w:type="spellStart"/>
+      <w:r>
+        <w:rPr>
+          <w:rFonts w:ascii="Times New Roman" w:hAnsi="Times New Roman" w:cs="Times New Roman"/>
+          <w:sz w:val="24"/>
+          <w:szCs w:val="24"/>
+          <w:lang w:val="en-US"/>
+        </w:rPr>
+        <w:t>peneliti</w:t>
+      </w:r>
+      <w:proofErr w:type="spellEnd"/>
+      <w:r>
+        <w:rPr>
+          <w:rFonts w:ascii="Times New Roman" w:hAnsi="Times New Roman" w:cs="Times New Roman"/>
+          <w:sz w:val="24"/>
+          <w:szCs w:val="24"/>
+          <w:lang w:val="en-US"/>
+        </w:rPr>
+        <w:t xml:space="preserve">. Langkah </w:t>
+      </w:r>
+      <w:proofErr w:type="spellStart"/>
+      <w:r>
+        <w:rPr>
+          <w:rFonts w:ascii="Times New Roman" w:hAnsi="Times New Roman" w:cs="Times New Roman"/>
+          <w:sz w:val="24"/>
+          <w:szCs w:val="24"/>
+          <w:lang w:val="en-US"/>
+        </w:rPr>
+        <w:t>tersebut</w:t>
+      </w:r>
+      <w:proofErr w:type="spellEnd"/>
+      <w:r>
+        <w:rPr>
+          <w:rFonts w:ascii="Times New Roman" w:hAnsi="Times New Roman" w:cs="Times New Roman"/>
+          <w:sz w:val="24"/>
+          <w:szCs w:val="24"/>
+          <w:lang w:val="en-US"/>
+        </w:rPr>
+        <w:t xml:space="preserve"> </w:t>
+      </w:r>
+      <w:proofErr w:type="spellStart"/>
+      <w:r>
+        <w:rPr>
+          <w:rFonts w:ascii="Times New Roman" w:hAnsi="Times New Roman" w:cs="Times New Roman"/>
+          <w:sz w:val="24"/>
+          <w:szCs w:val="24"/>
+          <w:lang w:val="en-US"/>
+        </w:rPr>
+        <w:t>dimulai</w:t>
+      </w:r>
+      <w:proofErr w:type="spellEnd"/>
+      <w:r>
+        <w:rPr>
+          <w:rFonts w:ascii="Times New Roman" w:hAnsi="Times New Roman" w:cs="Times New Roman"/>
+          <w:sz w:val="24"/>
+          <w:szCs w:val="24"/>
+          <w:lang w:val="en-US"/>
+        </w:rPr>
+        <w:t xml:space="preserve"> </w:t>
+      </w:r>
+      <w:proofErr w:type="spellStart"/>
+      <w:r>
+        <w:rPr>
+          <w:rFonts w:ascii="Times New Roman" w:hAnsi="Times New Roman" w:cs="Times New Roman"/>
+          <w:sz w:val="24"/>
+          <w:szCs w:val="24"/>
+          <w:lang w:val="en-US"/>
+        </w:rPr>
+        <w:t>dari</w:t>
+      </w:r>
+      <w:proofErr w:type="spellEnd"/>
+      <w:r>
+        <w:rPr>
+          <w:rFonts w:ascii="Times New Roman" w:hAnsi="Times New Roman" w:cs="Times New Roman"/>
+          <w:sz w:val="24"/>
+          <w:szCs w:val="24"/>
+          <w:lang w:val="en-US"/>
+        </w:rPr>
+        <w:t xml:space="preserve"> </w:t>
+      </w:r>
+      <w:proofErr w:type="spellStart"/>
+      <w:r>
+        <w:rPr>
+          <w:rFonts w:ascii="Times New Roman" w:hAnsi="Times New Roman" w:cs="Times New Roman"/>
+          <w:sz w:val="24"/>
+          <w:szCs w:val="24"/>
+          <w:lang w:val="en-US"/>
+        </w:rPr>
+        <w:t>pengumpulan</w:t>
+      </w:r>
+      <w:proofErr w:type="spellEnd"/>
+      <w:r>
+        <w:rPr>
+          <w:rFonts w:ascii="Times New Roman" w:hAnsi="Times New Roman" w:cs="Times New Roman"/>
+          <w:sz w:val="24"/>
+          <w:szCs w:val="24"/>
+          <w:lang w:val="en-US"/>
+        </w:rPr>
+        <w:t xml:space="preserve"> data</w:t>
+      </w:r>
+      <w:r>
+        <w:rPr>
+          <w:rFonts w:ascii="Times New Roman" w:hAnsi="Times New Roman" w:cs="Times New Roman"/>
+          <w:sz w:val="24"/>
+          <w:szCs w:val="24"/>
+          <w:lang w:val="en-US"/>
+        </w:rPr>
+        <w:t xml:space="preserve"> yang </w:t>
+      </w:r>
+      <w:proofErr w:type="spellStart"/>
+      <w:r>
+        <w:rPr>
+          <w:rFonts w:ascii="Times New Roman" w:hAnsi="Times New Roman" w:cs="Times New Roman"/>
+          <w:sz w:val="24"/>
+          <w:szCs w:val="24"/>
+          <w:lang w:val="en-US"/>
+        </w:rPr>
+        <w:t>kemudian</w:t>
+      </w:r>
+      <w:proofErr w:type="spellEnd"/>
+      <w:r>
+        <w:rPr>
+          <w:rFonts w:ascii="Times New Roman" w:hAnsi="Times New Roman" w:cs="Times New Roman"/>
+          <w:sz w:val="24"/>
+          <w:szCs w:val="24"/>
+          <w:lang w:val="en-US"/>
+        </w:rPr>
+        <w:t xml:space="preserve"> </w:t>
+      </w:r>
+      <w:proofErr w:type="spellStart"/>
+      <w:r>
+        <w:rPr>
+          <w:rFonts w:ascii="Times New Roman" w:hAnsi="Times New Roman" w:cs="Times New Roman"/>
+          <w:sz w:val="24"/>
+          <w:szCs w:val="24"/>
+          <w:lang w:val="en-US"/>
+        </w:rPr>
+        <w:t>dilanjutkan</w:t>
+      </w:r>
+      <w:proofErr w:type="spellEnd"/>
+      <w:r>
+        <w:rPr>
+          <w:rFonts w:ascii="Times New Roman" w:hAnsi="Times New Roman" w:cs="Times New Roman"/>
+          <w:sz w:val="24"/>
+          <w:szCs w:val="24"/>
+          <w:lang w:val="en-US"/>
+        </w:rPr>
+        <w:t xml:space="preserve"> </w:t>
+      </w:r>
+      <w:proofErr w:type="spellStart"/>
+      <w:r>
+        <w:rPr>
+          <w:rFonts w:ascii="Times New Roman" w:hAnsi="Times New Roman" w:cs="Times New Roman"/>
+          <w:sz w:val="24"/>
+          <w:szCs w:val="24"/>
+          <w:lang w:val="en-US"/>
+        </w:rPr>
+        <w:t>dengan</w:t>
+      </w:r>
+      <w:proofErr w:type="spellEnd"/>
+      <w:r>
+        <w:rPr>
+          <w:rFonts w:ascii="Times New Roman" w:hAnsi="Times New Roman" w:cs="Times New Roman"/>
+          <w:sz w:val="24"/>
+          <w:szCs w:val="24"/>
+          <w:lang w:val="en-US"/>
+        </w:rPr>
+        <w:t xml:space="preserve"> </w:t>
+      </w:r>
+      <w:proofErr w:type="spellStart"/>
+      <w:r>
+        <w:rPr>
+          <w:rFonts w:ascii="Times New Roman" w:hAnsi="Times New Roman" w:cs="Times New Roman"/>
+          <w:sz w:val="24"/>
+          <w:szCs w:val="24"/>
+          <w:lang w:val="en-US"/>
+        </w:rPr>
+        <w:t>tahap</w:t>
+      </w:r>
+      <w:proofErr w:type="spellEnd"/>
+      <w:r>
+        <w:rPr>
+          <w:rFonts w:ascii="Times New Roman" w:hAnsi="Times New Roman" w:cs="Times New Roman"/>
+          <w:sz w:val="24"/>
+          <w:szCs w:val="24"/>
+          <w:lang w:val="en-US"/>
+        </w:rPr>
+        <w:t xml:space="preserve"> </w:t>
+      </w:r>
+      <w:proofErr w:type="spellStart"/>
+      <w:r>
+        <w:rPr>
+          <w:rFonts w:ascii="Times New Roman" w:hAnsi="Times New Roman" w:cs="Times New Roman"/>
+          <w:sz w:val="24"/>
+          <w:szCs w:val="24"/>
+          <w:lang w:val="en-US"/>
+        </w:rPr>
+        <w:t>persiapan</w:t>
+      </w:r>
+      <w:proofErr w:type="spellEnd"/>
+      <w:r>
+        <w:rPr>
+          <w:rFonts w:ascii="Times New Roman" w:hAnsi="Times New Roman" w:cs="Times New Roman"/>
+          <w:sz w:val="24"/>
+          <w:szCs w:val="24"/>
+          <w:lang w:val="en-US"/>
+        </w:rPr>
+        <w:t xml:space="preserve"> data</w:t>
+      </w:r>
+      <w:r>
+        <w:rPr>
+          <w:rFonts w:ascii="Times New Roman" w:hAnsi="Times New Roman" w:cs="Times New Roman"/>
+          <w:sz w:val="24"/>
+          <w:szCs w:val="24"/>
+          <w:lang w:val="en-US"/>
+        </w:rPr>
+        <w:t xml:space="preserve">. </w:t>
+      </w:r>
+      <w:proofErr w:type="spellStart"/>
+      <w:r>
+        <w:rPr>
+          <w:rFonts w:ascii="Times New Roman" w:hAnsi="Times New Roman" w:cs="Times New Roman"/>
+          <w:sz w:val="24"/>
+          <w:szCs w:val="24"/>
+          <w:lang w:val="en-US"/>
+        </w:rPr>
+        <w:t>Setelah</w:t>
+      </w:r>
+      <w:proofErr w:type="spellEnd"/>
+      <w:r>
+        <w:rPr>
+          <w:rFonts w:ascii="Times New Roman" w:hAnsi="Times New Roman" w:cs="Times New Roman"/>
+          <w:sz w:val="24"/>
+          <w:szCs w:val="24"/>
+          <w:lang w:val="en-US"/>
+        </w:rPr>
+        <w:t xml:space="preserve"> </w:t>
+      </w:r>
+      <w:proofErr w:type="spellStart"/>
+      <w:r>
+        <w:rPr>
+          <w:rFonts w:ascii="Times New Roman" w:hAnsi="Times New Roman" w:cs="Times New Roman"/>
+          <w:sz w:val="24"/>
+          <w:szCs w:val="24"/>
+          <w:lang w:val="en-US"/>
+        </w:rPr>
+        <w:t>tahap</w:t>
+      </w:r>
+      <w:proofErr w:type="spellEnd"/>
+      <w:r>
+        <w:rPr>
+          <w:rFonts w:ascii="Times New Roman" w:hAnsi="Times New Roman" w:cs="Times New Roman"/>
+          <w:sz w:val="24"/>
+          <w:szCs w:val="24"/>
+          <w:lang w:val="en-US"/>
+        </w:rPr>
+        <w:t xml:space="preserve"> </w:t>
+      </w:r>
+      <w:proofErr w:type="spellStart"/>
+      <w:r>
+        <w:rPr>
+          <w:rFonts w:ascii="Times New Roman" w:hAnsi="Times New Roman" w:cs="Times New Roman"/>
+          <w:sz w:val="24"/>
+          <w:szCs w:val="24"/>
+          <w:lang w:val="en-US"/>
+        </w:rPr>
+        <w:t>persiapan</w:t>
+      </w:r>
+      <w:proofErr w:type="spellEnd"/>
+      <w:r>
+        <w:rPr>
+          <w:rFonts w:ascii="Times New Roman" w:hAnsi="Times New Roman" w:cs="Times New Roman"/>
+          <w:sz w:val="24"/>
+          <w:szCs w:val="24"/>
+          <w:lang w:val="en-US"/>
+        </w:rPr>
+        <w:t xml:space="preserve"> data </w:t>
+      </w:r>
+      <w:proofErr w:type="spellStart"/>
+      <w:r>
+        <w:rPr>
+          <w:rFonts w:ascii="Times New Roman" w:hAnsi="Times New Roman" w:cs="Times New Roman"/>
+          <w:sz w:val="24"/>
+          <w:szCs w:val="24"/>
+          <w:lang w:val="en-US"/>
+        </w:rPr>
+        <w:t>selesai</w:t>
+      </w:r>
+      <w:proofErr w:type="spellEnd"/>
+      <w:r>
+        <w:rPr>
+          <w:rFonts w:ascii="Times New Roman" w:hAnsi="Times New Roman" w:cs="Times New Roman"/>
+          <w:sz w:val="24"/>
+          <w:szCs w:val="24"/>
+          <w:lang w:val="en-US"/>
+        </w:rPr>
+        <w:t xml:space="preserve"> </w:t>
+      </w:r>
+      <w:proofErr w:type="spellStart"/>
+      <w:r>
+        <w:rPr>
+          <w:rFonts w:ascii="Times New Roman" w:hAnsi="Times New Roman" w:cs="Times New Roman"/>
+          <w:sz w:val="24"/>
+          <w:szCs w:val="24"/>
+          <w:lang w:val="en-US"/>
+        </w:rPr>
+        <w:t>dilanjutkan</w:t>
+      </w:r>
+      <w:proofErr w:type="spellEnd"/>
+      <w:r>
+        <w:rPr>
+          <w:rFonts w:ascii="Times New Roman" w:hAnsi="Times New Roman" w:cs="Times New Roman"/>
+          <w:sz w:val="24"/>
+          <w:szCs w:val="24"/>
+          <w:lang w:val="en-US"/>
+        </w:rPr>
+        <w:t xml:space="preserve"> </w:t>
+      </w:r>
+      <w:proofErr w:type="spellStart"/>
+      <w:r>
+        <w:rPr>
+          <w:rFonts w:ascii="Times New Roman" w:hAnsi="Times New Roman" w:cs="Times New Roman"/>
+          <w:sz w:val="24"/>
+          <w:szCs w:val="24"/>
+          <w:lang w:val="en-US"/>
+        </w:rPr>
+        <w:t>dengan</w:t>
+      </w:r>
+      <w:proofErr w:type="spellEnd"/>
+      <w:r>
+        <w:rPr>
+          <w:rFonts w:ascii="Times New Roman" w:hAnsi="Times New Roman" w:cs="Times New Roman"/>
+          <w:sz w:val="24"/>
+          <w:szCs w:val="24"/>
+          <w:lang w:val="en-US"/>
+        </w:rPr>
+        <w:t xml:space="preserve"> </w:t>
+      </w:r>
+      <w:proofErr w:type="spellStart"/>
+      <w:r>
+        <w:rPr>
+          <w:rFonts w:ascii="Times New Roman" w:hAnsi="Times New Roman" w:cs="Times New Roman"/>
+          <w:sz w:val="24"/>
+          <w:szCs w:val="24"/>
+          <w:lang w:val="en-US"/>
+        </w:rPr>
+        <w:t>membuat</w:t>
+      </w:r>
+      <w:proofErr w:type="spellEnd"/>
+      <w:r>
+        <w:rPr>
+          <w:rFonts w:ascii="Times New Roman" w:hAnsi="Times New Roman" w:cs="Times New Roman"/>
+          <w:sz w:val="24"/>
+          <w:szCs w:val="24"/>
+          <w:lang w:val="en-US"/>
+        </w:rPr>
+        <w:t xml:space="preserve"> </w:t>
+      </w:r>
+      <w:proofErr w:type="spellStart"/>
+      <w:r>
+        <w:rPr>
+          <w:rFonts w:ascii="Times New Roman" w:hAnsi="Times New Roman" w:cs="Times New Roman"/>
+          <w:sz w:val="24"/>
+          <w:szCs w:val="24"/>
+          <w:lang w:val="en-US"/>
+        </w:rPr>
+        <w:t>desain</w:t>
+      </w:r>
+      <w:proofErr w:type="spellEnd"/>
+      <w:r>
+        <w:rPr>
+          <w:rFonts w:ascii="Times New Roman" w:hAnsi="Times New Roman" w:cs="Times New Roman"/>
+          <w:sz w:val="24"/>
+          <w:szCs w:val="24"/>
+          <w:lang w:val="en-US"/>
+        </w:rPr>
+        <w:t xml:space="preserve"> system yang </w:t>
+      </w:r>
+      <w:proofErr w:type="spellStart"/>
+      <w:r>
+        <w:rPr>
+          <w:rFonts w:ascii="Times New Roman" w:hAnsi="Times New Roman" w:cs="Times New Roman"/>
+          <w:sz w:val="24"/>
+          <w:szCs w:val="24"/>
+          <w:lang w:val="en-US"/>
+        </w:rPr>
+        <w:t>merupakan</w:t>
+      </w:r>
+      <w:proofErr w:type="spellEnd"/>
+      <w:r>
+        <w:rPr>
+          <w:rFonts w:ascii="Times New Roman" w:hAnsi="Times New Roman" w:cs="Times New Roman"/>
+          <w:sz w:val="24"/>
+          <w:szCs w:val="24"/>
+          <w:lang w:val="en-US"/>
+        </w:rPr>
+        <w:t xml:space="preserve"> </w:t>
+      </w:r>
+      <w:proofErr w:type="spellStart"/>
+      <w:r>
+        <w:rPr>
+          <w:rFonts w:ascii="Times New Roman" w:hAnsi="Times New Roman" w:cs="Times New Roman"/>
+          <w:sz w:val="24"/>
+          <w:szCs w:val="24"/>
+          <w:lang w:val="en-US"/>
+        </w:rPr>
+        <w:t>rangkaian</w:t>
+      </w:r>
+      <w:proofErr w:type="spellEnd"/>
+      <w:r>
+        <w:rPr>
+          <w:rFonts w:ascii="Times New Roman" w:hAnsi="Times New Roman" w:cs="Times New Roman"/>
+          <w:sz w:val="24"/>
+          <w:szCs w:val="24"/>
+          <w:lang w:val="en-US"/>
+        </w:rPr>
+        <w:t xml:space="preserve"> proses yang </w:t>
+      </w:r>
+      <w:proofErr w:type="spellStart"/>
+      <w:r>
+        <w:rPr>
+          <w:rFonts w:ascii="Times New Roman" w:hAnsi="Times New Roman" w:cs="Times New Roman"/>
+          <w:sz w:val="24"/>
+          <w:szCs w:val="24"/>
+          <w:lang w:val="en-US"/>
+        </w:rPr>
+        <w:t>terjadi</w:t>
+      </w:r>
+      <w:proofErr w:type="spellEnd"/>
+      <w:r>
+        <w:rPr>
+          <w:rFonts w:ascii="Times New Roman" w:hAnsi="Times New Roman" w:cs="Times New Roman"/>
+          <w:sz w:val="24"/>
+          <w:szCs w:val="24"/>
+          <w:lang w:val="en-US"/>
+        </w:rPr>
+        <w:t xml:space="preserve"> di</w:t>
+      </w:r>
+      <w:r>
+        <w:rPr>
+          <w:rFonts w:ascii="Times New Roman" w:hAnsi="Times New Roman" w:cs="Times New Roman"/>
+          <w:sz w:val="24"/>
+          <w:szCs w:val="24"/>
+          <w:lang w:val="en-US"/>
+        </w:rPr>
+        <w:t xml:space="preserve"> </w:t>
+      </w:r>
+      <w:proofErr w:type="spellStart"/>
+      <w:r>
+        <w:rPr>
+          <w:rFonts w:ascii="Times New Roman" w:hAnsi="Times New Roman" w:cs="Times New Roman"/>
+          <w:sz w:val="24"/>
+          <w:szCs w:val="24"/>
+          <w:lang w:val="en-US"/>
+        </w:rPr>
+        <w:t>dalam</w:t>
+      </w:r>
+      <w:proofErr w:type="spellEnd"/>
+      <w:r>
+        <w:rPr>
+          <w:rFonts w:ascii="Times New Roman" w:hAnsi="Times New Roman" w:cs="Times New Roman"/>
+          <w:sz w:val="24"/>
+          <w:szCs w:val="24"/>
+          <w:lang w:val="en-US"/>
+        </w:rPr>
+        <w:t xml:space="preserve"> system. </w:t>
+      </w:r>
+      <w:proofErr w:type="spellStart"/>
+      <w:r>
+        <w:rPr>
+          <w:rFonts w:ascii="Times New Roman" w:hAnsi="Times New Roman" w:cs="Times New Roman"/>
+          <w:sz w:val="24"/>
+          <w:szCs w:val="24"/>
+          <w:lang w:val="en-US"/>
+        </w:rPr>
+        <w:t>Rangkaian</w:t>
+      </w:r>
+      <w:proofErr w:type="spellEnd"/>
+      <w:r>
+        <w:rPr>
+          <w:rFonts w:ascii="Times New Roman" w:hAnsi="Times New Roman" w:cs="Times New Roman"/>
+          <w:sz w:val="24"/>
+          <w:szCs w:val="24"/>
+          <w:lang w:val="en-US"/>
+        </w:rPr>
+        <w:t xml:space="preserve"> proses yang </w:t>
+      </w:r>
+      <w:proofErr w:type="spellStart"/>
+      <w:r>
+        <w:rPr>
+          <w:rFonts w:ascii="Times New Roman" w:hAnsi="Times New Roman" w:cs="Times New Roman"/>
+          <w:sz w:val="24"/>
+          <w:szCs w:val="24"/>
+          <w:lang w:val="en-US"/>
+        </w:rPr>
+        <w:t>ada</w:t>
+      </w:r>
+      <w:proofErr w:type="spellEnd"/>
+      <w:r>
+        <w:rPr>
+          <w:rFonts w:ascii="Times New Roman" w:hAnsi="Times New Roman" w:cs="Times New Roman"/>
+          <w:sz w:val="24"/>
+          <w:szCs w:val="24"/>
+          <w:lang w:val="en-US"/>
+        </w:rPr>
+        <w:t xml:space="preserve"> di</w:t>
+      </w:r>
+      <w:r>
+        <w:rPr>
+          <w:rFonts w:ascii="Times New Roman" w:hAnsi="Times New Roman" w:cs="Times New Roman"/>
+          <w:sz w:val="24"/>
+          <w:szCs w:val="24"/>
+          <w:lang w:val="en-US"/>
+        </w:rPr>
+        <w:t xml:space="preserve"> </w:t>
+      </w:r>
+      <w:proofErr w:type="spellStart"/>
+      <w:r>
+        <w:rPr>
+          <w:rFonts w:ascii="Times New Roman" w:hAnsi="Times New Roman" w:cs="Times New Roman"/>
+          <w:sz w:val="24"/>
+          <w:szCs w:val="24"/>
+          <w:lang w:val="en-US"/>
+        </w:rPr>
+        <w:t>dalam</w:t>
+      </w:r>
+      <w:proofErr w:type="spellEnd"/>
+      <w:r>
+        <w:rPr>
+          <w:rFonts w:ascii="Times New Roman" w:hAnsi="Times New Roman" w:cs="Times New Roman"/>
+          <w:sz w:val="24"/>
+          <w:szCs w:val="24"/>
+          <w:lang w:val="en-US"/>
+        </w:rPr>
+        <w:t xml:space="preserve"> </w:t>
+      </w:r>
+      <w:proofErr w:type="spellStart"/>
+      <w:r>
+        <w:rPr>
+          <w:rFonts w:ascii="Times New Roman" w:hAnsi="Times New Roman" w:cs="Times New Roman"/>
+          <w:sz w:val="24"/>
+          <w:szCs w:val="24"/>
+          <w:lang w:val="en-US"/>
+        </w:rPr>
+        <w:t>desain</w:t>
+      </w:r>
+      <w:proofErr w:type="spellEnd"/>
+      <w:r>
+        <w:rPr>
+          <w:rFonts w:ascii="Times New Roman" w:hAnsi="Times New Roman" w:cs="Times New Roman"/>
+          <w:sz w:val="24"/>
+          <w:szCs w:val="24"/>
+          <w:lang w:val="en-US"/>
+        </w:rPr>
+        <w:t xml:space="preserve"> system </w:t>
+      </w:r>
+      <w:proofErr w:type="spellStart"/>
+      <w:r>
+        <w:rPr>
+          <w:rFonts w:ascii="Times New Roman" w:hAnsi="Times New Roman" w:cs="Times New Roman"/>
+          <w:sz w:val="24"/>
+          <w:szCs w:val="24"/>
+          <w:lang w:val="en-US"/>
+        </w:rPr>
+        <w:t>kemudian</w:t>
+      </w:r>
+      <w:proofErr w:type="spellEnd"/>
+      <w:r>
+        <w:rPr>
+          <w:rFonts w:ascii="Times New Roman" w:hAnsi="Times New Roman" w:cs="Times New Roman"/>
+          <w:sz w:val="24"/>
+          <w:szCs w:val="24"/>
+          <w:lang w:val="en-US"/>
+        </w:rPr>
+        <w:t xml:space="preserve"> </w:t>
+      </w:r>
+      <w:proofErr w:type="spellStart"/>
+      <w:r>
+        <w:rPr>
+          <w:rFonts w:ascii="Times New Roman" w:hAnsi="Times New Roman" w:cs="Times New Roman"/>
+          <w:sz w:val="24"/>
+          <w:szCs w:val="24"/>
+          <w:lang w:val="en-US"/>
+        </w:rPr>
+        <w:t>akan</w:t>
+      </w:r>
+      <w:proofErr w:type="spellEnd"/>
+      <w:r>
+        <w:rPr>
+          <w:rFonts w:ascii="Times New Roman" w:hAnsi="Times New Roman" w:cs="Times New Roman"/>
+          <w:sz w:val="24"/>
+          <w:szCs w:val="24"/>
+          <w:lang w:val="en-US"/>
+        </w:rPr>
+        <w:t xml:space="preserve"> </w:t>
+      </w:r>
+      <w:proofErr w:type="spellStart"/>
+      <w:r>
+        <w:rPr>
+          <w:rFonts w:ascii="Times New Roman" w:hAnsi="Times New Roman" w:cs="Times New Roman"/>
+          <w:sz w:val="24"/>
+          <w:szCs w:val="24"/>
+          <w:lang w:val="en-US"/>
+        </w:rPr>
+        <w:t>diimplementasikan</w:t>
+      </w:r>
+      <w:proofErr w:type="spellEnd"/>
+      <w:r>
+        <w:rPr>
+          <w:rFonts w:ascii="Times New Roman" w:hAnsi="Times New Roman" w:cs="Times New Roman"/>
+          <w:sz w:val="24"/>
+          <w:szCs w:val="24"/>
+          <w:lang w:val="en-US"/>
+        </w:rPr>
+        <w:t xml:space="preserve"> </w:t>
+      </w:r>
+      <w:proofErr w:type="spellStart"/>
+      <w:r>
+        <w:rPr>
+          <w:rFonts w:ascii="Times New Roman" w:hAnsi="Times New Roman" w:cs="Times New Roman"/>
+          <w:sz w:val="24"/>
+          <w:szCs w:val="24"/>
+          <w:lang w:val="en-US"/>
+        </w:rPr>
+        <w:t>ke</w:t>
+      </w:r>
+      <w:proofErr w:type="spellEnd"/>
+      <w:r>
+        <w:rPr>
+          <w:rFonts w:ascii="Times New Roman" w:hAnsi="Times New Roman" w:cs="Times New Roman"/>
+          <w:sz w:val="24"/>
+          <w:szCs w:val="24"/>
+          <w:lang w:val="en-US"/>
+        </w:rPr>
+        <w:t xml:space="preserve"> </w:t>
+      </w:r>
+      <w:proofErr w:type="spellStart"/>
+      <w:r>
+        <w:rPr>
+          <w:rFonts w:ascii="Times New Roman" w:hAnsi="Times New Roman" w:cs="Times New Roman"/>
+          <w:sz w:val="24"/>
+          <w:szCs w:val="24"/>
+          <w:lang w:val="en-US"/>
+        </w:rPr>
+        <w:t>dalam</w:t>
+      </w:r>
+      <w:proofErr w:type="spellEnd"/>
+      <w:r>
+        <w:rPr>
+          <w:rFonts w:ascii="Times New Roman" w:hAnsi="Times New Roman" w:cs="Times New Roman"/>
+          <w:sz w:val="24"/>
+          <w:szCs w:val="24"/>
+          <w:lang w:val="en-US"/>
+        </w:rPr>
+        <w:t xml:space="preserve"> system, </w:t>
+      </w:r>
+      <w:proofErr w:type="spellStart"/>
+      <w:r>
+        <w:rPr>
+          <w:rFonts w:ascii="Times New Roman" w:hAnsi="Times New Roman" w:cs="Times New Roman"/>
+          <w:sz w:val="24"/>
+          <w:szCs w:val="24"/>
+          <w:lang w:val="en-US"/>
+        </w:rPr>
+        <w:t>tujuan</w:t>
+      </w:r>
+      <w:proofErr w:type="spellEnd"/>
+      <w:r>
+        <w:rPr>
+          <w:rFonts w:ascii="Times New Roman" w:hAnsi="Times New Roman" w:cs="Times New Roman"/>
+          <w:sz w:val="24"/>
+          <w:szCs w:val="24"/>
+          <w:lang w:val="en-US"/>
+        </w:rPr>
+        <w:t xml:space="preserve"> </w:t>
+      </w:r>
+      <w:proofErr w:type="spellStart"/>
+      <w:r>
+        <w:rPr>
+          <w:rFonts w:ascii="Times New Roman" w:hAnsi="Times New Roman" w:cs="Times New Roman"/>
+          <w:sz w:val="24"/>
+          <w:szCs w:val="24"/>
+          <w:lang w:val="en-US"/>
+        </w:rPr>
+        <w:t>utamanya</w:t>
+      </w:r>
+      <w:proofErr w:type="spellEnd"/>
+      <w:r>
+        <w:rPr>
+          <w:rFonts w:ascii="Times New Roman" w:hAnsi="Times New Roman" w:cs="Times New Roman"/>
+          <w:sz w:val="24"/>
+          <w:szCs w:val="24"/>
+          <w:lang w:val="en-US"/>
+        </w:rPr>
+        <w:t xml:space="preserve"> </w:t>
+      </w:r>
+      <w:proofErr w:type="spellStart"/>
+      <w:r>
+        <w:rPr>
+          <w:rFonts w:ascii="Times New Roman" w:hAnsi="Times New Roman" w:cs="Times New Roman"/>
+          <w:sz w:val="24"/>
+          <w:szCs w:val="24"/>
+          <w:lang w:val="en-US"/>
+        </w:rPr>
+        <w:t>adalah</w:t>
+      </w:r>
+      <w:proofErr w:type="spellEnd"/>
+      <w:r>
+        <w:rPr>
+          <w:rFonts w:ascii="Times New Roman" w:hAnsi="Times New Roman" w:cs="Times New Roman"/>
+          <w:sz w:val="24"/>
+          <w:szCs w:val="24"/>
+          <w:lang w:val="en-US"/>
+        </w:rPr>
+        <w:t xml:space="preserve"> model </w:t>
+      </w:r>
+      <w:proofErr w:type="spellStart"/>
+      <w:r>
+        <w:rPr>
+          <w:rFonts w:ascii="Times New Roman" w:hAnsi="Times New Roman" w:cs="Times New Roman"/>
+          <w:sz w:val="24"/>
+          <w:szCs w:val="24"/>
+          <w:lang w:val="en-US"/>
+        </w:rPr>
+        <w:t>dapat</w:t>
+      </w:r>
+      <w:proofErr w:type="spellEnd"/>
+      <w:r>
+        <w:rPr>
+          <w:rFonts w:ascii="Times New Roman" w:hAnsi="Times New Roman" w:cs="Times New Roman"/>
+          <w:sz w:val="24"/>
+          <w:szCs w:val="24"/>
+          <w:lang w:val="en-US"/>
+        </w:rPr>
+        <w:t xml:space="preserve"> </w:t>
+      </w:r>
+      <w:proofErr w:type="spellStart"/>
+      <w:r>
+        <w:rPr>
+          <w:rFonts w:ascii="Times New Roman" w:hAnsi="Times New Roman" w:cs="Times New Roman"/>
+          <w:sz w:val="24"/>
+          <w:szCs w:val="24"/>
+          <w:lang w:val="en-US"/>
+        </w:rPr>
+        <w:t>mempelajari</w:t>
+      </w:r>
+      <w:proofErr w:type="spellEnd"/>
+      <w:r>
+        <w:rPr>
+          <w:rFonts w:ascii="Times New Roman" w:hAnsi="Times New Roman" w:cs="Times New Roman"/>
+          <w:sz w:val="24"/>
+          <w:szCs w:val="24"/>
+          <w:lang w:val="en-US"/>
+        </w:rPr>
+        <w:t xml:space="preserve"> data yang </w:t>
+      </w:r>
+      <w:proofErr w:type="spellStart"/>
+      <w:r>
+        <w:rPr>
+          <w:rFonts w:ascii="Times New Roman" w:hAnsi="Times New Roman" w:cs="Times New Roman"/>
+          <w:sz w:val="24"/>
+          <w:szCs w:val="24"/>
+          <w:lang w:val="en-US"/>
+        </w:rPr>
+        <w:t>diberikan</w:t>
+      </w:r>
+      <w:proofErr w:type="spellEnd"/>
+      <w:r>
+        <w:rPr>
+          <w:rFonts w:ascii="Times New Roman" w:hAnsi="Times New Roman" w:cs="Times New Roman"/>
+          <w:sz w:val="24"/>
+          <w:szCs w:val="24"/>
+          <w:lang w:val="en-US"/>
+        </w:rPr>
+        <w:t xml:space="preserve">. </w:t>
+      </w:r>
+      <w:proofErr w:type="spellStart"/>
+      <w:r>
+        <w:rPr>
+          <w:rFonts w:ascii="Times New Roman" w:hAnsi="Times New Roman" w:cs="Times New Roman"/>
+          <w:sz w:val="24"/>
+          <w:szCs w:val="24"/>
+          <w:lang w:val="en-US"/>
+        </w:rPr>
+        <w:t>Untuk</w:t>
+      </w:r>
+      <w:proofErr w:type="spellEnd"/>
+      <w:r>
+        <w:rPr>
+          <w:rFonts w:ascii="Times New Roman" w:hAnsi="Times New Roman" w:cs="Times New Roman"/>
+          <w:sz w:val="24"/>
+          <w:szCs w:val="24"/>
+          <w:lang w:val="en-US"/>
+        </w:rPr>
+        <w:t xml:space="preserve"> </w:t>
+      </w:r>
+      <w:proofErr w:type="spellStart"/>
+      <w:r>
+        <w:rPr>
+          <w:rFonts w:ascii="Times New Roman" w:hAnsi="Times New Roman" w:cs="Times New Roman"/>
+          <w:sz w:val="24"/>
+          <w:szCs w:val="24"/>
+          <w:lang w:val="en-US"/>
+        </w:rPr>
+        <w:t>mengetahui</w:t>
+      </w:r>
+      <w:proofErr w:type="spellEnd"/>
+      <w:r>
+        <w:rPr>
+          <w:rFonts w:ascii="Times New Roman" w:hAnsi="Times New Roman" w:cs="Times New Roman"/>
+          <w:sz w:val="24"/>
+          <w:szCs w:val="24"/>
+          <w:lang w:val="en-US"/>
+        </w:rPr>
+        <w:t xml:space="preserve"> </w:t>
+      </w:r>
+      <w:proofErr w:type="spellStart"/>
+      <w:r>
+        <w:rPr>
+          <w:rFonts w:ascii="Times New Roman" w:hAnsi="Times New Roman" w:cs="Times New Roman"/>
+          <w:sz w:val="24"/>
+          <w:szCs w:val="24"/>
+          <w:lang w:val="en-US"/>
+        </w:rPr>
+        <w:t>kinerja</w:t>
+      </w:r>
+      <w:proofErr w:type="spellEnd"/>
+      <w:r>
+        <w:rPr>
+          <w:rFonts w:ascii="Times New Roman" w:hAnsi="Times New Roman" w:cs="Times New Roman"/>
+          <w:sz w:val="24"/>
+          <w:szCs w:val="24"/>
+          <w:lang w:val="en-US"/>
+        </w:rPr>
+        <w:t xml:space="preserve"> </w:t>
+      </w:r>
+      <w:proofErr w:type="spellStart"/>
+      <w:r>
+        <w:rPr>
+          <w:rFonts w:ascii="Times New Roman" w:hAnsi="Times New Roman" w:cs="Times New Roman"/>
+          <w:sz w:val="24"/>
+          <w:szCs w:val="24"/>
+          <w:lang w:val="en-US"/>
+        </w:rPr>
+        <w:t>terbaik</w:t>
+      </w:r>
+      <w:proofErr w:type="spellEnd"/>
+      <w:r>
+        <w:rPr>
+          <w:rFonts w:ascii="Times New Roman" w:hAnsi="Times New Roman" w:cs="Times New Roman"/>
+          <w:sz w:val="24"/>
+          <w:szCs w:val="24"/>
+          <w:lang w:val="en-US"/>
+        </w:rPr>
+        <w:t xml:space="preserve"> model yang </w:t>
+      </w:r>
+      <w:proofErr w:type="spellStart"/>
+      <w:r>
+        <w:rPr>
+          <w:rFonts w:ascii="Times New Roman" w:hAnsi="Times New Roman" w:cs="Times New Roman"/>
+          <w:sz w:val="24"/>
+          <w:szCs w:val="24"/>
+          <w:lang w:val="en-US"/>
+        </w:rPr>
+        <w:t>maka</w:t>
+      </w:r>
+      <w:proofErr w:type="spellEnd"/>
+      <w:r>
+        <w:rPr>
+          <w:rFonts w:ascii="Times New Roman" w:hAnsi="Times New Roman" w:cs="Times New Roman"/>
+          <w:sz w:val="24"/>
+          <w:szCs w:val="24"/>
+          <w:lang w:val="en-US"/>
+        </w:rPr>
+        <w:t xml:space="preserve"> </w:t>
+      </w:r>
+      <w:proofErr w:type="spellStart"/>
+      <w:r>
+        <w:rPr>
+          <w:rFonts w:ascii="Times New Roman" w:hAnsi="Times New Roman" w:cs="Times New Roman"/>
+          <w:sz w:val="24"/>
+          <w:szCs w:val="24"/>
+          <w:lang w:val="en-US"/>
+        </w:rPr>
+        <w:t>diperlu</w:t>
+      </w:r>
+      <w:proofErr w:type="spellEnd"/>
+      <w:r>
+        <w:rPr>
+          <w:rFonts w:ascii="Times New Roman" w:hAnsi="Times New Roman" w:cs="Times New Roman"/>
+          <w:sz w:val="24"/>
+          <w:szCs w:val="24"/>
+          <w:lang w:val="en-US"/>
+        </w:rPr>
+        <w:t xml:space="preserve"> </w:t>
+      </w:r>
+      <w:proofErr w:type="spellStart"/>
+      <w:r>
+        <w:rPr>
+          <w:rFonts w:ascii="Times New Roman" w:hAnsi="Times New Roman" w:cs="Times New Roman"/>
+          <w:sz w:val="24"/>
+          <w:szCs w:val="24"/>
+          <w:lang w:val="en-US"/>
+        </w:rPr>
+        <w:t>dilakukan</w:t>
+      </w:r>
+      <w:proofErr w:type="spellEnd"/>
+      <w:r>
+        <w:rPr>
+          <w:rFonts w:ascii="Times New Roman" w:hAnsi="Times New Roman" w:cs="Times New Roman"/>
+          <w:sz w:val="24"/>
+          <w:szCs w:val="24"/>
+          <w:lang w:val="en-US"/>
+        </w:rPr>
+        <w:t xml:space="preserve"> </w:t>
+      </w:r>
+      <w:proofErr w:type="spellStart"/>
+      <w:r>
+        <w:rPr>
+          <w:rFonts w:ascii="Times New Roman" w:hAnsi="Times New Roman" w:cs="Times New Roman"/>
+          <w:sz w:val="24"/>
+          <w:szCs w:val="24"/>
+          <w:lang w:val="en-US"/>
+        </w:rPr>
+        <w:t>beberapa</w:t>
+      </w:r>
+      <w:proofErr w:type="spellEnd"/>
+      <w:r>
+        <w:rPr>
+          <w:rFonts w:ascii="Times New Roman" w:hAnsi="Times New Roman" w:cs="Times New Roman"/>
+          <w:sz w:val="24"/>
+          <w:szCs w:val="24"/>
+          <w:lang w:val="en-US"/>
+        </w:rPr>
+        <w:t xml:space="preserve"> </w:t>
+      </w:r>
+      <w:proofErr w:type="spellStart"/>
+      <w:r>
+        <w:rPr>
+          <w:rFonts w:ascii="Times New Roman" w:hAnsi="Times New Roman" w:cs="Times New Roman"/>
+          <w:sz w:val="24"/>
+          <w:szCs w:val="24"/>
+          <w:lang w:val="en-US"/>
+        </w:rPr>
+        <w:t>eksperimen</w:t>
+      </w:r>
+      <w:proofErr w:type="spellEnd"/>
+      <w:r>
+        <w:rPr>
+          <w:rFonts w:ascii="Times New Roman" w:hAnsi="Times New Roman" w:cs="Times New Roman"/>
+          <w:sz w:val="24"/>
+          <w:szCs w:val="24"/>
+          <w:lang w:val="en-US"/>
+        </w:rPr>
+        <w:t xml:space="preserve">. </w:t>
+      </w:r>
+      <w:proofErr w:type="spellStart"/>
+      <w:r>
+        <w:rPr>
+          <w:rFonts w:ascii="Times New Roman" w:hAnsi="Times New Roman" w:cs="Times New Roman"/>
+          <w:sz w:val="24"/>
+          <w:szCs w:val="24"/>
+          <w:lang w:val="en-US"/>
+        </w:rPr>
+        <w:t>Setiap</w:t>
+      </w:r>
+      <w:proofErr w:type="spellEnd"/>
+      <w:r>
+        <w:rPr>
+          <w:rFonts w:ascii="Times New Roman" w:hAnsi="Times New Roman" w:cs="Times New Roman"/>
+          <w:sz w:val="24"/>
+          <w:szCs w:val="24"/>
+          <w:lang w:val="en-US"/>
+        </w:rPr>
+        <w:t xml:space="preserve"> </w:t>
+      </w:r>
+      <w:proofErr w:type="spellStart"/>
+      <w:r>
+        <w:rPr>
+          <w:rFonts w:ascii="Times New Roman" w:hAnsi="Times New Roman" w:cs="Times New Roman"/>
+          <w:sz w:val="24"/>
+          <w:szCs w:val="24"/>
+          <w:lang w:val="en-US"/>
+        </w:rPr>
+        <w:t>eksperiman</w:t>
+      </w:r>
+      <w:proofErr w:type="spellEnd"/>
+      <w:r>
+        <w:rPr>
+          <w:rFonts w:ascii="Times New Roman" w:hAnsi="Times New Roman" w:cs="Times New Roman"/>
+          <w:sz w:val="24"/>
+          <w:szCs w:val="24"/>
+          <w:lang w:val="en-US"/>
+        </w:rPr>
+        <w:t xml:space="preserve"> </w:t>
+      </w:r>
+      <w:proofErr w:type="spellStart"/>
+      <w:r>
+        <w:rPr>
+          <w:rFonts w:ascii="Times New Roman" w:hAnsi="Times New Roman" w:cs="Times New Roman"/>
+          <w:sz w:val="24"/>
+          <w:szCs w:val="24"/>
+          <w:lang w:val="en-US"/>
+        </w:rPr>
+        <w:t>akan</w:t>
+      </w:r>
+      <w:proofErr w:type="spellEnd"/>
+      <w:r>
+        <w:rPr>
+          <w:rFonts w:ascii="Times New Roman" w:hAnsi="Times New Roman" w:cs="Times New Roman"/>
+          <w:sz w:val="24"/>
+          <w:szCs w:val="24"/>
+          <w:lang w:val="en-US"/>
+        </w:rPr>
+        <w:t xml:space="preserve"> </w:t>
+      </w:r>
+      <w:proofErr w:type="spellStart"/>
+      <w:r>
+        <w:rPr>
+          <w:rFonts w:ascii="Times New Roman" w:hAnsi="Times New Roman" w:cs="Times New Roman"/>
+          <w:sz w:val="24"/>
+          <w:szCs w:val="24"/>
+          <w:lang w:val="en-US"/>
+        </w:rPr>
+        <w:t>menghasilkan</w:t>
+      </w:r>
+      <w:proofErr w:type="spellEnd"/>
+      <w:r>
+        <w:rPr>
+          <w:rFonts w:ascii="Times New Roman" w:hAnsi="Times New Roman" w:cs="Times New Roman"/>
+          <w:sz w:val="24"/>
+          <w:szCs w:val="24"/>
+          <w:lang w:val="en-US"/>
+        </w:rPr>
+        <w:t xml:space="preserve"> </w:t>
+      </w:r>
+      <w:proofErr w:type="spellStart"/>
+      <w:r>
+        <w:rPr>
+          <w:rFonts w:ascii="Times New Roman" w:hAnsi="Times New Roman" w:cs="Times New Roman"/>
+          <w:sz w:val="24"/>
+          <w:szCs w:val="24"/>
+          <w:lang w:val="en-US"/>
+        </w:rPr>
+        <w:t>kinerja</w:t>
+      </w:r>
+      <w:proofErr w:type="spellEnd"/>
+      <w:r>
+        <w:rPr>
+          <w:rFonts w:ascii="Times New Roman" w:hAnsi="Times New Roman" w:cs="Times New Roman"/>
+          <w:sz w:val="24"/>
+          <w:szCs w:val="24"/>
+          <w:lang w:val="en-US"/>
+        </w:rPr>
+        <w:t xml:space="preserve"> </w:t>
+      </w:r>
+      <w:proofErr w:type="spellStart"/>
+      <w:r>
+        <w:rPr>
+          <w:rFonts w:ascii="Times New Roman" w:hAnsi="Times New Roman" w:cs="Times New Roman"/>
+          <w:sz w:val="24"/>
+          <w:szCs w:val="24"/>
+          <w:lang w:val="en-US"/>
+        </w:rPr>
+        <w:t>dari</w:t>
+      </w:r>
+      <w:proofErr w:type="spellEnd"/>
+      <w:r>
+        <w:rPr>
+          <w:rFonts w:ascii="Times New Roman" w:hAnsi="Times New Roman" w:cs="Times New Roman"/>
+          <w:sz w:val="24"/>
+          <w:szCs w:val="24"/>
+          <w:lang w:val="en-US"/>
+        </w:rPr>
+        <w:t xml:space="preserve"> model, </w:t>
+      </w:r>
+      <w:proofErr w:type="spellStart"/>
+      <w:r>
+        <w:rPr>
+          <w:rFonts w:ascii="Times New Roman" w:hAnsi="Times New Roman" w:cs="Times New Roman"/>
+          <w:sz w:val="24"/>
+          <w:szCs w:val="24"/>
+          <w:lang w:val="en-US"/>
+        </w:rPr>
+        <w:t>sehingga</w:t>
+      </w:r>
+      <w:proofErr w:type="spellEnd"/>
+      <w:r>
+        <w:rPr>
+          <w:rFonts w:ascii="Times New Roman" w:hAnsi="Times New Roman" w:cs="Times New Roman"/>
+          <w:sz w:val="24"/>
+          <w:szCs w:val="24"/>
+          <w:lang w:val="en-US"/>
+        </w:rPr>
+        <w:t xml:space="preserve"> </w:t>
+      </w:r>
+      <w:proofErr w:type="spellStart"/>
+      <w:r>
+        <w:rPr>
+          <w:rFonts w:ascii="Times New Roman" w:hAnsi="Times New Roman" w:cs="Times New Roman"/>
+          <w:sz w:val="24"/>
+          <w:szCs w:val="24"/>
+          <w:lang w:val="en-US"/>
+        </w:rPr>
+        <w:t>dapat</w:t>
+      </w:r>
+      <w:proofErr w:type="spellEnd"/>
+      <w:r>
+        <w:rPr>
+          <w:rFonts w:ascii="Times New Roman" w:hAnsi="Times New Roman" w:cs="Times New Roman"/>
+          <w:sz w:val="24"/>
+          <w:szCs w:val="24"/>
+          <w:lang w:val="en-US"/>
+        </w:rPr>
+        <w:t xml:space="preserve"> </w:t>
+      </w:r>
+      <w:proofErr w:type="spellStart"/>
+      <w:r>
+        <w:rPr>
+          <w:rFonts w:ascii="Times New Roman" w:hAnsi="Times New Roman" w:cs="Times New Roman"/>
+          <w:sz w:val="24"/>
+          <w:szCs w:val="24"/>
+          <w:lang w:val="en-US"/>
+        </w:rPr>
+        <w:t>diketahui</w:t>
+      </w:r>
+      <w:proofErr w:type="spellEnd"/>
+      <w:r>
+        <w:rPr>
+          <w:rFonts w:ascii="Times New Roman" w:hAnsi="Times New Roman" w:cs="Times New Roman"/>
+          <w:sz w:val="24"/>
+          <w:szCs w:val="24"/>
+          <w:lang w:val="en-US"/>
+        </w:rPr>
+        <w:t xml:space="preserve"> model mana yang </w:t>
+      </w:r>
+      <w:proofErr w:type="spellStart"/>
+      <w:r>
+        <w:rPr>
+          <w:rFonts w:ascii="Times New Roman" w:hAnsi="Times New Roman" w:cs="Times New Roman"/>
+          <w:sz w:val="24"/>
+          <w:szCs w:val="24"/>
+          <w:lang w:val="en-US"/>
+        </w:rPr>
+        <w:t>menghasilkan</w:t>
+      </w:r>
+      <w:proofErr w:type="spellEnd"/>
+      <w:r>
+        <w:rPr>
+          <w:rFonts w:ascii="Times New Roman" w:hAnsi="Times New Roman" w:cs="Times New Roman"/>
+          <w:sz w:val="24"/>
+          <w:szCs w:val="24"/>
+          <w:lang w:val="en-US"/>
+        </w:rPr>
+        <w:t xml:space="preserve"> </w:t>
+      </w:r>
+      <w:proofErr w:type="spellStart"/>
+      <w:r>
+        <w:rPr>
+          <w:rFonts w:ascii="Times New Roman" w:hAnsi="Times New Roman" w:cs="Times New Roman"/>
+          <w:sz w:val="24"/>
+          <w:szCs w:val="24"/>
+          <w:lang w:val="en-US"/>
+        </w:rPr>
+        <w:t>kinerja</w:t>
+      </w:r>
+      <w:proofErr w:type="spellEnd"/>
+      <w:r>
+        <w:rPr>
+          <w:rFonts w:ascii="Times New Roman" w:hAnsi="Times New Roman" w:cs="Times New Roman"/>
+          <w:sz w:val="24"/>
+          <w:szCs w:val="24"/>
+          <w:lang w:val="en-US"/>
+        </w:rPr>
+        <w:t xml:space="preserve"> </w:t>
+      </w:r>
+      <w:proofErr w:type="spellStart"/>
+      <w:r>
+        <w:rPr>
+          <w:rFonts w:ascii="Times New Roman" w:hAnsi="Times New Roman" w:cs="Times New Roman"/>
+          <w:sz w:val="24"/>
+          <w:szCs w:val="24"/>
+          <w:lang w:val="en-US"/>
+        </w:rPr>
+        <w:t>terbaik</w:t>
+      </w:r>
+      <w:proofErr w:type="spellEnd"/>
+      <w:r>
+        <w:rPr>
+          <w:rFonts w:ascii="Times New Roman" w:hAnsi="Times New Roman" w:cs="Times New Roman"/>
+          <w:sz w:val="24"/>
+          <w:szCs w:val="24"/>
+          <w:lang w:val="en-US"/>
+        </w:rPr>
+        <w:t xml:space="preserve">. Langkah </w:t>
+      </w:r>
+      <w:proofErr w:type="spellStart"/>
+      <w:r>
+        <w:rPr>
+          <w:rFonts w:ascii="Times New Roman" w:hAnsi="Times New Roman" w:cs="Times New Roman"/>
+          <w:sz w:val="24"/>
+          <w:szCs w:val="24"/>
+          <w:lang w:val="en-US"/>
+        </w:rPr>
+        <w:t>terakhir</w:t>
+      </w:r>
+      <w:proofErr w:type="spellEnd"/>
+      <w:r>
+        <w:rPr>
+          <w:rFonts w:ascii="Times New Roman" w:hAnsi="Times New Roman" w:cs="Times New Roman"/>
+          <w:sz w:val="24"/>
+          <w:szCs w:val="24"/>
+          <w:lang w:val="en-US"/>
+        </w:rPr>
+        <w:t xml:space="preserve"> </w:t>
+      </w:r>
+      <w:proofErr w:type="spellStart"/>
+      <w:r>
+        <w:rPr>
+          <w:rFonts w:ascii="Times New Roman" w:hAnsi="Times New Roman" w:cs="Times New Roman"/>
+          <w:sz w:val="24"/>
+          <w:szCs w:val="24"/>
+          <w:lang w:val="en-US"/>
+        </w:rPr>
+        <w:t>dari</w:t>
+      </w:r>
+      <w:proofErr w:type="spellEnd"/>
+      <w:r>
+        <w:rPr>
+          <w:rFonts w:ascii="Times New Roman" w:hAnsi="Times New Roman" w:cs="Times New Roman"/>
+          <w:sz w:val="24"/>
+          <w:szCs w:val="24"/>
+          <w:lang w:val="en-US"/>
+        </w:rPr>
+        <w:t xml:space="preserve"> </w:t>
+      </w:r>
+      <w:proofErr w:type="spellStart"/>
+      <w:r>
+        <w:rPr>
+          <w:rFonts w:ascii="Times New Roman" w:hAnsi="Times New Roman" w:cs="Times New Roman"/>
+          <w:sz w:val="24"/>
+          <w:szCs w:val="24"/>
+          <w:lang w:val="en-US"/>
+        </w:rPr>
+        <w:t>desain</w:t>
+      </w:r>
+      <w:proofErr w:type="spellEnd"/>
+      <w:r>
+        <w:rPr>
+          <w:rFonts w:ascii="Times New Roman" w:hAnsi="Times New Roman" w:cs="Times New Roman"/>
+          <w:sz w:val="24"/>
+          <w:szCs w:val="24"/>
+          <w:lang w:val="en-US"/>
+        </w:rPr>
+        <w:t xml:space="preserve"> </w:t>
+      </w:r>
+      <w:proofErr w:type="spellStart"/>
+      <w:r>
+        <w:rPr>
+          <w:rFonts w:ascii="Times New Roman" w:hAnsi="Times New Roman" w:cs="Times New Roman"/>
+          <w:sz w:val="24"/>
+          <w:szCs w:val="24"/>
+          <w:lang w:val="en-US"/>
+        </w:rPr>
+        <w:t>penelitian</w:t>
+      </w:r>
+      <w:proofErr w:type="spellEnd"/>
+      <w:r>
+        <w:rPr>
+          <w:rFonts w:ascii="Times New Roman" w:hAnsi="Times New Roman" w:cs="Times New Roman"/>
+          <w:sz w:val="24"/>
+          <w:szCs w:val="24"/>
+          <w:lang w:val="en-US"/>
+        </w:rPr>
+        <w:t xml:space="preserve"> </w:t>
+      </w:r>
+      <w:proofErr w:type="spellStart"/>
+      <w:r>
+        <w:rPr>
+          <w:rFonts w:ascii="Times New Roman" w:hAnsi="Times New Roman" w:cs="Times New Roman"/>
+          <w:sz w:val="24"/>
+          <w:szCs w:val="24"/>
+          <w:lang w:val="en-US"/>
+        </w:rPr>
+        <w:t>yaitu</w:t>
+      </w:r>
+      <w:proofErr w:type="spellEnd"/>
+      <w:r>
+        <w:rPr>
+          <w:rFonts w:ascii="Times New Roman" w:hAnsi="Times New Roman" w:cs="Times New Roman"/>
+          <w:sz w:val="24"/>
+          <w:szCs w:val="24"/>
+          <w:lang w:val="en-US"/>
+        </w:rPr>
+        <w:t xml:space="preserve"> </w:t>
+      </w:r>
+      <w:proofErr w:type="spellStart"/>
+      <w:r>
+        <w:rPr>
+          <w:rFonts w:ascii="Times New Roman" w:hAnsi="Times New Roman" w:cs="Times New Roman"/>
+          <w:sz w:val="24"/>
+          <w:szCs w:val="24"/>
+          <w:lang w:val="en-US"/>
+        </w:rPr>
+        <w:t>melakukan</w:t>
+      </w:r>
+      <w:proofErr w:type="spellEnd"/>
+      <w:r>
+        <w:rPr>
+          <w:rFonts w:ascii="Times New Roman" w:hAnsi="Times New Roman" w:cs="Times New Roman"/>
+          <w:sz w:val="24"/>
+          <w:szCs w:val="24"/>
+          <w:lang w:val="en-US"/>
+        </w:rPr>
+        <w:t xml:space="preserve"> </w:t>
+      </w:r>
+      <w:proofErr w:type="spellStart"/>
+      <w:r>
+        <w:rPr>
+          <w:rFonts w:ascii="Times New Roman" w:hAnsi="Times New Roman" w:cs="Times New Roman"/>
+          <w:sz w:val="24"/>
+          <w:szCs w:val="24"/>
+          <w:lang w:val="en-US"/>
+        </w:rPr>
+        <w:t>evaluasi</w:t>
+      </w:r>
+      <w:proofErr w:type="spellEnd"/>
+      <w:r>
+        <w:rPr>
+          <w:rFonts w:ascii="Times New Roman" w:hAnsi="Times New Roman" w:cs="Times New Roman"/>
+          <w:sz w:val="24"/>
+          <w:szCs w:val="24"/>
+          <w:lang w:val="en-US"/>
+        </w:rPr>
+        <w:t xml:space="preserve"> dan </w:t>
+      </w:r>
+      <w:proofErr w:type="spellStart"/>
+      <w:r>
+        <w:rPr>
+          <w:rFonts w:ascii="Times New Roman" w:hAnsi="Times New Roman" w:cs="Times New Roman"/>
+          <w:sz w:val="24"/>
+          <w:szCs w:val="24"/>
+          <w:lang w:val="en-US"/>
+        </w:rPr>
+        <w:t>menganalisis</w:t>
+      </w:r>
+      <w:proofErr w:type="spellEnd"/>
+      <w:r>
+        <w:rPr>
+          <w:rFonts w:ascii="Times New Roman" w:hAnsi="Times New Roman" w:cs="Times New Roman"/>
+          <w:sz w:val="24"/>
+          <w:szCs w:val="24"/>
+          <w:lang w:val="en-US"/>
+        </w:rPr>
+        <w:t xml:space="preserve"> </w:t>
+      </w:r>
+      <w:proofErr w:type="spellStart"/>
+      <w:r>
+        <w:rPr>
+          <w:rFonts w:ascii="Times New Roman" w:hAnsi="Times New Roman" w:cs="Times New Roman"/>
+          <w:sz w:val="24"/>
+          <w:szCs w:val="24"/>
+          <w:lang w:val="en-US"/>
+        </w:rPr>
+        <w:t>hasil</w:t>
+      </w:r>
+      <w:proofErr w:type="spellEnd"/>
+      <w:r>
+        <w:rPr>
+          <w:rFonts w:ascii="Times New Roman" w:hAnsi="Times New Roman" w:cs="Times New Roman"/>
+          <w:sz w:val="24"/>
+          <w:szCs w:val="24"/>
+          <w:lang w:val="en-US"/>
+        </w:rPr>
+        <w:t xml:space="preserve"> yang </w:t>
+      </w:r>
+      <w:proofErr w:type="spellStart"/>
+      <w:r>
+        <w:rPr>
+          <w:rFonts w:ascii="Times New Roman" w:hAnsi="Times New Roman" w:cs="Times New Roman"/>
+          <w:sz w:val="24"/>
+          <w:szCs w:val="24"/>
+          <w:lang w:val="en-US"/>
+        </w:rPr>
+        <w:t>telah</w:t>
+      </w:r>
+      <w:proofErr w:type="spellEnd"/>
+      <w:r>
+        <w:rPr>
+          <w:rFonts w:ascii="Times New Roman" w:hAnsi="Times New Roman" w:cs="Times New Roman"/>
+          <w:sz w:val="24"/>
+          <w:szCs w:val="24"/>
+          <w:lang w:val="en-US"/>
+        </w:rPr>
+        <w:t xml:space="preserve"> </w:t>
+      </w:r>
+      <w:proofErr w:type="spellStart"/>
+      <w:r>
+        <w:rPr>
+          <w:rFonts w:ascii="Times New Roman" w:hAnsi="Times New Roman" w:cs="Times New Roman"/>
+          <w:sz w:val="24"/>
+          <w:szCs w:val="24"/>
+          <w:lang w:val="en-US"/>
+        </w:rPr>
+        <w:t>didapat</w:t>
+      </w:r>
+      <w:proofErr w:type="spellEnd"/>
+      <w:r>
+        <w:rPr>
+          <w:rFonts w:ascii="Times New Roman" w:hAnsi="Times New Roman" w:cs="Times New Roman"/>
+          <w:sz w:val="24"/>
+          <w:szCs w:val="24"/>
+          <w:lang w:val="en-US"/>
+        </w:rPr>
+        <w:t xml:space="preserve"> </w:t>
+      </w:r>
+      <w:proofErr w:type="spellStart"/>
+      <w:r>
+        <w:rPr>
+          <w:rFonts w:ascii="Times New Roman" w:hAnsi="Times New Roman" w:cs="Times New Roman"/>
+          <w:sz w:val="24"/>
+          <w:szCs w:val="24"/>
+          <w:lang w:val="en-US"/>
+        </w:rPr>
+        <w:t>dari</w:t>
+      </w:r>
+      <w:proofErr w:type="spellEnd"/>
+      <w:r>
+        <w:rPr>
+          <w:rFonts w:ascii="Times New Roman" w:hAnsi="Times New Roman" w:cs="Times New Roman"/>
+          <w:sz w:val="24"/>
+          <w:szCs w:val="24"/>
+          <w:lang w:val="en-US"/>
+        </w:rPr>
+        <w:t xml:space="preserve"> </w:t>
+      </w:r>
+      <w:proofErr w:type="spellStart"/>
+      <w:r>
+        <w:rPr>
+          <w:rFonts w:ascii="Times New Roman" w:hAnsi="Times New Roman" w:cs="Times New Roman"/>
+          <w:sz w:val="24"/>
+          <w:szCs w:val="24"/>
+          <w:lang w:val="en-US"/>
+        </w:rPr>
+        <w:t>eksperiman</w:t>
+      </w:r>
+      <w:proofErr w:type="spellEnd"/>
+      <w:r>
+        <w:rPr>
+          <w:rFonts w:ascii="Times New Roman" w:hAnsi="Times New Roman" w:cs="Times New Roman"/>
+          <w:sz w:val="24"/>
+          <w:szCs w:val="24"/>
+          <w:lang w:val="en-US"/>
+        </w:rPr>
+        <w:t xml:space="preserve">. Desain </w:t>
+      </w:r>
+      <w:proofErr w:type="spellStart"/>
+      <w:r>
+        <w:rPr>
+          <w:rFonts w:ascii="Times New Roman" w:hAnsi="Times New Roman" w:cs="Times New Roman"/>
+          <w:sz w:val="24"/>
+          <w:szCs w:val="24"/>
+          <w:lang w:val="en-US"/>
+        </w:rPr>
+        <w:t>penelitian</w:t>
+      </w:r>
+      <w:proofErr w:type="spellEnd"/>
+      <w:r>
+        <w:rPr>
+          <w:rFonts w:ascii="Times New Roman" w:hAnsi="Times New Roman" w:cs="Times New Roman"/>
+          <w:sz w:val="24"/>
+          <w:szCs w:val="24"/>
+          <w:lang w:val="en-US"/>
+        </w:rPr>
+        <w:t xml:space="preserve"> </w:t>
+      </w:r>
+      <w:proofErr w:type="spellStart"/>
+      <w:r>
+        <w:rPr>
+          <w:rFonts w:ascii="Times New Roman" w:hAnsi="Times New Roman" w:cs="Times New Roman"/>
+          <w:sz w:val="24"/>
+          <w:szCs w:val="24"/>
+          <w:lang w:val="en-US"/>
+        </w:rPr>
+        <w:t>ditunjukkan</w:t>
+      </w:r>
+      <w:proofErr w:type="spellEnd"/>
+      <w:r>
+        <w:rPr>
+          <w:rFonts w:ascii="Times New Roman" w:hAnsi="Times New Roman" w:cs="Times New Roman"/>
+          <w:sz w:val="24"/>
+          <w:szCs w:val="24"/>
+          <w:lang w:val="en-US"/>
+        </w:rPr>
+        <w:t xml:space="preserve"> pada Gambar 3.</w:t>
+      </w:r>
+      <w:r>
+        <w:rPr>
+          <w:rFonts w:ascii="Times New Roman" w:hAnsi="Times New Roman" w:cs="Times New Roman"/>
+          <w:sz w:val="24"/>
+          <w:szCs w:val="24"/>
+          <w:lang w:val="en-US"/>
+        </w:rPr>
+        <w:t>2</w:t>
+      </w:r>
+      <w:r>
+        <w:rPr>
+          <w:rFonts w:ascii="Times New Roman" w:hAnsi="Times New Roman" w:cs="Times New Roman"/>
+          <w:sz w:val="24"/>
+          <w:szCs w:val="24"/>
+          <w:lang w:val="en-US"/>
+        </w:rPr>
+        <w:t>.</w:t>
+      </w:r>
+    </w:p>
+    <w:p>
+      <w:pPr>
+        <w:spacing w:line="240" w:lineRule="auto"/>
+        <w:jc w:val="center"/>
+        <w:rPr>
+          <w:rFonts w:ascii="Times New Roman" w:hAnsi="Times New Roman" w:cs="Times New Roman"/>
+          <w:sz w:val="24"/>
+          <w:szCs w:val="24"/>
+          <w:lang w:val="en-US"/>
+        </w:rPr>
+      </w:pPr>
+      <w:r>
+        <w:rPr>
+          <w:rFonts w:ascii="Times New Roman" w:hAnsi="Times New Roman" w:cs="Times New Roman"/>
+          <w:noProof/>
+          <w:sz w:val="24"/>
+          <w:szCs w:val="24"/>
+          <w:lang w:val="en-US"/>
+        </w:rPr>
+        <w:lastRenderedPageBreak/>
+        <w:drawing>
+          <wp:inline distT="0" distB="0" distL="0" distR="0" wp14:anchorId="1A755916" wp14:editId="5369E241">
+            <wp:extent cx="1800000" cy="3600000"/>
+            <wp:effectExtent l="0" t="0" r="0" b="0"/>
+            <wp:docPr id="1260707147" name="Picture 1"/>
+            <wp:cNvGraphicFramePr>
+              <a:graphicFrameLocks xmlns:a="http://schemas.openxmlformats.org/drawingml/2006/main"/>
+            </wp:cNvGraphicFramePr>
+            <a:graphic xmlns:a="http://schemas.openxmlformats.org/drawingml/2006/main">
+              <a:graphicData uri="http://schemas.openxmlformats.org/drawingml/2006/picture">
+                <pic:pic xmlns:pic="http://schemas.openxmlformats.org/drawingml/2006/picture">
+                  <pic:nvPicPr>
+                    <pic:cNvPr id="0" name="Picture 2"/>
+                    <pic:cNvPicPr preferRelativeResize="0">
+                      <a:picLocks noChangeAspect="1" noChangeArrowheads="1"/>
+                    </pic:cNvPicPr>
+                  </pic:nvPicPr>
+                  <pic:blipFill>
+                    <a:blip r:embed="rId9" cstate="print">
+                      <a:extLst>
+                        <a:ext uri="{28A0092B-C50C-407E-A947-70E740481C1C}">
+                          <a14:useLocalDpi xmlns:a14="http://schemas.microsoft.com/office/drawing/2010/main" val="0"/>
+                        </a:ext>
+                      </a:extLst>
+                    </a:blip>
+                    <a:srcRect/>
+                    <a:stretch>
+                      <a:fillRect/>
+                    </a:stretch>
+                  </pic:blipFill>
+                  <pic:spPr bwMode="auto">
+                    <a:xfrm>
+                      <a:off x="0" y="0"/>
+                      <a:ext cx="1800000" cy="3600000"/>
+                    </a:xfrm>
+                    <a:prstGeom prst="rect">
+                      <a:avLst/>
+                    </a:prstGeom>
+                    <a:noFill/>
+                  </pic:spPr>
+                </pic:pic>
+              </a:graphicData>
+            </a:graphic>
+          </wp:inline>
+        </w:drawing>
+      </w:r>
+    </w:p>
+    <w:p>
+      <w:pPr>
+        <w:spacing w:line="480" w:lineRule="auto"/>
+        <w:jc w:val="center"/>
+        <w:rPr>
+          <w:rFonts w:ascii="Times New Roman" w:hAnsi="Times New Roman" w:cs="Times New Roman"/>
+          <w:sz w:val="24"/>
+          <w:szCs w:val="24"/>
+          <w:lang w:val="en-US"/>
+        </w:rPr>
+      </w:pPr>
+      <w:r>
+        <w:rPr>
+          <w:rFonts w:ascii="Times New Roman" w:hAnsi="Times New Roman" w:cs="Times New Roman"/>
+          <w:sz w:val="24"/>
+          <w:szCs w:val="24"/>
+          <w:lang w:val="en-US"/>
+        </w:rPr>
+        <w:t>Gambar 3.</w:t>
+      </w:r>
+      <w:r>
+        <w:rPr>
+          <w:rFonts w:ascii="Times New Roman" w:hAnsi="Times New Roman" w:cs="Times New Roman"/>
+          <w:sz w:val="24"/>
+          <w:szCs w:val="24"/>
+          <w:lang w:val="en-US"/>
+        </w:rPr>
+        <w:t>2</w:t>
+      </w:r>
+      <w:r>
+        <w:rPr>
+          <w:rFonts w:ascii="Times New Roman" w:hAnsi="Times New Roman" w:cs="Times New Roman"/>
+          <w:sz w:val="24"/>
+          <w:szCs w:val="24"/>
+          <w:lang w:val="en-US"/>
+        </w:rPr>
+        <w:t xml:space="preserve"> Desain </w:t>
+      </w:r>
+      <w:proofErr w:type="spellStart"/>
+      <w:r>
+        <w:rPr>
+          <w:rFonts w:ascii="Times New Roman" w:hAnsi="Times New Roman" w:cs="Times New Roman"/>
+          <w:sz w:val="24"/>
+          <w:szCs w:val="24"/>
+          <w:lang w:val="en-US"/>
+        </w:rPr>
+        <w:t>Penelitian</w:t>
+      </w:r>
+      <w:proofErr w:type="spellEnd"/>
     </w:p>
     <w:p>
       <w:pPr>
@@ -8508,7 +10297,17 @@
           <w:szCs w:val="24"/>
           <w:lang w:val="en-US"/>
         </w:rPr>
-        <w:t>Tabel 3.1 data lima saham</w:t>
+        <w:t xml:space="preserve">Tabel 3.1 </w:t>
+      </w:r>
+      <w:r>
+        <w:rPr>
+          <w:rFonts w:ascii="Times New Roman" w:hAnsi="Times New Roman" w:cs="Times New Roman"/>
+          <w:color w:val="000000" w:themeColor="text1"/>
+          <w:sz w:val="24"/>
+          <w:szCs w:val="24"/>
+          <w:lang w:val="en-US"/>
+        </w:rPr>
+        <w:t>Data Lima Saham</w:t>
       </w:r>
     </w:p>
     <w:tbl>
@@ -8534,6 +10333,7 @@
           </w:tcPr>
           <w:p>
             <w:pPr>
+              <w:spacing w:line="276" w:lineRule="auto"/>
               <w:jc w:val="center"/>
               <w:rPr>
                 <w:rFonts w:ascii="Times New Roman" w:hAnsi="Times New Roman" w:cs="Times New Roman"/>
@@ -8562,6 +10362,7 @@
           </w:tcPr>
           <w:p>
             <w:pPr>
+              <w:spacing w:line="276" w:lineRule="auto"/>
               <w:jc w:val="center"/>
               <w:rPr>
                 <w:rFonts w:ascii="Times New Roman" w:hAnsi="Times New Roman" w:cs="Times New Roman"/>
@@ -8590,6 +10391,7 @@
           </w:tcPr>
           <w:p>
             <w:pPr>
+              <w:spacing w:line="276" w:lineRule="auto"/>
               <w:jc w:val="center"/>
               <w:rPr>
                 <w:rFonts w:ascii="Times New Roman" w:hAnsi="Times New Roman" w:cs="Times New Roman"/>
@@ -8623,6 +10425,7 @@
           </w:tcPr>
           <w:p>
             <w:pPr>
+              <w:spacing w:line="276" w:lineRule="auto"/>
               <w:jc w:val="center"/>
               <w:rPr>
                 <w:rFonts w:ascii="Times New Roman" w:hAnsi="Times New Roman" w:cs="Times New Roman"/>
@@ -8651,6 +10454,7 @@
           </w:tcPr>
           <w:p>
             <w:pPr>
+              <w:spacing w:line="276" w:lineRule="auto"/>
               <w:rPr>
                 <w:rFonts w:ascii="Times New Roman" w:hAnsi="Times New Roman" w:cs="Times New Roman"/>
                 <w:color w:val="000000" w:themeColor="text1"/>
@@ -8698,6 +10502,7 @@
           </w:tcPr>
           <w:p>
             <w:pPr>
+              <w:spacing w:line="276" w:lineRule="auto"/>
               <w:jc w:val="center"/>
               <w:rPr>
                 <w:rFonts w:ascii="Times New Roman" w:hAnsi="Times New Roman" w:cs="Times New Roman"/>
@@ -8731,6 +10536,7 @@
           </w:tcPr>
           <w:p>
             <w:pPr>
+              <w:spacing w:line="276" w:lineRule="auto"/>
               <w:jc w:val="center"/>
               <w:rPr>
                 <w:rFonts w:ascii="Times New Roman" w:hAnsi="Times New Roman" w:cs="Times New Roman"/>
@@ -8759,6 +10565,7 @@
           </w:tcPr>
           <w:p>
             <w:pPr>
+              <w:spacing w:line="276" w:lineRule="auto"/>
               <w:rPr>
                 <w:rFonts w:ascii="Times New Roman" w:hAnsi="Times New Roman" w:cs="Times New Roman"/>
                 <w:color w:val="000000" w:themeColor="text1"/>
@@ -8796,6 +10603,7 @@
           </w:tcPr>
           <w:p>
             <w:pPr>
+              <w:spacing w:line="276" w:lineRule="auto"/>
               <w:jc w:val="center"/>
               <w:rPr>
                 <w:rFonts w:ascii="Times New Roman" w:hAnsi="Times New Roman" w:cs="Times New Roman"/>
@@ -8829,6 +10637,7 @@
           </w:tcPr>
           <w:p>
             <w:pPr>
+              <w:spacing w:line="276" w:lineRule="auto"/>
               <w:jc w:val="center"/>
               <w:rPr>
                 <w:rFonts w:ascii="Times New Roman" w:hAnsi="Times New Roman" w:cs="Times New Roman"/>
@@ -8846,6 +10655,7 @@
                 <w:szCs w:val="24"/>
                 <w:lang w:val="en-US"/>
               </w:rPr>
+              <w:lastRenderedPageBreak/>
               <w:t>3</w:t>
             </w:r>
           </w:p>
@@ -8857,6 +10667,7 @@
           </w:tcPr>
           <w:p>
             <w:pPr>
+              <w:spacing w:line="276" w:lineRule="auto"/>
               <w:rPr>
                 <w:rFonts w:ascii="Times New Roman" w:hAnsi="Times New Roman" w:cs="Times New Roman"/>
                 <w:color w:val="000000" w:themeColor="text1"/>
@@ -8884,6 +10695,7 @@
           </w:tcPr>
           <w:p>
             <w:pPr>
+              <w:spacing w:line="276" w:lineRule="auto"/>
               <w:jc w:val="center"/>
               <w:rPr>
                 <w:rFonts w:ascii="Times New Roman" w:hAnsi="Times New Roman" w:cs="Times New Roman"/>
@@ -8917,6 +10729,7 @@
           </w:tcPr>
           <w:p>
             <w:pPr>
+              <w:spacing w:line="276" w:lineRule="auto"/>
               <w:jc w:val="center"/>
               <w:rPr>
                 <w:rFonts w:ascii="Times New Roman" w:hAnsi="Times New Roman" w:cs="Times New Roman"/>
@@ -8945,6 +10758,7 @@
           </w:tcPr>
           <w:p>
             <w:pPr>
+              <w:spacing w:line="276" w:lineRule="auto"/>
               <w:rPr>
                 <w:rFonts w:ascii="Times New Roman" w:hAnsi="Times New Roman" w:cs="Times New Roman"/>
                 <w:color w:val="000000" w:themeColor="text1"/>
@@ -8982,6 +10796,7 @@
           </w:tcPr>
           <w:p>
             <w:pPr>
+              <w:spacing w:line="276" w:lineRule="auto"/>
               <w:jc w:val="center"/>
               <w:rPr>
                 <w:rFonts w:ascii="Times New Roman" w:hAnsi="Times New Roman" w:cs="Times New Roman"/>
@@ -9015,6 +10830,7 @@
           </w:tcPr>
           <w:p>
             <w:pPr>
+              <w:spacing w:line="276" w:lineRule="auto"/>
               <w:jc w:val="center"/>
               <w:rPr>
                 <w:rFonts w:ascii="Times New Roman" w:hAnsi="Times New Roman" w:cs="Times New Roman"/>
@@ -9043,6 +10859,7 @@
           </w:tcPr>
           <w:p>
             <w:pPr>
+              <w:spacing w:line="276" w:lineRule="auto"/>
               <w:rPr>
                 <w:rFonts w:ascii="Times New Roman" w:hAnsi="Times New Roman" w:cs="Times New Roman"/>
                 <w:color w:val="000000" w:themeColor="text1"/>
@@ -9080,6 +10897,7 @@
           </w:tcPr>
           <w:p>
             <w:pPr>
+              <w:spacing w:line="276" w:lineRule="auto"/>
               <w:jc w:val="center"/>
               <w:rPr>
                 <w:rFonts w:ascii="Times New Roman" w:hAnsi="Times New Roman" w:cs="Times New Roman"/>
@@ -9119,7 +10937,7 @@
     </w:p>
     <w:p>
       <w:pPr>
-        <w:spacing w:after="0" w:line="480" w:lineRule="auto"/>
+        <w:spacing w:line="480" w:lineRule="auto"/>
         <w:ind w:firstLine="340"/>
         <w:jc w:val="both"/>
         <w:rPr>
@@ -9222,7 +11040,29 @@
           <w:szCs w:val="24"/>
           <w:lang w:val="en-US"/>
         </w:rPr>
-        <w:t xml:space="preserve"> adalah </w:t>
+        <w:t xml:space="preserve"> </w:t>
+      </w:r>
+      <w:proofErr w:type="spellStart"/>
+      <w:r>
+        <w:rPr>
+          <w:rFonts w:ascii="Times New Roman" w:hAnsi="Times New Roman" w:cs="Times New Roman"/>
+          <w:color w:val="000000" w:themeColor="text1"/>
+          <w:sz w:val="24"/>
+          <w:szCs w:val="24"/>
+          <w:lang w:val="en-US"/>
+        </w:rPr>
+        <w:t>adalah</w:t>
+      </w:r>
+      <w:proofErr w:type="spellEnd"/>
+      <w:r>
+        <w:rPr>
+          <w:rFonts w:ascii="Times New Roman" w:hAnsi="Times New Roman" w:cs="Times New Roman"/>
+          <w:color w:val="000000" w:themeColor="text1"/>
+          <w:sz w:val="24"/>
+          <w:szCs w:val="24"/>
+          <w:lang w:val="en-US"/>
+        </w:rPr>
+        <w:t xml:space="preserve"> </w:t>
       </w:r>
       <w:r>
         <w:rPr>
@@ -9234,8 +11074,318 @@
           <w:szCs w:val="24"/>
           <w:lang w:val="en-US"/>
         </w:rPr>
-        <w:t>library yfinance</w:t>
-      </w:r>
+        <w:t xml:space="preserve">library </w:t>
+      </w:r>
+      <w:proofErr w:type="spellStart"/>
+      <w:r>
+        <w:rPr>
+          <w:rFonts w:ascii="Times New Roman" w:hAnsi="Times New Roman" w:cs="Times New Roman"/>
+          <w:i/>
+          <w:iCs/>
+          <w:color w:val="000000" w:themeColor="text1"/>
+          <w:sz w:val="24"/>
+          <w:szCs w:val="24"/>
+          <w:lang w:val="en-US"/>
+        </w:rPr>
+        <w:t>yfinance</w:t>
+      </w:r>
+      <w:proofErr w:type="spellEnd"/>
+      <w:r>
+        <w:rPr>
+          <w:rFonts w:ascii="Times New Roman" w:hAnsi="Times New Roman" w:cs="Times New Roman"/>
+          <w:color w:val="000000" w:themeColor="text1"/>
+          <w:sz w:val="24"/>
+          <w:szCs w:val="24"/>
+          <w:lang w:val="en-US"/>
+        </w:rPr>
+        <w:t>.</w:t>
+      </w:r>
+      <w:r>
+        <w:rPr>
+          <w:rFonts w:ascii="Times New Roman" w:hAnsi="Times New Roman" w:cs="Times New Roman"/>
+          <w:color w:val="000000" w:themeColor="text1"/>
+          <w:sz w:val="24"/>
+          <w:szCs w:val="24"/>
+          <w:lang w:val="en-US"/>
+        </w:rPr>
+        <w:t xml:space="preserve"> </w:t>
+      </w:r>
+      <w:proofErr w:type="spellStart"/>
+      <w:r>
+        <w:rPr>
+          <w:rFonts w:ascii="Times New Roman" w:hAnsi="Times New Roman" w:cs="Times New Roman"/>
+          <w:color w:val="000000" w:themeColor="text1"/>
+          <w:sz w:val="24"/>
+          <w:szCs w:val="24"/>
+          <w:lang w:val="en-US"/>
+        </w:rPr>
+        <w:t>Atribut</w:t>
+      </w:r>
+      <w:proofErr w:type="spellEnd"/>
+      <w:r>
+        <w:rPr>
+          <w:rFonts w:ascii="Times New Roman" w:hAnsi="Times New Roman" w:cs="Times New Roman"/>
+          <w:color w:val="000000" w:themeColor="text1"/>
+          <w:sz w:val="24"/>
+          <w:szCs w:val="24"/>
+          <w:lang w:val="en-US"/>
+        </w:rPr>
+        <w:t xml:space="preserve"> yang </w:t>
+      </w:r>
+      <w:proofErr w:type="spellStart"/>
+      <w:r>
+        <w:rPr>
+          <w:rFonts w:ascii="Times New Roman" w:hAnsi="Times New Roman" w:cs="Times New Roman"/>
+          <w:color w:val="000000" w:themeColor="text1"/>
+          <w:sz w:val="24"/>
+          <w:szCs w:val="24"/>
+          <w:lang w:val="en-US"/>
+        </w:rPr>
+        <w:t>didapat</w:t>
+      </w:r>
+      <w:proofErr w:type="spellEnd"/>
+      <w:r>
+        <w:rPr>
+          <w:rFonts w:ascii="Times New Roman" w:hAnsi="Times New Roman" w:cs="Times New Roman"/>
+          <w:color w:val="000000" w:themeColor="text1"/>
+          <w:sz w:val="24"/>
+          <w:szCs w:val="24"/>
+          <w:lang w:val="en-US"/>
+        </w:rPr>
+        <w:t xml:space="preserve"> </w:t>
+      </w:r>
+      <w:proofErr w:type="spellStart"/>
+      <w:r>
+        <w:rPr>
+          <w:rFonts w:ascii="Times New Roman" w:hAnsi="Times New Roman" w:cs="Times New Roman"/>
+          <w:color w:val="000000" w:themeColor="text1"/>
+          <w:sz w:val="24"/>
+          <w:szCs w:val="24"/>
+          <w:lang w:val="en-US"/>
+        </w:rPr>
+        <w:t>antara</w:t>
+      </w:r>
+      <w:proofErr w:type="spellEnd"/>
+      <w:r>
+        <w:rPr>
+          <w:rFonts w:ascii="Times New Roman" w:hAnsi="Times New Roman" w:cs="Times New Roman"/>
+          <w:color w:val="000000" w:themeColor="text1"/>
+          <w:sz w:val="24"/>
+          <w:szCs w:val="24"/>
+          <w:lang w:val="en-US"/>
+        </w:rPr>
+        <w:t xml:space="preserve"> lain </w:t>
+      </w:r>
+      <w:r>
+        <w:rPr>
+          <w:rFonts w:ascii="Times New Roman" w:hAnsi="Times New Roman" w:cs="Times New Roman"/>
+          <w:i/>
+          <w:iCs/>
+          <w:color w:val="000000" w:themeColor="text1"/>
+          <w:sz w:val="24"/>
+          <w:szCs w:val="24"/>
+          <w:lang w:val="en-US"/>
+        </w:rPr>
+        <w:t>Date, Open, High, Low, Close,</w:t>
+      </w:r>
+      <w:r>
+        <w:rPr>
+          <w:rFonts w:ascii="Times New Roman" w:hAnsi="Times New Roman" w:cs="Times New Roman"/>
+          <w:color w:val="000000" w:themeColor="text1"/>
+          <w:sz w:val="24"/>
+          <w:szCs w:val="24"/>
+          <w:lang w:val="en-US"/>
+        </w:rPr>
+        <w:t xml:space="preserve"> dan </w:t>
+      </w:r>
+      <w:r>
+        <w:rPr>
+          <w:rFonts w:ascii="Times New Roman" w:hAnsi="Times New Roman" w:cs="Times New Roman"/>
+          <w:i/>
+          <w:iCs/>
+          <w:color w:val="000000" w:themeColor="text1"/>
+          <w:sz w:val="24"/>
+          <w:szCs w:val="24"/>
+          <w:lang w:val="en-US"/>
+        </w:rPr>
+        <w:t>Volume</w:t>
+      </w:r>
+      <w:r>
+        <w:rPr>
+          <w:rFonts w:ascii="Times New Roman" w:hAnsi="Times New Roman" w:cs="Times New Roman"/>
+          <w:color w:val="000000" w:themeColor="text1"/>
+          <w:sz w:val="24"/>
+          <w:szCs w:val="24"/>
+          <w:lang w:val="en-US"/>
+        </w:rPr>
+        <w:t xml:space="preserve">. Data yang </w:t>
+      </w:r>
+      <w:proofErr w:type="spellStart"/>
+      <w:r>
+        <w:rPr>
+          <w:rFonts w:ascii="Times New Roman" w:hAnsi="Times New Roman" w:cs="Times New Roman"/>
+          <w:color w:val="000000" w:themeColor="text1"/>
+          <w:sz w:val="24"/>
+          <w:szCs w:val="24"/>
+          <w:lang w:val="en-US"/>
+        </w:rPr>
+        <w:t>diperoleh</w:t>
+      </w:r>
+      <w:proofErr w:type="spellEnd"/>
+      <w:r>
+        <w:rPr>
+          <w:rFonts w:ascii="Times New Roman" w:hAnsi="Times New Roman" w:cs="Times New Roman"/>
+          <w:color w:val="000000" w:themeColor="text1"/>
+          <w:sz w:val="24"/>
+          <w:szCs w:val="24"/>
+          <w:lang w:val="en-US"/>
+        </w:rPr>
+        <w:t xml:space="preserve"> </w:t>
+      </w:r>
+      <w:proofErr w:type="spellStart"/>
+      <w:r>
+        <w:rPr>
+          <w:rFonts w:ascii="Times New Roman" w:hAnsi="Times New Roman" w:cs="Times New Roman"/>
+          <w:color w:val="000000" w:themeColor="text1"/>
+          <w:sz w:val="24"/>
+          <w:szCs w:val="24"/>
+          <w:lang w:val="en-US"/>
+        </w:rPr>
+        <w:t>dari</w:t>
+      </w:r>
+      <w:proofErr w:type="spellEnd"/>
+      <w:r>
+        <w:rPr>
+          <w:rFonts w:ascii="Times New Roman" w:hAnsi="Times New Roman" w:cs="Times New Roman"/>
+          <w:color w:val="000000" w:themeColor="text1"/>
+          <w:sz w:val="24"/>
+          <w:szCs w:val="24"/>
+          <w:lang w:val="en-US"/>
+        </w:rPr>
+        <w:t xml:space="preserve"> </w:t>
+      </w:r>
+      <w:r>
+        <w:rPr>
+          <w:rFonts w:ascii="Times New Roman" w:hAnsi="Times New Roman" w:cs="Times New Roman"/>
+          <w:i/>
+          <w:iCs/>
+          <w:color w:val="000000" w:themeColor="text1"/>
+          <w:sz w:val="24"/>
+          <w:szCs w:val="24"/>
+          <w:lang w:val="en-US"/>
+        </w:rPr>
+        <w:t>yahoo finance</w:t>
+      </w:r>
+      <w:r>
+        <w:rPr>
+          <w:rFonts w:ascii="Times New Roman" w:hAnsi="Times New Roman" w:cs="Times New Roman"/>
+          <w:color w:val="000000" w:themeColor="text1"/>
+          <w:sz w:val="24"/>
+          <w:szCs w:val="24"/>
+          <w:lang w:val="en-US"/>
+        </w:rPr>
+        <w:t xml:space="preserve"> </w:t>
+      </w:r>
+      <w:proofErr w:type="spellStart"/>
+      <w:r>
+        <w:rPr>
+          <w:rFonts w:ascii="Times New Roman" w:hAnsi="Times New Roman" w:cs="Times New Roman"/>
+          <w:color w:val="000000" w:themeColor="text1"/>
+          <w:sz w:val="24"/>
+          <w:szCs w:val="24"/>
+          <w:lang w:val="en-US"/>
+        </w:rPr>
+        <w:t>berjumlah</w:t>
+      </w:r>
+      <w:proofErr w:type="spellEnd"/>
+      <w:r>
+        <w:rPr>
+          <w:rFonts w:ascii="Times New Roman" w:hAnsi="Times New Roman" w:cs="Times New Roman"/>
+          <w:color w:val="000000" w:themeColor="text1"/>
+          <w:sz w:val="24"/>
+          <w:szCs w:val="24"/>
+          <w:lang w:val="en-US"/>
+        </w:rPr>
+        <w:t xml:space="preserve"> xxx data </w:t>
+      </w:r>
+      <w:proofErr w:type="spellStart"/>
+      <w:r>
+        <w:rPr>
+          <w:rFonts w:ascii="Times New Roman" w:hAnsi="Times New Roman" w:cs="Times New Roman"/>
+          <w:color w:val="000000" w:themeColor="text1"/>
+          <w:sz w:val="24"/>
+          <w:szCs w:val="24"/>
+          <w:lang w:val="en-US"/>
+        </w:rPr>
+        <w:t>untuk</w:t>
+      </w:r>
+      <w:proofErr w:type="spellEnd"/>
+      <w:r>
+        <w:rPr>
+          <w:rFonts w:ascii="Times New Roman" w:hAnsi="Times New Roman" w:cs="Times New Roman"/>
+          <w:color w:val="000000" w:themeColor="text1"/>
+          <w:sz w:val="24"/>
+          <w:szCs w:val="24"/>
+          <w:lang w:val="en-US"/>
+        </w:rPr>
+        <w:t xml:space="preserve"> </w:t>
+      </w:r>
+      <w:proofErr w:type="spellStart"/>
+      <w:r>
+        <w:rPr>
+          <w:rFonts w:ascii="Times New Roman" w:hAnsi="Times New Roman" w:cs="Times New Roman"/>
+          <w:color w:val="000000" w:themeColor="text1"/>
+          <w:sz w:val="24"/>
+          <w:szCs w:val="24"/>
+          <w:lang w:val="en-US"/>
+        </w:rPr>
+        <w:t>setiap</w:t>
+      </w:r>
+      <w:proofErr w:type="spellEnd"/>
+      <w:r>
+        <w:rPr>
+          <w:rFonts w:ascii="Times New Roman" w:hAnsi="Times New Roman" w:cs="Times New Roman"/>
+          <w:color w:val="000000" w:themeColor="text1"/>
+          <w:sz w:val="24"/>
+          <w:szCs w:val="24"/>
+          <w:lang w:val="en-US"/>
+        </w:rPr>
+        <w:t xml:space="preserve"> </w:t>
+      </w:r>
+      <w:proofErr w:type="spellStart"/>
+      <w:r>
+        <w:rPr>
+          <w:rFonts w:ascii="Times New Roman" w:hAnsi="Times New Roman" w:cs="Times New Roman"/>
+          <w:color w:val="000000" w:themeColor="text1"/>
+          <w:sz w:val="24"/>
+          <w:szCs w:val="24"/>
+          <w:lang w:val="en-US"/>
+        </w:rPr>
+        <w:t>atribut</w:t>
+      </w:r>
+      <w:proofErr w:type="spellEnd"/>
+      <w:r>
+        <w:rPr>
+          <w:rFonts w:ascii="Times New Roman" w:hAnsi="Times New Roman" w:cs="Times New Roman"/>
+          <w:color w:val="000000" w:themeColor="text1"/>
+          <w:sz w:val="24"/>
+          <w:szCs w:val="24"/>
+          <w:lang w:val="en-US"/>
+        </w:rPr>
+        <w:t xml:space="preserve"> pada masing-masing </w:t>
+      </w:r>
+      <w:proofErr w:type="spellStart"/>
+      <w:r>
+        <w:rPr>
+          <w:rFonts w:ascii="Times New Roman" w:hAnsi="Times New Roman" w:cs="Times New Roman"/>
+          <w:color w:val="000000" w:themeColor="text1"/>
+          <w:sz w:val="24"/>
+          <w:szCs w:val="24"/>
+          <w:lang w:val="en-US"/>
+        </w:rPr>
+        <w:t>saham</w:t>
+      </w:r>
+      <w:proofErr w:type="spellEnd"/>
       <w:r>
         <w:rPr>
           <w:rFonts w:ascii="Times New Roman" w:hAnsi="Times New Roman" w:cs="Times New Roman"/>
@@ -9262,15 +11412,37 @@
           <w:color w:val="000000" w:themeColor="text1"/>
           <w:lang w:val="en-US"/>
         </w:rPr>
-        <w:lastRenderedPageBreak/>
-        <w:t xml:space="preserve">3.2.1 </w:t>
-      </w:r>
-      <w:r>
-        <w:rPr>
-          <w:color w:val="000000" w:themeColor="text1"/>
-          <w:lang w:val="en-US"/>
-        </w:rPr>
-        <w:t>Persiapan Data</w:t>
+        <w:t>3.2.</w:t>
+      </w:r>
+      <w:r>
+        <w:rPr>
+          <w:color w:val="000000" w:themeColor="text1"/>
+          <w:lang w:val="en-US"/>
+        </w:rPr>
+        <w:t>2</w:t>
+      </w:r>
+      <w:r>
+        <w:rPr>
+          <w:color w:val="000000" w:themeColor="text1"/>
+          <w:lang w:val="en-US"/>
+        </w:rPr>
+        <w:t xml:space="preserve"> </w:t>
+      </w:r>
+      <w:proofErr w:type="spellStart"/>
+      <w:r>
+        <w:rPr>
+          <w:color w:val="000000" w:themeColor="text1"/>
+          <w:lang w:val="en-US"/>
+        </w:rPr>
+        <w:t>Persiapan</w:t>
+      </w:r>
+      <w:proofErr w:type="spellEnd"/>
+      <w:r>
+        <w:rPr>
+          <w:color w:val="000000" w:themeColor="text1"/>
+          <w:lang w:val="en-US"/>
+        </w:rPr>
+        <w:t xml:space="preserve"> Data</w:t>
       </w:r>
       <w:bookmarkEnd w:id="20"/>
     </w:p>
@@ -9848,6 +12020,7 @@
           <w:szCs w:val="24"/>
           <w:lang w:val="en-US"/>
         </w:rPr>
+        <w:lastRenderedPageBreak/>
         <w:t xml:space="preserve">Normalisasi dengan metode </w:t>
       </w:r>
       <w:r>
@@ -10331,7 +12504,27 @@
               <w:szCs w:val="24"/>
               <w:lang w:val="en-US"/>
             </w:rPr>
-            <m:t xml:space="preserve">                                                       (3.1)</m:t>
+            <m:t xml:space="preserve">                                                       </m:t>
+          </m:r>
+          <m:r>
+            <w:rPr>
+              <w:rFonts w:ascii="Cambria Math" w:eastAsiaTheme="minorEastAsia" w:hAnsi="Cambria Math" w:cs="Times New Roman"/>
+              <w:color w:val="000000" w:themeColor="text1"/>
+              <w:sz w:val="24"/>
+              <w:szCs w:val="24"/>
+              <w:lang w:val="en-US"/>
+            </w:rPr>
+            <m:t xml:space="preserve">                                       </m:t>
+          </m:r>
+          <m:r>
+            <w:rPr>
+              <w:rFonts w:ascii="Cambria Math" w:eastAsiaTheme="minorEastAsia" w:hAnsi="Cambria Math" w:cs="Times New Roman"/>
+              <w:color w:val="000000" w:themeColor="text1"/>
+              <w:sz w:val="24"/>
+              <w:szCs w:val="24"/>
+              <w:lang w:val="en-US"/>
+            </w:rPr>
+            <m:t>(3.1)</m:t>
           </m:r>
         </m:oMath>
       </m:oMathPara>
@@ -10818,6 +13011,7 @@
     <w:p>
       <w:pPr>
         <w:pStyle w:val="Heading3"/>
+        <w:spacing w:after="160"/>
         <w:rPr>
           <w:color w:val="000000" w:themeColor="text1"/>
           <w:lang w:val="en-US"/>
@@ -10836,13 +13030,424 @@
           <w:color w:val="000000" w:themeColor="text1"/>
           <w:lang w:val="en-US"/>
         </w:rPr>
-        <w:t>Desain Sistem</w:t>
+        <w:t xml:space="preserve">Desain </w:t>
+      </w:r>
+      <w:proofErr w:type="spellStart"/>
+      <w:r>
+        <w:rPr>
+          <w:color w:val="000000" w:themeColor="text1"/>
+          <w:lang w:val="en-US"/>
+        </w:rPr>
+        <w:t>Sistem</w:t>
       </w:r>
       <w:bookmarkEnd w:id="21"/>
+      <w:proofErr w:type="spellEnd"/>
+    </w:p>
+    <w:p>
+      <w:pPr>
+        <w:spacing w:after="0" w:line="480" w:lineRule="auto"/>
+        <w:ind w:firstLine="340"/>
+        <w:jc w:val="both"/>
+        <w:rPr>
+          <w:rFonts w:ascii="Times New Roman" w:hAnsi="Times New Roman" w:cs="Times New Roman"/>
+          <w:sz w:val="24"/>
+          <w:szCs w:val="24"/>
+          <w:lang w:val="en-US"/>
+        </w:rPr>
+      </w:pPr>
+      <w:r>
+        <w:rPr>
+          <w:rFonts w:ascii="Times New Roman" w:hAnsi="Times New Roman" w:cs="Times New Roman"/>
+          <w:sz w:val="24"/>
+          <w:szCs w:val="24"/>
+          <w:lang w:val="en-US"/>
+        </w:rPr>
+        <w:t xml:space="preserve">Desain system </w:t>
+      </w:r>
+      <w:proofErr w:type="spellStart"/>
+      <w:r>
+        <w:rPr>
+          <w:rFonts w:ascii="Times New Roman" w:hAnsi="Times New Roman" w:cs="Times New Roman"/>
+          <w:sz w:val="24"/>
+          <w:szCs w:val="24"/>
+          <w:lang w:val="en-US"/>
+        </w:rPr>
+        <w:t>menjelaskan</w:t>
+      </w:r>
+      <w:proofErr w:type="spellEnd"/>
+      <w:r>
+        <w:rPr>
+          <w:rFonts w:ascii="Times New Roman" w:hAnsi="Times New Roman" w:cs="Times New Roman"/>
+          <w:sz w:val="24"/>
+          <w:szCs w:val="24"/>
+          <w:lang w:val="en-US"/>
+        </w:rPr>
+        <w:t xml:space="preserve"> </w:t>
+      </w:r>
+      <w:proofErr w:type="spellStart"/>
+      <w:r>
+        <w:rPr>
+          <w:rFonts w:ascii="Times New Roman" w:hAnsi="Times New Roman" w:cs="Times New Roman"/>
+          <w:sz w:val="24"/>
+          <w:szCs w:val="24"/>
+          <w:lang w:val="en-US"/>
+        </w:rPr>
+        <w:t>bagaimana</w:t>
+      </w:r>
+      <w:proofErr w:type="spellEnd"/>
+      <w:r>
+        <w:rPr>
+          <w:rFonts w:ascii="Times New Roman" w:hAnsi="Times New Roman" w:cs="Times New Roman"/>
+          <w:sz w:val="24"/>
+          <w:szCs w:val="24"/>
+          <w:lang w:val="en-US"/>
+        </w:rPr>
+        <w:t xml:space="preserve"> </w:t>
+      </w:r>
+      <w:proofErr w:type="spellStart"/>
+      <w:r>
+        <w:rPr>
+          <w:rFonts w:ascii="Times New Roman" w:hAnsi="Times New Roman" w:cs="Times New Roman"/>
+          <w:sz w:val="24"/>
+          <w:szCs w:val="24"/>
+          <w:lang w:val="en-US"/>
+        </w:rPr>
+        <w:t>sistem</w:t>
+      </w:r>
+      <w:proofErr w:type="spellEnd"/>
+      <w:r>
+        <w:rPr>
+          <w:rFonts w:ascii="Times New Roman" w:hAnsi="Times New Roman" w:cs="Times New Roman"/>
+          <w:sz w:val="24"/>
+          <w:szCs w:val="24"/>
+          <w:lang w:val="en-US"/>
+        </w:rPr>
+        <w:t xml:space="preserve"> </w:t>
+      </w:r>
+      <w:proofErr w:type="spellStart"/>
+      <w:r>
+        <w:rPr>
+          <w:rFonts w:ascii="Times New Roman" w:hAnsi="Times New Roman" w:cs="Times New Roman"/>
+          <w:sz w:val="24"/>
+          <w:szCs w:val="24"/>
+          <w:lang w:val="en-US"/>
+        </w:rPr>
+        <w:t>memprediksi</w:t>
+      </w:r>
+      <w:proofErr w:type="spellEnd"/>
+      <w:r>
+        <w:rPr>
+          <w:rFonts w:ascii="Times New Roman" w:hAnsi="Times New Roman" w:cs="Times New Roman"/>
+          <w:sz w:val="24"/>
+          <w:szCs w:val="24"/>
+          <w:lang w:val="en-US"/>
+        </w:rPr>
+        <w:t xml:space="preserve"> </w:t>
+      </w:r>
+      <w:proofErr w:type="spellStart"/>
+      <w:r>
+        <w:rPr>
+          <w:rFonts w:ascii="Times New Roman" w:hAnsi="Times New Roman" w:cs="Times New Roman"/>
+          <w:sz w:val="24"/>
+          <w:szCs w:val="24"/>
+          <w:lang w:val="en-US"/>
+        </w:rPr>
+        <w:t>harga</w:t>
+      </w:r>
+      <w:proofErr w:type="spellEnd"/>
+      <w:r>
+        <w:rPr>
+          <w:rFonts w:ascii="Times New Roman" w:hAnsi="Times New Roman" w:cs="Times New Roman"/>
+          <w:sz w:val="24"/>
+          <w:szCs w:val="24"/>
+          <w:lang w:val="en-US"/>
+        </w:rPr>
+        <w:t xml:space="preserve"> </w:t>
+      </w:r>
+      <w:proofErr w:type="spellStart"/>
+      <w:r>
+        <w:rPr>
+          <w:rFonts w:ascii="Times New Roman" w:hAnsi="Times New Roman" w:cs="Times New Roman"/>
+          <w:sz w:val="24"/>
+          <w:szCs w:val="24"/>
+          <w:lang w:val="en-US"/>
+        </w:rPr>
+        <w:t>saham</w:t>
+      </w:r>
+      <w:proofErr w:type="spellEnd"/>
+      <w:r>
+        <w:rPr>
+          <w:rFonts w:ascii="Times New Roman" w:hAnsi="Times New Roman" w:cs="Times New Roman"/>
+          <w:sz w:val="24"/>
+          <w:szCs w:val="24"/>
+          <w:lang w:val="en-US"/>
+        </w:rPr>
+        <w:t xml:space="preserve"> </w:t>
+      </w:r>
+      <w:proofErr w:type="spellStart"/>
+      <w:r>
+        <w:rPr>
+          <w:rFonts w:ascii="Times New Roman" w:hAnsi="Times New Roman" w:cs="Times New Roman"/>
+          <w:sz w:val="24"/>
+          <w:szCs w:val="24"/>
+          <w:lang w:val="en-US"/>
+        </w:rPr>
+        <w:t>berdasarkan</w:t>
+      </w:r>
+      <w:proofErr w:type="spellEnd"/>
+      <w:r>
+        <w:rPr>
+          <w:rFonts w:ascii="Times New Roman" w:hAnsi="Times New Roman" w:cs="Times New Roman"/>
+          <w:sz w:val="24"/>
+          <w:szCs w:val="24"/>
+          <w:lang w:val="en-US"/>
+        </w:rPr>
+        <w:t xml:space="preserve"> model GRU dan LSTM. Alur proses </w:t>
+      </w:r>
+      <w:proofErr w:type="spellStart"/>
+      <w:r>
+        <w:rPr>
+          <w:rFonts w:ascii="Times New Roman" w:hAnsi="Times New Roman" w:cs="Times New Roman"/>
+          <w:sz w:val="24"/>
+          <w:szCs w:val="24"/>
+          <w:lang w:val="en-US"/>
+        </w:rPr>
+        <w:t>desain</w:t>
+      </w:r>
+      <w:proofErr w:type="spellEnd"/>
+      <w:r>
+        <w:rPr>
+          <w:rFonts w:ascii="Times New Roman" w:hAnsi="Times New Roman" w:cs="Times New Roman"/>
+          <w:sz w:val="24"/>
+          <w:szCs w:val="24"/>
+          <w:lang w:val="en-US"/>
+        </w:rPr>
+        <w:t xml:space="preserve"> </w:t>
+      </w:r>
+      <w:proofErr w:type="spellStart"/>
+      <w:r>
+        <w:rPr>
+          <w:rFonts w:ascii="Times New Roman" w:hAnsi="Times New Roman" w:cs="Times New Roman"/>
+          <w:sz w:val="24"/>
+          <w:szCs w:val="24"/>
+          <w:lang w:val="en-US"/>
+        </w:rPr>
+        <w:t>sistem</w:t>
+      </w:r>
+      <w:proofErr w:type="spellEnd"/>
+      <w:r>
+        <w:rPr>
+          <w:rFonts w:ascii="Times New Roman" w:hAnsi="Times New Roman" w:cs="Times New Roman"/>
+          <w:sz w:val="24"/>
+          <w:szCs w:val="24"/>
+          <w:lang w:val="en-US"/>
+        </w:rPr>
+        <w:t xml:space="preserve"> </w:t>
+      </w:r>
+      <w:proofErr w:type="spellStart"/>
+      <w:r>
+        <w:rPr>
+          <w:rFonts w:ascii="Times New Roman" w:hAnsi="Times New Roman" w:cs="Times New Roman"/>
+          <w:sz w:val="24"/>
+          <w:szCs w:val="24"/>
+          <w:lang w:val="en-US"/>
+        </w:rPr>
+        <w:t>dalam</w:t>
+      </w:r>
+      <w:proofErr w:type="spellEnd"/>
+      <w:r>
+        <w:rPr>
+          <w:rFonts w:ascii="Times New Roman" w:hAnsi="Times New Roman" w:cs="Times New Roman"/>
+          <w:sz w:val="24"/>
+          <w:szCs w:val="24"/>
+          <w:lang w:val="en-US"/>
+        </w:rPr>
+        <w:t xml:space="preserve"> </w:t>
+      </w:r>
+      <w:proofErr w:type="spellStart"/>
+      <w:r>
+        <w:rPr>
+          <w:rFonts w:ascii="Times New Roman" w:hAnsi="Times New Roman" w:cs="Times New Roman"/>
+          <w:sz w:val="24"/>
+          <w:szCs w:val="24"/>
+          <w:lang w:val="en-US"/>
+        </w:rPr>
+        <w:t>penelitian</w:t>
+      </w:r>
+      <w:proofErr w:type="spellEnd"/>
+      <w:r>
+        <w:rPr>
+          <w:rFonts w:ascii="Times New Roman" w:hAnsi="Times New Roman" w:cs="Times New Roman"/>
+          <w:sz w:val="24"/>
+          <w:szCs w:val="24"/>
+          <w:lang w:val="en-US"/>
+        </w:rPr>
+        <w:t xml:space="preserve"> </w:t>
+      </w:r>
+      <w:proofErr w:type="spellStart"/>
+      <w:r>
+        <w:rPr>
+          <w:rFonts w:ascii="Times New Roman" w:hAnsi="Times New Roman" w:cs="Times New Roman"/>
+          <w:sz w:val="24"/>
+          <w:szCs w:val="24"/>
+          <w:lang w:val="en-US"/>
+        </w:rPr>
+        <w:t>ini</w:t>
+      </w:r>
+      <w:proofErr w:type="spellEnd"/>
+      <w:r>
+        <w:rPr>
+          <w:rFonts w:ascii="Times New Roman" w:hAnsi="Times New Roman" w:cs="Times New Roman"/>
+          <w:sz w:val="24"/>
+          <w:szCs w:val="24"/>
+          <w:lang w:val="en-US"/>
+        </w:rPr>
+        <w:t xml:space="preserve"> </w:t>
+      </w:r>
+      <w:proofErr w:type="spellStart"/>
+      <w:r>
+        <w:rPr>
+          <w:rFonts w:ascii="Times New Roman" w:hAnsi="Times New Roman" w:cs="Times New Roman"/>
+          <w:sz w:val="24"/>
+          <w:szCs w:val="24"/>
+          <w:lang w:val="en-US"/>
+        </w:rPr>
+        <w:t>disajikan</w:t>
+      </w:r>
+      <w:proofErr w:type="spellEnd"/>
+      <w:r>
+        <w:rPr>
+          <w:rFonts w:ascii="Times New Roman" w:hAnsi="Times New Roman" w:cs="Times New Roman"/>
+          <w:sz w:val="24"/>
+          <w:szCs w:val="24"/>
+          <w:lang w:val="en-US"/>
+        </w:rPr>
+        <w:t xml:space="preserve"> pada </w:t>
+      </w:r>
+      <w:proofErr w:type="spellStart"/>
+      <w:r>
+        <w:rPr>
+          <w:rFonts w:ascii="Times New Roman" w:hAnsi="Times New Roman" w:cs="Times New Roman"/>
+          <w:sz w:val="24"/>
+          <w:szCs w:val="24"/>
+          <w:lang w:val="en-US"/>
+        </w:rPr>
+        <w:t>gambar</w:t>
+      </w:r>
+      <w:proofErr w:type="spellEnd"/>
+      <w:r>
+        <w:rPr>
+          <w:rFonts w:ascii="Times New Roman" w:hAnsi="Times New Roman" w:cs="Times New Roman"/>
+          <w:sz w:val="24"/>
+          <w:szCs w:val="24"/>
+          <w:lang w:val="en-US"/>
+        </w:rPr>
+        <w:t xml:space="preserve"> 3.3.</w:t>
+      </w:r>
+    </w:p>
+    <w:p>
+      <w:pPr>
+        <w:spacing w:after="0" w:line="480" w:lineRule="auto"/>
+        <w:jc w:val="center"/>
+        <w:rPr>
+          <w:rFonts w:ascii="Times New Roman" w:hAnsi="Times New Roman" w:cs="Times New Roman"/>
+          <w:sz w:val="24"/>
+          <w:szCs w:val="24"/>
+          <w:lang w:val="en-US"/>
+        </w:rPr>
+      </w:pPr>
+      <w:r>
+        <w:rPr>
+          <w:rFonts w:ascii="Times New Roman" w:hAnsi="Times New Roman" w:cs="Times New Roman"/>
+          <w:noProof/>
+          <w:sz w:val="24"/>
+          <w:szCs w:val="24"/>
+          <w:lang w:val="en-US"/>
+        </w:rPr>
+        <w:lastRenderedPageBreak/>
+        <w:drawing>
+          <wp:inline distT="0" distB="0" distL="0" distR="0" wp14:anchorId="0293EE5D" wp14:editId="7A4169E5">
+            <wp:extent cx="4680000" cy="1210706"/>
+            <wp:effectExtent l="0" t="0" r="6350" b="0"/>
+            <wp:docPr id="1500091202" name="Picture 3"/>
+            <wp:cNvGraphicFramePr>
+              <a:graphicFrameLocks xmlns:a="http://schemas.openxmlformats.org/drawingml/2006/main" noChangeAspect="1"/>
+            </wp:cNvGraphicFramePr>
+            <a:graphic xmlns:a="http://schemas.openxmlformats.org/drawingml/2006/main">
+              <a:graphicData uri="http://schemas.openxmlformats.org/drawingml/2006/picture">
+                <pic:pic xmlns:pic="http://schemas.openxmlformats.org/drawingml/2006/picture">
+                  <pic:nvPicPr>
+                    <pic:cNvPr id="0" name="Picture 2"/>
+                    <pic:cNvPicPr>
+                      <a:picLocks noChangeAspect="1" noChangeArrowheads="1"/>
+                    </pic:cNvPicPr>
+                  </pic:nvPicPr>
+                  <pic:blipFill>
+                    <a:blip r:embed="rId10" cstate="print">
+                      <a:extLst>
+                        <a:ext uri="{28A0092B-C50C-407E-A947-70E740481C1C}">
+                          <a14:useLocalDpi xmlns:a14="http://schemas.microsoft.com/office/drawing/2010/main" val="0"/>
+                        </a:ext>
+                      </a:extLst>
+                    </a:blip>
+                    <a:srcRect/>
+                    <a:stretch>
+                      <a:fillRect/>
+                    </a:stretch>
+                  </pic:blipFill>
+                  <pic:spPr bwMode="auto">
+                    <a:xfrm>
+                      <a:off x="0" y="0"/>
+                      <a:ext cx="4680000" cy="1210706"/>
+                    </a:xfrm>
+                    <a:prstGeom prst="rect">
+                      <a:avLst/>
+                    </a:prstGeom>
+                    <a:noFill/>
+                  </pic:spPr>
+                </pic:pic>
+              </a:graphicData>
+            </a:graphic>
+          </wp:inline>
+        </w:drawing>
+      </w:r>
+    </w:p>
+    <w:p>
+      <w:pPr>
+        <w:spacing w:line="480" w:lineRule="auto"/>
+        <w:jc w:val="center"/>
+        <w:rPr>
+          <w:rFonts w:ascii="Times New Roman" w:hAnsi="Times New Roman" w:cs="Times New Roman"/>
+          <w:sz w:val="24"/>
+          <w:szCs w:val="24"/>
+          <w:lang w:val="en-US"/>
+        </w:rPr>
+      </w:pPr>
+      <w:r>
+        <w:rPr>
+          <w:rFonts w:ascii="Times New Roman" w:hAnsi="Times New Roman" w:cs="Times New Roman"/>
+          <w:sz w:val="24"/>
+          <w:szCs w:val="24"/>
+          <w:lang w:val="en-US"/>
+        </w:rPr>
+        <w:t xml:space="preserve">Gambar 3.3 Desain </w:t>
+      </w:r>
+      <w:proofErr w:type="spellStart"/>
+      <w:r>
+        <w:rPr>
+          <w:rFonts w:ascii="Times New Roman" w:hAnsi="Times New Roman" w:cs="Times New Roman"/>
+          <w:sz w:val="24"/>
+          <w:szCs w:val="24"/>
+          <w:lang w:val="en-US"/>
+        </w:rPr>
+        <w:t>Sistem</w:t>
+      </w:r>
+      <w:proofErr w:type="spellEnd"/>
     </w:p>
     <w:p>
       <w:pPr>
         <w:pStyle w:val="Heading3"/>
+        <w:spacing w:after="160"/>
         <w:rPr>
           <w:color w:val="000000" w:themeColor="text1"/>
           <w:lang w:val="en-US"/>
@@ -10856,6 +13461,7 @@
         </w:rPr>
         <w:t xml:space="preserve">3.2.4 </w:t>
       </w:r>
+      <w:proofErr w:type="spellStart"/>
       <w:r>
         <w:rPr>
           <w:color w:val="000000" w:themeColor="text1"/>
@@ -10871,10 +13477,483 @@
         <w:t>ntasi</w:t>
       </w:r>
       <w:bookmarkEnd w:id="22"/>
+      <w:proofErr w:type="spellEnd"/>
+    </w:p>
+    <w:p>
+      <w:pPr>
+        <w:spacing w:line="480" w:lineRule="auto"/>
+        <w:ind w:firstLine="340"/>
+        <w:jc w:val="both"/>
+        <w:rPr>
+          <w:rFonts w:ascii="Times New Roman" w:hAnsi="Times New Roman" w:cs="Times New Roman"/>
+          <w:sz w:val="24"/>
+          <w:szCs w:val="24"/>
+          <w:lang w:val="en-US"/>
+        </w:rPr>
+      </w:pPr>
+      <w:proofErr w:type="spellStart"/>
+      <w:r>
+        <w:rPr>
+          <w:rFonts w:ascii="Times New Roman" w:hAnsi="Times New Roman" w:cs="Times New Roman"/>
+          <w:sz w:val="24"/>
+          <w:szCs w:val="24"/>
+          <w:lang w:val="en-US"/>
+        </w:rPr>
+        <w:t>Implementasi</w:t>
+      </w:r>
+      <w:proofErr w:type="spellEnd"/>
+      <w:r>
+        <w:rPr>
+          <w:rFonts w:ascii="Times New Roman" w:hAnsi="Times New Roman" w:cs="Times New Roman"/>
+          <w:sz w:val="24"/>
+          <w:szCs w:val="24"/>
+          <w:lang w:val="en-US"/>
+        </w:rPr>
+        <w:t xml:space="preserve"> </w:t>
+      </w:r>
+      <w:proofErr w:type="spellStart"/>
+      <w:r>
+        <w:rPr>
+          <w:rFonts w:ascii="Times New Roman" w:hAnsi="Times New Roman" w:cs="Times New Roman"/>
+          <w:sz w:val="24"/>
+          <w:szCs w:val="24"/>
+          <w:lang w:val="en-US"/>
+        </w:rPr>
+        <w:t>adalah</w:t>
+      </w:r>
+      <w:proofErr w:type="spellEnd"/>
+      <w:r>
+        <w:rPr>
+          <w:rFonts w:ascii="Times New Roman" w:hAnsi="Times New Roman" w:cs="Times New Roman"/>
+          <w:sz w:val="24"/>
+          <w:szCs w:val="24"/>
+          <w:lang w:val="en-US"/>
+        </w:rPr>
+        <w:t xml:space="preserve"> </w:t>
+      </w:r>
+      <w:proofErr w:type="spellStart"/>
+      <w:r>
+        <w:rPr>
+          <w:rFonts w:ascii="Times New Roman" w:hAnsi="Times New Roman" w:cs="Times New Roman"/>
+          <w:sz w:val="24"/>
+          <w:szCs w:val="24"/>
+          <w:lang w:val="en-US"/>
+        </w:rPr>
+        <w:t>tahap</w:t>
+      </w:r>
+      <w:proofErr w:type="spellEnd"/>
+      <w:r>
+        <w:rPr>
+          <w:rFonts w:ascii="Times New Roman" w:hAnsi="Times New Roman" w:cs="Times New Roman"/>
+          <w:sz w:val="24"/>
+          <w:szCs w:val="24"/>
+          <w:lang w:val="en-US"/>
+        </w:rPr>
+        <w:t xml:space="preserve"> </w:t>
+      </w:r>
+      <w:proofErr w:type="spellStart"/>
+      <w:r>
+        <w:rPr>
+          <w:rFonts w:ascii="Times New Roman" w:hAnsi="Times New Roman" w:cs="Times New Roman"/>
+          <w:sz w:val="24"/>
+          <w:szCs w:val="24"/>
+          <w:lang w:val="en-US"/>
+        </w:rPr>
+        <w:t>penerapan</w:t>
+      </w:r>
+      <w:proofErr w:type="spellEnd"/>
+      <w:r>
+        <w:rPr>
+          <w:rFonts w:ascii="Times New Roman" w:hAnsi="Times New Roman" w:cs="Times New Roman"/>
+          <w:sz w:val="24"/>
+          <w:szCs w:val="24"/>
+          <w:lang w:val="en-US"/>
+        </w:rPr>
+        <w:t xml:space="preserve"> dan </w:t>
+      </w:r>
+      <w:proofErr w:type="spellStart"/>
+      <w:r>
+        <w:rPr>
+          <w:rFonts w:ascii="Times New Roman" w:hAnsi="Times New Roman" w:cs="Times New Roman"/>
+          <w:sz w:val="24"/>
+          <w:szCs w:val="24"/>
+          <w:lang w:val="en-US"/>
+        </w:rPr>
+        <w:t>pengujian</w:t>
+      </w:r>
+      <w:proofErr w:type="spellEnd"/>
+      <w:r>
+        <w:rPr>
+          <w:rFonts w:ascii="Times New Roman" w:hAnsi="Times New Roman" w:cs="Times New Roman"/>
+          <w:sz w:val="24"/>
+          <w:szCs w:val="24"/>
+          <w:lang w:val="en-US"/>
+        </w:rPr>
+        <w:t xml:space="preserve"> </w:t>
+      </w:r>
+      <w:proofErr w:type="spellStart"/>
+      <w:r>
+        <w:rPr>
+          <w:rFonts w:ascii="Times New Roman" w:hAnsi="Times New Roman" w:cs="Times New Roman"/>
+          <w:sz w:val="24"/>
+          <w:szCs w:val="24"/>
+          <w:lang w:val="en-US"/>
+        </w:rPr>
+        <w:t>s</w:t>
+      </w:r>
+      <w:r>
+        <w:rPr>
+          <w:rFonts w:ascii="Times New Roman" w:hAnsi="Times New Roman" w:cs="Times New Roman"/>
+          <w:sz w:val="24"/>
+          <w:szCs w:val="24"/>
+          <w:lang w:val="en-US"/>
+        </w:rPr>
+        <w:t>i</w:t>
+      </w:r>
+      <w:r>
+        <w:rPr>
+          <w:rFonts w:ascii="Times New Roman" w:hAnsi="Times New Roman" w:cs="Times New Roman"/>
+          <w:sz w:val="24"/>
+          <w:szCs w:val="24"/>
+          <w:lang w:val="en-US"/>
+        </w:rPr>
+        <w:t>stem</w:t>
+      </w:r>
+      <w:proofErr w:type="spellEnd"/>
+      <w:r>
+        <w:rPr>
+          <w:rFonts w:ascii="Times New Roman" w:hAnsi="Times New Roman" w:cs="Times New Roman"/>
+          <w:sz w:val="24"/>
+          <w:szCs w:val="24"/>
+          <w:lang w:val="en-US"/>
+        </w:rPr>
+        <w:t xml:space="preserve"> </w:t>
+      </w:r>
+      <w:proofErr w:type="spellStart"/>
+      <w:r>
+        <w:rPr>
+          <w:rFonts w:ascii="Times New Roman" w:hAnsi="Times New Roman" w:cs="Times New Roman"/>
+          <w:sz w:val="24"/>
+          <w:szCs w:val="24"/>
+          <w:lang w:val="en-US"/>
+        </w:rPr>
+        <w:t>berdasarkan</w:t>
+      </w:r>
+      <w:proofErr w:type="spellEnd"/>
+      <w:r>
+        <w:rPr>
+          <w:rFonts w:ascii="Times New Roman" w:hAnsi="Times New Roman" w:cs="Times New Roman"/>
+          <w:sz w:val="24"/>
+          <w:szCs w:val="24"/>
+          <w:lang w:val="en-US"/>
+        </w:rPr>
+        <w:t xml:space="preserve"> </w:t>
+      </w:r>
+      <w:proofErr w:type="spellStart"/>
+      <w:r>
+        <w:rPr>
+          <w:rFonts w:ascii="Times New Roman" w:hAnsi="Times New Roman" w:cs="Times New Roman"/>
+          <w:sz w:val="24"/>
+          <w:szCs w:val="24"/>
+          <w:lang w:val="en-US"/>
+        </w:rPr>
+        <w:t>hasil</w:t>
+      </w:r>
+      <w:proofErr w:type="spellEnd"/>
+      <w:r>
+        <w:rPr>
+          <w:rFonts w:ascii="Times New Roman" w:hAnsi="Times New Roman" w:cs="Times New Roman"/>
+          <w:sz w:val="24"/>
+          <w:szCs w:val="24"/>
+          <w:lang w:val="en-US"/>
+        </w:rPr>
+        <w:t xml:space="preserve"> </w:t>
+      </w:r>
+      <w:proofErr w:type="spellStart"/>
+      <w:r>
+        <w:rPr>
+          <w:rFonts w:ascii="Times New Roman" w:hAnsi="Times New Roman" w:cs="Times New Roman"/>
+          <w:sz w:val="24"/>
+          <w:szCs w:val="24"/>
+          <w:lang w:val="en-US"/>
+        </w:rPr>
+        <w:t>analisis</w:t>
+      </w:r>
+      <w:proofErr w:type="spellEnd"/>
+      <w:r>
+        <w:rPr>
+          <w:rFonts w:ascii="Times New Roman" w:hAnsi="Times New Roman" w:cs="Times New Roman"/>
+          <w:sz w:val="24"/>
+          <w:szCs w:val="24"/>
+          <w:lang w:val="en-US"/>
+        </w:rPr>
+        <w:t xml:space="preserve"> dan </w:t>
+      </w:r>
+      <w:proofErr w:type="spellStart"/>
+      <w:r>
+        <w:rPr>
+          <w:rFonts w:ascii="Times New Roman" w:hAnsi="Times New Roman" w:cs="Times New Roman"/>
+          <w:sz w:val="24"/>
+          <w:szCs w:val="24"/>
+          <w:lang w:val="en-US"/>
+        </w:rPr>
+        <w:t>perancangan</w:t>
+      </w:r>
+      <w:proofErr w:type="spellEnd"/>
+      <w:r>
+        <w:rPr>
+          <w:rFonts w:ascii="Times New Roman" w:hAnsi="Times New Roman" w:cs="Times New Roman"/>
+          <w:sz w:val="24"/>
+          <w:szCs w:val="24"/>
+          <w:lang w:val="en-US"/>
+        </w:rPr>
+        <w:t xml:space="preserve"> yang </w:t>
+      </w:r>
+      <w:proofErr w:type="spellStart"/>
+      <w:r>
+        <w:rPr>
+          <w:rFonts w:ascii="Times New Roman" w:hAnsi="Times New Roman" w:cs="Times New Roman"/>
+          <w:sz w:val="24"/>
+          <w:szCs w:val="24"/>
+          <w:lang w:val="en-US"/>
+        </w:rPr>
+        <w:t>telah</w:t>
+      </w:r>
+      <w:proofErr w:type="spellEnd"/>
+      <w:r>
+        <w:rPr>
+          <w:rFonts w:ascii="Times New Roman" w:hAnsi="Times New Roman" w:cs="Times New Roman"/>
+          <w:sz w:val="24"/>
+          <w:szCs w:val="24"/>
+          <w:lang w:val="en-US"/>
+        </w:rPr>
+        <w:t xml:space="preserve"> </w:t>
+      </w:r>
+      <w:proofErr w:type="spellStart"/>
+      <w:r>
+        <w:rPr>
+          <w:rFonts w:ascii="Times New Roman" w:hAnsi="Times New Roman" w:cs="Times New Roman"/>
+          <w:sz w:val="24"/>
+          <w:szCs w:val="24"/>
+          <w:lang w:val="en-US"/>
+        </w:rPr>
+        <w:t>dilakukan</w:t>
+      </w:r>
+      <w:proofErr w:type="spellEnd"/>
+      <w:r>
+        <w:rPr>
+          <w:rFonts w:ascii="Times New Roman" w:hAnsi="Times New Roman" w:cs="Times New Roman"/>
+          <w:sz w:val="24"/>
+          <w:szCs w:val="24"/>
+          <w:lang w:val="en-US"/>
+        </w:rPr>
+        <w:t xml:space="preserve">. </w:t>
+      </w:r>
+      <w:proofErr w:type="spellStart"/>
+      <w:r>
+        <w:rPr>
+          <w:rFonts w:ascii="Times New Roman" w:hAnsi="Times New Roman" w:cs="Times New Roman"/>
+          <w:sz w:val="24"/>
+          <w:szCs w:val="24"/>
+          <w:lang w:val="en-US"/>
+        </w:rPr>
+        <w:t>Implementasi</w:t>
+      </w:r>
+      <w:proofErr w:type="spellEnd"/>
+      <w:r>
+        <w:rPr>
+          <w:rFonts w:ascii="Times New Roman" w:hAnsi="Times New Roman" w:cs="Times New Roman"/>
+          <w:sz w:val="24"/>
+          <w:szCs w:val="24"/>
+          <w:lang w:val="en-US"/>
+        </w:rPr>
+        <w:t xml:space="preserve"> </w:t>
+      </w:r>
+      <w:proofErr w:type="spellStart"/>
+      <w:r>
+        <w:rPr>
+          <w:rFonts w:ascii="Times New Roman" w:hAnsi="Times New Roman" w:cs="Times New Roman"/>
+          <w:sz w:val="24"/>
+          <w:szCs w:val="24"/>
+          <w:lang w:val="en-US"/>
+        </w:rPr>
+        <w:t>dapat</w:t>
+      </w:r>
+      <w:proofErr w:type="spellEnd"/>
+      <w:r>
+        <w:rPr>
+          <w:rFonts w:ascii="Times New Roman" w:hAnsi="Times New Roman" w:cs="Times New Roman"/>
+          <w:sz w:val="24"/>
+          <w:szCs w:val="24"/>
+          <w:lang w:val="en-US"/>
+        </w:rPr>
+        <w:t xml:space="preserve"> </w:t>
+      </w:r>
+      <w:proofErr w:type="spellStart"/>
+      <w:r>
+        <w:rPr>
+          <w:rFonts w:ascii="Times New Roman" w:hAnsi="Times New Roman" w:cs="Times New Roman"/>
+          <w:sz w:val="24"/>
+          <w:szCs w:val="24"/>
+          <w:lang w:val="en-US"/>
+        </w:rPr>
+        <w:t>berguna</w:t>
+      </w:r>
+      <w:proofErr w:type="spellEnd"/>
+      <w:r>
+        <w:rPr>
+          <w:rFonts w:ascii="Times New Roman" w:hAnsi="Times New Roman" w:cs="Times New Roman"/>
+          <w:sz w:val="24"/>
+          <w:szCs w:val="24"/>
+          <w:lang w:val="en-US"/>
+        </w:rPr>
+        <w:t xml:space="preserve"> </w:t>
+      </w:r>
+      <w:proofErr w:type="spellStart"/>
+      <w:r>
+        <w:rPr>
+          <w:rFonts w:ascii="Times New Roman" w:hAnsi="Times New Roman" w:cs="Times New Roman"/>
+          <w:sz w:val="24"/>
+          <w:szCs w:val="24"/>
+          <w:lang w:val="en-US"/>
+        </w:rPr>
+        <w:t>untuk</w:t>
+      </w:r>
+      <w:proofErr w:type="spellEnd"/>
+      <w:r>
+        <w:rPr>
+          <w:rFonts w:ascii="Times New Roman" w:hAnsi="Times New Roman" w:cs="Times New Roman"/>
+          <w:sz w:val="24"/>
+          <w:szCs w:val="24"/>
+          <w:lang w:val="en-US"/>
+        </w:rPr>
+        <w:t xml:space="preserve"> </w:t>
+      </w:r>
+      <w:proofErr w:type="spellStart"/>
+      <w:r>
+        <w:rPr>
+          <w:rFonts w:ascii="Times New Roman" w:hAnsi="Times New Roman" w:cs="Times New Roman"/>
+          <w:sz w:val="24"/>
+          <w:szCs w:val="24"/>
+          <w:lang w:val="en-US"/>
+        </w:rPr>
+        <w:t>mengetahui</w:t>
+      </w:r>
+      <w:proofErr w:type="spellEnd"/>
+      <w:r>
+        <w:rPr>
+          <w:rFonts w:ascii="Times New Roman" w:hAnsi="Times New Roman" w:cs="Times New Roman"/>
+          <w:sz w:val="24"/>
+          <w:szCs w:val="24"/>
+          <w:lang w:val="en-US"/>
+        </w:rPr>
+        <w:t xml:space="preserve"> </w:t>
+      </w:r>
+      <w:proofErr w:type="spellStart"/>
+      <w:r>
+        <w:rPr>
+          <w:rFonts w:ascii="Times New Roman" w:hAnsi="Times New Roman" w:cs="Times New Roman"/>
+          <w:sz w:val="24"/>
+          <w:szCs w:val="24"/>
+          <w:lang w:val="en-US"/>
+        </w:rPr>
+        <w:t>tentang</w:t>
+      </w:r>
+      <w:proofErr w:type="spellEnd"/>
+      <w:r>
+        <w:rPr>
+          <w:rFonts w:ascii="Times New Roman" w:hAnsi="Times New Roman" w:cs="Times New Roman"/>
+          <w:sz w:val="24"/>
+          <w:szCs w:val="24"/>
+          <w:lang w:val="en-US"/>
+        </w:rPr>
+        <w:t xml:space="preserve"> Gambaran yang </w:t>
+      </w:r>
+      <w:proofErr w:type="spellStart"/>
+      <w:r>
+        <w:rPr>
+          <w:rFonts w:ascii="Times New Roman" w:hAnsi="Times New Roman" w:cs="Times New Roman"/>
+          <w:sz w:val="24"/>
+          <w:szCs w:val="24"/>
+          <w:lang w:val="en-US"/>
+        </w:rPr>
+        <w:t>jelas</w:t>
+      </w:r>
+      <w:proofErr w:type="spellEnd"/>
+      <w:r>
+        <w:rPr>
+          <w:rFonts w:ascii="Times New Roman" w:hAnsi="Times New Roman" w:cs="Times New Roman"/>
+          <w:sz w:val="24"/>
+          <w:szCs w:val="24"/>
+          <w:lang w:val="en-US"/>
+        </w:rPr>
+        <w:t xml:space="preserve"> </w:t>
+      </w:r>
+      <w:proofErr w:type="spellStart"/>
+      <w:r>
+        <w:rPr>
+          <w:rFonts w:ascii="Times New Roman" w:hAnsi="Times New Roman" w:cs="Times New Roman"/>
+          <w:sz w:val="24"/>
+          <w:szCs w:val="24"/>
+          <w:lang w:val="en-US"/>
+        </w:rPr>
+        <w:t>mengenai</w:t>
+      </w:r>
+      <w:proofErr w:type="spellEnd"/>
+      <w:r>
+        <w:rPr>
+          <w:rFonts w:ascii="Times New Roman" w:hAnsi="Times New Roman" w:cs="Times New Roman"/>
+          <w:sz w:val="24"/>
+          <w:szCs w:val="24"/>
+          <w:lang w:val="en-US"/>
+        </w:rPr>
+        <w:t xml:space="preserve"> </w:t>
+      </w:r>
+      <w:proofErr w:type="spellStart"/>
+      <w:r>
+        <w:rPr>
+          <w:rFonts w:ascii="Times New Roman" w:hAnsi="Times New Roman" w:cs="Times New Roman"/>
+          <w:sz w:val="24"/>
+          <w:szCs w:val="24"/>
+          <w:lang w:val="en-US"/>
+        </w:rPr>
+        <w:t>penelitian</w:t>
+      </w:r>
+      <w:proofErr w:type="spellEnd"/>
+      <w:r>
+        <w:rPr>
+          <w:rFonts w:ascii="Times New Roman" w:hAnsi="Times New Roman" w:cs="Times New Roman"/>
+          <w:sz w:val="24"/>
+          <w:szCs w:val="24"/>
+          <w:lang w:val="en-US"/>
+        </w:rPr>
+        <w:t xml:space="preserve"> yang </w:t>
+      </w:r>
+      <w:proofErr w:type="spellStart"/>
+      <w:r>
+        <w:rPr>
+          <w:rFonts w:ascii="Times New Roman" w:hAnsi="Times New Roman" w:cs="Times New Roman"/>
+          <w:sz w:val="24"/>
+          <w:szCs w:val="24"/>
+          <w:lang w:val="en-US"/>
+        </w:rPr>
+        <w:t>dilakukan</w:t>
+      </w:r>
+      <w:proofErr w:type="spellEnd"/>
+      <w:r>
+        <w:rPr>
+          <w:rFonts w:ascii="Times New Roman" w:hAnsi="Times New Roman" w:cs="Times New Roman"/>
+          <w:sz w:val="24"/>
+          <w:szCs w:val="24"/>
+          <w:lang w:val="en-US"/>
+        </w:rPr>
+        <w:t>.</w:t>
+      </w:r>
     </w:p>
     <w:p>
       <w:pPr>
         <w:pStyle w:val="Heading3"/>
+        <w:spacing w:after="160"/>
         <w:rPr>
           <w:color w:val="000000" w:themeColor="text1"/>
           <w:lang w:val="en-US"/>
@@ -10888,18 +13967,514 @@
         </w:rPr>
         <w:t xml:space="preserve">3.2.5 </w:t>
       </w:r>
-      <w:r>
-        <w:rPr>
-          <w:color w:val="000000" w:themeColor="text1"/>
-          <w:lang w:val="en-US"/>
-        </w:rPr>
-        <w:t>Pengujian</w:t>
-      </w:r>
       <w:bookmarkEnd w:id="23"/>
+      <w:proofErr w:type="spellStart"/>
+      <w:r>
+        <w:rPr>
+          <w:color w:val="000000" w:themeColor="text1"/>
+          <w:lang w:val="en-US"/>
+        </w:rPr>
+        <w:t>Eksperimen</w:t>
+      </w:r>
+      <w:proofErr w:type="spellEnd"/>
+    </w:p>
+    <w:p>
+      <w:pPr>
+        <w:spacing w:line="480" w:lineRule="auto"/>
+        <w:ind w:firstLine="340"/>
+        <w:jc w:val="both"/>
+        <w:rPr>
+          <w:rFonts w:ascii="Times New Roman" w:hAnsi="Times New Roman" w:cs="Times New Roman"/>
+          <w:sz w:val="24"/>
+          <w:szCs w:val="24"/>
+          <w:lang w:val="en-US"/>
+        </w:rPr>
+      </w:pPr>
+      <w:proofErr w:type="spellStart"/>
+      <w:r>
+        <w:rPr>
+          <w:rFonts w:ascii="Times New Roman" w:hAnsi="Times New Roman" w:cs="Times New Roman"/>
+          <w:sz w:val="24"/>
+          <w:szCs w:val="24"/>
+          <w:lang w:val="en-US"/>
+        </w:rPr>
+        <w:t>Tahap</w:t>
+      </w:r>
+      <w:proofErr w:type="spellEnd"/>
+      <w:r>
+        <w:rPr>
+          <w:rFonts w:ascii="Times New Roman" w:hAnsi="Times New Roman" w:cs="Times New Roman"/>
+          <w:sz w:val="24"/>
+          <w:szCs w:val="24"/>
+          <w:lang w:val="en-US"/>
+        </w:rPr>
+        <w:t xml:space="preserve"> </w:t>
+      </w:r>
+      <w:proofErr w:type="spellStart"/>
+      <w:r>
+        <w:rPr>
+          <w:rFonts w:ascii="Times New Roman" w:hAnsi="Times New Roman" w:cs="Times New Roman"/>
+          <w:sz w:val="24"/>
+          <w:szCs w:val="24"/>
+          <w:lang w:val="en-US"/>
+        </w:rPr>
+        <w:t>eksperiman</w:t>
+      </w:r>
+      <w:proofErr w:type="spellEnd"/>
+      <w:r>
+        <w:rPr>
+          <w:rFonts w:ascii="Times New Roman" w:hAnsi="Times New Roman" w:cs="Times New Roman"/>
+          <w:sz w:val="24"/>
+          <w:szCs w:val="24"/>
+          <w:lang w:val="en-US"/>
+        </w:rPr>
+        <w:t xml:space="preserve"> </w:t>
+      </w:r>
+      <w:proofErr w:type="spellStart"/>
+      <w:r>
+        <w:rPr>
+          <w:rFonts w:ascii="Times New Roman" w:hAnsi="Times New Roman" w:cs="Times New Roman"/>
+          <w:sz w:val="24"/>
+          <w:szCs w:val="24"/>
+          <w:lang w:val="en-US"/>
+        </w:rPr>
+        <w:t>melibatkan</w:t>
+      </w:r>
+      <w:proofErr w:type="spellEnd"/>
+      <w:r>
+        <w:rPr>
+          <w:rFonts w:ascii="Times New Roman" w:hAnsi="Times New Roman" w:cs="Times New Roman"/>
+          <w:sz w:val="24"/>
+          <w:szCs w:val="24"/>
+          <w:lang w:val="en-US"/>
+        </w:rPr>
+        <w:t xml:space="preserve"> proses </w:t>
+      </w:r>
+      <w:proofErr w:type="spellStart"/>
+      <w:r>
+        <w:rPr>
+          <w:rFonts w:ascii="Times New Roman" w:hAnsi="Times New Roman" w:cs="Times New Roman"/>
+          <w:sz w:val="24"/>
+          <w:szCs w:val="24"/>
+          <w:lang w:val="en-US"/>
+        </w:rPr>
+        <w:t>pelatihan</w:t>
+      </w:r>
+      <w:proofErr w:type="spellEnd"/>
+      <w:r>
+        <w:rPr>
+          <w:rFonts w:ascii="Times New Roman" w:hAnsi="Times New Roman" w:cs="Times New Roman"/>
+          <w:sz w:val="24"/>
+          <w:szCs w:val="24"/>
+          <w:lang w:val="en-US"/>
+        </w:rPr>
+        <w:t xml:space="preserve"> model (training) </w:t>
+      </w:r>
+      <w:proofErr w:type="spellStart"/>
+      <w:r>
+        <w:rPr>
+          <w:rFonts w:ascii="Times New Roman" w:hAnsi="Times New Roman" w:cs="Times New Roman"/>
+          <w:sz w:val="24"/>
+          <w:szCs w:val="24"/>
+          <w:lang w:val="en-US"/>
+        </w:rPr>
+        <w:t>menggunakan</w:t>
+      </w:r>
+      <w:proofErr w:type="spellEnd"/>
+      <w:r>
+        <w:rPr>
+          <w:rFonts w:ascii="Times New Roman" w:hAnsi="Times New Roman" w:cs="Times New Roman"/>
+          <w:sz w:val="24"/>
+          <w:szCs w:val="24"/>
+          <w:lang w:val="en-US"/>
+        </w:rPr>
+        <w:t xml:space="preserve"> data </w:t>
+      </w:r>
+      <w:proofErr w:type="spellStart"/>
+      <w:r>
+        <w:rPr>
+          <w:rFonts w:ascii="Times New Roman" w:hAnsi="Times New Roman" w:cs="Times New Roman"/>
+          <w:sz w:val="24"/>
+          <w:szCs w:val="24"/>
+          <w:lang w:val="en-US"/>
+        </w:rPr>
+        <w:t>latih</w:t>
+      </w:r>
+      <w:proofErr w:type="spellEnd"/>
+      <w:r>
+        <w:rPr>
+          <w:rFonts w:ascii="Times New Roman" w:hAnsi="Times New Roman" w:cs="Times New Roman"/>
+          <w:sz w:val="24"/>
+          <w:szCs w:val="24"/>
+          <w:lang w:val="en-US"/>
+        </w:rPr>
+        <w:t xml:space="preserve"> dan </w:t>
+      </w:r>
+      <w:proofErr w:type="spellStart"/>
+      <w:r>
+        <w:rPr>
+          <w:rFonts w:ascii="Times New Roman" w:hAnsi="Times New Roman" w:cs="Times New Roman"/>
+          <w:sz w:val="24"/>
+          <w:szCs w:val="24"/>
+          <w:lang w:val="en-US"/>
+        </w:rPr>
+        <w:t>pengujian</w:t>
+      </w:r>
+      <w:proofErr w:type="spellEnd"/>
+      <w:r>
+        <w:rPr>
+          <w:rFonts w:ascii="Times New Roman" w:hAnsi="Times New Roman" w:cs="Times New Roman"/>
+          <w:sz w:val="24"/>
+          <w:szCs w:val="24"/>
+          <w:lang w:val="en-US"/>
+        </w:rPr>
+        <w:t xml:space="preserve"> (testing) </w:t>
+      </w:r>
+      <w:proofErr w:type="spellStart"/>
+      <w:r>
+        <w:rPr>
+          <w:rFonts w:ascii="Times New Roman" w:hAnsi="Times New Roman" w:cs="Times New Roman"/>
+          <w:sz w:val="24"/>
+          <w:szCs w:val="24"/>
+          <w:lang w:val="en-US"/>
+        </w:rPr>
+        <w:t>untuk</w:t>
+      </w:r>
+      <w:proofErr w:type="spellEnd"/>
+      <w:r>
+        <w:rPr>
+          <w:rFonts w:ascii="Times New Roman" w:hAnsi="Times New Roman" w:cs="Times New Roman"/>
+          <w:sz w:val="24"/>
+          <w:szCs w:val="24"/>
+          <w:lang w:val="en-US"/>
+        </w:rPr>
+        <w:t xml:space="preserve"> </w:t>
+      </w:r>
+      <w:proofErr w:type="spellStart"/>
+      <w:r>
+        <w:rPr>
+          <w:rFonts w:ascii="Times New Roman" w:hAnsi="Times New Roman" w:cs="Times New Roman"/>
+          <w:sz w:val="24"/>
+          <w:szCs w:val="24"/>
+          <w:lang w:val="en-US"/>
+        </w:rPr>
+        <w:t>melihat</w:t>
+      </w:r>
+      <w:proofErr w:type="spellEnd"/>
+      <w:r>
+        <w:rPr>
+          <w:rFonts w:ascii="Times New Roman" w:hAnsi="Times New Roman" w:cs="Times New Roman"/>
+          <w:sz w:val="24"/>
+          <w:szCs w:val="24"/>
+          <w:lang w:val="en-US"/>
+        </w:rPr>
+        <w:t xml:space="preserve"> </w:t>
+      </w:r>
+      <w:proofErr w:type="spellStart"/>
+      <w:r>
+        <w:rPr>
+          <w:rFonts w:ascii="Times New Roman" w:hAnsi="Times New Roman" w:cs="Times New Roman"/>
+          <w:sz w:val="24"/>
+          <w:szCs w:val="24"/>
+          <w:lang w:val="en-US"/>
+        </w:rPr>
+        <w:t>performa</w:t>
+      </w:r>
+      <w:proofErr w:type="spellEnd"/>
+      <w:r>
+        <w:rPr>
+          <w:rFonts w:ascii="Times New Roman" w:hAnsi="Times New Roman" w:cs="Times New Roman"/>
+          <w:sz w:val="24"/>
+          <w:szCs w:val="24"/>
+          <w:lang w:val="en-US"/>
+        </w:rPr>
+        <w:t xml:space="preserve"> model. Pada </w:t>
+      </w:r>
+      <w:proofErr w:type="spellStart"/>
+      <w:r>
+        <w:rPr>
+          <w:rFonts w:ascii="Times New Roman" w:hAnsi="Times New Roman" w:cs="Times New Roman"/>
+          <w:sz w:val="24"/>
+          <w:szCs w:val="24"/>
+          <w:lang w:val="en-US"/>
+        </w:rPr>
+        <w:t>tahap</w:t>
+      </w:r>
+      <w:proofErr w:type="spellEnd"/>
+      <w:r>
+        <w:rPr>
+          <w:rFonts w:ascii="Times New Roman" w:hAnsi="Times New Roman" w:cs="Times New Roman"/>
+          <w:sz w:val="24"/>
+          <w:szCs w:val="24"/>
+          <w:lang w:val="en-US"/>
+        </w:rPr>
+        <w:t xml:space="preserve"> </w:t>
+      </w:r>
+      <w:proofErr w:type="spellStart"/>
+      <w:r>
+        <w:rPr>
+          <w:rFonts w:ascii="Times New Roman" w:hAnsi="Times New Roman" w:cs="Times New Roman"/>
+          <w:sz w:val="24"/>
+          <w:szCs w:val="24"/>
+          <w:lang w:val="en-US"/>
+        </w:rPr>
+        <w:t>ini</w:t>
+      </w:r>
+      <w:proofErr w:type="spellEnd"/>
+      <w:r>
+        <w:rPr>
+          <w:rFonts w:ascii="Times New Roman" w:hAnsi="Times New Roman" w:cs="Times New Roman"/>
+          <w:sz w:val="24"/>
+          <w:szCs w:val="24"/>
+          <w:lang w:val="en-US"/>
+        </w:rPr>
+        <w:t xml:space="preserve"> </w:t>
+      </w:r>
+      <w:proofErr w:type="spellStart"/>
+      <w:r>
+        <w:rPr>
+          <w:rFonts w:ascii="Times New Roman" w:hAnsi="Times New Roman" w:cs="Times New Roman"/>
+          <w:sz w:val="24"/>
+          <w:szCs w:val="24"/>
+          <w:lang w:val="en-US"/>
+        </w:rPr>
+        <w:t>dilakukan</w:t>
+      </w:r>
+      <w:proofErr w:type="spellEnd"/>
+      <w:r>
+        <w:rPr>
+          <w:rFonts w:ascii="Times New Roman" w:hAnsi="Times New Roman" w:cs="Times New Roman"/>
+          <w:sz w:val="24"/>
+          <w:szCs w:val="24"/>
+          <w:lang w:val="en-US"/>
+        </w:rPr>
+        <w:t xml:space="preserve"> </w:t>
+      </w:r>
+      <w:proofErr w:type="spellStart"/>
+      <w:r>
+        <w:rPr>
+          <w:rFonts w:ascii="Times New Roman" w:hAnsi="Times New Roman" w:cs="Times New Roman"/>
+          <w:sz w:val="24"/>
+          <w:szCs w:val="24"/>
+          <w:lang w:val="en-US"/>
+        </w:rPr>
+        <w:t>pengujian</w:t>
+      </w:r>
+      <w:proofErr w:type="spellEnd"/>
+      <w:r>
+        <w:rPr>
+          <w:rFonts w:ascii="Times New Roman" w:hAnsi="Times New Roman" w:cs="Times New Roman"/>
+          <w:sz w:val="24"/>
+          <w:szCs w:val="24"/>
+          <w:lang w:val="en-US"/>
+        </w:rPr>
+        <w:t xml:space="preserve"> </w:t>
+      </w:r>
+      <w:proofErr w:type="spellStart"/>
+      <w:r>
+        <w:rPr>
+          <w:rFonts w:ascii="Times New Roman" w:hAnsi="Times New Roman" w:cs="Times New Roman"/>
+          <w:sz w:val="24"/>
+          <w:szCs w:val="24"/>
+          <w:lang w:val="en-US"/>
+        </w:rPr>
+        <w:t>untuk</w:t>
+      </w:r>
+      <w:proofErr w:type="spellEnd"/>
+      <w:r>
+        <w:rPr>
+          <w:rFonts w:ascii="Times New Roman" w:hAnsi="Times New Roman" w:cs="Times New Roman"/>
+          <w:sz w:val="24"/>
+          <w:szCs w:val="24"/>
+          <w:lang w:val="en-US"/>
+        </w:rPr>
+        <w:t xml:space="preserve"> </w:t>
+      </w:r>
+      <w:proofErr w:type="spellStart"/>
+      <w:r>
+        <w:rPr>
+          <w:rFonts w:ascii="Times New Roman" w:hAnsi="Times New Roman" w:cs="Times New Roman"/>
+          <w:sz w:val="24"/>
+          <w:szCs w:val="24"/>
+          <w:lang w:val="en-US"/>
+        </w:rPr>
+        <w:t>mengetahui</w:t>
+      </w:r>
+      <w:proofErr w:type="spellEnd"/>
+      <w:r>
+        <w:rPr>
+          <w:rFonts w:ascii="Times New Roman" w:hAnsi="Times New Roman" w:cs="Times New Roman"/>
+          <w:sz w:val="24"/>
+          <w:szCs w:val="24"/>
+          <w:lang w:val="en-US"/>
+        </w:rPr>
+        <w:t xml:space="preserve"> </w:t>
+      </w:r>
+      <w:proofErr w:type="spellStart"/>
+      <w:r>
+        <w:rPr>
+          <w:rFonts w:ascii="Times New Roman" w:hAnsi="Times New Roman" w:cs="Times New Roman"/>
+          <w:sz w:val="24"/>
+          <w:szCs w:val="24"/>
+          <w:lang w:val="en-US"/>
+        </w:rPr>
+        <w:t>kinerja</w:t>
+      </w:r>
+      <w:proofErr w:type="spellEnd"/>
+      <w:r>
+        <w:rPr>
+          <w:rFonts w:ascii="Times New Roman" w:hAnsi="Times New Roman" w:cs="Times New Roman"/>
+          <w:sz w:val="24"/>
+          <w:szCs w:val="24"/>
+          <w:lang w:val="en-US"/>
+        </w:rPr>
+        <w:t xml:space="preserve"> </w:t>
+      </w:r>
+      <w:proofErr w:type="spellStart"/>
+      <w:r>
+        <w:rPr>
+          <w:rFonts w:ascii="Times New Roman" w:hAnsi="Times New Roman" w:cs="Times New Roman"/>
+          <w:sz w:val="24"/>
+          <w:szCs w:val="24"/>
+          <w:lang w:val="en-US"/>
+        </w:rPr>
+        <w:t>dari</w:t>
+      </w:r>
+      <w:proofErr w:type="spellEnd"/>
+      <w:r>
+        <w:rPr>
+          <w:rFonts w:ascii="Times New Roman" w:hAnsi="Times New Roman" w:cs="Times New Roman"/>
+          <w:sz w:val="24"/>
+          <w:szCs w:val="24"/>
+          <w:lang w:val="en-US"/>
+        </w:rPr>
+        <w:t xml:space="preserve"> masing-masing model </w:t>
+      </w:r>
+      <w:proofErr w:type="spellStart"/>
+      <w:r>
+        <w:rPr>
+          <w:rFonts w:ascii="Times New Roman" w:hAnsi="Times New Roman" w:cs="Times New Roman"/>
+          <w:sz w:val="24"/>
+          <w:szCs w:val="24"/>
+          <w:lang w:val="en-US"/>
+        </w:rPr>
+        <w:t>untuk</w:t>
+      </w:r>
+      <w:proofErr w:type="spellEnd"/>
+      <w:r>
+        <w:rPr>
+          <w:rFonts w:ascii="Times New Roman" w:hAnsi="Times New Roman" w:cs="Times New Roman"/>
+          <w:sz w:val="24"/>
+          <w:szCs w:val="24"/>
+          <w:lang w:val="en-US"/>
+        </w:rPr>
+        <w:t xml:space="preserve"> </w:t>
+      </w:r>
+      <w:proofErr w:type="spellStart"/>
+      <w:r>
+        <w:rPr>
+          <w:rFonts w:ascii="Times New Roman" w:hAnsi="Times New Roman" w:cs="Times New Roman"/>
+          <w:sz w:val="24"/>
+          <w:szCs w:val="24"/>
+          <w:lang w:val="en-US"/>
+        </w:rPr>
+        <w:t>menentukan</w:t>
+      </w:r>
+      <w:proofErr w:type="spellEnd"/>
+      <w:r>
+        <w:rPr>
+          <w:rFonts w:ascii="Times New Roman" w:hAnsi="Times New Roman" w:cs="Times New Roman"/>
+          <w:sz w:val="24"/>
+          <w:szCs w:val="24"/>
+          <w:lang w:val="en-US"/>
+        </w:rPr>
+        <w:t xml:space="preserve"> </w:t>
+      </w:r>
+      <w:proofErr w:type="spellStart"/>
+      <w:r>
+        <w:rPr>
+          <w:rFonts w:ascii="Times New Roman" w:hAnsi="Times New Roman" w:cs="Times New Roman"/>
+          <w:sz w:val="24"/>
+          <w:szCs w:val="24"/>
+          <w:lang w:val="en-US"/>
+        </w:rPr>
+        <w:t>hasil</w:t>
+      </w:r>
+      <w:proofErr w:type="spellEnd"/>
+      <w:r>
+        <w:rPr>
+          <w:rFonts w:ascii="Times New Roman" w:hAnsi="Times New Roman" w:cs="Times New Roman"/>
+          <w:sz w:val="24"/>
+          <w:szCs w:val="24"/>
+          <w:lang w:val="en-US"/>
+        </w:rPr>
+        <w:t xml:space="preserve"> </w:t>
+      </w:r>
+      <w:proofErr w:type="spellStart"/>
+      <w:r>
+        <w:rPr>
+          <w:rFonts w:ascii="Times New Roman" w:hAnsi="Times New Roman" w:cs="Times New Roman"/>
+          <w:sz w:val="24"/>
+          <w:szCs w:val="24"/>
+          <w:lang w:val="en-US"/>
+        </w:rPr>
+        <w:t>prediksi</w:t>
+      </w:r>
+      <w:proofErr w:type="spellEnd"/>
+      <w:r>
+        <w:rPr>
+          <w:rFonts w:ascii="Times New Roman" w:hAnsi="Times New Roman" w:cs="Times New Roman"/>
+          <w:sz w:val="24"/>
+          <w:szCs w:val="24"/>
+          <w:lang w:val="en-US"/>
+        </w:rPr>
+        <w:t xml:space="preserve"> </w:t>
+      </w:r>
+      <w:proofErr w:type="spellStart"/>
+      <w:r>
+        <w:rPr>
+          <w:rFonts w:ascii="Times New Roman" w:hAnsi="Times New Roman" w:cs="Times New Roman"/>
+          <w:sz w:val="24"/>
+          <w:szCs w:val="24"/>
+          <w:lang w:val="en-US"/>
+        </w:rPr>
+        <w:t>harga</w:t>
+      </w:r>
+      <w:proofErr w:type="spellEnd"/>
+      <w:r>
+        <w:rPr>
+          <w:rFonts w:ascii="Times New Roman" w:hAnsi="Times New Roman" w:cs="Times New Roman"/>
+          <w:sz w:val="24"/>
+          <w:szCs w:val="24"/>
+          <w:lang w:val="en-US"/>
+        </w:rPr>
+        <w:t xml:space="preserve"> </w:t>
+      </w:r>
+      <w:proofErr w:type="spellStart"/>
+      <w:r>
+        <w:rPr>
+          <w:rFonts w:ascii="Times New Roman" w:hAnsi="Times New Roman" w:cs="Times New Roman"/>
+          <w:sz w:val="24"/>
+          <w:szCs w:val="24"/>
+          <w:lang w:val="en-US"/>
+        </w:rPr>
+        <w:t>sahan</w:t>
+      </w:r>
+      <w:proofErr w:type="spellEnd"/>
+      <w:r>
+        <w:rPr>
+          <w:rFonts w:ascii="Times New Roman" w:hAnsi="Times New Roman" w:cs="Times New Roman"/>
+          <w:sz w:val="24"/>
+          <w:szCs w:val="24"/>
+          <w:lang w:val="en-US"/>
+        </w:rPr>
+        <w:t>.</w:t>
+      </w:r>
     </w:p>
     <w:p>
       <w:pPr>
         <w:pStyle w:val="Heading3"/>
+        <w:spacing w:after="160"/>
         <w:rPr>
           <w:color w:val="000000" w:themeColor="text1"/>
           <w:lang w:val="en-US"/>
@@ -10913,6 +14488,7 @@
         </w:rPr>
         <w:t xml:space="preserve">3.2.6 </w:t>
       </w:r>
+      <w:proofErr w:type="spellStart"/>
       <w:r>
         <w:rPr>
           <w:color w:val="000000" w:themeColor="text1"/>
@@ -10921,6 +14497,4107 @@
         <w:t>Evaluasi</w:t>
       </w:r>
       <w:bookmarkEnd w:id="24"/>
+      <w:proofErr w:type="spellEnd"/>
+    </w:p>
+    <w:p>
+      <w:pPr>
+        <w:spacing w:after="0" w:line="480" w:lineRule="auto"/>
+        <w:ind w:firstLine="340"/>
+        <w:jc w:val="both"/>
+        <w:rPr>
+          <w:rFonts w:ascii="Times New Roman" w:hAnsi="Times New Roman" w:cs="Times New Roman"/>
+          <w:sz w:val="24"/>
+          <w:szCs w:val="24"/>
+          <w:lang w:val="en-US"/>
+        </w:rPr>
+      </w:pPr>
+      <w:proofErr w:type="spellStart"/>
+      <w:r>
+        <w:rPr>
+          <w:rFonts w:ascii="Times New Roman" w:hAnsi="Times New Roman" w:cs="Times New Roman"/>
+          <w:sz w:val="24"/>
+          <w:szCs w:val="24"/>
+          <w:lang w:val="en-US"/>
+        </w:rPr>
+        <w:t>Tahap</w:t>
+      </w:r>
+      <w:proofErr w:type="spellEnd"/>
+      <w:r>
+        <w:rPr>
+          <w:rFonts w:ascii="Times New Roman" w:hAnsi="Times New Roman" w:cs="Times New Roman"/>
+          <w:sz w:val="24"/>
+          <w:szCs w:val="24"/>
+          <w:lang w:val="en-US"/>
+        </w:rPr>
+        <w:t xml:space="preserve"> </w:t>
+      </w:r>
+      <w:proofErr w:type="spellStart"/>
+      <w:r>
+        <w:rPr>
+          <w:rFonts w:ascii="Times New Roman" w:hAnsi="Times New Roman" w:cs="Times New Roman"/>
+          <w:sz w:val="24"/>
+          <w:szCs w:val="24"/>
+          <w:lang w:val="en-US"/>
+        </w:rPr>
+        <w:t>terakhir</w:t>
+      </w:r>
+      <w:proofErr w:type="spellEnd"/>
+      <w:r>
+        <w:rPr>
+          <w:rFonts w:ascii="Times New Roman" w:hAnsi="Times New Roman" w:cs="Times New Roman"/>
+          <w:sz w:val="24"/>
+          <w:szCs w:val="24"/>
+          <w:lang w:val="en-US"/>
+        </w:rPr>
+        <w:t xml:space="preserve"> </w:t>
+      </w:r>
+      <w:proofErr w:type="spellStart"/>
+      <w:r>
+        <w:rPr>
+          <w:rFonts w:ascii="Times New Roman" w:hAnsi="Times New Roman" w:cs="Times New Roman"/>
+          <w:sz w:val="24"/>
+          <w:szCs w:val="24"/>
+          <w:lang w:val="en-US"/>
+        </w:rPr>
+        <w:t>dari</w:t>
+      </w:r>
+      <w:proofErr w:type="spellEnd"/>
+      <w:r>
+        <w:rPr>
+          <w:rFonts w:ascii="Times New Roman" w:hAnsi="Times New Roman" w:cs="Times New Roman"/>
+          <w:sz w:val="24"/>
+          <w:szCs w:val="24"/>
+          <w:lang w:val="en-US"/>
+        </w:rPr>
+        <w:t xml:space="preserve"> </w:t>
+      </w:r>
+      <w:proofErr w:type="spellStart"/>
+      <w:r>
+        <w:rPr>
+          <w:rFonts w:ascii="Times New Roman" w:hAnsi="Times New Roman" w:cs="Times New Roman"/>
+          <w:sz w:val="24"/>
+          <w:szCs w:val="24"/>
+          <w:lang w:val="en-US"/>
+        </w:rPr>
+        <w:t>desain</w:t>
+      </w:r>
+      <w:proofErr w:type="spellEnd"/>
+      <w:r>
+        <w:rPr>
+          <w:rFonts w:ascii="Times New Roman" w:hAnsi="Times New Roman" w:cs="Times New Roman"/>
+          <w:sz w:val="24"/>
+          <w:szCs w:val="24"/>
+          <w:lang w:val="en-US"/>
+        </w:rPr>
+        <w:t xml:space="preserve"> </w:t>
+      </w:r>
+      <w:proofErr w:type="spellStart"/>
+      <w:r>
+        <w:rPr>
+          <w:rFonts w:ascii="Times New Roman" w:hAnsi="Times New Roman" w:cs="Times New Roman"/>
+          <w:sz w:val="24"/>
+          <w:szCs w:val="24"/>
+          <w:lang w:val="en-US"/>
+        </w:rPr>
+        <w:t>penelitian</w:t>
+      </w:r>
+      <w:proofErr w:type="spellEnd"/>
+      <w:r>
+        <w:rPr>
+          <w:rFonts w:ascii="Times New Roman" w:hAnsi="Times New Roman" w:cs="Times New Roman"/>
+          <w:sz w:val="24"/>
+          <w:szCs w:val="24"/>
+          <w:lang w:val="en-US"/>
+        </w:rPr>
+        <w:t xml:space="preserve"> </w:t>
+      </w:r>
+      <w:proofErr w:type="spellStart"/>
+      <w:r>
+        <w:rPr>
+          <w:rFonts w:ascii="Times New Roman" w:hAnsi="Times New Roman" w:cs="Times New Roman"/>
+          <w:sz w:val="24"/>
+          <w:szCs w:val="24"/>
+          <w:lang w:val="en-US"/>
+        </w:rPr>
+        <w:t>adalah</w:t>
+      </w:r>
+      <w:proofErr w:type="spellEnd"/>
+      <w:r>
+        <w:rPr>
+          <w:rFonts w:ascii="Times New Roman" w:hAnsi="Times New Roman" w:cs="Times New Roman"/>
+          <w:sz w:val="24"/>
+          <w:szCs w:val="24"/>
+          <w:lang w:val="en-US"/>
+        </w:rPr>
+        <w:t xml:space="preserve"> </w:t>
+      </w:r>
+      <w:proofErr w:type="spellStart"/>
+      <w:r>
+        <w:rPr>
+          <w:rFonts w:ascii="Times New Roman" w:hAnsi="Times New Roman" w:cs="Times New Roman"/>
+          <w:sz w:val="24"/>
+          <w:szCs w:val="24"/>
+          <w:lang w:val="en-US"/>
+        </w:rPr>
+        <w:t>evaluasi</w:t>
+      </w:r>
+      <w:proofErr w:type="spellEnd"/>
+      <w:r>
+        <w:rPr>
+          <w:rFonts w:ascii="Times New Roman" w:hAnsi="Times New Roman" w:cs="Times New Roman"/>
+          <w:sz w:val="24"/>
+          <w:szCs w:val="24"/>
+          <w:lang w:val="en-US"/>
+        </w:rPr>
+        <w:t xml:space="preserve">. </w:t>
+      </w:r>
+      <w:r>
+        <w:rPr>
+          <w:rFonts w:ascii="Times New Roman" w:hAnsi="Times New Roman" w:cs="Times New Roman"/>
+          <w:sz w:val="24"/>
+          <w:szCs w:val="24"/>
+          <w:lang w:val="en-US"/>
+        </w:rPr>
+        <w:t xml:space="preserve">Hasil </w:t>
+      </w:r>
+      <w:proofErr w:type="spellStart"/>
+      <w:r>
+        <w:rPr>
+          <w:rFonts w:ascii="Times New Roman" w:hAnsi="Times New Roman" w:cs="Times New Roman"/>
+          <w:sz w:val="24"/>
+          <w:szCs w:val="24"/>
+          <w:lang w:val="en-US"/>
+        </w:rPr>
+        <w:t>dari</w:t>
+      </w:r>
+      <w:proofErr w:type="spellEnd"/>
+      <w:r>
+        <w:rPr>
+          <w:rFonts w:ascii="Times New Roman" w:hAnsi="Times New Roman" w:cs="Times New Roman"/>
+          <w:sz w:val="24"/>
+          <w:szCs w:val="24"/>
+          <w:lang w:val="en-US"/>
+        </w:rPr>
+        <w:t xml:space="preserve"> proses </w:t>
+      </w:r>
+      <w:proofErr w:type="spellStart"/>
+      <w:r>
+        <w:rPr>
+          <w:rFonts w:ascii="Times New Roman" w:hAnsi="Times New Roman" w:cs="Times New Roman"/>
+          <w:sz w:val="24"/>
+          <w:szCs w:val="24"/>
+          <w:lang w:val="en-US"/>
+        </w:rPr>
+        <w:t>eksperiman</w:t>
+      </w:r>
+      <w:proofErr w:type="spellEnd"/>
+      <w:r>
+        <w:rPr>
+          <w:rFonts w:ascii="Times New Roman" w:hAnsi="Times New Roman" w:cs="Times New Roman"/>
+          <w:sz w:val="24"/>
+          <w:szCs w:val="24"/>
+          <w:lang w:val="en-US"/>
+        </w:rPr>
+        <w:t xml:space="preserve"> </w:t>
+      </w:r>
+      <w:proofErr w:type="spellStart"/>
+      <w:r>
+        <w:rPr>
+          <w:rFonts w:ascii="Times New Roman" w:hAnsi="Times New Roman" w:cs="Times New Roman"/>
+          <w:sz w:val="24"/>
+          <w:szCs w:val="24"/>
+          <w:lang w:val="en-US"/>
+        </w:rPr>
+        <w:t>akan</w:t>
+      </w:r>
+      <w:proofErr w:type="spellEnd"/>
+      <w:r>
+        <w:rPr>
+          <w:rFonts w:ascii="Times New Roman" w:hAnsi="Times New Roman" w:cs="Times New Roman"/>
+          <w:sz w:val="24"/>
+          <w:szCs w:val="24"/>
+          <w:lang w:val="en-US"/>
+        </w:rPr>
+        <w:t xml:space="preserve"> </w:t>
+      </w:r>
+      <w:proofErr w:type="spellStart"/>
+      <w:r>
+        <w:rPr>
+          <w:rFonts w:ascii="Times New Roman" w:hAnsi="Times New Roman" w:cs="Times New Roman"/>
+          <w:sz w:val="24"/>
+          <w:szCs w:val="24"/>
+          <w:lang w:val="en-US"/>
+        </w:rPr>
+        <w:t>dipastikan</w:t>
+      </w:r>
+      <w:proofErr w:type="spellEnd"/>
+      <w:r>
+        <w:rPr>
+          <w:rFonts w:ascii="Times New Roman" w:hAnsi="Times New Roman" w:cs="Times New Roman"/>
+          <w:sz w:val="24"/>
+          <w:szCs w:val="24"/>
+          <w:lang w:val="en-US"/>
+        </w:rPr>
+        <w:t xml:space="preserve"> </w:t>
+      </w:r>
+      <w:proofErr w:type="spellStart"/>
+      <w:r>
+        <w:rPr>
+          <w:rFonts w:ascii="Times New Roman" w:hAnsi="Times New Roman" w:cs="Times New Roman"/>
+          <w:sz w:val="24"/>
+          <w:szCs w:val="24"/>
+          <w:lang w:val="en-US"/>
+        </w:rPr>
+        <w:t>untuk</w:t>
+      </w:r>
+      <w:proofErr w:type="spellEnd"/>
+      <w:r>
+        <w:rPr>
+          <w:rFonts w:ascii="Times New Roman" w:hAnsi="Times New Roman" w:cs="Times New Roman"/>
+          <w:sz w:val="24"/>
+          <w:szCs w:val="24"/>
+          <w:lang w:val="en-US"/>
+        </w:rPr>
+        <w:t xml:space="preserve"> </w:t>
+      </w:r>
+      <w:proofErr w:type="spellStart"/>
+      <w:r>
+        <w:rPr>
+          <w:rFonts w:ascii="Times New Roman" w:hAnsi="Times New Roman" w:cs="Times New Roman"/>
+          <w:sz w:val="24"/>
+          <w:szCs w:val="24"/>
+          <w:lang w:val="en-US"/>
+        </w:rPr>
+        <w:t>keakurasiannya</w:t>
+      </w:r>
+      <w:proofErr w:type="spellEnd"/>
+      <w:r>
+        <w:rPr>
+          <w:rFonts w:ascii="Times New Roman" w:hAnsi="Times New Roman" w:cs="Times New Roman"/>
+          <w:sz w:val="24"/>
+          <w:szCs w:val="24"/>
+          <w:lang w:val="en-US"/>
+        </w:rPr>
+        <w:t xml:space="preserve">. Hasil yang </w:t>
+      </w:r>
+      <w:proofErr w:type="spellStart"/>
+      <w:r>
+        <w:rPr>
+          <w:rFonts w:ascii="Times New Roman" w:hAnsi="Times New Roman" w:cs="Times New Roman"/>
+          <w:sz w:val="24"/>
+          <w:szCs w:val="24"/>
+          <w:lang w:val="en-US"/>
+        </w:rPr>
+        <w:t>didapatkan</w:t>
+      </w:r>
+      <w:proofErr w:type="spellEnd"/>
+      <w:r>
+        <w:rPr>
+          <w:rFonts w:ascii="Times New Roman" w:hAnsi="Times New Roman" w:cs="Times New Roman"/>
+          <w:sz w:val="24"/>
+          <w:szCs w:val="24"/>
+          <w:lang w:val="en-US"/>
+        </w:rPr>
+        <w:t xml:space="preserve"> </w:t>
+      </w:r>
+      <w:proofErr w:type="spellStart"/>
+      <w:r>
+        <w:rPr>
+          <w:rFonts w:ascii="Times New Roman" w:hAnsi="Times New Roman" w:cs="Times New Roman"/>
+          <w:sz w:val="24"/>
+          <w:szCs w:val="24"/>
+          <w:lang w:val="en-US"/>
+        </w:rPr>
+        <w:t>akan</w:t>
+      </w:r>
+      <w:proofErr w:type="spellEnd"/>
+      <w:r>
+        <w:rPr>
+          <w:rFonts w:ascii="Times New Roman" w:hAnsi="Times New Roman" w:cs="Times New Roman"/>
+          <w:sz w:val="24"/>
+          <w:szCs w:val="24"/>
+          <w:lang w:val="en-US"/>
+        </w:rPr>
+        <w:t xml:space="preserve"> </w:t>
+      </w:r>
+      <w:proofErr w:type="spellStart"/>
+      <w:r>
+        <w:rPr>
+          <w:rFonts w:ascii="Times New Roman" w:hAnsi="Times New Roman" w:cs="Times New Roman"/>
+          <w:sz w:val="24"/>
+          <w:szCs w:val="24"/>
+          <w:lang w:val="en-US"/>
+        </w:rPr>
+        <w:t>dievaluasi</w:t>
+      </w:r>
+      <w:proofErr w:type="spellEnd"/>
+      <w:r>
+        <w:rPr>
+          <w:rFonts w:ascii="Times New Roman" w:hAnsi="Times New Roman" w:cs="Times New Roman"/>
+          <w:sz w:val="24"/>
+          <w:szCs w:val="24"/>
+          <w:lang w:val="en-US"/>
+        </w:rPr>
+        <w:t xml:space="preserve"> </w:t>
+      </w:r>
+      <w:proofErr w:type="spellStart"/>
+      <w:r>
+        <w:rPr>
+          <w:rFonts w:ascii="Times New Roman" w:hAnsi="Times New Roman" w:cs="Times New Roman"/>
+          <w:sz w:val="24"/>
+          <w:szCs w:val="24"/>
+          <w:lang w:val="en-US"/>
+        </w:rPr>
+        <w:t>menggunakan</w:t>
+      </w:r>
+      <w:proofErr w:type="spellEnd"/>
+      <w:r>
+        <w:rPr>
+          <w:rFonts w:ascii="Times New Roman" w:hAnsi="Times New Roman" w:cs="Times New Roman"/>
+          <w:sz w:val="24"/>
+          <w:szCs w:val="24"/>
+          <w:lang w:val="en-US"/>
+        </w:rPr>
+        <w:t xml:space="preserve"> </w:t>
+      </w:r>
+      <w:r>
+        <w:rPr>
+          <w:rFonts w:ascii="Times New Roman" w:hAnsi="Times New Roman" w:cs="Times New Roman"/>
+          <w:i/>
+          <w:iCs/>
+          <w:sz w:val="24"/>
+          <w:szCs w:val="24"/>
+          <w:lang w:val="en-US"/>
+        </w:rPr>
+        <w:t>Mean Squared Error</w:t>
+      </w:r>
+      <w:r>
+        <w:rPr>
+          <w:rFonts w:ascii="Times New Roman" w:hAnsi="Times New Roman" w:cs="Times New Roman"/>
+          <w:sz w:val="24"/>
+          <w:szCs w:val="24"/>
+          <w:lang w:val="en-US"/>
+        </w:rPr>
+        <w:t xml:space="preserve"> </w:t>
+      </w:r>
+      <w:r>
+        <w:rPr>
+          <w:rFonts w:ascii="Times New Roman" w:hAnsi="Times New Roman" w:cs="Times New Roman"/>
+          <w:sz w:val="24"/>
+          <w:szCs w:val="24"/>
+          <w:lang w:val="en-US"/>
+        </w:rPr>
+        <w:t xml:space="preserve">(MSE), </w:t>
+      </w:r>
+      <w:r>
+        <w:rPr>
+          <w:rFonts w:ascii="Times New Roman" w:hAnsi="Times New Roman" w:cs="Times New Roman"/>
+          <w:i/>
+          <w:iCs/>
+          <w:sz w:val="24"/>
+          <w:szCs w:val="24"/>
+          <w:lang w:val="en-US"/>
+        </w:rPr>
+        <w:t>Root Mean Squared Error</w:t>
+      </w:r>
+      <w:r>
+        <w:rPr>
+          <w:rFonts w:ascii="Times New Roman" w:hAnsi="Times New Roman" w:cs="Times New Roman"/>
+          <w:sz w:val="24"/>
+          <w:szCs w:val="24"/>
+          <w:lang w:val="en-US"/>
+        </w:rPr>
+        <w:t xml:space="preserve"> </w:t>
+      </w:r>
+      <w:r>
+        <w:rPr>
+          <w:rFonts w:ascii="Times New Roman" w:hAnsi="Times New Roman" w:cs="Times New Roman"/>
+          <w:sz w:val="24"/>
+          <w:szCs w:val="24"/>
+          <w:lang w:val="en-US"/>
+        </w:rPr>
+        <w:t xml:space="preserve">(RMSE) dan </w:t>
+      </w:r>
+      <w:r>
+        <w:rPr>
+          <w:rFonts w:ascii="Times New Roman" w:hAnsi="Times New Roman" w:cs="Times New Roman"/>
+          <w:i/>
+          <w:iCs/>
+          <w:sz w:val="24"/>
+          <w:szCs w:val="24"/>
+          <w:lang w:val="en-US"/>
+        </w:rPr>
+        <w:t>Mean Absolute Percentage Error</w:t>
+      </w:r>
+      <w:r>
+        <w:rPr>
+          <w:rFonts w:ascii="Times New Roman" w:hAnsi="Times New Roman" w:cs="Times New Roman"/>
+          <w:sz w:val="24"/>
+          <w:szCs w:val="24"/>
+          <w:lang w:val="en-US"/>
+        </w:rPr>
+        <w:t xml:space="preserve"> </w:t>
+      </w:r>
+      <w:r>
+        <w:rPr>
+          <w:rFonts w:ascii="Times New Roman" w:hAnsi="Times New Roman" w:cs="Times New Roman"/>
+          <w:sz w:val="24"/>
+          <w:szCs w:val="24"/>
+          <w:lang w:val="en-US"/>
+        </w:rPr>
+        <w:t xml:space="preserve">(MAPE). Matrik </w:t>
+      </w:r>
+      <w:proofErr w:type="spellStart"/>
+      <w:r>
+        <w:rPr>
+          <w:rFonts w:ascii="Times New Roman" w:hAnsi="Times New Roman" w:cs="Times New Roman"/>
+          <w:sz w:val="24"/>
+          <w:szCs w:val="24"/>
+          <w:lang w:val="en-US"/>
+        </w:rPr>
+        <w:t>evaluasi</w:t>
+      </w:r>
+      <w:proofErr w:type="spellEnd"/>
+      <w:r>
+        <w:rPr>
+          <w:rFonts w:ascii="Times New Roman" w:hAnsi="Times New Roman" w:cs="Times New Roman"/>
+          <w:sz w:val="24"/>
+          <w:szCs w:val="24"/>
+          <w:lang w:val="en-US"/>
+        </w:rPr>
+        <w:t xml:space="preserve"> MSE, RMSE dan MAPE </w:t>
+      </w:r>
+      <w:proofErr w:type="spellStart"/>
+      <w:r>
+        <w:rPr>
+          <w:rFonts w:ascii="Times New Roman" w:hAnsi="Times New Roman" w:cs="Times New Roman"/>
+          <w:sz w:val="24"/>
+          <w:szCs w:val="24"/>
+          <w:lang w:val="en-US"/>
+        </w:rPr>
+        <w:t>digunakan</w:t>
+      </w:r>
+      <w:proofErr w:type="spellEnd"/>
+      <w:r>
+        <w:rPr>
+          <w:rFonts w:ascii="Times New Roman" w:hAnsi="Times New Roman" w:cs="Times New Roman"/>
+          <w:sz w:val="24"/>
+          <w:szCs w:val="24"/>
+          <w:lang w:val="en-US"/>
+        </w:rPr>
+        <w:t xml:space="preserve"> </w:t>
+      </w:r>
+      <w:proofErr w:type="spellStart"/>
+      <w:r>
+        <w:rPr>
+          <w:rFonts w:ascii="Times New Roman" w:hAnsi="Times New Roman" w:cs="Times New Roman"/>
+          <w:sz w:val="24"/>
+          <w:szCs w:val="24"/>
+          <w:lang w:val="en-US"/>
+        </w:rPr>
+        <w:t>karena</w:t>
+      </w:r>
+      <w:proofErr w:type="spellEnd"/>
+      <w:r>
+        <w:rPr>
+          <w:rFonts w:ascii="Times New Roman" w:hAnsi="Times New Roman" w:cs="Times New Roman"/>
+          <w:sz w:val="24"/>
+          <w:szCs w:val="24"/>
+          <w:lang w:val="en-US"/>
+        </w:rPr>
+        <w:t xml:space="preserve"> </w:t>
+      </w:r>
+      <w:proofErr w:type="spellStart"/>
+      <w:r>
+        <w:rPr>
+          <w:rFonts w:ascii="Times New Roman" w:hAnsi="Times New Roman" w:cs="Times New Roman"/>
+          <w:sz w:val="24"/>
+          <w:szCs w:val="24"/>
+          <w:lang w:val="en-US"/>
+        </w:rPr>
+        <w:t>hal</w:t>
+      </w:r>
+      <w:proofErr w:type="spellEnd"/>
+      <w:r>
+        <w:rPr>
+          <w:rFonts w:ascii="Times New Roman" w:hAnsi="Times New Roman" w:cs="Times New Roman"/>
+          <w:sz w:val="24"/>
+          <w:szCs w:val="24"/>
+          <w:lang w:val="en-US"/>
+        </w:rPr>
+        <w:t xml:space="preserve"> </w:t>
+      </w:r>
+      <w:proofErr w:type="spellStart"/>
+      <w:r>
+        <w:rPr>
+          <w:rFonts w:ascii="Times New Roman" w:hAnsi="Times New Roman" w:cs="Times New Roman"/>
+          <w:sz w:val="24"/>
+          <w:szCs w:val="24"/>
+          <w:lang w:val="en-US"/>
+        </w:rPr>
+        <w:t>tersebut</w:t>
+      </w:r>
+      <w:proofErr w:type="spellEnd"/>
+      <w:r>
+        <w:rPr>
+          <w:rFonts w:ascii="Times New Roman" w:hAnsi="Times New Roman" w:cs="Times New Roman"/>
+          <w:sz w:val="24"/>
+          <w:szCs w:val="24"/>
+          <w:lang w:val="en-US"/>
+        </w:rPr>
+        <w:t xml:space="preserve"> paling </w:t>
+      </w:r>
+      <w:proofErr w:type="spellStart"/>
+      <w:r>
+        <w:rPr>
+          <w:rFonts w:ascii="Times New Roman" w:hAnsi="Times New Roman" w:cs="Times New Roman"/>
+          <w:sz w:val="24"/>
+          <w:szCs w:val="24"/>
+          <w:lang w:val="en-US"/>
+        </w:rPr>
+        <w:t>umum</w:t>
+      </w:r>
+      <w:proofErr w:type="spellEnd"/>
+      <w:r>
+        <w:rPr>
+          <w:rFonts w:ascii="Times New Roman" w:hAnsi="Times New Roman" w:cs="Times New Roman"/>
+          <w:sz w:val="24"/>
+          <w:szCs w:val="24"/>
+          <w:lang w:val="en-US"/>
+        </w:rPr>
+        <w:t xml:space="preserve"> </w:t>
+      </w:r>
+      <w:proofErr w:type="spellStart"/>
+      <w:r>
+        <w:rPr>
+          <w:rFonts w:ascii="Times New Roman" w:hAnsi="Times New Roman" w:cs="Times New Roman"/>
+          <w:sz w:val="24"/>
+          <w:szCs w:val="24"/>
+          <w:lang w:val="en-US"/>
+        </w:rPr>
+        <w:t>dalam</w:t>
+      </w:r>
+      <w:proofErr w:type="spellEnd"/>
+      <w:r>
+        <w:rPr>
+          <w:rFonts w:ascii="Times New Roman" w:hAnsi="Times New Roman" w:cs="Times New Roman"/>
+          <w:sz w:val="24"/>
+          <w:szCs w:val="24"/>
+          <w:lang w:val="en-US"/>
+        </w:rPr>
+        <w:t xml:space="preserve"> </w:t>
+      </w:r>
+      <w:proofErr w:type="spellStart"/>
+      <w:r>
+        <w:rPr>
+          <w:rFonts w:ascii="Times New Roman" w:hAnsi="Times New Roman" w:cs="Times New Roman"/>
+          <w:sz w:val="24"/>
+          <w:szCs w:val="24"/>
+          <w:lang w:val="en-US"/>
+        </w:rPr>
+        <w:t>permasalah</w:t>
+      </w:r>
+      <w:proofErr w:type="spellEnd"/>
+      <w:r>
+        <w:rPr>
+          <w:rFonts w:ascii="Times New Roman" w:hAnsi="Times New Roman" w:cs="Times New Roman"/>
+          <w:sz w:val="24"/>
+          <w:szCs w:val="24"/>
+          <w:lang w:val="en-US"/>
+        </w:rPr>
+        <w:t xml:space="preserve"> </w:t>
+      </w:r>
+      <w:proofErr w:type="spellStart"/>
+      <w:r>
+        <w:rPr>
+          <w:rFonts w:ascii="Times New Roman" w:hAnsi="Times New Roman" w:cs="Times New Roman"/>
+          <w:sz w:val="24"/>
+          <w:szCs w:val="24"/>
+          <w:lang w:val="en-US"/>
+        </w:rPr>
+        <w:t>prediksi</w:t>
+      </w:r>
+      <w:proofErr w:type="spellEnd"/>
+      <w:r>
+        <w:rPr>
+          <w:rFonts w:ascii="Times New Roman" w:hAnsi="Times New Roman" w:cs="Times New Roman"/>
+          <w:sz w:val="24"/>
+          <w:szCs w:val="24"/>
+          <w:lang w:val="en-US"/>
+        </w:rPr>
+        <w:t xml:space="preserve"> </w:t>
+      </w:r>
+      <w:proofErr w:type="spellStart"/>
+      <w:r>
+        <w:rPr>
+          <w:rFonts w:ascii="Times New Roman" w:hAnsi="Times New Roman" w:cs="Times New Roman"/>
+          <w:sz w:val="24"/>
+          <w:szCs w:val="24"/>
+          <w:lang w:val="en-US"/>
+        </w:rPr>
+        <w:t>harga</w:t>
+      </w:r>
+      <w:proofErr w:type="spellEnd"/>
+      <w:r>
+        <w:rPr>
+          <w:rFonts w:ascii="Times New Roman" w:hAnsi="Times New Roman" w:cs="Times New Roman"/>
+          <w:sz w:val="24"/>
+          <w:szCs w:val="24"/>
+          <w:lang w:val="en-US"/>
+        </w:rPr>
+        <w:t xml:space="preserve"> </w:t>
+      </w:r>
+      <w:proofErr w:type="spellStart"/>
+      <w:r>
+        <w:rPr>
+          <w:rFonts w:ascii="Times New Roman" w:hAnsi="Times New Roman" w:cs="Times New Roman"/>
+          <w:sz w:val="24"/>
+          <w:szCs w:val="24"/>
+          <w:lang w:val="en-US"/>
+        </w:rPr>
+        <w:t>saham</w:t>
+      </w:r>
+      <w:proofErr w:type="spellEnd"/>
+      <w:r>
+        <w:rPr>
+          <w:rFonts w:ascii="Times New Roman" w:hAnsi="Times New Roman" w:cs="Times New Roman"/>
+          <w:sz w:val="24"/>
+          <w:szCs w:val="24"/>
+          <w:lang w:val="en-US"/>
+        </w:rPr>
+        <w:t>.</w:t>
+      </w:r>
+    </w:p>
+    <w:p>
+      <w:pPr>
+        <w:pStyle w:val="ListParagraph"/>
+        <w:numPr>
+          <w:ilvl w:val="0"/>
+          <w:numId w:val="14"/>
+        </w:numPr>
+        <w:spacing w:after="0" w:line="480" w:lineRule="auto"/>
+        <w:ind w:left="340" w:hanging="340"/>
+        <w:contextualSpacing w:val="0"/>
+        <w:jc w:val="both"/>
+        <w:rPr>
+          <w:rFonts w:ascii="Times New Roman" w:hAnsi="Times New Roman" w:cs="Times New Roman"/>
+          <w:sz w:val="24"/>
+          <w:szCs w:val="24"/>
+          <w:lang w:val="en-US"/>
+        </w:rPr>
+      </w:pPr>
+      <w:r>
+        <w:rPr>
+          <w:rFonts w:ascii="Times New Roman" w:hAnsi="Times New Roman" w:cs="Times New Roman"/>
+          <w:sz w:val="24"/>
+          <w:szCs w:val="24"/>
+          <w:lang w:val="en-US"/>
+        </w:rPr>
+        <w:t>Mean Squared Error (MSE)</w:t>
+      </w:r>
+    </w:p>
+    <w:p>
+      <w:pPr>
+        <w:pStyle w:val="ListParagraph"/>
+        <w:spacing w:after="0" w:line="480" w:lineRule="auto"/>
+        <w:ind w:left="340"/>
+        <w:contextualSpacing w:val="0"/>
+        <w:jc w:val="both"/>
+        <w:rPr>
+          <w:rFonts w:ascii="Times New Roman" w:hAnsi="Times New Roman" w:cs="Times New Roman"/>
+          <w:sz w:val="24"/>
+          <w:szCs w:val="24"/>
+          <w:lang w:val="en-US"/>
+        </w:rPr>
+      </w:pPr>
+      <w:r>
+        <w:rPr>
+          <w:rFonts w:ascii="Times New Roman" w:hAnsi="Times New Roman" w:cs="Times New Roman"/>
+          <w:sz w:val="24"/>
+          <w:szCs w:val="24"/>
+          <w:lang w:val="en-US"/>
+        </w:rPr>
+        <w:lastRenderedPageBreak/>
+        <w:t xml:space="preserve">MSE </w:t>
+      </w:r>
+      <w:proofErr w:type="spellStart"/>
+      <w:r>
+        <w:rPr>
+          <w:rFonts w:ascii="Times New Roman" w:hAnsi="Times New Roman" w:cs="Times New Roman"/>
+          <w:sz w:val="24"/>
+          <w:szCs w:val="24"/>
+          <w:lang w:val="en-US"/>
+        </w:rPr>
+        <w:t>merupakan</w:t>
+      </w:r>
+      <w:proofErr w:type="spellEnd"/>
+      <w:r>
+        <w:rPr>
+          <w:rFonts w:ascii="Times New Roman" w:hAnsi="Times New Roman" w:cs="Times New Roman"/>
+          <w:sz w:val="24"/>
+          <w:szCs w:val="24"/>
+          <w:lang w:val="en-US"/>
+        </w:rPr>
+        <w:t xml:space="preserve"> </w:t>
+      </w:r>
+      <w:proofErr w:type="spellStart"/>
+      <w:r>
+        <w:rPr>
+          <w:rFonts w:ascii="Times New Roman" w:hAnsi="Times New Roman" w:cs="Times New Roman"/>
+          <w:sz w:val="24"/>
+          <w:szCs w:val="24"/>
+          <w:lang w:val="en-US"/>
+        </w:rPr>
+        <w:t>metrik</w:t>
+      </w:r>
+      <w:proofErr w:type="spellEnd"/>
+      <w:r>
+        <w:rPr>
+          <w:rFonts w:ascii="Times New Roman" w:hAnsi="Times New Roman" w:cs="Times New Roman"/>
+          <w:sz w:val="24"/>
+          <w:szCs w:val="24"/>
+          <w:lang w:val="en-US"/>
+        </w:rPr>
+        <w:t xml:space="preserve"> </w:t>
+      </w:r>
+      <w:proofErr w:type="spellStart"/>
+      <w:r>
+        <w:rPr>
+          <w:rFonts w:ascii="Times New Roman" w:hAnsi="Times New Roman" w:cs="Times New Roman"/>
+          <w:sz w:val="24"/>
+          <w:szCs w:val="24"/>
+          <w:lang w:val="en-US"/>
+        </w:rPr>
+        <w:t>evaluasi</w:t>
+      </w:r>
+      <w:proofErr w:type="spellEnd"/>
+      <w:r>
+        <w:rPr>
+          <w:rFonts w:ascii="Times New Roman" w:hAnsi="Times New Roman" w:cs="Times New Roman"/>
+          <w:sz w:val="24"/>
+          <w:szCs w:val="24"/>
+          <w:lang w:val="en-US"/>
+        </w:rPr>
+        <w:t xml:space="preserve"> yang </w:t>
+      </w:r>
+      <w:proofErr w:type="spellStart"/>
+      <w:r>
+        <w:rPr>
+          <w:rFonts w:ascii="Times New Roman" w:hAnsi="Times New Roman" w:cs="Times New Roman"/>
+          <w:sz w:val="24"/>
+          <w:szCs w:val="24"/>
+          <w:lang w:val="en-US"/>
+        </w:rPr>
+        <w:t>umum</w:t>
+      </w:r>
+      <w:proofErr w:type="spellEnd"/>
+      <w:r>
+        <w:rPr>
+          <w:rFonts w:ascii="Times New Roman" w:hAnsi="Times New Roman" w:cs="Times New Roman"/>
+          <w:sz w:val="24"/>
+          <w:szCs w:val="24"/>
+          <w:lang w:val="en-US"/>
+        </w:rPr>
+        <w:t xml:space="preserve"> </w:t>
+      </w:r>
+      <w:proofErr w:type="spellStart"/>
+      <w:r>
+        <w:rPr>
+          <w:rFonts w:ascii="Times New Roman" w:hAnsi="Times New Roman" w:cs="Times New Roman"/>
+          <w:sz w:val="24"/>
+          <w:szCs w:val="24"/>
+          <w:lang w:val="en-US"/>
+        </w:rPr>
+        <w:t>digunakan</w:t>
+      </w:r>
+      <w:proofErr w:type="spellEnd"/>
+      <w:r>
+        <w:rPr>
+          <w:rFonts w:ascii="Times New Roman" w:hAnsi="Times New Roman" w:cs="Times New Roman"/>
+          <w:sz w:val="24"/>
+          <w:szCs w:val="24"/>
+          <w:lang w:val="en-US"/>
+        </w:rPr>
+        <w:t xml:space="preserve"> </w:t>
+      </w:r>
+      <w:proofErr w:type="spellStart"/>
+      <w:r>
+        <w:rPr>
+          <w:rFonts w:ascii="Times New Roman" w:hAnsi="Times New Roman" w:cs="Times New Roman"/>
+          <w:sz w:val="24"/>
+          <w:szCs w:val="24"/>
+          <w:lang w:val="en-US"/>
+        </w:rPr>
+        <w:t>dalam</w:t>
+      </w:r>
+      <w:proofErr w:type="spellEnd"/>
+      <w:r>
+        <w:rPr>
+          <w:rFonts w:ascii="Times New Roman" w:hAnsi="Times New Roman" w:cs="Times New Roman"/>
+          <w:sz w:val="24"/>
+          <w:szCs w:val="24"/>
+          <w:lang w:val="en-US"/>
+        </w:rPr>
+        <w:t xml:space="preserve"> statistic dan machine learning </w:t>
+      </w:r>
+      <w:proofErr w:type="spellStart"/>
+      <w:r>
+        <w:rPr>
+          <w:rFonts w:ascii="Times New Roman" w:hAnsi="Times New Roman" w:cs="Times New Roman"/>
+          <w:sz w:val="24"/>
+          <w:szCs w:val="24"/>
+          <w:lang w:val="en-US"/>
+        </w:rPr>
+        <w:t>untuk</w:t>
+      </w:r>
+      <w:proofErr w:type="spellEnd"/>
+      <w:r>
+        <w:rPr>
+          <w:rFonts w:ascii="Times New Roman" w:hAnsi="Times New Roman" w:cs="Times New Roman"/>
+          <w:sz w:val="24"/>
+          <w:szCs w:val="24"/>
+          <w:lang w:val="en-US"/>
+        </w:rPr>
+        <w:t xml:space="preserve"> </w:t>
+      </w:r>
+      <w:proofErr w:type="spellStart"/>
+      <w:r>
+        <w:rPr>
+          <w:rFonts w:ascii="Times New Roman" w:hAnsi="Times New Roman" w:cs="Times New Roman"/>
+          <w:sz w:val="24"/>
+          <w:szCs w:val="24"/>
+          <w:lang w:val="en-US"/>
+        </w:rPr>
+        <w:t>mengukur</w:t>
+      </w:r>
+      <w:proofErr w:type="spellEnd"/>
+      <w:r>
+        <w:rPr>
+          <w:rFonts w:ascii="Times New Roman" w:hAnsi="Times New Roman" w:cs="Times New Roman"/>
+          <w:sz w:val="24"/>
+          <w:szCs w:val="24"/>
+          <w:lang w:val="en-US"/>
+        </w:rPr>
+        <w:t xml:space="preserve"> </w:t>
+      </w:r>
+      <w:proofErr w:type="spellStart"/>
+      <w:r>
+        <w:rPr>
+          <w:rFonts w:ascii="Times New Roman" w:hAnsi="Times New Roman" w:cs="Times New Roman"/>
+          <w:sz w:val="24"/>
+          <w:szCs w:val="24"/>
+          <w:lang w:val="en-US"/>
+        </w:rPr>
+        <w:t>seberapa</w:t>
+      </w:r>
+      <w:proofErr w:type="spellEnd"/>
+      <w:r>
+        <w:rPr>
+          <w:rFonts w:ascii="Times New Roman" w:hAnsi="Times New Roman" w:cs="Times New Roman"/>
+          <w:sz w:val="24"/>
+          <w:szCs w:val="24"/>
+          <w:lang w:val="en-US"/>
+        </w:rPr>
+        <w:t xml:space="preserve"> </w:t>
+      </w:r>
+      <w:proofErr w:type="spellStart"/>
+      <w:r>
+        <w:rPr>
+          <w:rFonts w:ascii="Times New Roman" w:hAnsi="Times New Roman" w:cs="Times New Roman"/>
+          <w:sz w:val="24"/>
+          <w:szCs w:val="24"/>
+          <w:lang w:val="en-US"/>
+        </w:rPr>
+        <w:t>akurat</w:t>
+      </w:r>
+      <w:proofErr w:type="spellEnd"/>
+      <w:r>
+        <w:rPr>
+          <w:rFonts w:ascii="Times New Roman" w:hAnsi="Times New Roman" w:cs="Times New Roman"/>
+          <w:sz w:val="24"/>
+          <w:szCs w:val="24"/>
+          <w:lang w:val="en-US"/>
+        </w:rPr>
+        <w:t xml:space="preserve"> </w:t>
+      </w:r>
+      <w:proofErr w:type="spellStart"/>
+      <w:r>
+        <w:rPr>
+          <w:rFonts w:ascii="Times New Roman" w:hAnsi="Times New Roman" w:cs="Times New Roman"/>
+          <w:sz w:val="24"/>
+          <w:szCs w:val="24"/>
+          <w:lang w:val="en-US"/>
+        </w:rPr>
+        <w:t>sebuah</w:t>
+      </w:r>
+      <w:proofErr w:type="spellEnd"/>
+      <w:r>
+        <w:rPr>
+          <w:rFonts w:ascii="Times New Roman" w:hAnsi="Times New Roman" w:cs="Times New Roman"/>
+          <w:sz w:val="24"/>
+          <w:szCs w:val="24"/>
+          <w:lang w:val="en-US"/>
+        </w:rPr>
+        <w:t xml:space="preserve"> model </w:t>
+      </w:r>
+      <w:proofErr w:type="spellStart"/>
+      <w:r>
+        <w:rPr>
+          <w:rFonts w:ascii="Times New Roman" w:hAnsi="Times New Roman" w:cs="Times New Roman"/>
+          <w:sz w:val="24"/>
+          <w:szCs w:val="24"/>
+          <w:lang w:val="en-US"/>
+        </w:rPr>
+        <w:t>regresi</w:t>
+      </w:r>
+      <w:proofErr w:type="spellEnd"/>
+      <w:r>
+        <w:rPr>
+          <w:rFonts w:ascii="Times New Roman" w:hAnsi="Times New Roman" w:cs="Times New Roman"/>
+          <w:sz w:val="24"/>
+          <w:szCs w:val="24"/>
+          <w:lang w:val="en-US"/>
+        </w:rPr>
+        <w:t xml:space="preserve"> </w:t>
+      </w:r>
+      <w:proofErr w:type="spellStart"/>
+      <w:r>
+        <w:rPr>
+          <w:rFonts w:ascii="Times New Roman" w:hAnsi="Times New Roman" w:cs="Times New Roman"/>
+          <w:sz w:val="24"/>
+          <w:szCs w:val="24"/>
+          <w:lang w:val="en-US"/>
+        </w:rPr>
+        <w:t>dalam</w:t>
+      </w:r>
+      <w:proofErr w:type="spellEnd"/>
+      <w:r>
+        <w:rPr>
+          <w:rFonts w:ascii="Times New Roman" w:hAnsi="Times New Roman" w:cs="Times New Roman"/>
+          <w:sz w:val="24"/>
+          <w:szCs w:val="24"/>
+          <w:lang w:val="en-US"/>
+        </w:rPr>
+        <w:t xml:space="preserve"> </w:t>
+      </w:r>
+      <w:proofErr w:type="spellStart"/>
+      <w:r>
+        <w:rPr>
+          <w:rFonts w:ascii="Times New Roman" w:hAnsi="Times New Roman" w:cs="Times New Roman"/>
+          <w:sz w:val="24"/>
+          <w:szCs w:val="24"/>
+          <w:lang w:val="en-US"/>
+        </w:rPr>
+        <w:t>memprediksi</w:t>
+      </w:r>
+      <w:proofErr w:type="spellEnd"/>
+      <w:r>
+        <w:rPr>
+          <w:rFonts w:ascii="Times New Roman" w:hAnsi="Times New Roman" w:cs="Times New Roman"/>
+          <w:sz w:val="24"/>
+          <w:szCs w:val="24"/>
+          <w:lang w:val="en-US"/>
+        </w:rPr>
+        <w:t xml:space="preserve"> </w:t>
+      </w:r>
+      <w:proofErr w:type="spellStart"/>
+      <w:r>
+        <w:rPr>
+          <w:rFonts w:ascii="Times New Roman" w:hAnsi="Times New Roman" w:cs="Times New Roman"/>
+          <w:sz w:val="24"/>
+          <w:szCs w:val="24"/>
+          <w:lang w:val="en-US"/>
+        </w:rPr>
+        <w:t>nilai</w:t>
+      </w:r>
+      <w:proofErr w:type="spellEnd"/>
+      <w:r>
+        <w:rPr>
+          <w:rFonts w:ascii="Times New Roman" w:hAnsi="Times New Roman" w:cs="Times New Roman"/>
+          <w:sz w:val="24"/>
+          <w:szCs w:val="24"/>
+          <w:lang w:val="en-US"/>
+        </w:rPr>
+        <w:t xml:space="preserve"> </w:t>
+      </w:r>
+      <w:proofErr w:type="spellStart"/>
+      <w:r>
+        <w:rPr>
+          <w:rFonts w:ascii="Times New Roman" w:hAnsi="Times New Roman" w:cs="Times New Roman"/>
+          <w:sz w:val="24"/>
+          <w:szCs w:val="24"/>
+          <w:lang w:val="en-US"/>
+        </w:rPr>
+        <w:t>numerik</w:t>
+      </w:r>
+      <w:proofErr w:type="spellEnd"/>
+      <w:r>
+        <w:rPr>
+          <w:rFonts w:ascii="Times New Roman" w:hAnsi="Times New Roman" w:cs="Times New Roman"/>
+          <w:sz w:val="24"/>
+          <w:szCs w:val="24"/>
+          <w:lang w:val="en-US"/>
+        </w:rPr>
+        <w:t xml:space="preserve">. MSE </w:t>
+      </w:r>
+      <w:proofErr w:type="spellStart"/>
+      <w:r>
+        <w:rPr>
+          <w:rFonts w:ascii="Times New Roman" w:hAnsi="Times New Roman" w:cs="Times New Roman"/>
+          <w:sz w:val="24"/>
+          <w:szCs w:val="24"/>
+          <w:lang w:val="en-US"/>
+        </w:rPr>
+        <w:t>menghitung</w:t>
+      </w:r>
+      <w:proofErr w:type="spellEnd"/>
+      <w:r>
+        <w:rPr>
+          <w:rFonts w:ascii="Times New Roman" w:hAnsi="Times New Roman" w:cs="Times New Roman"/>
+          <w:sz w:val="24"/>
+          <w:szCs w:val="24"/>
+          <w:lang w:val="en-US"/>
+        </w:rPr>
+        <w:t xml:space="preserve"> </w:t>
+      </w:r>
+      <w:proofErr w:type="spellStart"/>
+      <w:r>
+        <w:rPr>
+          <w:rFonts w:ascii="Times New Roman" w:hAnsi="Times New Roman" w:cs="Times New Roman"/>
+          <w:sz w:val="24"/>
+          <w:szCs w:val="24"/>
+          <w:lang w:val="en-US"/>
+        </w:rPr>
+        <w:t>selisih</w:t>
+      </w:r>
+      <w:proofErr w:type="spellEnd"/>
+      <w:r>
+        <w:rPr>
+          <w:rFonts w:ascii="Times New Roman" w:hAnsi="Times New Roman" w:cs="Times New Roman"/>
+          <w:sz w:val="24"/>
+          <w:szCs w:val="24"/>
+          <w:lang w:val="en-US"/>
+        </w:rPr>
+        <w:t xml:space="preserve"> </w:t>
+      </w:r>
+      <w:proofErr w:type="spellStart"/>
+      <w:r>
+        <w:rPr>
+          <w:rFonts w:ascii="Times New Roman" w:hAnsi="Times New Roman" w:cs="Times New Roman"/>
+          <w:sz w:val="24"/>
+          <w:szCs w:val="24"/>
+          <w:lang w:val="en-US"/>
+        </w:rPr>
+        <w:t>antara</w:t>
+      </w:r>
+      <w:proofErr w:type="spellEnd"/>
+      <w:r>
+        <w:rPr>
+          <w:rFonts w:ascii="Times New Roman" w:hAnsi="Times New Roman" w:cs="Times New Roman"/>
+          <w:sz w:val="24"/>
+          <w:szCs w:val="24"/>
+          <w:lang w:val="en-US"/>
+        </w:rPr>
+        <w:t xml:space="preserve"> </w:t>
+      </w:r>
+      <w:proofErr w:type="spellStart"/>
+      <w:r>
+        <w:rPr>
+          <w:rFonts w:ascii="Times New Roman" w:hAnsi="Times New Roman" w:cs="Times New Roman"/>
+          <w:sz w:val="24"/>
+          <w:szCs w:val="24"/>
+          <w:lang w:val="en-US"/>
+        </w:rPr>
+        <w:t>nilai</w:t>
+      </w:r>
+      <w:proofErr w:type="spellEnd"/>
+      <w:r>
+        <w:rPr>
+          <w:rFonts w:ascii="Times New Roman" w:hAnsi="Times New Roman" w:cs="Times New Roman"/>
+          <w:sz w:val="24"/>
+          <w:szCs w:val="24"/>
+          <w:lang w:val="en-US"/>
+        </w:rPr>
+        <w:t xml:space="preserve"> </w:t>
+      </w:r>
+      <w:proofErr w:type="spellStart"/>
+      <w:r>
+        <w:rPr>
+          <w:rFonts w:ascii="Times New Roman" w:hAnsi="Times New Roman" w:cs="Times New Roman"/>
+          <w:sz w:val="24"/>
+          <w:szCs w:val="24"/>
+          <w:lang w:val="en-US"/>
+        </w:rPr>
+        <w:t>prediksi</w:t>
+      </w:r>
+      <w:proofErr w:type="spellEnd"/>
+      <w:r>
+        <w:rPr>
+          <w:rFonts w:ascii="Times New Roman" w:hAnsi="Times New Roman" w:cs="Times New Roman"/>
+          <w:sz w:val="24"/>
+          <w:szCs w:val="24"/>
+          <w:lang w:val="en-US"/>
+        </w:rPr>
+        <w:t xml:space="preserve"> model dan </w:t>
+      </w:r>
+      <w:proofErr w:type="spellStart"/>
+      <w:r>
+        <w:rPr>
+          <w:rFonts w:ascii="Times New Roman" w:hAnsi="Times New Roman" w:cs="Times New Roman"/>
+          <w:sz w:val="24"/>
+          <w:szCs w:val="24"/>
+          <w:lang w:val="en-US"/>
+        </w:rPr>
+        <w:t>nilai</w:t>
+      </w:r>
+      <w:proofErr w:type="spellEnd"/>
+      <w:r>
+        <w:rPr>
+          <w:rFonts w:ascii="Times New Roman" w:hAnsi="Times New Roman" w:cs="Times New Roman"/>
+          <w:sz w:val="24"/>
+          <w:szCs w:val="24"/>
+          <w:lang w:val="en-US"/>
+        </w:rPr>
+        <w:t xml:space="preserve"> </w:t>
+      </w:r>
+      <w:proofErr w:type="spellStart"/>
+      <w:r>
+        <w:rPr>
+          <w:rFonts w:ascii="Times New Roman" w:hAnsi="Times New Roman" w:cs="Times New Roman"/>
+          <w:sz w:val="24"/>
+          <w:szCs w:val="24"/>
+          <w:lang w:val="en-US"/>
+        </w:rPr>
+        <w:t>sebenarnya</w:t>
+      </w:r>
+      <w:proofErr w:type="spellEnd"/>
+      <w:r>
+        <w:rPr>
+          <w:rFonts w:ascii="Times New Roman" w:hAnsi="Times New Roman" w:cs="Times New Roman"/>
+          <w:sz w:val="24"/>
+          <w:szCs w:val="24"/>
+          <w:lang w:val="en-US"/>
+        </w:rPr>
+        <w:t xml:space="preserve"> </w:t>
+      </w:r>
+      <w:proofErr w:type="spellStart"/>
+      <w:r>
+        <w:rPr>
+          <w:rFonts w:ascii="Times New Roman" w:hAnsi="Times New Roman" w:cs="Times New Roman"/>
+          <w:sz w:val="24"/>
+          <w:szCs w:val="24"/>
+          <w:lang w:val="en-US"/>
+        </w:rPr>
+        <w:t>dari</w:t>
+      </w:r>
+      <w:proofErr w:type="spellEnd"/>
+      <w:r>
+        <w:rPr>
+          <w:rFonts w:ascii="Times New Roman" w:hAnsi="Times New Roman" w:cs="Times New Roman"/>
+          <w:sz w:val="24"/>
+          <w:szCs w:val="24"/>
+          <w:lang w:val="en-US"/>
+        </w:rPr>
+        <w:t xml:space="preserve"> data, </w:t>
+      </w:r>
+      <w:proofErr w:type="spellStart"/>
+      <w:r>
+        <w:rPr>
+          <w:rFonts w:ascii="Times New Roman" w:hAnsi="Times New Roman" w:cs="Times New Roman"/>
+          <w:sz w:val="24"/>
+          <w:szCs w:val="24"/>
+          <w:lang w:val="en-US"/>
+        </w:rPr>
+        <w:t>kemudian</w:t>
+      </w:r>
+      <w:proofErr w:type="spellEnd"/>
+      <w:r>
+        <w:rPr>
+          <w:rFonts w:ascii="Times New Roman" w:hAnsi="Times New Roman" w:cs="Times New Roman"/>
+          <w:sz w:val="24"/>
+          <w:szCs w:val="24"/>
+          <w:lang w:val="en-US"/>
+        </w:rPr>
+        <w:t xml:space="preserve"> </w:t>
+      </w:r>
+      <w:proofErr w:type="spellStart"/>
+      <w:r>
+        <w:rPr>
+          <w:rFonts w:ascii="Times New Roman" w:hAnsi="Times New Roman" w:cs="Times New Roman"/>
+          <w:sz w:val="24"/>
+          <w:szCs w:val="24"/>
+          <w:lang w:val="en-US"/>
+        </w:rPr>
+        <w:t>mengkuadratkan</w:t>
+      </w:r>
+      <w:proofErr w:type="spellEnd"/>
+      <w:r>
+        <w:rPr>
+          <w:rFonts w:ascii="Times New Roman" w:hAnsi="Times New Roman" w:cs="Times New Roman"/>
+          <w:sz w:val="24"/>
+          <w:szCs w:val="24"/>
+          <w:lang w:val="en-US"/>
+        </w:rPr>
+        <w:t xml:space="preserve"> </w:t>
+      </w:r>
+      <w:proofErr w:type="spellStart"/>
+      <w:r>
+        <w:rPr>
+          <w:rFonts w:ascii="Times New Roman" w:hAnsi="Times New Roman" w:cs="Times New Roman"/>
+          <w:sz w:val="24"/>
+          <w:szCs w:val="24"/>
+          <w:lang w:val="en-US"/>
+        </w:rPr>
+        <w:t>selisih</w:t>
+      </w:r>
+      <w:proofErr w:type="spellEnd"/>
+      <w:r>
+        <w:rPr>
+          <w:rFonts w:ascii="Times New Roman" w:hAnsi="Times New Roman" w:cs="Times New Roman"/>
+          <w:sz w:val="24"/>
+          <w:szCs w:val="24"/>
+          <w:lang w:val="en-US"/>
+        </w:rPr>
+        <w:t xml:space="preserve"> </w:t>
+      </w:r>
+      <w:proofErr w:type="spellStart"/>
+      <w:r>
+        <w:rPr>
+          <w:rFonts w:ascii="Times New Roman" w:hAnsi="Times New Roman" w:cs="Times New Roman"/>
+          <w:sz w:val="24"/>
+          <w:szCs w:val="24"/>
+          <w:lang w:val="en-US"/>
+        </w:rPr>
+        <w:t>tersebut</w:t>
+      </w:r>
+      <w:proofErr w:type="spellEnd"/>
+      <w:r>
+        <w:rPr>
+          <w:rFonts w:ascii="Times New Roman" w:hAnsi="Times New Roman" w:cs="Times New Roman"/>
+          <w:sz w:val="24"/>
+          <w:szCs w:val="24"/>
+          <w:lang w:val="en-US"/>
+        </w:rPr>
+        <w:t xml:space="preserve"> agar </w:t>
+      </w:r>
+      <w:proofErr w:type="spellStart"/>
+      <w:r>
+        <w:rPr>
+          <w:rFonts w:ascii="Times New Roman" w:hAnsi="Times New Roman" w:cs="Times New Roman"/>
+          <w:sz w:val="24"/>
+          <w:szCs w:val="24"/>
+          <w:lang w:val="en-US"/>
+        </w:rPr>
+        <w:t>tidak</w:t>
+      </w:r>
+      <w:proofErr w:type="spellEnd"/>
+      <w:r>
+        <w:rPr>
+          <w:rFonts w:ascii="Times New Roman" w:hAnsi="Times New Roman" w:cs="Times New Roman"/>
+          <w:sz w:val="24"/>
+          <w:szCs w:val="24"/>
+          <w:lang w:val="en-US"/>
+        </w:rPr>
+        <w:t xml:space="preserve"> </w:t>
+      </w:r>
+      <w:proofErr w:type="spellStart"/>
+      <w:r>
+        <w:rPr>
+          <w:rFonts w:ascii="Times New Roman" w:hAnsi="Times New Roman" w:cs="Times New Roman"/>
+          <w:sz w:val="24"/>
+          <w:szCs w:val="24"/>
+          <w:lang w:val="en-US"/>
+        </w:rPr>
+        <w:t>ada</w:t>
+      </w:r>
+      <w:proofErr w:type="spellEnd"/>
+      <w:r>
+        <w:rPr>
+          <w:rFonts w:ascii="Times New Roman" w:hAnsi="Times New Roman" w:cs="Times New Roman"/>
+          <w:sz w:val="24"/>
+          <w:szCs w:val="24"/>
+          <w:lang w:val="en-US"/>
+        </w:rPr>
+        <w:t xml:space="preserve"> </w:t>
+      </w:r>
+      <w:proofErr w:type="spellStart"/>
+      <w:r>
+        <w:rPr>
+          <w:rFonts w:ascii="Times New Roman" w:hAnsi="Times New Roman" w:cs="Times New Roman"/>
+          <w:sz w:val="24"/>
+          <w:szCs w:val="24"/>
+          <w:lang w:val="en-US"/>
+        </w:rPr>
+        <w:t>selisih</w:t>
+      </w:r>
+      <w:proofErr w:type="spellEnd"/>
+      <w:r>
+        <w:rPr>
+          <w:rFonts w:ascii="Times New Roman" w:hAnsi="Times New Roman" w:cs="Times New Roman"/>
+          <w:sz w:val="24"/>
+          <w:szCs w:val="24"/>
+          <w:lang w:val="en-US"/>
+        </w:rPr>
+        <w:t xml:space="preserve"> yang </w:t>
+      </w:r>
+      <w:proofErr w:type="spellStart"/>
+      <w:r>
+        <w:rPr>
+          <w:rFonts w:ascii="Times New Roman" w:hAnsi="Times New Roman" w:cs="Times New Roman"/>
+          <w:sz w:val="24"/>
+          <w:szCs w:val="24"/>
+          <w:lang w:val="en-US"/>
+        </w:rPr>
+        <w:t>bersifat</w:t>
+      </w:r>
+      <w:proofErr w:type="spellEnd"/>
+      <w:r>
+        <w:rPr>
+          <w:rFonts w:ascii="Times New Roman" w:hAnsi="Times New Roman" w:cs="Times New Roman"/>
+          <w:sz w:val="24"/>
+          <w:szCs w:val="24"/>
+          <w:lang w:val="en-US"/>
+        </w:rPr>
+        <w:t xml:space="preserve"> </w:t>
+      </w:r>
+      <w:proofErr w:type="spellStart"/>
+      <w:r>
+        <w:rPr>
+          <w:rFonts w:ascii="Times New Roman" w:hAnsi="Times New Roman" w:cs="Times New Roman"/>
+          <w:sz w:val="24"/>
+          <w:szCs w:val="24"/>
+          <w:lang w:val="en-US"/>
+        </w:rPr>
+        <w:t>negatif</w:t>
+      </w:r>
+      <w:proofErr w:type="spellEnd"/>
+      <w:r>
+        <w:rPr>
+          <w:rFonts w:ascii="Times New Roman" w:hAnsi="Times New Roman" w:cs="Times New Roman"/>
+          <w:sz w:val="24"/>
+          <w:szCs w:val="24"/>
+          <w:lang w:val="en-US"/>
+        </w:rPr>
+        <w:t xml:space="preserve">. </w:t>
+      </w:r>
+      <w:proofErr w:type="spellStart"/>
+      <w:r>
+        <w:rPr>
+          <w:rFonts w:ascii="Times New Roman" w:hAnsi="Times New Roman" w:cs="Times New Roman"/>
+          <w:sz w:val="24"/>
+          <w:szCs w:val="24"/>
+          <w:lang w:val="en-US"/>
+        </w:rPr>
+        <w:t>Selisih</w:t>
+      </w:r>
+      <w:proofErr w:type="spellEnd"/>
+      <w:r>
+        <w:rPr>
+          <w:rFonts w:ascii="Times New Roman" w:hAnsi="Times New Roman" w:cs="Times New Roman"/>
+          <w:sz w:val="24"/>
+          <w:szCs w:val="24"/>
+          <w:lang w:val="en-US"/>
+        </w:rPr>
+        <w:t xml:space="preserve"> </w:t>
+      </w:r>
+      <w:proofErr w:type="spellStart"/>
+      <w:r>
+        <w:rPr>
+          <w:rFonts w:ascii="Times New Roman" w:hAnsi="Times New Roman" w:cs="Times New Roman"/>
+          <w:sz w:val="24"/>
+          <w:szCs w:val="24"/>
+          <w:lang w:val="en-US"/>
+        </w:rPr>
+        <w:t>kuadrat</w:t>
+      </w:r>
+      <w:proofErr w:type="spellEnd"/>
+      <w:r>
+        <w:rPr>
+          <w:rFonts w:ascii="Times New Roman" w:hAnsi="Times New Roman" w:cs="Times New Roman"/>
+          <w:sz w:val="24"/>
+          <w:szCs w:val="24"/>
+          <w:lang w:val="en-US"/>
+        </w:rPr>
+        <w:t xml:space="preserve"> </w:t>
+      </w:r>
+      <w:proofErr w:type="spellStart"/>
+      <w:r>
+        <w:rPr>
+          <w:rFonts w:ascii="Times New Roman" w:hAnsi="Times New Roman" w:cs="Times New Roman"/>
+          <w:sz w:val="24"/>
+          <w:szCs w:val="24"/>
+          <w:lang w:val="en-US"/>
+        </w:rPr>
+        <w:t>dijumlahkan</w:t>
+      </w:r>
+      <w:proofErr w:type="spellEnd"/>
+      <w:r>
+        <w:rPr>
+          <w:rFonts w:ascii="Times New Roman" w:hAnsi="Times New Roman" w:cs="Times New Roman"/>
+          <w:sz w:val="24"/>
+          <w:szCs w:val="24"/>
+          <w:lang w:val="en-US"/>
+        </w:rPr>
+        <w:t xml:space="preserve"> dan </w:t>
+      </w:r>
+      <w:proofErr w:type="spellStart"/>
+      <w:r>
+        <w:rPr>
+          <w:rFonts w:ascii="Times New Roman" w:hAnsi="Times New Roman" w:cs="Times New Roman"/>
+          <w:sz w:val="24"/>
+          <w:szCs w:val="24"/>
+          <w:lang w:val="en-US"/>
+        </w:rPr>
+        <w:t>diambil</w:t>
+      </w:r>
+      <w:proofErr w:type="spellEnd"/>
+      <w:r>
+        <w:rPr>
+          <w:rFonts w:ascii="Times New Roman" w:hAnsi="Times New Roman" w:cs="Times New Roman"/>
+          <w:sz w:val="24"/>
+          <w:szCs w:val="24"/>
+          <w:lang w:val="en-US"/>
+        </w:rPr>
+        <w:t xml:space="preserve"> rata-rata </w:t>
+      </w:r>
+      <w:proofErr w:type="spellStart"/>
+      <w:r>
+        <w:rPr>
+          <w:rFonts w:ascii="Times New Roman" w:hAnsi="Times New Roman" w:cs="Times New Roman"/>
+          <w:sz w:val="24"/>
+          <w:szCs w:val="24"/>
+          <w:lang w:val="en-US"/>
+        </w:rPr>
+        <w:t>dari</w:t>
+      </w:r>
+      <w:proofErr w:type="spellEnd"/>
+      <w:r>
+        <w:rPr>
+          <w:rFonts w:ascii="Times New Roman" w:hAnsi="Times New Roman" w:cs="Times New Roman"/>
+          <w:sz w:val="24"/>
+          <w:szCs w:val="24"/>
+          <w:lang w:val="en-US"/>
+        </w:rPr>
+        <w:t xml:space="preserve"> </w:t>
+      </w:r>
+      <w:proofErr w:type="spellStart"/>
+      <w:r>
+        <w:rPr>
+          <w:rFonts w:ascii="Times New Roman" w:hAnsi="Times New Roman" w:cs="Times New Roman"/>
+          <w:sz w:val="24"/>
+          <w:szCs w:val="24"/>
+          <w:lang w:val="en-US"/>
+        </w:rPr>
+        <w:t>semua</w:t>
+      </w:r>
+      <w:proofErr w:type="spellEnd"/>
+      <w:r>
+        <w:rPr>
+          <w:rFonts w:ascii="Times New Roman" w:hAnsi="Times New Roman" w:cs="Times New Roman"/>
+          <w:sz w:val="24"/>
+          <w:szCs w:val="24"/>
+          <w:lang w:val="en-US"/>
+        </w:rPr>
+        <w:t xml:space="preserve"> </w:t>
+      </w:r>
+      <w:proofErr w:type="spellStart"/>
+      <w:r>
+        <w:rPr>
+          <w:rFonts w:ascii="Times New Roman" w:hAnsi="Times New Roman" w:cs="Times New Roman"/>
+          <w:sz w:val="24"/>
+          <w:szCs w:val="24"/>
+          <w:lang w:val="en-US"/>
+        </w:rPr>
+        <w:t>sampel</w:t>
+      </w:r>
+      <w:proofErr w:type="spellEnd"/>
+      <w:r>
+        <w:rPr>
+          <w:rFonts w:ascii="Times New Roman" w:hAnsi="Times New Roman" w:cs="Times New Roman"/>
+          <w:sz w:val="24"/>
+          <w:szCs w:val="24"/>
+          <w:lang w:val="en-US"/>
+        </w:rPr>
+        <w:t xml:space="preserve"> data. </w:t>
+      </w:r>
+      <w:proofErr w:type="spellStart"/>
+      <w:r>
+        <w:rPr>
+          <w:rFonts w:ascii="Times New Roman" w:hAnsi="Times New Roman" w:cs="Times New Roman"/>
+          <w:sz w:val="24"/>
+          <w:szCs w:val="24"/>
+          <w:lang w:val="en-US"/>
+        </w:rPr>
+        <w:t>Secara</w:t>
+      </w:r>
+      <w:proofErr w:type="spellEnd"/>
+      <w:r>
+        <w:rPr>
+          <w:rFonts w:ascii="Times New Roman" w:hAnsi="Times New Roman" w:cs="Times New Roman"/>
+          <w:sz w:val="24"/>
+          <w:szCs w:val="24"/>
+          <w:lang w:val="en-US"/>
+        </w:rPr>
+        <w:t xml:space="preserve"> </w:t>
+      </w:r>
+      <w:proofErr w:type="spellStart"/>
+      <w:r>
+        <w:rPr>
+          <w:rFonts w:ascii="Times New Roman" w:hAnsi="Times New Roman" w:cs="Times New Roman"/>
+          <w:sz w:val="24"/>
+          <w:szCs w:val="24"/>
+          <w:lang w:val="en-US"/>
+        </w:rPr>
+        <w:t>matematis</w:t>
+      </w:r>
+      <w:proofErr w:type="spellEnd"/>
+      <w:r>
+        <w:rPr>
+          <w:rFonts w:ascii="Times New Roman" w:hAnsi="Times New Roman" w:cs="Times New Roman"/>
+          <w:sz w:val="24"/>
+          <w:szCs w:val="24"/>
+          <w:lang w:val="en-US"/>
+        </w:rPr>
+        <w:t xml:space="preserve">, MSE </w:t>
+      </w:r>
+      <w:proofErr w:type="spellStart"/>
+      <w:r>
+        <w:rPr>
+          <w:rFonts w:ascii="Times New Roman" w:hAnsi="Times New Roman" w:cs="Times New Roman"/>
+          <w:sz w:val="24"/>
+          <w:szCs w:val="24"/>
+          <w:lang w:val="en-US"/>
+        </w:rPr>
+        <w:t>dapat</w:t>
+      </w:r>
+      <w:proofErr w:type="spellEnd"/>
+      <w:r>
+        <w:rPr>
+          <w:rFonts w:ascii="Times New Roman" w:hAnsi="Times New Roman" w:cs="Times New Roman"/>
+          <w:sz w:val="24"/>
+          <w:szCs w:val="24"/>
+          <w:lang w:val="en-US"/>
+        </w:rPr>
+        <w:t xml:space="preserve"> </w:t>
+      </w:r>
+      <w:proofErr w:type="spellStart"/>
+      <w:r>
+        <w:rPr>
+          <w:rFonts w:ascii="Times New Roman" w:hAnsi="Times New Roman" w:cs="Times New Roman"/>
+          <w:sz w:val="24"/>
+          <w:szCs w:val="24"/>
+          <w:lang w:val="en-US"/>
+        </w:rPr>
+        <w:t>dihitung</w:t>
+      </w:r>
+      <w:proofErr w:type="spellEnd"/>
+      <w:r>
+        <w:rPr>
+          <w:rFonts w:ascii="Times New Roman" w:hAnsi="Times New Roman" w:cs="Times New Roman"/>
+          <w:sz w:val="24"/>
+          <w:szCs w:val="24"/>
+          <w:lang w:val="en-US"/>
+        </w:rPr>
+        <w:t xml:space="preserve"> </w:t>
+      </w:r>
+      <w:proofErr w:type="spellStart"/>
+      <w:r>
+        <w:rPr>
+          <w:rFonts w:ascii="Times New Roman" w:hAnsi="Times New Roman" w:cs="Times New Roman"/>
+          <w:sz w:val="24"/>
+          <w:szCs w:val="24"/>
+          <w:lang w:val="en-US"/>
+        </w:rPr>
+        <w:t>dengan</w:t>
+      </w:r>
+      <w:proofErr w:type="spellEnd"/>
+      <w:r>
+        <w:rPr>
+          <w:rFonts w:ascii="Times New Roman" w:hAnsi="Times New Roman" w:cs="Times New Roman"/>
+          <w:sz w:val="24"/>
+          <w:szCs w:val="24"/>
+          <w:lang w:val="en-US"/>
+        </w:rPr>
+        <w:t xml:space="preserve"> </w:t>
+      </w:r>
+      <w:proofErr w:type="spellStart"/>
+      <w:r>
+        <w:rPr>
+          <w:rFonts w:ascii="Times New Roman" w:hAnsi="Times New Roman" w:cs="Times New Roman"/>
+          <w:sz w:val="24"/>
+          <w:szCs w:val="24"/>
+          <w:lang w:val="en-US"/>
+        </w:rPr>
+        <w:t>menggunakan</w:t>
+      </w:r>
+      <w:proofErr w:type="spellEnd"/>
+      <w:r>
+        <w:rPr>
+          <w:rFonts w:ascii="Times New Roman" w:hAnsi="Times New Roman" w:cs="Times New Roman"/>
+          <w:sz w:val="24"/>
+          <w:szCs w:val="24"/>
+          <w:lang w:val="en-US"/>
+        </w:rPr>
+        <w:t xml:space="preserve"> </w:t>
+      </w:r>
+      <w:proofErr w:type="spellStart"/>
+      <w:r>
+        <w:rPr>
+          <w:rFonts w:ascii="Times New Roman" w:hAnsi="Times New Roman" w:cs="Times New Roman"/>
+          <w:sz w:val="24"/>
+          <w:szCs w:val="24"/>
+          <w:lang w:val="en-US"/>
+        </w:rPr>
+        <w:t>persamaan</w:t>
+      </w:r>
+      <w:proofErr w:type="spellEnd"/>
+      <w:r>
+        <w:rPr>
+          <w:rFonts w:ascii="Times New Roman" w:hAnsi="Times New Roman" w:cs="Times New Roman"/>
+          <w:sz w:val="24"/>
+          <w:szCs w:val="24"/>
+          <w:lang w:val="en-US"/>
+        </w:rPr>
+        <w:t xml:space="preserve"> 3.2.</w:t>
+      </w:r>
+    </w:p>
+    <w:p>
+      <w:pPr>
+        <w:pStyle w:val="ListParagraph"/>
+        <w:spacing w:after="0" w:line="480" w:lineRule="auto"/>
+        <w:ind w:left="340"/>
+        <w:contextualSpacing w:val="0"/>
+        <w:jc w:val="center"/>
+        <w:rPr>
+          <w:rFonts w:ascii="Times New Roman" w:hAnsi="Times New Roman" w:cs="Times New Roman"/>
+          <w:sz w:val="24"/>
+          <w:szCs w:val="24"/>
+          <w:lang w:val="en-US"/>
+        </w:rPr>
+      </w:pPr>
+      <m:oMathPara>
+        <m:oMath>
+          <m:r>
+            <w:rPr>
+              <w:rFonts w:ascii="Cambria Math" w:hAnsi="Cambria Math" w:cs="Times New Roman"/>
+              <w:sz w:val="24"/>
+              <w:szCs w:val="24"/>
+              <w:lang w:val="en-US"/>
+            </w:rPr>
+            <m:t xml:space="preserve">MSE= </m:t>
+          </m:r>
+          <m:f>
+            <m:fPr>
+              <m:ctrlPr>
+                <w:rPr>
+                  <w:rFonts w:ascii="Cambria Math" w:hAnsi="Cambria Math" w:cs="Times New Roman"/>
+                  <w:i/>
+                  <w:sz w:val="24"/>
+                  <w:szCs w:val="24"/>
+                  <w:lang w:val="en-US"/>
+                </w:rPr>
+              </m:ctrlPr>
+            </m:fPr>
+            <m:num>
+              <m:nary>
+                <m:naryPr>
+                  <m:chr m:val="∑"/>
+                  <m:limLoc m:val="undOvr"/>
+                  <m:subHide m:val="1"/>
+                  <m:supHide m:val="1"/>
+                  <m:ctrlPr>
+                    <w:rPr>
+                      <w:rFonts w:ascii="Cambria Math" w:hAnsi="Cambria Math" w:cs="Times New Roman"/>
+                      <w:i/>
+                      <w:sz w:val="24"/>
+                      <w:szCs w:val="24"/>
+                      <w:lang w:val="en-US"/>
+                    </w:rPr>
+                  </m:ctrlPr>
+                </m:naryPr>
+                <m:sub/>
+                <m:sup/>
+                <m:e>
+                  <m:sSup>
+                    <m:sSupPr>
+                      <m:ctrlPr>
+                        <w:rPr>
+                          <w:rFonts w:ascii="Cambria Math" w:hAnsi="Cambria Math" w:cs="Times New Roman"/>
+                          <w:i/>
+                          <w:sz w:val="24"/>
+                          <w:szCs w:val="24"/>
+                          <w:lang w:val="en-US"/>
+                        </w:rPr>
+                      </m:ctrlPr>
+                    </m:sSupPr>
+                    <m:e>
+                      <m:r>
+                        <w:rPr>
+                          <w:rFonts w:ascii="Cambria Math" w:hAnsi="Cambria Math" w:cs="Times New Roman"/>
+                          <w:sz w:val="24"/>
+                          <w:szCs w:val="24"/>
+                          <w:lang w:val="en-US"/>
+                        </w:rPr>
+                        <m:t>(aktual-prediksi)</m:t>
+                      </m:r>
+                    </m:e>
+                    <m:sup>
+                      <m:r>
+                        <w:rPr>
+                          <w:rFonts w:ascii="Cambria Math" w:hAnsi="Cambria Math" w:cs="Times New Roman"/>
+                          <w:sz w:val="24"/>
+                          <w:szCs w:val="24"/>
+                          <w:lang w:val="en-US"/>
+                        </w:rPr>
+                        <m:t>2</m:t>
+                      </m:r>
+                    </m:sup>
+                  </m:sSup>
+                </m:e>
+              </m:nary>
+            </m:num>
+            <m:den>
+              <m:r>
+                <w:rPr>
+                  <w:rFonts w:ascii="Cambria Math" w:hAnsi="Cambria Math" w:cs="Times New Roman"/>
+                  <w:sz w:val="24"/>
+                  <w:szCs w:val="24"/>
+                  <w:lang w:val="en-US"/>
+                </w:rPr>
+                <m:t>n</m:t>
+              </m:r>
+            </m:den>
+          </m:f>
+          <m:r>
+            <w:rPr>
+              <w:rFonts w:ascii="Cambria Math" w:hAnsi="Cambria Math" w:cs="Times New Roman"/>
+              <w:sz w:val="24"/>
+              <w:szCs w:val="24"/>
+              <w:lang w:val="en-US"/>
+            </w:rPr>
+            <m:t xml:space="preserve">                                                                      (3.2)</m:t>
+          </m:r>
+        </m:oMath>
+      </m:oMathPara>
+    </w:p>
+    <w:p>
+      <w:pPr>
+        <w:pStyle w:val="ListParagraph"/>
+        <w:spacing w:after="0" w:line="480" w:lineRule="auto"/>
+        <w:ind w:left="340"/>
+        <w:contextualSpacing w:val="0"/>
+        <w:jc w:val="both"/>
+        <w:rPr>
+          <w:rFonts w:ascii="Times New Roman" w:hAnsi="Times New Roman" w:cs="Times New Roman"/>
+          <w:sz w:val="24"/>
+          <w:szCs w:val="24"/>
+          <w:lang w:val="en-US"/>
+        </w:rPr>
+      </w:pPr>
+      <w:r>
+        <w:rPr>
+          <w:rFonts w:ascii="Times New Roman" w:hAnsi="Times New Roman" w:cs="Times New Roman"/>
+          <w:sz w:val="24"/>
+          <w:szCs w:val="24"/>
+          <w:lang w:val="en-US"/>
+        </w:rPr>
+        <w:t xml:space="preserve">Dimana </w:t>
+      </w:r>
+      <m:oMath>
+        <m:r>
+          <w:rPr>
+            <w:rFonts w:ascii="Cambria Math" w:hAnsi="Cambria Math" w:cs="Times New Roman"/>
+            <w:sz w:val="24"/>
+            <w:szCs w:val="24"/>
+            <w:lang w:val="en-US"/>
+          </w:rPr>
+          <m:t>MSE</m:t>
+        </m:r>
+      </m:oMath>
+      <w:r>
+        <w:rPr>
+          <w:rFonts w:ascii="Times New Roman" w:hAnsi="Times New Roman" w:cs="Times New Roman"/>
+          <w:sz w:val="24"/>
+          <w:szCs w:val="24"/>
+          <w:lang w:val="en-US"/>
+        </w:rPr>
+        <w:t xml:space="preserve"> </w:t>
+      </w:r>
+      <w:proofErr w:type="spellStart"/>
+      <w:r>
+        <w:rPr>
+          <w:rFonts w:ascii="Times New Roman" w:hAnsi="Times New Roman" w:cs="Times New Roman"/>
+          <w:sz w:val="24"/>
+          <w:szCs w:val="24"/>
+          <w:lang w:val="en-US"/>
+        </w:rPr>
+        <w:t>adalah</w:t>
+      </w:r>
+      <w:proofErr w:type="spellEnd"/>
+      <w:r>
+        <w:rPr>
+          <w:rFonts w:ascii="Times New Roman" w:hAnsi="Times New Roman" w:cs="Times New Roman"/>
+          <w:sz w:val="24"/>
+          <w:szCs w:val="24"/>
+          <w:lang w:val="en-US"/>
+        </w:rPr>
+        <w:t xml:space="preserve"> </w:t>
+      </w:r>
+      <w:r>
+        <w:rPr>
+          <w:rFonts w:ascii="Times New Roman" w:hAnsi="Times New Roman" w:cs="Times New Roman"/>
+          <w:i/>
+          <w:iCs/>
+          <w:sz w:val="24"/>
+          <w:szCs w:val="24"/>
+          <w:lang w:val="en-US"/>
+        </w:rPr>
+        <w:t>mean squared error</w:t>
+      </w:r>
+      <w:r>
+        <w:rPr>
+          <w:rFonts w:ascii="Times New Roman" w:hAnsi="Times New Roman" w:cs="Times New Roman"/>
+          <w:sz w:val="24"/>
+          <w:szCs w:val="24"/>
+          <w:lang w:val="en-US"/>
+        </w:rPr>
+        <w:t xml:space="preserve">, </w:t>
+      </w:r>
+      <m:oMath>
+        <m:r>
+          <w:rPr>
+            <w:rFonts w:ascii="Cambria Math" w:hAnsi="Cambria Math" w:cs="Times New Roman"/>
+            <w:sz w:val="24"/>
+            <w:szCs w:val="24"/>
+            <w:lang w:val="en-US"/>
+          </w:rPr>
+          <m:t>aktual</m:t>
+        </m:r>
+      </m:oMath>
+      <w:r>
+        <w:rPr>
+          <w:rFonts w:ascii="Times New Roman" w:hAnsi="Times New Roman" w:cs="Times New Roman"/>
+          <w:sz w:val="24"/>
+          <w:szCs w:val="24"/>
+          <w:lang w:val="en-US"/>
+        </w:rPr>
+        <w:t xml:space="preserve"> </w:t>
+      </w:r>
+      <w:proofErr w:type="spellStart"/>
+      <w:r>
+        <w:rPr>
+          <w:rFonts w:ascii="Times New Roman" w:hAnsi="Times New Roman" w:cs="Times New Roman"/>
+          <w:sz w:val="24"/>
+          <w:szCs w:val="24"/>
+          <w:lang w:val="en-US"/>
+        </w:rPr>
+        <w:t>adalah</w:t>
+      </w:r>
+      <w:proofErr w:type="spellEnd"/>
+      <w:r>
+        <w:rPr>
+          <w:rFonts w:ascii="Times New Roman" w:hAnsi="Times New Roman" w:cs="Times New Roman"/>
+          <w:sz w:val="24"/>
+          <w:szCs w:val="24"/>
+          <w:lang w:val="en-US"/>
+        </w:rPr>
+        <w:t xml:space="preserve"> data </w:t>
+      </w:r>
+      <w:proofErr w:type="spellStart"/>
+      <w:r>
+        <w:rPr>
+          <w:rFonts w:ascii="Times New Roman" w:hAnsi="Times New Roman" w:cs="Times New Roman"/>
+          <w:sz w:val="24"/>
+          <w:szCs w:val="24"/>
+          <w:lang w:val="en-US"/>
+        </w:rPr>
+        <w:t>sebenarnya</w:t>
+      </w:r>
+      <w:proofErr w:type="spellEnd"/>
+      <w:r>
+        <w:rPr>
+          <w:rFonts w:ascii="Times New Roman" w:hAnsi="Times New Roman" w:cs="Times New Roman"/>
+          <w:sz w:val="24"/>
+          <w:szCs w:val="24"/>
+          <w:lang w:val="en-US"/>
+        </w:rPr>
+        <w:t xml:space="preserve">, </w:t>
+      </w:r>
+      <m:oMath>
+        <m:r>
+          <w:rPr>
+            <w:rFonts w:ascii="Cambria Math" w:hAnsi="Cambria Math" w:cs="Times New Roman"/>
+            <w:sz w:val="24"/>
+            <w:szCs w:val="24"/>
+            <w:lang w:val="en-US"/>
+          </w:rPr>
+          <m:t>prediksi</m:t>
+        </m:r>
+      </m:oMath>
+      <w:r>
+        <w:rPr>
+          <w:rFonts w:ascii="Times New Roman" w:hAnsi="Times New Roman" w:cs="Times New Roman"/>
+          <w:sz w:val="24"/>
+          <w:szCs w:val="24"/>
+          <w:lang w:val="en-US"/>
+        </w:rPr>
+        <w:t xml:space="preserve"> </w:t>
+      </w:r>
+      <w:proofErr w:type="spellStart"/>
+      <w:r>
+        <w:rPr>
+          <w:rFonts w:ascii="Times New Roman" w:hAnsi="Times New Roman" w:cs="Times New Roman"/>
+          <w:sz w:val="24"/>
+          <w:szCs w:val="24"/>
+          <w:lang w:val="en-US"/>
+        </w:rPr>
+        <w:t>adalah</w:t>
+      </w:r>
+      <w:proofErr w:type="spellEnd"/>
+      <w:r>
+        <w:rPr>
+          <w:rFonts w:ascii="Times New Roman" w:hAnsi="Times New Roman" w:cs="Times New Roman"/>
+          <w:sz w:val="24"/>
+          <w:szCs w:val="24"/>
+          <w:lang w:val="en-US"/>
+        </w:rPr>
+        <w:t xml:space="preserve"> </w:t>
+      </w:r>
+      <w:proofErr w:type="spellStart"/>
+      <w:r>
+        <w:rPr>
+          <w:rFonts w:ascii="Times New Roman" w:hAnsi="Times New Roman" w:cs="Times New Roman"/>
+          <w:sz w:val="24"/>
+          <w:szCs w:val="24"/>
+          <w:lang w:val="en-US"/>
+        </w:rPr>
+        <w:t>nilai</w:t>
+      </w:r>
+      <w:proofErr w:type="spellEnd"/>
+      <w:r>
+        <w:rPr>
+          <w:rFonts w:ascii="Times New Roman" w:hAnsi="Times New Roman" w:cs="Times New Roman"/>
+          <w:sz w:val="24"/>
+          <w:szCs w:val="24"/>
+          <w:lang w:val="en-US"/>
+        </w:rPr>
+        <w:t xml:space="preserve"> </w:t>
+      </w:r>
+      <w:proofErr w:type="spellStart"/>
+      <w:r>
+        <w:rPr>
+          <w:rFonts w:ascii="Times New Roman" w:hAnsi="Times New Roman" w:cs="Times New Roman"/>
+          <w:sz w:val="24"/>
+          <w:szCs w:val="24"/>
+          <w:lang w:val="en-US"/>
+        </w:rPr>
+        <w:t>prediksi</w:t>
+      </w:r>
+      <w:proofErr w:type="spellEnd"/>
+      <w:r>
+        <w:rPr>
+          <w:rFonts w:ascii="Times New Roman" w:hAnsi="Times New Roman" w:cs="Times New Roman"/>
+          <w:sz w:val="24"/>
+          <w:szCs w:val="24"/>
+          <w:lang w:val="en-US"/>
+        </w:rPr>
+        <w:t xml:space="preserve"> </w:t>
+      </w:r>
+      <w:proofErr w:type="spellStart"/>
+      <w:r>
+        <w:rPr>
+          <w:rFonts w:ascii="Times New Roman" w:hAnsi="Times New Roman" w:cs="Times New Roman"/>
+          <w:sz w:val="24"/>
+          <w:szCs w:val="24"/>
+          <w:lang w:val="en-US"/>
+        </w:rPr>
+        <w:t>dari</w:t>
+      </w:r>
+      <w:proofErr w:type="spellEnd"/>
+      <w:r>
+        <w:rPr>
+          <w:rFonts w:ascii="Times New Roman" w:hAnsi="Times New Roman" w:cs="Times New Roman"/>
+          <w:sz w:val="24"/>
+          <w:szCs w:val="24"/>
+          <w:lang w:val="en-US"/>
+        </w:rPr>
+        <w:t xml:space="preserve"> </w:t>
+      </w:r>
+      <w:proofErr w:type="spellStart"/>
+      <w:r>
+        <w:rPr>
+          <w:rFonts w:ascii="Times New Roman" w:hAnsi="Times New Roman" w:cs="Times New Roman"/>
+          <w:sz w:val="24"/>
+          <w:szCs w:val="24"/>
+          <w:lang w:val="en-US"/>
+        </w:rPr>
+        <w:t>variabel</w:t>
+      </w:r>
+      <w:proofErr w:type="spellEnd"/>
+      <w:r>
+        <w:rPr>
+          <w:rFonts w:ascii="Times New Roman" w:hAnsi="Times New Roman" w:cs="Times New Roman"/>
+          <w:sz w:val="24"/>
+          <w:szCs w:val="24"/>
+          <w:lang w:val="en-US"/>
+        </w:rPr>
+        <w:t xml:space="preserve"> </w:t>
+      </w:r>
+      <w:proofErr w:type="spellStart"/>
+      <w:r>
+        <w:rPr>
+          <w:rFonts w:ascii="Times New Roman" w:hAnsi="Times New Roman" w:cs="Times New Roman"/>
+          <w:sz w:val="24"/>
+          <w:szCs w:val="24"/>
+          <w:lang w:val="en-US"/>
+        </w:rPr>
+        <w:t>ak</w:t>
+      </w:r>
+      <w:r>
+        <w:rPr>
+          <w:rFonts w:ascii="Times New Roman" w:hAnsi="Times New Roman" w:cs="Times New Roman"/>
+          <w:sz w:val="24"/>
+          <w:szCs w:val="24"/>
+          <w:lang w:val="en-US"/>
+        </w:rPr>
+        <w:t>t</w:t>
+      </w:r>
+      <w:r>
+        <w:rPr>
+          <w:rFonts w:ascii="Times New Roman" w:hAnsi="Times New Roman" w:cs="Times New Roman"/>
+          <w:sz w:val="24"/>
+          <w:szCs w:val="24"/>
+          <w:lang w:val="en-US"/>
+        </w:rPr>
+        <w:t>ual</w:t>
+      </w:r>
+      <w:proofErr w:type="spellEnd"/>
+      <w:r>
+        <w:rPr>
+          <w:rFonts w:ascii="Times New Roman" w:hAnsi="Times New Roman" w:cs="Times New Roman"/>
+          <w:sz w:val="24"/>
+          <w:szCs w:val="24"/>
+          <w:lang w:val="en-US"/>
+        </w:rPr>
+        <w:t xml:space="preserve"> dan </w:t>
+      </w:r>
+      <m:oMath>
+        <m:r>
+          <w:rPr>
+            <w:rFonts w:ascii="Cambria Math" w:hAnsi="Cambria Math" w:cs="Times New Roman"/>
+            <w:sz w:val="24"/>
+            <w:szCs w:val="24"/>
+            <w:lang w:val="en-US"/>
+          </w:rPr>
+          <m:t>n</m:t>
+        </m:r>
+      </m:oMath>
+      <w:r>
+        <w:rPr>
+          <w:rFonts w:ascii="Times New Roman" w:hAnsi="Times New Roman" w:cs="Times New Roman"/>
+          <w:sz w:val="24"/>
+          <w:szCs w:val="24"/>
+          <w:lang w:val="en-US"/>
+        </w:rPr>
+        <w:t xml:space="preserve"> banyak observasi. </w:t>
+      </w:r>
+    </w:p>
+    <w:p>
+      <w:pPr>
+        <w:pStyle w:val="ListParagraph"/>
+        <w:numPr>
+          <w:ilvl w:val="0"/>
+          <w:numId w:val="14"/>
+        </w:numPr>
+        <w:spacing w:after="0" w:line="480" w:lineRule="auto"/>
+        <w:ind w:left="340" w:hanging="340"/>
+        <w:contextualSpacing w:val="0"/>
+        <w:jc w:val="both"/>
+        <w:rPr>
+          <w:rFonts w:ascii="Times New Roman" w:hAnsi="Times New Roman" w:cs="Times New Roman"/>
+          <w:sz w:val="24"/>
+          <w:szCs w:val="24"/>
+          <w:lang w:val="en-US"/>
+        </w:rPr>
+      </w:pPr>
+      <w:r>
+        <w:rPr>
+          <w:rFonts w:ascii="Times New Roman" w:hAnsi="Times New Roman" w:cs="Times New Roman"/>
+          <w:sz w:val="24"/>
+          <w:szCs w:val="24"/>
+          <w:lang w:val="en-US"/>
+        </w:rPr>
+        <w:t>Root Mean Squared Error (RMSE)</w:t>
+      </w:r>
+    </w:p>
+    <w:p>
+      <w:pPr>
+        <w:pStyle w:val="ListParagraph"/>
+        <w:spacing w:after="0" w:line="480" w:lineRule="auto"/>
+        <w:ind w:left="340"/>
+        <w:contextualSpacing w:val="0"/>
+        <w:jc w:val="both"/>
+        <w:rPr>
+          <w:rFonts w:ascii="Times New Roman" w:hAnsi="Times New Roman" w:cs="Times New Roman"/>
+          <w:sz w:val="24"/>
+          <w:szCs w:val="24"/>
+          <w:lang w:val="en-US"/>
+        </w:rPr>
+      </w:pPr>
+      <w:r>
+        <w:rPr>
+          <w:rFonts w:ascii="Times New Roman" w:hAnsi="Times New Roman" w:cs="Times New Roman"/>
+          <w:sz w:val="24"/>
+          <w:szCs w:val="24"/>
+          <w:lang w:val="en-US"/>
+        </w:rPr>
+        <w:t xml:space="preserve">RMSE </w:t>
+      </w:r>
+      <w:proofErr w:type="spellStart"/>
+      <w:r>
+        <w:rPr>
+          <w:rFonts w:ascii="Times New Roman" w:hAnsi="Times New Roman" w:cs="Times New Roman"/>
+          <w:sz w:val="24"/>
+          <w:szCs w:val="24"/>
+          <w:lang w:val="en-US"/>
+        </w:rPr>
+        <w:t>adalah</w:t>
+      </w:r>
+      <w:proofErr w:type="spellEnd"/>
+      <w:r>
+        <w:rPr>
+          <w:rFonts w:ascii="Times New Roman" w:hAnsi="Times New Roman" w:cs="Times New Roman"/>
+          <w:sz w:val="24"/>
+          <w:szCs w:val="24"/>
+          <w:lang w:val="en-US"/>
+        </w:rPr>
+        <w:t xml:space="preserve"> </w:t>
+      </w:r>
+      <w:proofErr w:type="spellStart"/>
+      <w:r>
+        <w:rPr>
+          <w:rFonts w:ascii="Times New Roman" w:hAnsi="Times New Roman" w:cs="Times New Roman"/>
+          <w:sz w:val="24"/>
+          <w:szCs w:val="24"/>
+          <w:lang w:val="en-US"/>
+        </w:rPr>
+        <w:t>perhitungan</w:t>
+      </w:r>
+      <w:proofErr w:type="spellEnd"/>
+      <w:r>
+        <w:rPr>
+          <w:rFonts w:ascii="Times New Roman" w:hAnsi="Times New Roman" w:cs="Times New Roman"/>
+          <w:sz w:val="24"/>
+          <w:szCs w:val="24"/>
+          <w:lang w:val="en-US"/>
+        </w:rPr>
+        <w:t xml:space="preserve"> </w:t>
+      </w:r>
+      <w:proofErr w:type="spellStart"/>
+      <w:r>
+        <w:rPr>
+          <w:rFonts w:ascii="Times New Roman" w:hAnsi="Times New Roman" w:cs="Times New Roman"/>
+          <w:sz w:val="24"/>
+          <w:szCs w:val="24"/>
+          <w:lang w:val="en-US"/>
+        </w:rPr>
+        <w:t>dengan</w:t>
+      </w:r>
+      <w:proofErr w:type="spellEnd"/>
+      <w:r>
+        <w:rPr>
+          <w:rFonts w:ascii="Times New Roman" w:hAnsi="Times New Roman" w:cs="Times New Roman"/>
+          <w:sz w:val="24"/>
+          <w:szCs w:val="24"/>
+          <w:lang w:val="en-US"/>
+        </w:rPr>
+        <w:t xml:space="preserve"> </w:t>
+      </w:r>
+      <w:proofErr w:type="spellStart"/>
+      <w:r>
+        <w:rPr>
+          <w:rFonts w:ascii="Times New Roman" w:hAnsi="Times New Roman" w:cs="Times New Roman"/>
+          <w:sz w:val="24"/>
+          <w:szCs w:val="24"/>
+          <w:lang w:val="en-US"/>
+        </w:rPr>
+        <w:t>mengkuadratkan</w:t>
+      </w:r>
+      <w:proofErr w:type="spellEnd"/>
+      <w:r>
+        <w:rPr>
+          <w:rFonts w:ascii="Times New Roman" w:hAnsi="Times New Roman" w:cs="Times New Roman"/>
+          <w:sz w:val="24"/>
+          <w:szCs w:val="24"/>
+          <w:lang w:val="en-US"/>
+        </w:rPr>
+        <w:t xml:space="preserve"> error (data actual – data </w:t>
+      </w:r>
+      <w:proofErr w:type="spellStart"/>
+      <w:r>
+        <w:rPr>
+          <w:rFonts w:ascii="Times New Roman" w:hAnsi="Times New Roman" w:cs="Times New Roman"/>
+          <w:sz w:val="24"/>
+          <w:szCs w:val="24"/>
+          <w:lang w:val="en-US"/>
+        </w:rPr>
+        <w:t>prediksi</w:t>
+      </w:r>
+      <w:proofErr w:type="spellEnd"/>
+      <w:r>
+        <w:rPr>
+          <w:rFonts w:ascii="Times New Roman" w:hAnsi="Times New Roman" w:cs="Times New Roman"/>
+          <w:sz w:val="24"/>
+          <w:szCs w:val="24"/>
+          <w:lang w:val="en-US"/>
+        </w:rPr>
+        <w:t xml:space="preserve">). </w:t>
+      </w:r>
+      <w:proofErr w:type="spellStart"/>
+      <w:r>
+        <w:rPr>
+          <w:rFonts w:ascii="Times New Roman" w:hAnsi="Times New Roman" w:cs="Times New Roman"/>
+          <w:sz w:val="24"/>
+          <w:szCs w:val="24"/>
+          <w:lang w:val="en-US"/>
+        </w:rPr>
+        <w:t>Kemudian</w:t>
+      </w:r>
+      <w:proofErr w:type="spellEnd"/>
+      <w:r>
+        <w:rPr>
+          <w:rFonts w:ascii="Times New Roman" w:hAnsi="Times New Roman" w:cs="Times New Roman"/>
+          <w:sz w:val="24"/>
+          <w:szCs w:val="24"/>
+          <w:lang w:val="en-US"/>
+        </w:rPr>
+        <w:t xml:space="preserve"> </w:t>
+      </w:r>
+      <w:proofErr w:type="spellStart"/>
+      <w:r>
+        <w:rPr>
+          <w:rFonts w:ascii="Times New Roman" w:hAnsi="Times New Roman" w:cs="Times New Roman"/>
+          <w:sz w:val="24"/>
+          <w:szCs w:val="24"/>
+          <w:lang w:val="en-US"/>
+        </w:rPr>
+        <w:t>dibagi</w:t>
+      </w:r>
+      <w:proofErr w:type="spellEnd"/>
+      <w:r>
+        <w:rPr>
+          <w:rFonts w:ascii="Times New Roman" w:hAnsi="Times New Roman" w:cs="Times New Roman"/>
+          <w:sz w:val="24"/>
+          <w:szCs w:val="24"/>
+          <w:lang w:val="en-US"/>
+        </w:rPr>
+        <w:t xml:space="preserve"> </w:t>
+      </w:r>
+      <w:proofErr w:type="spellStart"/>
+      <w:r>
+        <w:rPr>
+          <w:rFonts w:ascii="Times New Roman" w:hAnsi="Times New Roman" w:cs="Times New Roman"/>
+          <w:sz w:val="24"/>
+          <w:szCs w:val="24"/>
+          <w:lang w:val="en-US"/>
+        </w:rPr>
+        <w:t>dengan</w:t>
+      </w:r>
+      <w:proofErr w:type="spellEnd"/>
+      <w:r>
+        <w:rPr>
+          <w:rFonts w:ascii="Times New Roman" w:hAnsi="Times New Roman" w:cs="Times New Roman"/>
+          <w:sz w:val="24"/>
+          <w:szCs w:val="24"/>
+          <w:lang w:val="en-US"/>
+        </w:rPr>
+        <w:t xml:space="preserve"> </w:t>
+      </w:r>
+      <w:proofErr w:type="spellStart"/>
+      <w:r>
+        <w:rPr>
+          <w:rFonts w:ascii="Times New Roman" w:hAnsi="Times New Roman" w:cs="Times New Roman"/>
+          <w:sz w:val="24"/>
+          <w:szCs w:val="24"/>
+          <w:lang w:val="en-US"/>
+        </w:rPr>
+        <w:t>jumlah</w:t>
+      </w:r>
+      <w:proofErr w:type="spellEnd"/>
+      <w:r>
+        <w:rPr>
+          <w:rFonts w:ascii="Times New Roman" w:hAnsi="Times New Roman" w:cs="Times New Roman"/>
+          <w:sz w:val="24"/>
+          <w:szCs w:val="24"/>
+          <w:lang w:val="en-US"/>
+        </w:rPr>
+        <w:t xml:space="preserve"> data dan </w:t>
+      </w:r>
+      <w:proofErr w:type="spellStart"/>
+      <w:r>
+        <w:rPr>
+          <w:rFonts w:ascii="Times New Roman" w:hAnsi="Times New Roman" w:cs="Times New Roman"/>
+          <w:sz w:val="24"/>
+          <w:szCs w:val="24"/>
+          <w:lang w:val="en-US"/>
+        </w:rPr>
+        <w:t>diakarkan</w:t>
+      </w:r>
+      <w:proofErr w:type="spellEnd"/>
+      <w:r>
+        <w:rPr>
+          <w:rFonts w:ascii="Times New Roman" w:hAnsi="Times New Roman" w:cs="Times New Roman"/>
+          <w:sz w:val="24"/>
+          <w:szCs w:val="24"/>
+          <w:lang w:val="en-US"/>
+        </w:rPr>
+        <w:t xml:space="preserve">. RMSE </w:t>
+      </w:r>
+      <w:proofErr w:type="spellStart"/>
+      <w:r>
+        <w:rPr>
+          <w:rFonts w:ascii="Times New Roman" w:hAnsi="Times New Roman" w:cs="Times New Roman"/>
+          <w:sz w:val="24"/>
+          <w:szCs w:val="24"/>
+          <w:lang w:val="en-US"/>
+        </w:rPr>
+        <w:t>dirumuskan</w:t>
+      </w:r>
+      <w:proofErr w:type="spellEnd"/>
+      <w:r>
+        <w:rPr>
+          <w:rFonts w:ascii="Times New Roman" w:hAnsi="Times New Roman" w:cs="Times New Roman"/>
+          <w:sz w:val="24"/>
+          <w:szCs w:val="24"/>
+          <w:lang w:val="en-US"/>
+        </w:rPr>
+        <w:t xml:space="preserve"> pada </w:t>
+      </w:r>
+      <w:proofErr w:type="spellStart"/>
+      <w:r>
+        <w:rPr>
+          <w:rFonts w:ascii="Times New Roman" w:hAnsi="Times New Roman" w:cs="Times New Roman"/>
+          <w:sz w:val="24"/>
+          <w:szCs w:val="24"/>
+          <w:lang w:val="en-US"/>
+        </w:rPr>
+        <w:t>persamaan</w:t>
+      </w:r>
+      <w:proofErr w:type="spellEnd"/>
+      <w:r>
+        <w:rPr>
+          <w:rFonts w:ascii="Times New Roman" w:hAnsi="Times New Roman" w:cs="Times New Roman"/>
+          <w:sz w:val="24"/>
+          <w:szCs w:val="24"/>
+          <w:lang w:val="en-US"/>
+        </w:rPr>
+        <w:t xml:space="preserve"> 3.3.</w:t>
+      </w:r>
+    </w:p>
+    <w:p>
+      <w:pPr>
+        <w:pStyle w:val="ListParagraph"/>
+        <w:spacing w:after="0" w:line="480" w:lineRule="auto"/>
+        <w:ind w:left="340"/>
+        <w:contextualSpacing w:val="0"/>
+        <w:jc w:val="center"/>
+        <w:rPr>
+          <w:rFonts w:ascii="Times New Roman" w:hAnsi="Times New Roman" w:cs="Times New Roman"/>
+          <w:sz w:val="24"/>
+          <w:szCs w:val="24"/>
+          <w:lang w:val="en-US"/>
+        </w:rPr>
+      </w:pPr>
+      <m:oMathPara>
+        <m:oMath>
+          <m:r>
+            <w:rPr>
+              <w:rFonts w:ascii="Cambria Math" w:hAnsi="Cambria Math" w:cs="Times New Roman"/>
+              <w:sz w:val="24"/>
+              <w:szCs w:val="24"/>
+              <w:lang w:val="en-US"/>
+            </w:rPr>
+            <m:t xml:space="preserve">RMSE= </m:t>
+          </m:r>
+          <m:rad>
+            <m:radPr>
+              <m:degHide m:val="1"/>
+              <m:ctrlPr>
+                <w:rPr>
+                  <w:rFonts w:ascii="Cambria Math" w:hAnsi="Cambria Math" w:cs="Times New Roman"/>
+                  <w:i/>
+                  <w:sz w:val="24"/>
+                  <w:szCs w:val="24"/>
+                  <w:lang w:val="en-US"/>
+                </w:rPr>
+              </m:ctrlPr>
+            </m:radPr>
+            <m:deg/>
+            <m:e>
+              <m:f>
+                <m:fPr>
+                  <m:ctrlPr>
+                    <w:rPr>
+                      <w:rFonts w:ascii="Cambria Math" w:hAnsi="Cambria Math" w:cs="Times New Roman"/>
+                      <w:i/>
+                      <w:sz w:val="24"/>
+                      <w:szCs w:val="24"/>
+                      <w:lang w:val="en-US"/>
+                    </w:rPr>
+                  </m:ctrlPr>
+                </m:fPr>
+                <m:num>
+                  <m:nary>
+                    <m:naryPr>
+                      <m:chr m:val="∑"/>
+                      <m:limLoc m:val="undOvr"/>
+                      <m:subHide m:val="1"/>
+                      <m:supHide m:val="1"/>
+                      <m:ctrlPr>
+                        <w:rPr>
+                          <w:rFonts w:ascii="Cambria Math" w:hAnsi="Cambria Math" w:cs="Times New Roman"/>
+                          <w:i/>
+                          <w:sz w:val="24"/>
+                          <w:szCs w:val="24"/>
+                          <w:lang w:val="en-US"/>
+                        </w:rPr>
+                      </m:ctrlPr>
+                    </m:naryPr>
+                    <m:sub/>
+                    <m:sup/>
+                    <m:e>
+                      <m:sSup>
+                        <m:sSupPr>
+                          <m:ctrlPr>
+                            <w:rPr>
+                              <w:rFonts w:ascii="Cambria Math" w:hAnsi="Cambria Math" w:cs="Times New Roman"/>
+                              <w:i/>
+                              <w:sz w:val="24"/>
+                              <w:szCs w:val="24"/>
+                              <w:lang w:val="en-US"/>
+                            </w:rPr>
+                          </m:ctrlPr>
+                        </m:sSupPr>
+                        <m:e>
+                          <m:r>
+                            <w:rPr>
+                              <w:rFonts w:ascii="Cambria Math" w:hAnsi="Cambria Math" w:cs="Times New Roman"/>
+                              <w:sz w:val="24"/>
+                              <w:szCs w:val="24"/>
+                              <w:lang w:val="en-US"/>
+                            </w:rPr>
+                            <m:t>(aktual-prediksi)</m:t>
+                          </m:r>
+                        </m:e>
+                        <m:sup>
+                          <m:r>
+                            <w:rPr>
+                              <w:rFonts w:ascii="Cambria Math" w:hAnsi="Cambria Math" w:cs="Times New Roman"/>
+                              <w:sz w:val="24"/>
+                              <w:szCs w:val="24"/>
+                              <w:lang w:val="en-US"/>
+                            </w:rPr>
+                            <m:t>2</m:t>
+                          </m:r>
+                        </m:sup>
+                      </m:sSup>
+                    </m:e>
+                  </m:nary>
+                </m:num>
+                <m:den>
+                  <m:r>
+                    <w:rPr>
+                      <w:rFonts w:ascii="Cambria Math" w:hAnsi="Cambria Math" w:cs="Times New Roman"/>
+                      <w:sz w:val="24"/>
+                      <w:szCs w:val="24"/>
+                      <w:lang w:val="en-US"/>
+                    </w:rPr>
+                    <m:t>n</m:t>
+                  </m:r>
+                </m:den>
+              </m:f>
+            </m:e>
+          </m:rad>
+          <m:r>
+            <w:rPr>
+              <w:rFonts w:ascii="Cambria Math" w:hAnsi="Cambria Math" w:cs="Times New Roman"/>
+              <w:sz w:val="24"/>
+              <w:szCs w:val="24"/>
+              <w:lang w:val="en-US"/>
+            </w:rPr>
+            <m:t xml:space="preserve">                                                                (3.3)</m:t>
+          </m:r>
+        </m:oMath>
+      </m:oMathPara>
+    </w:p>
+    <w:p>
+      <w:pPr>
+        <w:pStyle w:val="ListParagraph"/>
+        <w:spacing w:after="0" w:line="480" w:lineRule="auto"/>
+        <w:ind w:left="340"/>
+        <w:contextualSpacing w:val="0"/>
+        <w:jc w:val="both"/>
+        <w:rPr>
+          <w:rFonts w:ascii="Times New Roman" w:hAnsi="Times New Roman" w:cs="Times New Roman"/>
+          <w:sz w:val="24"/>
+          <w:szCs w:val="24"/>
+          <w:lang w:val="en-US"/>
+        </w:rPr>
+      </w:pPr>
+      <w:r>
+        <w:rPr>
+          <w:rFonts w:ascii="Times New Roman" w:hAnsi="Times New Roman" w:cs="Times New Roman"/>
+          <w:sz w:val="24"/>
+          <w:szCs w:val="24"/>
+          <w:lang w:val="en-US"/>
+        </w:rPr>
+        <w:t xml:space="preserve">Dimana </w:t>
+      </w:r>
+      <m:oMath>
+        <m:r>
+          <w:rPr>
+            <w:rFonts w:ascii="Cambria Math" w:hAnsi="Cambria Math" w:cs="Times New Roman"/>
+            <w:sz w:val="24"/>
+            <w:szCs w:val="24"/>
+            <w:lang w:val="en-US"/>
+          </w:rPr>
+          <m:t>RMSE</m:t>
+        </m:r>
+      </m:oMath>
+      <w:r>
+        <w:rPr>
+          <w:rFonts w:ascii="Times New Roman" w:hAnsi="Times New Roman" w:cs="Times New Roman"/>
+          <w:sz w:val="24"/>
+          <w:szCs w:val="24"/>
+          <w:lang w:val="en-US"/>
+        </w:rPr>
+        <w:t xml:space="preserve"> dalah </w:t>
+      </w:r>
+      <w:r>
+        <w:rPr>
+          <w:rFonts w:ascii="Times New Roman" w:hAnsi="Times New Roman" w:cs="Times New Roman"/>
+          <w:i/>
+          <w:iCs/>
+          <w:sz w:val="24"/>
+          <w:szCs w:val="24"/>
+          <w:lang w:val="en-US"/>
+        </w:rPr>
+        <w:t>root mean squared error</w:t>
+      </w:r>
+      <w:r>
+        <w:rPr>
+          <w:rFonts w:ascii="Times New Roman" w:hAnsi="Times New Roman" w:cs="Times New Roman"/>
+          <w:sz w:val="24"/>
+          <w:szCs w:val="24"/>
+          <w:lang w:val="en-US"/>
+        </w:rPr>
+        <w:t xml:space="preserve">, </w:t>
+      </w:r>
+      <m:oMath>
+        <m:r>
+          <w:rPr>
+            <w:rFonts w:ascii="Cambria Math" w:hAnsi="Cambria Math" w:cs="Times New Roman"/>
+            <w:sz w:val="24"/>
+            <w:szCs w:val="24"/>
+            <w:lang w:val="en-US"/>
+          </w:rPr>
+          <m:t>aktual</m:t>
+        </m:r>
+      </m:oMath>
+      <w:r>
+        <w:rPr>
+          <w:rFonts w:ascii="Times New Roman" w:hAnsi="Times New Roman" w:cs="Times New Roman"/>
+          <w:sz w:val="24"/>
+          <w:szCs w:val="24"/>
+          <w:lang w:val="en-US"/>
+        </w:rPr>
+        <w:t xml:space="preserve"> </w:t>
+      </w:r>
+      <w:proofErr w:type="spellStart"/>
+      <w:r>
+        <w:rPr>
+          <w:rFonts w:ascii="Times New Roman" w:hAnsi="Times New Roman" w:cs="Times New Roman"/>
+          <w:sz w:val="24"/>
+          <w:szCs w:val="24"/>
+          <w:lang w:val="en-US"/>
+        </w:rPr>
+        <w:t>adalah</w:t>
+      </w:r>
+      <w:proofErr w:type="spellEnd"/>
+      <w:r>
+        <w:rPr>
+          <w:rFonts w:ascii="Times New Roman" w:hAnsi="Times New Roman" w:cs="Times New Roman"/>
+          <w:sz w:val="24"/>
+          <w:szCs w:val="24"/>
+          <w:lang w:val="en-US"/>
+        </w:rPr>
+        <w:t xml:space="preserve"> </w:t>
+      </w:r>
+      <w:r>
+        <w:rPr>
+          <w:rFonts w:ascii="Times New Roman" w:hAnsi="Times New Roman" w:cs="Times New Roman"/>
+          <w:sz w:val="24"/>
+          <w:szCs w:val="24"/>
+          <w:lang w:val="en-US"/>
+        </w:rPr>
+        <w:t xml:space="preserve">data </w:t>
+      </w:r>
+      <w:proofErr w:type="spellStart"/>
+      <w:r>
+        <w:rPr>
+          <w:rFonts w:ascii="Times New Roman" w:hAnsi="Times New Roman" w:cs="Times New Roman"/>
+          <w:sz w:val="24"/>
+          <w:szCs w:val="24"/>
+          <w:lang w:val="en-US"/>
+        </w:rPr>
+        <w:t>sebenarnya</w:t>
+      </w:r>
+      <w:proofErr w:type="spellEnd"/>
+      <w:r>
+        <w:rPr>
+          <w:rFonts w:ascii="Times New Roman" w:hAnsi="Times New Roman" w:cs="Times New Roman"/>
+          <w:sz w:val="24"/>
+          <w:szCs w:val="24"/>
+          <w:lang w:val="en-US"/>
+        </w:rPr>
+        <w:t xml:space="preserve">, </w:t>
+      </w:r>
+      <m:oMath>
+        <m:r>
+          <w:rPr>
+            <w:rFonts w:ascii="Cambria Math" w:hAnsi="Cambria Math" w:cs="Times New Roman"/>
+            <w:sz w:val="24"/>
+            <w:szCs w:val="24"/>
+            <w:lang w:val="en-US"/>
+          </w:rPr>
+          <m:t>prediksi</m:t>
+        </m:r>
+      </m:oMath>
+      <w:r>
+        <w:rPr>
+          <w:rFonts w:ascii="Times New Roman" w:hAnsi="Times New Roman" w:cs="Times New Roman"/>
+          <w:sz w:val="24"/>
+          <w:szCs w:val="24"/>
+          <w:lang w:val="en-US"/>
+        </w:rPr>
+        <w:t xml:space="preserve"> Adalah </w:t>
+      </w:r>
+      <w:proofErr w:type="spellStart"/>
+      <w:r>
+        <w:rPr>
+          <w:rFonts w:ascii="Times New Roman" w:hAnsi="Times New Roman" w:cs="Times New Roman"/>
+          <w:sz w:val="24"/>
+          <w:szCs w:val="24"/>
+          <w:lang w:val="en-US"/>
+        </w:rPr>
+        <w:t>nilai</w:t>
+      </w:r>
+      <w:proofErr w:type="spellEnd"/>
+      <w:r>
+        <w:rPr>
+          <w:rFonts w:ascii="Times New Roman" w:hAnsi="Times New Roman" w:cs="Times New Roman"/>
+          <w:sz w:val="24"/>
+          <w:szCs w:val="24"/>
+          <w:lang w:val="en-US"/>
+        </w:rPr>
+        <w:t xml:space="preserve"> </w:t>
+      </w:r>
+      <w:proofErr w:type="spellStart"/>
+      <w:r>
+        <w:rPr>
+          <w:rFonts w:ascii="Times New Roman" w:hAnsi="Times New Roman" w:cs="Times New Roman"/>
+          <w:sz w:val="24"/>
+          <w:szCs w:val="24"/>
+          <w:lang w:val="en-US"/>
+        </w:rPr>
+        <w:t>prediksi</w:t>
+      </w:r>
+      <w:proofErr w:type="spellEnd"/>
+      <w:r>
+        <w:rPr>
+          <w:rFonts w:ascii="Times New Roman" w:hAnsi="Times New Roman" w:cs="Times New Roman"/>
+          <w:sz w:val="24"/>
+          <w:szCs w:val="24"/>
+          <w:lang w:val="en-US"/>
+        </w:rPr>
+        <w:t xml:space="preserve"> </w:t>
+      </w:r>
+      <w:proofErr w:type="spellStart"/>
+      <w:r>
+        <w:rPr>
+          <w:rFonts w:ascii="Times New Roman" w:hAnsi="Times New Roman" w:cs="Times New Roman"/>
+          <w:sz w:val="24"/>
+          <w:szCs w:val="24"/>
+          <w:lang w:val="en-US"/>
+        </w:rPr>
+        <w:t>dari</w:t>
+      </w:r>
+      <w:proofErr w:type="spellEnd"/>
+      <w:r>
+        <w:rPr>
+          <w:rFonts w:ascii="Times New Roman" w:hAnsi="Times New Roman" w:cs="Times New Roman"/>
+          <w:sz w:val="24"/>
+          <w:szCs w:val="24"/>
+          <w:lang w:val="en-US"/>
+        </w:rPr>
+        <w:t xml:space="preserve"> </w:t>
+      </w:r>
+      <w:proofErr w:type="spellStart"/>
+      <w:r>
+        <w:rPr>
+          <w:rFonts w:ascii="Times New Roman" w:hAnsi="Times New Roman" w:cs="Times New Roman"/>
+          <w:sz w:val="24"/>
+          <w:szCs w:val="24"/>
+          <w:lang w:val="en-US"/>
+        </w:rPr>
+        <w:t>variabel</w:t>
+      </w:r>
+      <w:proofErr w:type="spellEnd"/>
+      <w:r>
+        <w:rPr>
+          <w:rFonts w:ascii="Times New Roman" w:hAnsi="Times New Roman" w:cs="Times New Roman"/>
+          <w:sz w:val="24"/>
+          <w:szCs w:val="24"/>
+          <w:lang w:val="en-US"/>
+        </w:rPr>
+        <w:t xml:space="preserve"> </w:t>
+      </w:r>
+      <w:proofErr w:type="spellStart"/>
+      <w:r>
+        <w:rPr>
+          <w:rFonts w:ascii="Times New Roman" w:hAnsi="Times New Roman" w:cs="Times New Roman"/>
+          <w:sz w:val="24"/>
+          <w:szCs w:val="24"/>
+          <w:lang w:val="en-US"/>
+        </w:rPr>
+        <w:t>a</w:t>
+      </w:r>
+      <w:r>
+        <w:rPr>
+          <w:rFonts w:ascii="Times New Roman" w:hAnsi="Times New Roman" w:cs="Times New Roman"/>
+          <w:sz w:val="24"/>
+          <w:szCs w:val="24"/>
+          <w:lang w:val="en-US"/>
+        </w:rPr>
+        <w:t>k</w:t>
+      </w:r>
+      <w:r>
+        <w:rPr>
+          <w:rFonts w:ascii="Times New Roman" w:hAnsi="Times New Roman" w:cs="Times New Roman"/>
+          <w:sz w:val="24"/>
+          <w:szCs w:val="24"/>
+          <w:lang w:val="en-US"/>
+        </w:rPr>
+        <w:t>tual</w:t>
+      </w:r>
+      <w:proofErr w:type="spellEnd"/>
+      <w:r>
+        <w:rPr>
+          <w:rFonts w:ascii="Times New Roman" w:hAnsi="Times New Roman" w:cs="Times New Roman"/>
+          <w:sz w:val="24"/>
+          <w:szCs w:val="24"/>
+          <w:lang w:val="en-US"/>
+        </w:rPr>
+        <w:t xml:space="preserve"> dan </w:t>
+      </w:r>
+      <m:oMath>
+        <m:r>
+          <w:rPr>
+            <w:rFonts w:ascii="Cambria Math" w:hAnsi="Cambria Math" w:cs="Times New Roman"/>
+            <w:sz w:val="24"/>
+            <w:szCs w:val="24"/>
+            <w:lang w:val="en-US"/>
+          </w:rPr>
+          <m:t>n</m:t>
+        </m:r>
+      </m:oMath>
+      <w:r>
+        <w:rPr>
+          <w:rFonts w:ascii="Times New Roman" w:hAnsi="Times New Roman" w:cs="Times New Roman"/>
+          <w:sz w:val="24"/>
+          <w:szCs w:val="24"/>
+          <w:lang w:val="en-US"/>
+        </w:rPr>
+        <w:t xml:space="preserve"> </w:t>
+      </w:r>
+      <w:proofErr w:type="spellStart"/>
+      <w:r>
+        <w:rPr>
+          <w:rFonts w:ascii="Times New Roman" w:hAnsi="Times New Roman" w:cs="Times New Roman"/>
+          <w:sz w:val="24"/>
+          <w:szCs w:val="24"/>
+          <w:lang w:val="en-US"/>
+        </w:rPr>
+        <w:t>banyaknya</w:t>
+      </w:r>
+      <w:proofErr w:type="spellEnd"/>
+      <w:r>
+        <w:rPr>
+          <w:rFonts w:ascii="Times New Roman" w:hAnsi="Times New Roman" w:cs="Times New Roman"/>
+          <w:sz w:val="24"/>
+          <w:szCs w:val="24"/>
+          <w:lang w:val="en-US"/>
+        </w:rPr>
+        <w:t xml:space="preserve"> </w:t>
+      </w:r>
+      <w:proofErr w:type="spellStart"/>
+      <w:r>
+        <w:rPr>
+          <w:rFonts w:ascii="Times New Roman" w:hAnsi="Times New Roman" w:cs="Times New Roman"/>
+          <w:sz w:val="24"/>
+          <w:szCs w:val="24"/>
+          <w:lang w:val="en-US"/>
+        </w:rPr>
+        <w:t>observasi</w:t>
+      </w:r>
+      <w:proofErr w:type="spellEnd"/>
+      <w:r>
+        <w:rPr>
+          <w:rFonts w:ascii="Times New Roman" w:hAnsi="Times New Roman" w:cs="Times New Roman"/>
+          <w:sz w:val="24"/>
+          <w:szCs w:val="24"/>
+          <w:lang w:val="en-US"/>
+        </w:rPr>
+        <w:t>.</w:t>
+      </w:r>
+    </w:p>
+    <w:p>
+      <w:pPr>
+        <w:pStyle w:val="ListParagraph"/>
+        <w:numPr>
+          <w:ilvl w:val="0"/>
+          <w:numId w:val="14"/>
+        </w:numPr>
+        <w:spacing w:after="0" w:line="480" w:lineRule="auto"/>
+        <w:ind w:left="340" w:hanging="340"/>
+        <w:contextualSpacing w:val="0"/>
+        <w:jc w:val="both"/>
+        <w:rPr>
+          <w:rFonts w:ascii="Times New Roman" w:hAnsi="Times New Roman" w:cs="Times New Roman"/>
+          <w:sz w:val="24"/>
+          <w:szCs w:val="24"/>
+          <w:lang w:val="en-US"/>
+        </w:rPr>
+      </w:pPr>
+      <w:r>
+        <w:rPr>
+          <w:rFonts w:ascii="Times New Roman" w:hAnsi="Times New Roman" w:cs="Times New Roman"/>
+          <w:sz w:val="24"/>
+          <w:szCs w:val="24"/>
+          <w:lang w:val="en-US"/>
+        </w:rPr>
+        <w:t>Mean Absolute Percentage Error (MAPE)</w:t>
+      </w:r>
+    </w:p>
+    <w:p>
+      <w:pPr>
+        <w:pStyle w:val="ListParagraph"/>
+        <w:spacing w:after="0" w:line="480" w:lineRule="auto"/>
+        <w:ind w:left="340"/>
+        <w:contextualSpacing w:val="0"/>
+        <w:jc w:val="both"/>
+        <w:rPr>
+          <w:rFonts w:ascii="Times New Roman" w:hAnsi="Times New Roman" w:cs="Times New Roman"/>
+          <w:sz w:val="24"/>
+          <w:szCs w:val="24"/>
+          <w:lang w:val="en-US"/>
+        </w:rPr>
+      </w:pPr>
+      <w:r>
+        <w:rPr>
+          <w:rFonts w:ascii="Times New Roman" w:hAnsi="Times New Roman" w:cs="Times New Roman"/>
+          <w:sz w:val="24"/>
+          <w:szCs w:val="24"/>
+          <w:lang w:val="en-US"/>
+        </w:rPr>
+        <w:t xml:space="preserve">MAPE </w:t>
+      </w:r>
+      <w:proofErr w:type="spellStart"/>
+      <w:r>
+        <w:rPr>
+          <w:rFonts w:ascii="Times New Roman" w:hAnsi="Times New Roman" w:cs="Times New Roman"/>
+          <w:sz w:val="24"/>
+          <w:szCs w:val="24"/>
+          <w:lang w:val="en-US"/>
+        </w:rPr>
+        <w:t>dihitung</w:t>
+      </w:r>
+      <w:proofErr w:type="spellEnd"/>
+      <w:r>
+        <w:rPr>
+          <w:rFonts w:ascii="Times New Roman" w:hAnsi="Times New Roman" w:cs="Times New Roman"/>
+          <w:sz w:val="24"/>
+          <w:szCs w:val="24"/>
+          <w:lang w:val="en-US"/>
+        </w:rPr>
+        <w:t xml:space="preserve"> </w:t>
+      </w:r>
+      <w:proofErr w:type="spellStart"/>
+      <w:r>
+        <w:rPr>
+          <w:rFonts w:ascii="Times New Roman" w:hAnsi="Times New Roman" w:cs="Times New Roman"/>
+          <w:sz w:val="24"/>
+          <w:szCs w:val="24"/>
+          <w:lang w:val="en-US"/>
+        </w:rPr>
+        <w:t>sebagai</w:t>
+      </w:r>
+      <w:proofErr w:type="spellEnd"/>
+      <w:r>
+        <w:rPr>
+          <w:rFonts w:ascii="Times New Roman" w:hAnsi="Times New Roman" w:cs="Times New Roman"/>
+          <w:sz w:val="24"/>
+          <w:szCs w:val="24"/>
+          <w:lang w:val="en-US"/>
+        </w:rPr>
+        <w:t xml:space="preserve"> </w:t>
+      </w:r>
+      <w:proofErr w:type="spellStart"/>
+      <w:r>
+        <w:rPr>
+          <w:rFonts w:ascii="Times New Roman" w:hAnsi="Times New Roman" w:cs="Times New Roman"/>
+          <w:sz w:val="24"/>
+          <w:szCs w:val="24"/>
+          <w:lang w:val="en-US"/>
+        </w:rPr>
+        <w:t>perbedaan</w:t>
+      </w:r>
+      <w:proofErr w:type="spellEnd"/>
+      <w:r>
+        <w:rPr>
+          <w:rFonts w:ascii="Times New Roman" w:hAnsi="Times New Roman" w:cs="Times New Roman"/>
+          <w:sz w:val="24"/>
+          <w:szCs w:val="24"/>
+          <w:lang w:val="en-US"/>
+        </w:rPr>
+        <w:t xml:space="preserve"> rata-rata yang </w:t>
+      </w:r>
+      <w:proofErr w:type="spellStart"/>
+      <w:r>
+        <w:rPr>
+          <w:rFonts w:ascii="Times New Roman" w:hAnsi="Times New Roman" w:cs="Times New Roman"/>
+          <w:sz w:val="24"/>
+          <w:szCs w:val="24"/>
+          <w:lang w:val="en-US"/>
+        </w:rPr>
+        <w:t>absolut</w:t>
+      </w:r>
+      <w:proofErr w:type="spellEnd"/>
+      <w:r>
+        <w:rPr>
+          <w:rFonts w:ascii="Times New Roman" w:hAnsi="Times New Roman" w:cs="Times New Roman"/>
+          <w:sz w:val="24"/>
+          <w:szCs w:val="24"/>
+          <w:lang w:val="en-US"/>
+        </w:rPr>
+        <w:t xml:space="preserve"> </w:t>
+      </w:r>
+      <w:proofErr w:type="spellStart"/>
+      <w:r>
+        <w:rPr>
+          <w:rFonts w:ascii="Times New Roman" w:hAnsi="Times New Roman" w:cs="Times New Roman"/>
+          <w:sz w:val="24"/>
+          <w:szCs w:val="24"/>
+          <w:lang w:val="en-US"/>
+        </w:rPr>
+        <w:t>antara</w:t>
+      </w:r>
+      <w:proofErr w:type="spellEnd"/>
+      <w:r>
+        <w:rPr>
+          <w:rFonts w:ascii="Times New Roman" w:hAnsi="Times New Roman" w:cs="Times New Roman"/>
+          <w:sz w:val="24"/>
+          <w:szCs w:val="24"/>
+          <w:lang w:val="en-US"/>
+        </w:rPr>
+        <w:t xml:space="preserve"> </w:t>
+      </w:r>
+      <w:proofErr w:type="spellStart"/>
+      <w:r>
+        <w:rPr>
+          <w:rFonts w:ascii="Times New Roman" w:hAnsi="Times New Roman" w:cs="Times New Roman"/>
+          <w:sz w:val="24"/>
+          <w:szCs w:val="24"/>
+          <w:lang w:val="en-US"/>
+        </w:rPr>
+        <w:t>nilai</w:t>
+      </w:r>
+      <w:proofErr w:type="spellEnd"/>
+      <w:r>
+        <w:rPr>
+          <w:rFonts w:ascii="Times New Roman" w:hAnsi="Times New Roman" w:cs="Times New Roman"/>
+          <w:sz w:val="24"/>
+          <w:szCs w:val="24"/>
+          <w:lang w:val="en-US"/>
+        </w:rPr>
+        <w:t xml:space="preserve"> yang </w:t>
+      </w:r>
+      <w:proofErr w:type="spellStart"/>
+      <w:r>
+        <w:rPr>
+          <w:rFonts w:ascii="Times New Roman" w:hAnsi="Times New Roman" w:cs="Times New Roman"/>
+          <w:sz w:val="24"/>
+          <w:szCs w:val="24"/>
+          <w:lang w:val="en-US"/>
+        </w:rPr>
+        <w:t>diramalkan</w:t>
+      </w:r>
+      <w:proofErr w:type="spellEnd"/>
+      <w:r>
+        <w:rPr>
+          <w:rFonts w:ascii="Times New Roman" w:hAnsi="Times New Roman" w:cs="Times New Roman"/>
+          <w:sz w:val="24"/>
+          <w:szCs w:val="24"/>
+          <w:lang w:val="en-US"/>
+        </w:rPr>
+        <w:t xml:space="preserve"> </w:t>
+      </w:r>
+      <w:proofErr w:type="spellStart"/>
+      <w:r>
+        <w:rPr>
+          <w:rFonts w:ascii="Times New Roman" w:hAnsi="Times New Roman" w:cs="Times New Roman"/>
+          <w:sz w:val="24"/>
+          <w:szCs w:val="24"/>
+          <w:lang w:val="en-US"/>
+        </w:rPr>
+        <w:t>dengan</w:t>
+      </w:r>
+      <w:proofErr w:type="spellEnd"/>
+      <w:r>
+        <w:rPr>
+          <w:rFonts w:ascii="Times New Roman" w:hAnsi="Times New Roman" w:cs="Times New Roman"/>
+          <w:sz w:val="24"/>
+          <w:szCs w:val="24"/>
+          <w:lang w:val="en-US"/>
+        </w:rPr>
+        <w:t xml:space="preserve"> </w:t>
+      </w:r>
+      <w:proofErr w:type="spellStart"/>
+      <w:r>
+        <w:rPr>
+          <w:rFonts w:ascii="Times New Roman" w:hAnsi="Times New Roman" w:cs="Times New Roman"/>
+          <w:sz w:val="24"/>
+          <w:szCs w:val="24"/>
+          <w:lang w:val="en-US"/>
+        </w:rPr>
+        <w:t>aktualnya</w:t>
+      </w:r>
+      <w:proofErr w:type="spellEnd"/>
+      <w:r>
+        <w:rPr>
+          <w:rFonts w:ascii="Times New Roman" w:hAnsi="Times New Roman" w:cs="Times New Roman"/>
+          <w:sz w:val="24"/>
+          <w:szCs w:val="24"/>
+          <w:lang w:val="en-US"/>
+        </w:rPr>
+        <w:t xml:space="preserve"> dan </w:t>
+      </w:r>
+      <w:proofErr w:type="spellStart"/>
+      <w:r>
+        <w:rPr>
+          <w:rFonts w:ascii="Times New Roman" w:hAnsi="Times New Roman" w:cs="Times New Roman"/>
+          <w:sz w:val="24"/>
+          <w:szCs w:val="24"/>
+          <w:lang w:val="en-US"/>
+        </w:rPr>
+        <w:t>dicerminkan</w:t>
+      </w:r>
+      <w:proofErr w:type="spellEnd"/>
+      <w:r>
+        <w:rPr>
+          <w:rFonts w:ascii="Times New Roman" w:hAnsi="Times New Roman" w:cs="Times New Roman"/>
+          <w:sz w:val="24"/>
+          <w:szCs w:val="24"/>
+          <w:lang w:val="en-US"/>
+        </w:rPr>
+        <w:t xml:space="preserve"> </w:t>
+      </w:r>
+      <w:proofErr w:type="spellStart"/>
+      <w:r>
+        <w:rPr>
+          <w:rFonts w:ascii="Times New Roman" w:hAnsi="Times New Roman" w:cs="Times New Roman"/>
+          <w:sz w:val="24"/>
+          <w:szCs w:val="24"/>
+          <w:lang w:val="en-US"/>
+        </w:rPr>
+        <w:t>sebagai</w:t>
+      </w:r>
+      <w:proofErr w:type="spellEnd"/>
+      <w:r>
+        <w:rPr>
+          <w:rFonts w:ascii="Times New Roman" w:hAnsi="Times New Roman" w:cs="Times New Roman"/>
+          <w:sz w:val="24"/>
+          <w:szCs w:val="24"/>
+          <w:lang w:val="en-US"/>
+        </w:rPr>
+        <w:t xml:space="preserve"> </w:t>
+      </w:r>
+      <w:proofErr w:type="spellStart"/>
+      <w:r>
+        <w:rPr>
+          <w:rFonts w:ascii="Times New Roman" w:hAnsi="Times New Roman" w:cs="Times New Roman"/>
+          <w:sz w:val="24"/>
+          <w:szCs w:val="24"/>
+          <w:lang w:val="en-US"/>
+        </w:rPr>
+        <w:t>persentase</w:t>
+      </w:r>
+      <w:proofErr w:type="spellEnd"/>
+      <w:r>
+        <w:rPr>
+          <w:rFonts w:ascii="Times New Roman" w:hAnsi="Times New Roman" w:cs="Times New Roman"/>
+          <w:sz w:val="24"/>
+          <w:szCs w:val="24"/>
+          <w:lang w:val="en-US"/>
+        </w:rPr>
+        <w:t xml:space="preserve"> </w:t>
+      </w:r>
+      <w:proofErr w:type="spellStart"/>
+      <w:r>
+        <w:rPr>
+          <w:rFonts w:ascii="Times New Roman" w:hAnsi="Times New Roman" w:cs="Times New Roman"/>
+          <w:sz w:val="24"/>
+          <w:szCs w:val="24"/>
+          <w:lang w:val="en-US"/>
+        </w:rPr>
+        <w:t>nilai</w:t>
+      </w:r>
+      <w:proofErr w:type="spellEnd"/>
+      <w:r>
+        <w:rPr>
+          <w:rFonts w:ascii="Times New Roman" w:hAnsi="Times New Roman" w:cs="Times New Roman"/>
+          <w:sz w:val="24"/>
+          <w:szCs w:val="24"/>
+          <w:lang w:val="en-US"/>
+        </w:rPr>
+        <w:t xml:space="preserve"> </w:t>
+      </w:r>
+      <w:proofErr w:type="spellStart"/>
+      <w:r>
+        <w:rPr>
+          <w:rFonts w:ascii="Times New Roman" w:hAnsi="Times New Roman" w:cs="Times New Roman"/>
+          <w:sz w:val="24"/>
+          <w:szCs w:val="24"/>
+          <w:lang w:val="en-US"/>
+        </w:rPr>
+        <w:t>aktual</w:t>
+      </w:r>
+      <w:proofErr w:type="spellEnd"/>
+      <w:r>
+        <w:rPr>
+          <w:rFonts w:ascii="Times New Roman" w:hAnsi="Times New Roman" w:cs="Times New Roman"/>
+          <w:sz w:val="24"/>
+          <w:szCs w:val="24"/>
+          <w:lang w:val="en-US"/>
+        </w:rPr>
+        <w:t xml:space="preserve">. Dalam </w:t>
+      </w:r>
+      <w:proofErr w:type="spellStart"/>
+      <w:r>
+        <w:rPr>
+          <w:rFonts w:ascii="Times New Roman" w:hAnsi="Times New Roman" w:cs="Times New Roman"/>
+          <w:sz w:val="24"/>
+          <w:szCs w:val="24"/>
+          <w:lang w:val="en-US"/>
+        </w:rPr>
+        <w:t>hal</w:t>
+      </w:r>
+      <w:proofErr w:type="spellEnd"/>
+      <w:r>
+        <w:rPr>
+          <w:rFonts w:ascii="Times New Roman" w:hAnsi="Times New Roman" w:cs="Times New Roman"/>
+          <w:sz w:val="24"/>
+          <w:szCs w:val="24"/>
+          <w:lang w:val="en-US"/>
+        </w:rPr>
+        <w:t xml:space="preserve"> </w:t>
+      </w:r>
+      <w:proofErr w:type="spellStart"/>
+      <w:r>
+        <w:rPr>
+          <w:rFonts w:ascii="Times New Roman" w:hAnsi="Times New Roman" w:cs="Times New Roman"/>
+          <w:sz w:val="24"/>
+          <w:szCs w:val="24"/>
+          <w:lang w:val="en-US"/>
+        </w:rPr>
+        <w:t>ini</w:t>
+      </w:r>
+      <w:proofErr w:type="spellEnd"/>
+      <w:r>
+        <w:rPr>
+          <w:rFonts w:ascii="Times New Roman" w:hAnsi="Times New Roman" w:cs="Times New Roman"/>
+          <w:sz w:val="24"/>
+          <w:szCs w:val="24"/>
+          <w:lang w:val="en-US"/>
+        </w:rPr>
+        <w:t xml:space="preserve">, </w:t>
+      </w:r>
+      <w:proofErr w:type="spellStart"/>
+      <w:r>
+        <w:rPr>
+          <w:rFonts w:ascii="Times New Roman" w:hAnsi="Times New Roman" w:cs="Times New Roman"/>
+          <w:sz w:val="24"/>
+          <w:szCs w:val="24"/>
+          <w:lang w:val="en-US"/>
+        </w:rPr>
+        <w:t>jika</w:t>
+      </w:r>
+      <w:proofErr w:type="spellEnd"/>
+      <w:r>
+        <w:rPr>
+          <w:rFonts w:ascii="Times New Roman" w:hAnsi="Times New Roman" w:cs="Times New Roman"/>
+          <w:sz w:val="24"/>
+          <w:szCs w:val="24"/>
+          <w:lang w:val="en-US"/>
+        </w:rPr>
+        <w:t xml:space="preserve"> </w:t>
+      </w:r>
+      <w:proofErr w:type="spellStart"/>
+      <w:r>
+        <w:rPr>
+          <w:rFonts w:ascii="Times New Roman" w:hAnsi="Times New Roman" w:cs="Times New Roman"/>
+          <w:sz w:val="24"/>
+          <w:szCs w:val="24"/>
+          <w:lang w:val="en-US"/>
+        </w:rPr>
+        <w:t>kita</w:t>
+      </w:r>
+      <w:proofErr w:type="spellEnd"/>
+      <w:r>
+        <w:rPr>
+          <w:rFonts w:ascii="Times New Roman" w:hAnsi="Times New Roman" w:cs="Times New Roman"/>
+          <w:sz w:val="24"/>
+          <w:szCs w:val="24"/>
+          <w:lang w:val="en-US"/>
+        </w:rPr>
+        <w:t xml:space="preserve"> </w:t>
+      </w:r>
+      <w:proofErr w:type="spellStart"/>
+      <w:r>
+        <w:rPr>
+          <w:rFonts w:ascii="Times New Roman" w:hAnsi="Times New Roman" w:cs="Times New Roman"/>
+          <w:sz w:val="24"/>
+          <w:szCs w:val="24"/>
+          <w:lang w:val="en-US"/>
+        </w:rPr>
+        <w:t>memiliki</w:t>
+      </w:r>
+      <w:proofErr w:type="spellEnd"/>
+      <w:r>
+        <w:rPr>
+          <w:rFonts w:ascii="Times New Roman" w:hAnsi="Times New Roman" w:cs="Times New Roman"/>
+          <w:sz w:val="24"/>
+          <w:szCs w:val="24"/>
+          <w:lang w:val="en-US"/>
+        </w:rPr>
+        <w:t xml:space="preserve"> </w:t>
+      </w:r>
+      <w:proofErr w:type="spellStart"/>
+      <w:r>
+        <w:rPr>
+          <w:rFonts w:ascii="Times New Roman" w:hAnsi="Times New Roman" w:cs="Times New Roman"/>
+          <w:sz w:val="24"/>
+          <w:szCs w:val="24"/>
+          <w:lang w:val="en-US"/>
+        </w:rPr>
+        <w:t>nilai</w:t>
+      </w:r>
+      <w:proofErr w:type="spellEnd"/>
+      <w:r>
+        <w:rPr>
+          <w:rFonts w:ascii="Times New Roman" w:hAnsi="Times New Roman" w:cs="Times New Roman"/>
+          <w:sz w:val="24"/>
+          <w:szCs w:val="24"/>
+          <w:lang w:val="en-US"/>
+        </w:rPr>
+        <w:t xml:space="preserve"> yang </w:t>
+      </w:r>
+      <w:proofErr w:type="spellStart"/>
+      <w:r>
+        <w:rPr>
+          <w:rFonts w:ascii="Times New Roman" w:hAnsi="Times New Roman" w:cs="Times New Roman"/>
+          <w:sz w:val="24"/>
+          <w:szCs w:val="24"/>
+          <w:lang w:val="en-US"/>
+        </w:rPr>
+        <w:t>diramalkan</w:t>
+      </w:r>
+      <w:proofErr w:type="spellEnd"/>
+      <w:r>
+        <w:rPr>
+          <w:rFonts w:ascii="Times New Roman" w:hAnsi="Times New Roman" w:cs="Times New Roman"/>
+          <w:sz w:val="24"/>
+          <w:szCs w:val="24"/>
+          <w:lang w:val="en-US"/>
+        </w:rPr>
+        <w:t xml:space="preserve"> dan </w:t>
+      </w:r>
+      <w:proofErr w:type="spellStart"/>
+      <w:r>
+        <w:rPr>
+          <w:rFonts w:ascii="Times New Roman" w:hAnsi="Times New Roman" w:cs="Times New Roman"/>
+          <w:sz w:val="24"/>
+          <w:szCs w:val="24"/>
+          <w:lang w:val="en-US"/>
+        </w:rPr>
+        <w:t>a</w:t>
+      </w:r>
+      <w:r>
+        <w:rPr>
+          <w:rFonts w:ascii="Times New Roman" w:hAnsi="Times New Roman" w:cs="Times New Roman"/>
+          <w:sz w:val="24"/>
+          <w:szCs w:val="24"/>
+          <w:lang w:val="en-US"/>
+        </w:rPr>
+        <w:t>k</w:t>
+      </w:r>
+      <w:r>
+        <w:rPr>
+          <w:rFonts w:ascii="Times New Roman" w:hAnsi="Times New Roman" w:cs="Times New Roman"/>
+          <w:sz w:val="24"/>
+          <w:szCs w:val="24"/>
+          <w:lang w:val="en-US"/>
+        </w:rPr>
+        <w:t>tual</w:t>
+      </w:r>
+      <w:proofErr w:type="spellEnd"/>
+      <w:r>
+        <w:rPr>
+          <w:rFonts w:ascii="Times New Roman" w:hAnsi="Times New Roman" w:cs="Times New Roman"/>
+          <w:sz w:val="24"/>
+          <w:szCs w:val="24"/>
+          <w:lang w:val="en-US"/>
+        </w:rPr>
+        <w:t xml:space="preserve"> </w:t>
+      </w:r>
+      <w:proofErr w:type="spellStart"/>
+      <w:r>
+        <w:rPr>
+          <w:rFonts w:ascii="Times New Roman" w:hAnsi="Times New Roman" w:cs="Times New Roman"/>
+          <w:sz w:val="24"/>
+          <w:szCs w:val="24"/>
+          <w:lang w:val="en-US"/>
+        </w:rPr>
+        <w:t>untuk</w:t>
+      </w:r>
+      <w:proofErr w:type="spellEnd"/>
+      <w:r>
+        <w:rPr>
+          <w:rFonts w:ascii="Times New Roman" w:hAnsi="Times New Roman" w:cs="Times New Roman"/>
+          <w:sz w:val="24"/>
+          <w:szCs w:val="24"/>
+          <w:lang w:val="en-US"/>
+        </w:rPr>
+        <w:t xml:space="preserve"> </w:t>
+      </w:r>
+      <w:proofErr w:type="spellStart"/>
+      <w:r>
+        <w:rPr>
+          <w:rFonts w:ascii="Times New Roman" w:hAnsi="Times New Roman" w:cs="Times New Roman"/>
+          <w:sz w:val="24"/>
+          <w:szCs w:val="24"/>
+          <w:lang w:val="en-US"/>
+        </w:rPr>
+        <w:t>periode</w:t>
+      </w:r>
+      <w:proofErr w:type="spellEnd"/>
+      <w:r>
+        <w:rPr>
+          <w:rFonts w:ascii="Times New Roman" w:hAnsi="Times New Roman" w:cs="Times New Roman"/>
+          <w:sz w:val="24"/>
+          <w:szCs w:val="24"/>
+          <w:lang w:val="en-US"/>
+        </w:rPr>
+        <w:t xml:space="preserve"> n, </w:t>
+      </w:r>
+      <w:proofErr w:type="spellStart"/>
+      <w:r>
+        <w:rPr>
+          <w:rFonts w:ascii="Times New Roman" w:hAnsi="Times New Roman" w:cs="Times New Roman"/>
+          <w:sz w:val="24"/>
+          <w:szCs w:val="24"/>
+          <w:lang w:val="en-US"/>
+        </w:rPr>
+        <w:t>maka</w:t>
+      </w:r>
+      <w:proofErr w:type="spellEnd"/>
+      <w:r>
+        <w:rPr>
+          <w:rFonts w:ascii="Times New Roman" w:hAnsi="Times New Roman" w:cs="Times New Roman"/>
+          <w:sz w:val="24"/>
+          <w:szCs w:val="24"/>
+          <w:lang w:val="en-US"/>
+        </w:rPr>
+        <w:t xml:space="preserve"> MAPE </w:t>
+      </w:r>
+      <w:proofErr w:type="spellStart"/>
+      <w:r>
+        <w:rPr>
+          <w:rFonts w:ascii="Times New Roman" w:hAnsi="Times New Roman" w:cs="Times New Roman"/>
+          <w:sz w:val="24"/>
+          <w:szCs w:val="24"/>
+          <w:lang w:val="en-US"/>
+        </w:rPr>
+        <w:t>dirumuskan</w:t>
+      </w:r>
+      <w:proofErr w:type="spellEnd"/>
+      <w:r>
+        <w:rPr>
+          <w:rFonts w:ascii="Times New Roman" w:hAnsi="Times New Roman" w:cs="Times New Roman"/>
+          <w:sz w:val="24"/>
+          <w:szCs w:val="24"/>
+          <w:lang w:val="en-US"/>
+        </w:rPr>
+        <w:t xml:space="preserve"> </w:t>
+      </w:r>
+      <w:proofErr w:type="spellStart"/>
+      <w:r>
+        <w:rPr>
+          <w:rFonts w:ascii="Times New Roman" w:hAnsi="Times New Roman" w:cs="Times New Roman"/>
+          <w:sz w:val="24"/>
+          <w:szCs w:val="24"/>
+          <w:lang w:val="en-US"/>
+        </w:rPr>
+        <w:t>dengan</w:t>
+      </w:r>
+      <w:proofErr w:type="spellEnd"/>
+      <w:r>
+        <w:rPr>
+          <w:rFonts w:ascii="Times New Roman" w:hAnsi="Times New Roman" w:cs="Times New Roman"/>
+          <w:sz w:val="24"/>
+          <w:szCs w:val="24"/>
+          <w:lang w:val="en-US"/>
+        </w:rPr>
+        <w:t xml:space="preserve"> </w:t>
+      </w:r>
+      <w:proofErr w:type="spellStart"/>
+      <w:r>
+        <w:rPr>
+          <w:rFonts w:ascii="Times New Roman" w:hAnsi="Times New Roman" w:cs="Times New Roman"/>
+          <w:sz w:val="24"/>
+          <w:szCs w:val="24"/>
+          <w:lang w:val="en-US"/>
+        </w:rPr>
+        <w:t>persamaan</w:t>
+      </w:r>
+      <w:proofErr w:type="spellEnd"/>
+      <w:r>
+        <w:rPr>
+          <w:rFonts w:ascii="Times New Roman" w:hAnsi="Times New Roman" w:cs="Times New Roman"/>
+          <w:sz w:val="24"/>
+          <w:szCs w:val="24"/>
+          <w:lang w:val="en-US"/>
+        </w:rPr>
+        <w:t xml:space="preserve"> 3.4.</w:t>
+      </w:r>
+    </w:p>
+    <w:p>
+      <w:pPr>
+        <w:pStyle w:val="ListParagraph"/>
+        <w:spacing w:after="0" w:line="480" w:lineRule="auto"/>
+        <w:ind w:left="340"/>
+        <w:contextualSpacing w:val="0"/>
+        <w:jc w:val="both"/>
+        <w:rPr>
+          <w:rFonts w:ascii="Times New Roman" w:hAnsi="Times New Roman" w:cs="Times New Roman"/>
+          <w:sz w:val="24"/>
+          <w:szCs w:val="24"/>
+          <w:lang w:val="en-US"/>
+        </w:rPr>
+      </w:pPr>
+      <m:oMathPara>
+        <m:oMath>
+          <m:r>
+            <w:rPr>
+              <w:rFonts w:ascii="Cambria Math" w:hAnsi="Cambria Math" w:cs="Times New Roman"/>
+              <w:sz w:val="24"/>
+              <w:szCs w:val="24"/>
+              <w:lang w:val="en-US"/>
+            </w:rPr>
+            <w:lastRenderedPageBreak/>
+            <m:t xml:space="preserve">MAPE= </m:t>
+          </m:r>
+          <m:f>
+            <m:fPr>
+              <m:ctrlPr>
+                <w:rPr>
+                  <w:rFonts w:ascii="Cambria Math" w:hAnsi="Cambria Math" w:cs="Times New Roman"/>
+                  <w:i/>
+                  <w:sz w:val="24"/>
+                  <w:szCs w:val="24"/>
+                  <w:lang w:val="en-US"/>
+                </w:rPr>
+              </m:ctrlPr>
+            </m:fPr>
+            <m:num>
+              <m:r>
+                <w:rPr>
+                  <w:rFonts w:ascii="Cambria Math" w:hAnsi="Cambria Math" w:cs="Times New Roman"/>
+                  <w:sz w:val="24"/>
+                  <w:szCs w:val="24"/>
+                  <w:lang w:val="en-US"/>
+                </w:rPr>
+                <m:t>1</m:t>
+              </m:r>
+            </m:num>
+            <m:den>
+              <m:r>
+                <w:rPr>
+                  <w:rFonts w:ascii="Cambria Math" w:hAnsi="Cambria Math" w:cs="Times New Roman"/>
+                  <w:sz w:val="24"/>
+                  <w:szCs w:val="24"/>
+                  <w:lang w:val="en-US"/>
+                </w:rPr>
+                <m:t>N</m:t>
+              </m:r>
+            </m:den>
+          </m:f>
+          <m:r>
+            <w:rPr>
+              <w:rFonts w:ascii="Cambria Math" w:hAnsi="Cambria Math" w:cs="Times New Roman"/>
+              <w:sz w:val="24"/>
+              <w:szCs w:val="24"/>
+              <w:lang w:val="en-US"/>
+            </w:rPr>
+            <m:t xml:space="preserve"> </m:t>
+          </m:r>
+          <m:nary>
+            <m:naryPr>
+              <m:chr m:val="∑"/>
+              <m:limLoc m:val="subSup"/>
+              <m:ctrlPr>
+                <w:rPr>
+                  <w:rFonts w:ascii="Cambria Math" w:hAnsi="Cambria Math" w:cs="Times New Roman"/>
+                  <w:i/>
+                  <w:sz w:val="24"/>
+                  <w:szCs w:val="24"/>
+                  <w:lang w:val="en-US"/>
+                </w:rPr>
+              </m:ctrlPr>
+            </m:naryPr>
+            <m:sub>
+              <m:r>
+                <w:rPr>
+                  <w:rFonts w:ascii="Cambria Math" w:hAnsi="Cambria Math" w:cs="Times New Roman"/>
+                  <w:sz w:val="24"/>
+                  <w:szCs w:val="24"/>
+                  <w:lang w:val="en-US"/>
+                </w:rPr>
+                <m:t>i=1</m:t>
+              </m:r>
+            </m:sub>
+            <m:sup>
+              <m:r>
+                <w:rPr>
+                  <w:rFonts w:ascii="Cambria Math" w:hAnsi="Cambria Math" w:cs="Times New Roman"/>
+                  <w:sz w:val="24"/>
+                  <w:szCs w:val="24"/>
+                  <w:lang w:val="en-US"/>
+                </w:rPr>
+                <m:t>n</m:t>
+              </m:r>
+            </m:sup>
+            <m:e>
+              <m:f>
+                <m:fPr>
+                  <m:ctrlPr>
+                    <w:rPr>
+                      <w:rFonts w:ascii="Cambria Math" w:hAnsi="Cambria Math" w:cs="Times New Roman"/>
+                      <w:i/>
+                      <w:sz w:val="24"/>
+                      <w:szCs w:val="24"/>
+                      <w:lang w:val="en-US"/>
+                    </w:rPr>
+                  </m:ctrlPr>
+                </m:fPr>
+                <m:num>
+                  <m:r>
+                    <w:rPr>
+                      <w:rFonts w:ascii="Cambria Math" w:hAnsi="Cambria Math" w:cs="Times New Roman"/>
+                      <w:sz w:val="24"/>
+                      <w:szCs w:val="24"/>
+                      <w:lang w:val="en-US"/>
+                    </w:rPr>
+                    <m:t xml:space="preserve">y- </m:t>
+                  </m:r>
+                  <m:acc>
+                    <m:accPr>
+                      <m:ctrlPr>
+                        <w:rPr>
+                          <w:rFonts w:ascii="Cambria Math" w:hAnsi="Cambria Math" w:cs="Times New Roman"/>
+                          <w:i/>
+                          <w:sz w:val="24"/>
+                          <w:szCs w:val="24"/>
+                          <w:lang w:val="en-US"/>
+                        </w:rPr>
+                      </m:ctrlPr>
+                    </m:accPr>
+                    <m:e>
+                      <m:r>
+                        <w:rPr>
+                          <w:rFonts w:ascii="Cambria Math" w:hAnsi="Cambria Math" w:cs="Times New Roman"/>
+                          <w:sz w:val="24"/>
+                          <w:szCs w:val="24"/>
+                          <w:lang w:val="en-US"/>
+                        </w:rPr>
+                        <m:t>y</m:t>
+                      </m:r>
+                    </m:e>
+                  </m:acc>
+                </m:num>
+                <m:den>
+                  <m:r>
+                    <w:rPr>
+                      <w:rFonts w:ascii="Cambria Math" w:hAnsi="Cambria Math" w:cs="Times New Roman"/>
+                      <w:sz w:val="24"/>
+                      <w:szCs w:val="24"/>
+                      <w:lang w:val="en-US"/>
+                    </w:rPr>
+                    <m:t>y</m:t>
+                  </m:r>
+                </m:den>
+              </m:f>
+            </m:e>
+          </m:nary>
+          <m:r>
+            <w:rPr>
+              <w:rFonts w:ascii="Cambria Math" w:hAnsi="Cambria Math" w:cs="Times New Roman"/>
+              <w:sz w:val="24"/>
+              <w:szCs w:val="24"/>
+              <w:lang w:val="en-US"/>
+            </w:rPr>
+            <m:t xml:space="preserve">                                                                                  (3.4)</m:t>
+          </m:r>
+        </m:oMath>
+      </m:oMathPara>
+    </w:p>
+    <w:p>
+      <w:pPr>
+        <w:pStyle w:val="ListParagraph"/>
+        <w:spacing w:line="480" w:lineRule="auto"/>
+        <w:ind w:left="340"/>
+        <w:contextualSpacing w:val="0"/>
+        <w:jc w:val="both"/>
+        <w:rPr>
+          <w:rFonts w:ascii="Times New Roman" w:hAnsi="Times New Roman" w:cs="Times New Roman"/>
+          <w:sz w:val="24"/>
+          <w:szCs w:val="24"/>
+          <w:lang w:val="en-US"/>
+        </w:rPr>
+      </w:pPr>
+      <w:r>
+        <w:rPr>
+          <w:rFonts w:ascii="Times New Roman" w:hAnsi="Times New Roman" w:cs="Times New Roman"/>
+          <w:sz w:val="24"/>
+          <w:szCs w:val="24"/>
+          <w:lang w:val="en-US"/>
+        </w:rPr>
+        <w:t xml:space="preserve">Dimana </w:t>
+      </w:r>
+      <m:oMath>
+        <m:r>
+          <w:rPr>
+            <w:rFonts w:ascii="Cambria Math" w:hAnsi="Cambria Math" w:cs="Times New Roman"/>
+            <w:sz w:val="24"/>
+            <w:szCs w:val="24"/>
+            <w:lang w:val="en-US"/>
+          </w:rPr>
+          <m:t>MAPE</m:t>
+        </m:r>
+      </m:oMath>
+      <w:r>
+        <w:rPr>
+          <w:rFonts w:ascii="Times New Roman" w:hAnsi="Times New Roman" w:cs="Times New Roman"/>
+          <w:sz w:val="24"/>
+          <w:szCs w:val="24"/>
+          <w:lang w:val="en-US"/>
+        </w:rPr>
+        <w:t xml:space="preserve"> </w:t>
+      </w:r>
+      <w:proofErr w:type="spellStart"/>
+      <w:r>
+        <w:rPr>
+          <w:rFonts w:ascii="Times New Roman" w:hAnsi="Times New Roman" w:cs="Times New Roman"/>
+          <w:sz w:val="24"/>
+          <w:szCs w:val="24"/>
+          <w:lang w:val="en-US"/>
+        </w:rPr>
+        <w:t>adalah</w:t>
+      </w:r>
+      <w:proofErr w:type="spellEnd"/>
+      <w:r>
+        <w:rPr>
+          <w:rFonts w:ascii="Times New Roman" w:hAnsi="Times New Roman" w:cs="Times New Roman"/>
+          <w:sz w:val="24"/>
+          <w:szCs w:val="24"/>
+          <w:lang w:val="en-US"/>
+        </w:rPr>
+        <w:t xml:space="preserve"> </w:t>
+      </w:r>
+      <w:r>
+        <w:rPr>
+          <w:rFonts w:ascii="Times New Roman" w:hAnsi="Times New Roman" w:cs="Times New Roman"/>
+          <w:i/>
+          <w:iCs/>
+          <w:sz w:val="24"/>
+          <w:szCs w:val="24"/>
+          <w:lang w:val="en-US"/>
+        </w:rPr>
+        <w:t>mean absolute percentage error</w:t>
+      </w:r>
+      <w:r>
+        <w:rPr>
+          <w:rFonts w:ascii="Times New Roman" w:hAnsi="Times New Roman" w:cs="Times New Roman"/>
+          <w:sz w:val="24"/>
+          <w:szCs w:val="24"/>
+          <w:lang w:val="en-US"/>
+        </w:rPr>
+        <w:t xml:space="preserve">, </w:t>
+      </w:r>
+      <m:oMath>
+        <m:r>
+          <w:rPr>
+            <w:rFonts w:ascii="Cambria Math" w:hAnsi="Cambria Math" w:cs="Times New Roman"/>
+            <w:sz w:val="24"/>
+            <w:szCs w:val="24"/>
+            <w:lang w:val="en-US"/>
+          </w:rPr>
+          <m:t>N</m:t>
+        </m:r>
+      </m:oMath>
+      <w:r>
+        <w:rPr>
+          <w:rFonts w:ascii="Times New Roman" w:hAnsi="Times New Roman" w:cs="Times New Roman"/>
+          <w:sz w:val="24"/>
+          <w:szCs w:val="24"/>
+          <w:lang w:val="en-US"/>
+        </w:rPr>
+        <w:t xml:space="preserve"> </w:t>
+      </w:r>
+      <w:proofErr w:type="spellStart"/>
+      <w:r>
+        <w:rPr>
+          <w:rFonts w:ascii="Times New Roman" w:hAnsi="Times New Roman" w:cs="Times New Roman"/>
+          <w:sz w:val="24"/>
+          <w:szCs w:val="24"/>
+          <w:lang w:val="en-US"/>
+        </w:rPr>
+        <w:t>adalah</w:t>
+      </w:r>
+      <w:proofErr w:type="spellEnd"/>
+      <w:r>
+        <w:rPr>
+          <w:rFonts w:ascii="Times New Roman" w:hAnsi="Times New Roman" w:cs="Times New Roman"/>
+          <w:sz w:val="24"/>
+          <w:szCs w:val="24"/>
+          <w:lang w:val="en-US"/>
+        </w:rPr>
+        <w:t xml:space="preserve"> </w:t>
+      </w:r>
+      <w:proofErr w:type="spellStart"/>
+      <w:r>
+        <w:rPr>
+          <w:rFonts w:ascii="Times New Roman" w:hAnsi="Times New Roman" w:cs="Times New Roman"/>
+          <w:sz w:val="24"/>
+          <w:szCs w:val="24"/>
+          <w:lang w:val="en-US"/>
+        </w:rPr>
+        <w:t>banyaknya</w:t>
+      </w:r>
+      <w:proofErr w:type="spellEnd"/>
+      <w:r>
+        <w:rPr>
+          <w:rFonts w:ascii="Times New Roman" w:hAnsi="Times New Roman" w:cs="Times New Roman"/>
+          <w:sz w:val="24"/>
+          <w:szCs w:val="24"/>
+          <w:lang w:val="en-US"/>
+        </w:rPr>
+        <w:t xml:space="preserve"> </w:t>
+      </w:r>
+      <w:proofErr w:type="spellStart"/>
+      <w:r>
+        <w:rPr>
+          <w:rFonts w:ascii="Times New Roman" w:hAnsi="Times New Roman" w:cs="Times New Roman"/>
+          <w:sz w:val="24"/>
+          <w:szCs w:val="24"/>
+          <w:lang w:val="en-US"/>
+        </w:rPr>
+        <w:t>jumlah</w:t>
+      </w:r>
+      <w:proofErr w:type="spellEnd"/>
+      <w:r>
+        <w:rPr>
+          <w:rFonts w:ascii="Times New Roman" w:hAnsi="Times New Roman" w:cs="Times New Roman"/>
+          <w:sz w:val="24"/>
+          <w:szCs w:val="24"/>
+          <w:lang w:val="en-US"/>
+        </w:rPr>
+        <w:t xml:space="preserve"> data, </w:t>
+      </w:r>
+      <m:oMath>
+        <m:r>
+          <w:rPr>
+            <w:rFonts w:ascii="Cambria Math" w:hAnsi="Cambria Math" w:cs="Times New Roman"/>
+            <w:sz w:val="24"/>
+            <w:szCs w:val="24"/>
+            <w:lang w:val="en-US"/>
+          </w:rPr>
+          <m:t>y</m:t>
+        </m:r>
+      </m:oMath>
+      <w:r>
+        <w:rPr>
+          <w:rFonts w:ascii="Times New Roman" w:hAnsi="Times New Roman" w:cs="Times New Roman"/>
+          <w:sz w:val="24"/>
+          <w:szCs w:val="24"/>
+          <w:lang w:val="en-US"/>
+        </w:rPr>
+        <w:t xml:space="preserve"> Adalah </w:t>
+      </w:r>
+      <w:proofErr w:type="spellStart"/>
+      <w:r>
+        <w:rPr>
+          <w:rFonts w:ascii="Times New Roman" w:hAnsi="Times New Roman" w:cs="Times New Roman"/>
+          <w:sz w:val="24"/>
+          <w:szCs w:val="24"/>
+          <w:lang w:val="en-US"/>
+        </w:rPr>
+        <w:t>nilai</w:t>
+      </w:r>
+      <w:proofErr w:type="spellEnd"/>
+      <w:r>
+        <w:rPr>
+          <w:rFonts w:ascii="Times New Roman" w:hAnsi="Times New Roman" w:cs="Times New Roman"/>
+          <w:sz w:val="24"/>
+          <w:szCs w:val="24"/>
+          <w:lang w:val="en-US"/>
+        </w:rPr>
+        <w:t xml:space="preserve"> </w:t>
+      </w:r>
+      <w:proofErr w:type="spellStart"/>
+      <w:r>
+        <w:rPr>
+          <w:rFonts w:ascii="Times New Roman" w:hAnsi="Times New Roman" w:cs="Times New Roman"/>
+          <w:sz w:val="24"/>
+          <w:szCs w:val="24"/>
+          <w:lang w:val="en-US"/>
+        </w:rPr>
+        <w:t>aktual</w:t>
+      </w:r>
+      <w:proofErr w:type="spellEnd"/>
+      <w:r>
+        <w:rPr>
+          <w:rFonts w:ascii="Times New Roman" w:hAnsi="Times New Roman" w:cs="Times New Roman"/>
+          <w:sz w:val="24"/>
+          <w:szCs w:val="24"/>
+          <w:lang w:val="en-US"/>
+        </w:rPr>
+        <w:t xml:space="preserve"> pada </w:t>
+      </w:r>
+      <w:proofErr w:type="spellStart"/>
+      <w:r>
+        <w:rPr>
+          <w:rFonts w:ascii="Times New Roman" w:hAnsi="Times New Roman" w:cs="Times New Roman"/>
+          <w:sz w:val="24"/>
+          <w:szCs w:val="24"/>
+          <w:lang w:val="en-US"/>
+        </w:rPr>
+        <w:t>waktu</w:t>
+      </w:r>
+      <w:proofErr w:type="spellEnd"/>
+      <w:r>
+        <w:rPr>
+          <w:rFonts w:ascii="Times New Roman" w:hAnsi="Times New Roman" w:cs="Times New Roman"/>
+          <w:sz w:val="24"/>
+          <w:szCs w:val="24"/>
+          <w:lang w:val="en-US"/>
+        </w:rPr>
+        <w:t xml:space="preserve"> </w:t>
+      </w:r>
+      <w:proofErr w:type="spellStart"/>
+      <w:r>
+        <w:rPr>
+          <w:rFonts w:ascii="Times New Roman" w:hAnsi="Times New Roman" w:cs="Times New Roman"/>
+          <w:sz w:val="24"/>
+          <w:szCs w:val="24"/>
+          <w:lang w:val="en-US"/>
+        </w:rPr>
+        <w:t>ke-</w:t>
+      </w:r>
+      <w:r>
+        <w:rPr>
+          <w:rFonts w:ascii="Times New Roman" w:hAnsi="Times New Roman" w:cs="Times New Roman"/>
+          <w:sz w:val="24"/>
+          <w:szCs w:val="24"/>
+          <w:lang w:val="en-US"/>
+        </w:rPr>
+        <w:t>i</w:t>
+      </w:r>
+      <w:proofErr w:type="spellEnd"/>
+      <w:r>
+        <w:rPr>
+          <w:rFonts w:ascii="Times New Roman" w:hAnsi="Times New Roman" w:cs="Times New Roman"/>
+          <w:sz w:val="24"/>
+          <w:szCs w:val="24"/>
+          <w:lang w:val="en-US"/>
+        </w:rPr>
+        <w:t xml:space="preserve">, dan </w:t>
+      </w:r>
+      <m:oMath>
+        <m:acc>
+          <m:accPr>
+            <m:ctrlPr>
+              <w:rPr>
+                <w:rFonts w:ascii="Cambria Math" w:hAnsi="Cambria Math" w:cs="Times New Roman"/>
+                <w:i/>
+                <w:sz w:val="24"/>
+                <w:szCs w:val="24"/>
+                <w:lang w:val="en-US"/>
+              </w:rPr>
+            </m:ctrlPr>
+          </m:accPr>
+          <m:e>
+            <m:r>
+              <w:rPr>
+                <w:rFonts w:ascii="Cambria Math" w:hAnsi="Cambria Math" w:cs="Times New Roman"/>
+                <w:sz w:val="24"/>
+                <w:szCs w:val="24"/>
+                <w:lang w:val="en-US"/>
+              </w:rPr>
+              <m:t>y</m:t>
+            </m:r>
+          </m:e>
+        </m:acc>
+      </m:oMath>
+      <w:r>
+        <w:rPr>
+          <w:rFonts w:ascii="Times New Roman" w:hAnsi="Times New Roman" w:cs="Times New Roman"/>
+          <w:sz w:val="24"/>
+          <w:szCs w:val="24"/>
+          <w:lang w:val="en-US"/>
+        </w:rPr>
+        <w:t xml:space="preserve"> </w:t>
+      </w:r>
+      <w:proofErr w:type="spellStart"/>
+      <w:r>
+        <w:rPr>
+          <w:rFonts w:ascii="Times New Roman" w:hAnsi="Times New Roman" w:cs="Times New Roman"/>
+          <w:sz w:val="24"/>
+          <w:szCs w:val="24"/>
+          <w:lang w:val="en-US"/>
+        </w:rPr>
+        <w:t>adalah</w:t>
+      </w:r>
+      <w:proofErr w:type="spellEnd"/>
+      <w:r>
+        <w:rPr>
+          <w:rFonts w:ascii="Times New Roman" w:hAnsi="Times New Roman" w:cs="Times New Roman"/>
+          <w:sz w:val="24"/>
+          <w:szCs w:val="24"/>
+          <w:lang w:val="en-US"/>
+        </w:rPr>
+        <w:t xml:space="preserve"> </w:t>
+      </w:r>
+      <w:proofErr w:type="spellStart"/>
+      <w:r>
+        <w:rPr>
+          <w:rFonts w:ascii="Times New Roman" w:hAnsi="Times New Roman" w:cs="Times New Roman"/>
+          <w:sz w:val="24"/>
+          <w:szCs w:val="24"/>
+          <w:lang w:val="en-US"/>
+        </w:rPr>
+        <w:t>nilai</w:t>
+      </w:r>
+      <w:proofErr w:type="spellEnd"/>
+      <w:r>
+        <w:rPr>
+          <w:rFonts w:ascii="Times New Roman" w:hAnsi="Times New Roman" w:cs="Times New Roman"/>
+          <w:sz w:val="24"/>
+          <w:szCs w:val="24"/>
+          <w:lang w:val="en-US"/>
+        </w:rPr>
+        <w:t xml:space="preserve"> </w:t>
+      </w:r>
+      <w:proofErr w:type="spellStart"/>
+      <w:r>
+        <w:rPr>
+          <w:rFonts w:ascii="Times New Roman" w:hAnsi="Times New Roman" w:cs="Times New Roman"/>
+          <w:sz w:val="24"/>
+          <w:szCs w:val="24"/>
+          <w:lang w:val="en-US"/>
+        </w:rPr>
+        <w:t>hasil</w:t>
+      </w:r>
+      <w:proofErr w:type="spellEnd"/>
+      <w:r>
+        <w:rPr>
+          <w:rFonts w:ascii="Times New Roman" w:hAnsi="Times New Roman" w:cs="Times New Roman"/>
+          <w:sz w:val="24"/>
+          <w:szCs w:val="24"/>
+          <w:lang w:val="en-US"/>
+        </w:rPr>
+        <w:t xml:space="preserve"> </w:t>
+      </w:r>
+      <w:proofErr w:type="spellStart"/>
+      <w:r>
+        <w:rPr>
+          <w:rFonts w:ascii="Times New Roman" w:hAnsi="Times New Roman" w:cs="Times New Roman"/>
+          <w:sz w:val="24"/>
+          <w:szCs w:val="24"/>
+          <w:lang w:val="en-US"/>
+        </w:rPr>
+        <w:t>prediksi</w:t>
+      </w:r>
+      <w:proofErr w:type="spellEnd"/>
+      <w:r>
+        <w:rPr>
+          <w:rFonts w:ascii="Times New Roman" w:hAnsi="Times New Roman" w:cs="Times New Roman"/>
+          <w:sz w:val="24"/>
+          <w:szCs w:val="24"/>
+          <w:lang w:val="en-US"/>
+        </w:rPr>
+        <w:t xml:space="preserve"> pada </w:t>
+      </w:r>
+      <w:proofErr w:type="spellStart"/>
+      <w:r>
+        <w:rPr>
+          <w:rFonts w:ascii="Times New Roman" w:hAnsi="Times New Roman" w:cs="Times New Roman"/>
+          <w:sz w:val="24"/>
+          <w:szCs w:val="24"/>
+          <w:lang w:val="en-US"/>
+        </w:rPr>
+        <w:t>waktu</w:t>
+      </w:r>
+      <w:proofErr w:type="spellEnd"/>
+      <w:r>
+        <w:rPr>
+          <w:rFonts w:ascii="Times New Roman" w:hAnsi="Times New Roman" w:cs="Times New Roman"/>
+          <w:sz w:val="24"/>
+          <w:szCs w:val="24"/>
+          <w:lang w:val="en-US"/>
+        </w:rPr>
+        <w:t xml:space="preserve"> </w:t>
+      </w:r>
+      <w:proofErr w:type="spellStart"/>
+      <w:r>
+        <w:rPr>
+          <w:rFonts w:ascii="Times New Roman" w:hAnsi="Times New Roman" w:cs="Times New Roman"/>
+          <w:sz w:val="24"/>
+          <w:szCs w:val="24"/>
+          <w:lang w:val="en-US"/>
+        </w:rPr>
+        <w:t>ke-i</w:t>
+      </w:r>
+      <w:proofErr w:type="spellEnd"/>
+      <w:r>
+        <w:rPr>
+          <w:rFonts w:ascii="Times New Roman" w:hAnsi="Times New Roman" w:cs="Times New Roman"/>
+          <w:sz w:val="24"/>
+          <w:szCs w:val="24"/>
+          <w:lang w:val="en-US"/>
+        </w:rPr>
+        <w:t>.</w:t>
+      </w:r>
     </w:p>
     <w:p>
       <w:pPr>
@@ -10936,13 +18613,1029 @@
         </w:rPr>
         <w:t xml:space="preserve">3.3 </w:t>
       </w:r>
-      <w:r>
-        <w:rPr>
-          <w:lang w:val="en-US"/>
-        </w:rPr>
-        <w:t>Instrumen Penelitian</w:t>
+      <w:proofErr w:type="spellStart"/>
+      <w:r>
+        <w:rPr>
+          <w:lang w:val="en-US"/>
+        </w:rPr>
+        <w:t>Instrumen</w:t>
+      </w:r>
+      <w:proofErr w:type="spellEnd"/>
+      <w:r>
+        <w:rPr>
+          <w:lang w:val="en-US"/>
+        </w:rPr>
+        <w:t xml:space="preserve"> </w:t>
+      </w:r>
+      <w:proofErr w:type="spellStart"/>
+      <w:r>
+        <w:rPr>
+          <w:lang w:val="en-US"/>
+        </w:rPr>
+        <w:t>Penelitian</w:t>
       </w:r>
       <w:bookmarkEnd w:id="25"/>
+      <w:proofErr w:type="spellEnd"/>
+    </w:p>
+    <w:p>
+      <w:pPr>
+        <w:spacing w:after="0" w:line="480" w:lineRule="auto"/>
+        <w:jc w:val="both"/>
+        <w:rPr>
+          <w:rFonts w:ascii="Times New Roman" w:hAnsi="Times New Roman" w:cs="Times New Roman"/>
+          <w:sz w:val="24"/>
+          <w:szCs w:val="24"/>
+          <w:lang w:val="en-US"/>
+        </w:rPr>
+      </w:pPr>
+      <w:r>
+        <w:rPr>
+          <w:rFonts w:ascii="Times New Roman" w:hAnsi="Times New Roman" w:cs="Times New Roman"/>
+          <w:sz w:val="24"/>
+          <w:szCs w:val="24"/>
+          <w:lang w:val="en-US"/>
+        </w:rPr>
+        <w:t xml:space="preserve">Instrument </w:t>
+      </w:r>
+      <w:proofErr w:type="spellStart"/>
+      <w:r>
+        <w:rPr>
+          <w:rFonts w:ascii="Times New Roman" w:hAnsi="Times New Roman" w:cs="Times New Roman"/>
+          <w:sz w:val="24"/>
+          <w:szCs w:val="24"/>
+          <w:lang w:val="en-US"/>
+        </w:rPr>
+        <w:t>penelitian</w:t>
+      </w:r>
+      <w:proofErr w:type="spellEnd"/>
+      <w:r>
+        <w:rPr>
+          <w:rFonts w:ascii="Times New Roman" w:hAnsi="Times New Roman" w:cs="Times New Roman"/>
+          <w:sz w:val="24"/>
+          <w:szCs w:val="24"/>
+          <w:lang w:val="en-US"/>
+        </w:rPr>
+        <w:t xml:space="preserve"> </w:t>
+      </w:r>
+      <w:proofErr w:type="spellStart"/>
+      <w:r>
+        <w:rPr>
+          <w:rFonts w:ascii="Times New Roman" w:hAnsi="Times New Roman" w:cs="Times New Roman"/>
+          <w:sz w:val="24"/>
+          <w:szCs w:val="24"/>
+          <w:lang w:val="en-US"/>
+        </w:rPr>
+        <w:t>merupakan</w:t>
+      </w:r>
+      <w:proofErr w:type="spellEnd"/>
+      <w:r>
+        <w:rPr>
+          <w:rFonts w:ascii="Times New Roman" w:hAnsi="Times New Roman" w:cs="Times New Roman"/>
+          <w:sz w:val="24"/>
+          <w:szCs w:val="24"/>
+          <w:lang w:val="en-US"/>
+        </w:rPr>
+        <w:t xml:space="preserve"> Gambaran yang </w:t>
+      </w:r>
+      <w:proofErr w:type="spellStart"/>
+      <w:r>
+        <w:rPr>
+          <w:rFonts w:ascii="Times New Roman" w:hAnsi="Times New Roman" w:cs="Times New Roman"/>
+          <w:sz w:val="24"/>
+          <w:szCs w:val="24"/>
+          <w:lang w:val="en-US"/>
+        </w:rPr>
+        <w:t>berkaitan</w:t>
+      </w:r>
+      <w:proofErr w:type="spellEnd"/>
+      <w:r>
+        <w:rPr>
+          <w:rFonts w:ascii="Times New Roman" w:hAnsi="Times New Roman" w:cs="Times New Roman"/>
+          <w:sz w:val="24"/>
+          <w:szCs w:val="24"/>
+          <w:lang w:val="en-US"/>
+        </w:rPr>
+        <w:t xml:space="preserve"> </w:t>
+      </w:r>
+      <w:proofErr w:type="spellStart"/>
+      <w:r>
+        <w:rPr>
+          <w:rFonts w:ascii="Times New Roman" w:hAnsi="Times New Roman" w:cs="Times New Roman"/>
+          <w:sz w:val="24"/>
+          <w:szCs w:val="24"/>
+          <w:lang w:val="en-US"/>
+        </w:rPr>
+        <w:t>dengan</w:t>
+      </w:r>
+      <w:proofErr w:type="spellEnd"/>
+      <w:r>
+        <w:rPr>
+          <w:rFonts w:ascii="Times New Roman" w:hAnsi="Times New Roman" w:cs="Times New Roman"/>
+          <w:sz w:val="24"/>
+          <w:szCs w:val="24"/>
+          <w:lang w:val="en-US"/>
+        </w:rPr>
+        <w:t xml:space="preserve"> </w:t>
+      </w:r>
+      <w:proofErr w:type="spellStart"/>
+      <w:r>
+        <w:rPr>
+          <w:rFonts w:ascii="Times New Roman" w:hAnsi="Times New Roman" w:cs="Times New Roman"/>
+          <w:sz w:val="24"/>
+          <w:szCs w:val="24"/>
+          <w:lang w:val="en-US"/>
+        </w:rPr>
+        <w:t>berbagai</w:t>
+      </w:r>
+      <w:proofErr w:type="spellEnd"/>
+      <w:r>
+        <w:rPr>
+          <w:rFonts w:ascii="Times New Roman" w:hAnsi="Times New Roman" w:cs="Times New Roman"/>
+          <w:sz w:val="24"/>
+          <w:szCs w:val="24"/>
+          <w:lang w:val="en-US"/>
+        </w:rPr>
+        <w:t xml:space="preserve"> </w:t>
+      </w:r>
+      <w:proofErr w:type="spellStart"/>
+      <w:r>
+        <w:rPr>
+          <w:rFonts w:ascii="Times New Roman" w:hAnsi="Times New Roman" w:cs="Times New Roman"/>
+          <w:sz w:val="24"/>
+          <w:szCs w:val="24"/>
+          <w:lang w:val="en-US"/>
+        </w:rPr>
+        <w:t>paramenet</w:t>
+      </w:r>
+      <w:proofErr w:type="spellEnd"/>
+      <w:r>
+        <w:rPr>
+          <w:rFonts w:ascii="Times New Roman" w:hAnsi="Times New Roman" w:cs="Times New Roman"/>
+          <w:sz w:val="24"/>
+          <w:szCs w:val="24"/>
+          <w:lang w:val="en-US"/>
+        </w:rPr>
+        <w:t xml:space="preserve"> yang </w:t>
+      </w:r>
+      <w:proofErr w:type="spellStart"/>
+      <w:r>
+        <w:rPr>
+          <w:rFonts w:ascii="Times New Roman" w:hAnsi="Times New Roman" w:cs="Times New Roman"/>
+          <w:sz w:val="24"/>
+          <w:szCs w:val="24"/>
+          <w:lang w:val="en-US"/>
+        </w:rPr>
+        <w:t>menjadi</w:t>
+      </w:r>
+      <w:proofErr w:type="spellEnd"/>
+      <w:r>
+        <w:rPr>
+          <w:rFonts w:ascii="Times New Roman" w:hAnsi="Times New Roman" w:cs="Times New Roman"/>
+          <w:sz w:val="24"/>
+          <w:szCs w:val="24"/>
+          <w:lang w:val="en-US"/>
+        </w:rPr>
+        <w:t xml:space="preserve"> </w:t>
+      </w:r>
+      <w:proofErr w:type="spellStart"/>
+      <w:r>
+        <w:rPr>
+          <w:rFonts w:ascii="Times New Roman" w:hAnsi="Times New Roman" w:cs="Times New Roman"/>
+          <w:sz w:val="24"/>
+          <w:szCs w:val="24"/>
+          <w:lang w:val="en-US"/>
+        </w:rPr>
+        <w:t>pedomen</w:t>
+      </w:r>
+      <w:proofErr w:type="spellEnd"/>
+      <w:r>
+        <w:rPr>
+          <w:rFonts w:ascii="Times New Roman" w:hAnsi="Times New Roman" w:cs="Times New Roman"/>
+          <w:sz w:val="24"/>
+          <w:szCs w:val="24"/>
+          <w:lang w:val="en-US"/>
+        </w:rPr>
+        <w:t xml:space="preserve"> </w:t>
+      </w:r>
+      <w:proofErr w:type="spellStart"/>
+      <w:r>
+        <w:rPr>
+          <w:rFonts w:ascii="Times New Roman" w:hAnsi="Times New Roman" w:cs="Times New Roman"/>
+          <w:sz w:val="24"/>
+          <w:szCs w:val="24"/>
+          <w:lang w:val="en-US"/>
+        </w:rPr>
+        <w:t>penelitian</w:t>
+      </w:r>
+      <w:proofErr w:type="spellEnd"/>
+      <w:r>
+        <w:rPr>
+          <w:rFonts w:ascii="Times New Roman" w:hAnsi="Times New Roman" w:cs="Times New Roman"/>
+          <w:sz w:val="24"/>
+          <w:szCs w:val="24"/>
+          <w:lang w:val="en-US"/>
+        </w:rPr>
+        <w:t xml:space="preserve">. Parameter yang </w:t>
+      </w:r>
+      <w:proofErr w:type="spellStart"/>
+      <w:r>
+        <w:rPr>
+          <w:rFonts w:ascii="Times New Roman" w:hAnsi="Times New Roman" w:cs="Times New Roman"/>
+          <w:sz w:val="24"/>
+          <w:szCs w:val="24"/>
+          <w:lang w:val="en-US"/>
+        </w:rPr>
+        <w:t>akan</w:t>
+      </w:r>
+      <w:proofErr w:type="spellEnd"/>
+      <w:r>
+        <w:rPr>
+          <w:rFonts w:ascii="Times New Roman" w:hAnsi="Times New Roman" w:cs="Times New Roman"/>
+          <w:sz w:val="24"/>
+          <w:szCs w:val="24"/>
+          <w:lang w:val="en-US"/>
+        </w:rPr>
+        <w:t xml:space="preserve"> </w:t>
+      </w:r>
+      <w:proofErr w:type="spellStart"/>
+      <w:r>
+        <w:rPr>
+          <w:rFonts w:ascii="Times New Roman" w:hAnsi="Times New Roman" w:cs="Times New Roman"/>
+          <w:sz w:val="24"/>
+          <w:szCs w:val="24"/>
+          <w:lang w:val="en-US"/>
+        </w:rPr>
+        <w:t>digunakan</w:t>
+      </w:r>
+      <w:proofErr w:type="spellEnd"/>
+      <w:r>
+        <w:rPr>
+          <w:rFonts w:ascii="Times New Roman" w:hAnsi="Times New Roman" w:cs="Times New Roman"/>
+          <w:sz w:val="24"/>
+          <w:szCs w:val="24"/>
+          <w:lang w:val="en-US"/>
+        </w:rPr>
+        <w:t xml:space="preserve"> </w:t>
+      </w:r>
+      <w:proofErr w:type="spellStart"/>
+      <w:r>
+        <w:rPr>
+          <w:rFonts w:ascii="Times New Roman" w:hAnsi="Times New Roman" w:cs="Times New Roman"/>
+          <w:sz w:val="24"/>
+          <w:szCs w:val="24"/>
+          <w:lang w:val="en-US"/>
+        </w:rPr>
+        <w:t>dalam</w:t>
+      </w:r>
+      <w:proofErr w:type="spellEnd"/>
+      <w:r>
+        <w:rPr>
+          <w:rFonts w:ascii="Times New Roman" w:hAnsi="Times New Roman" w:cs="Times New Roman"/>
+          <w:sz w:val="24"/>
+          <w:szCs w:val="24"/>
+          <w:lang w:val="en-US"/>
+        </w:rPr>
+        <w:t xml:space="preserve"> </w:t>
+      </w:r>
+      <w:proofErr w:type="spellStart"/>
+      <w:r>
+        <w:rPr>
+          <w:rFonts w:ascii="Times New Roman" w:hAnsi="Times New Roman" w:cs="Times New Roman"/>
+          <w:sz w:val="24"/>
+          <w:szCs w:val="24"/>
+          <w:lang w:val="en-US"/>
+        </w:rPr>
+        <w:t>penelitian</w:t>
+      </w:r>
+      <w:proofErr w:type="spellEnd"/>
+      <w:r>
+        <w:rPr>
+          <w:rFonts w:ascii="Times New Roman" w:hAnsi="Times New Roman" w:cs="Times New Roman"/>
+          <w:sz w:val="24"/>
+          <w:szCs w:val="24"/>
+          <w:lang w:val="en-US"/>
+        </w:rPr>
+        <w:t xml:space="preserve"> </w:t>
+      </w:r>
+      <w:proofErr w:type="spellStart"/>
+      <w:r>
+        <w:rPr>
+          <w:rFonts w:ascii="Times New Roman" w:hAnsi="Times New Roman" w:cs="Times New Roman"/>
+          <w:sz w:val="24"/>
+          <w:szCs w:val="24"/>
+          <w:lang w:val="en-US"/>
+        </w:rPr>
+        <w:t>ini</w:t>
+      </w:r>
+      <w:proofErr w:type="spellEnd"/>
+      <w:r>
+        <w:rPr>
+          <w:rFonts w:ascii="Times New Roman" w:hAnsi="Times New Roman" w:cs="Times New Roman"/>
+          <w:sz w:val="24"/>
+          <w:szCs w:val="24"/>
+          <w:lang w:val="en-US"/>
+        </w:rPr>
+        <w:t xml:space="preserve"> </w:t>
+      </w:r>
+      <w:proofErr w:type="spellStart"/>
+      <w:r>
+        <w:rPr>
+          <w:rFonts w:ascii="Times New Roman" w:hAnsi="Times New Roman" w:cs="Times New Roman"/>
+          <w:sz w:val="24"/>
+          <w:szCs w:val="24"/>
+          <w:lang w:val="en-US"/>
+        </w:rPr>
+        <w:t>terdiri</w:t>
+      </w:r>
+      <w:proofErr w:type="spellEnd"/>
+      <w:r>
+        <w:rPr>
+          <w:rFonts w:ascii="Times New Roman" w:hAnsi="Times New Roman" w:cs="Times New Roman"/>
+          <w:sz w:val="24"/>
+          <w:szCs w:val="24"/>
+          <w:lang w:val="en-US"/>
+        </w:rPr>
+        <w:t xml:space="preserve"> </w:t>
+      </w:r>
+      <w:proofErr w:type="spellStart"/>
+      <w:r>
+        <w:rPr>
+          <w:rFonts w:ascii="Times New Roman" w:hAnsi="Times New Roman" w:cs="Times New Roman"/>
+          <w:sz w:val="24"/>
+          <w:szCs w:val="24"/>
+          <w:lang w:val="en-US"/>
+        </w:rPr>
+        <w:t>dari</w:t>
+      </w:r>
+      <w:proofErr w:type="spellEnd"/>
+      <w:r>
+        <w:rPr>
+          <w:rFonts w:ascii="Times New Roman" w:hAnsi="Times New Roman" w:cs="Times New Roman"/>
+          <w:sz w:val="24"/>
+          <w:szCs w:val="24"/>
+          <w:lang w:val="en-US"/>
+        </w:rPr>
+        <w:t xml:space="preserve"> </w:t>
+      </w:r>
+      <w:proofErr w:type="spellStart"/>
+      <w:r>
+        <w:rPr>
+          <w:rFonts w:ascii="Times New Roman" w:hAnsi="Times New Roman" w:cs="Times New Roman"/>
+          <w:sz w:val="24"/>
+          <w:szCs w:val="24"/>
+          <w:lang w:val="en-US"/>
+        </w:rPr>
+        <w:t>variabel</w:t>
+      </w:r>
+      <w:proofErr w:type="spellEnd"/>
+      <w:r>
+        <w:rPr>
+          <w:rFonts w:ascii="Times New Roman" w:hAnsi="Times New Roman" w:cs="Times New Roman"/>
+          <w:sz w:val="24"/>
+          <w:szCs w:val="24"/>
+          <w:lang w:val="en-US"/>
+        </w:rPr>
+        <w:t xml:space="preserve"> </w:t>
+      </w:r>
+      <w:proofErr w:type="spellStart"/>
+      <w:r>
+        <w:rPr>
+          <w:rFonts w:ascii="Times New Roman" w:hAnsi="Times New Roman" w:cs="Times New Roman"/>
+          <w:sz w:val="24"/>
+          <w:szCs w:val="24"/>
+          <w:lang w:val="en-US"/>
+        </w:rPr>
+        <w:t>dependen</w:t>
+      </w:r>
+      <w:proofErr w:type="spellEnd"/>
+      <w:r>
+        <w:rPr>
+          <w:rFonts w:ascii="Times New Roman" w:hAnsi="Times New Roman" w:cs="Times New Roman"/>
+          <w:sz w:val="24"/>
+          <w:szCs w:val="24"/>
+          <w:lang w:val="en-US"/>
+        </w:rPr>
+        <w:t xml:space="preserve"> dan </w:t>
+      </w:r>
+      <w:proofErr w:type="spellStart"/>
+      <w:r>
+        <w:rPr>
+          <w:rFonts w:ascii="Times New Roman" w:hAnsi="Times New Roman" w:cs="Times New Roman"/>
+          <w:sz w:val="24"/>
+          <w:szCs w:val="24"/>
+          <w:lang w:val="en-US"/>
+        </w:rPr>
+        <w:t>variabel</w:t>
+      </w:r>
+      <w:proofErr w:type="spellEnd"/>
+      <w:r>
+        <w:rPr>
+          <w:rFonts w:ascii="Times New Roman" w:hAnsi="Times New Roman" w:cs="Times New Roman"/>
+          <w:sz w:val="24"/>
+          <w:szCs w:val="24"/>
+          <w:lang w:val="en-US"/>
+        </w:rPr>
+        <w:t xml:space="preserve"> independent yang </w:t>
+      </w:r>
+      <w:proofErr w:type="spellStart"/>
+      <w:r>
+        <w:rPr>
+          <w:rFonts w:ascii="Times New Roman" w:hAnsi="Times New Roman" w:cs="Times New Roman"/>
+          <w:sz w:val="24"/>
+          <w:szCs w:val="24"/>
+          <w:lang w:val="en-US"/>
+        </w:rPr>
+        <w:t>dapat</w:t>
+      </w:r>
+      <w:proofErr w:type="spellEnd"/>
+      <w:r>
+        <w:rPr>
+          <w:rFonts w:ascii="Times New Roman" w:hAnsi="Times New Roman" w:cs="Times New Roman"/>
+          <w:sz w:val="24"/>
+          <w:szCs w:val="24"/>
+          <w:lang w:val="en-US"/>
+        </w:rPr>
+        <w:t xml:space="preserve"> </w:t>
+      </w:r>
+      <w:proofErr w:type="spellStart"/>
+      <w:r>
+        <w:rPr>
+          <w:rFonts w:ascii="Times New Roman" w:hAnsi="Times New Roman" w:cs="Times New Roman"/>
+          <w:sz w:val="24"/>
+          <w:szCs w:val="24"/>
+          <w:lang w:val="en-US"/>
+        </w:rPr>
+        <w:t>dilihat</w:t>
+      </w:r>
+      <w:proofErr w:type="spellEnd"/>
+      <w:r>
+        <w:rPr>
+          <w:rFonts w:ascii="Times New Roman" w:hAnsi="Times New Roman" w:cs="Times New Roman"/>
+          <w:sz w:val="24"/>
+          <w:szCs w:val="24"/>
+          <w:lang w:val="en-US"/>
+        </w:rPr>
+        <w:t xml:space="preserve"> pada Tabel 3.</w:t>
+      </w:r>
+      <w:r>
+        <w:rPr>
+          <w:rFonts w:ascii="Times New Roman" w:hAnsi="Times New Roman" w:cs="Times New Roman"/>
+          <w:sz w:val="24"/>
+          <w:szCs w:val="24"/>
+          <w:lang w:val="en-US"/>
+        </w:rPr>
+        <w:t>2</w:t>
+      </w:r>
+      <w:r>
+        <w:rPr>
+          <w:rFonts w:ascii="Times New Roman" w:hAnsi="Times New Roman" w:cs="Times New Roman"/>
+          <w:sz w:val="24"/>
+          <w:szCs w:val="24"/>
+          <w:lang w:val="en-US"/>
+        </w:rPr>
+        <w:t>.</w:t>
+      </w:r>
+    </w:p>
+    <w:p>
+      <w:pPr>
+        <w:spacing w:after="0" w:line="360" w:lineRule="auto"/>
+        <w:jc w:val="center"/>
+        <w:rPr>
+          <w:rFonts w:ascii="Times New Roman" w:hAnsi="Times New Roman" w:cs="Times New Roman"/>
+          <w:sz w:val="24"/>
+          <w:szCs w:val="24"/>
+          <w:lang w:val="en-US"/>
+        </w:rPr>
+      </w:pPr>
+      <w:r>
+        <w:rPr>
+          <w:rFonts w:ascii="Times New Roman" w:hAnsi="Times New Roman" w:cs="Times New Roman"/>
+          <w:sz w:val="24"/>
+          <w:szCs w:val="24"/>
+          <w:lang w:val="en-US"/>
+        </w:rPr>
+        <w:t xml:space="preserve">Tabel 3.2 </w:t>
+      </w:r>
+      <w:proofErr w:type="spellStart"/>
+      <w:r>
+        <w:rPr>
+          <w:rFonts w:ascii="Times New Roman" w:hAnsi="Times New Roman" w:cs="Times New Roman"/>
+          <w:sz w:val="24"/>
+          <w:szCs w:val="24"/>
+          <w:lang w:val="en-US"/>
+        </w:rPr>
+        <w:t>Instrumen</w:t>
+      </w:r>
+      <w:proofErr w:type="spellEnd"/>
+      <w:r>
+        <w:rPr>
+          <w:rFonts w:ascii="Times New Roman" w:hAnsi="Times New Roman" w:cs="Times New Roman"/>
+          <w:sz w:val="24"/>
+          <w:szCs w:val="24"/>
+          <w:lang w:val="en-US"/>
+        </w:rPr>
+        <w:t xml:space="preserve"> </w:t>
+      </w:r>
+      <w:proofErr w:type="spellStart"/>
+      <w:r>
+        <w:rPr>
+          <w:rFonts w:ascii="Times New Roman" w:hAnsi="Times New Roman" w:cs="Times New Roman"/>
+          <w:sz w:val="24"/>
+          <w:szCs w:val="24"/>
+          <w:lang w:val="en-US"/>
+        </w:rPr>
+        <w:t>Penelitian</w:t>
+      </w:r>
+      <w:proofErr w:type="spellEnd"/>
+    </w:p>
+    <w:tbl>
+      <w:tblPr>
+        <w:tblStyle w:val="TableGrid"/>
+        <w:tblW w:w="0" w:type="auto"/>
+        <w:tblLook w:val="04A0" w:firstRow="1" w:lastRow="0" w:firstColumn="1" w:lastColumn="0" w:noHBand="0" w:noVBand="1"/>
+      </w:tblPr>
+      <w:tblGrid>
+        <w:gridCol w:w="1696"/>
+        <w:gridCol w:w="2410"/>
+        <w:gridCol w:w="3821"/>
+      </w:tblGrid>
+      <w:tr>
+        <w:tc>
+          <w:tcPr>
+            <w:tcW w:w="1696" w:type="dxa"/>
+          </w:tcPr>
+          <w:p>
+            <w:pPr>
+              <w:spacing w:line="276" w:lineRule="auto"/>
+              <w:jc w:val="center"/>
+              <w:rPr>
+                <w:rFonts w:ascii="Times New Roman" w:hAnsi="Times New Roman" w:cs="Times New Roman"/>
+                <w:sz w:val="24"/>
+                <w:szCs w:val="24"/>
+                <w:lang w:val="en-US"/>
+              </w:rPr>
+            </w:pPr>
+            <w:r>
+              <w:rPr>
+                <w:rFonts w:ascii="Times New Roman" w:hAnsi="Times New Roman" w:cs="Times New Roman"/>
+                <w:sz w:val="24"/>
+                <w:szCs w:val="24"/>
+                <w:lang w:val="en-US"/>
+              </w:rPr>
+              <w:t>Jenis Variabel</w:t>
+            </w:r>
+          </w:p>
+        </w:tc>
+        <w:tc>
+          <w:tcPr>
+            <w:tcW w:w="2410" w:type="dxa"/>
+          </w:tcPr>
+          <w:p>
+            <w:pPr>
+              <w:spacing w:line="276" w:lineRule="auto"/>
+              <w:jc w:val="center"/>
+              <w:rPr>
+                <w:rFonts w:ascii="Times New Roman" w:hAnsi="Times New Roman" w:cs="Times New Roman"/>
+                <w:sz w:val="24"/>
+                <w:szCs w:val="24"/>
+                <w:lang w:val="en-US"/>
+              </w:rPr>
+            </w:pPr>
+            <w:r>
+              <w:rPr>
+                <w:rFonts w:ascii="Times New Roman" w:hAnsi="Times New Roman" w:cs="Times New Roman"/>
+                <w:sz w:val="24"/>
+                <w:szCs w:val="24"/>
+                <w:lang w:val="en-US"/>
+              </w:rPr>
+              <w:t xml:space="preserve">Nama </w:t>
+            </w:r>
+            <w:proofErr w:type="spellStart"/>
+            <w:r>
+              <w:rPr>
+                <w:rFonts w:ascii="Times New Roman" w:hAnsi="Times New Roman" w:cs="Times New Roman"/>
+                <w:sz w:val="24"/>
+                <w:szCs w:val="24"/>
+                <w:lang w:val="en-US"/>
+              </w:rPr>
+              <w:t>Variabel</w:t>
+            </w:r>
+            <w:proofErr w:type="spellEnd"/>
+            <w:r>
+              <w:rPr>
+                <w:rFonts w:ascii="Times New Roman" w:hAnsi="Times New Roman" w:cs="Times New Roman"/>
+                <w:sz w:val="24"/>
+                <w:szCs w:val="24"/>
+                <w:lang w:val="en-US"/>
+              </w:rPr>
+              <w:t xml:space="preserve"> </w:t>
+            </w:r>
+          </w:p>
+        </w:tc>
+        <w:tc>
+          <w:tcPr>
+            <w:tcW w:w="3821" w:type="dxa"/>
+          </w:tcPr>
+          <w:p>
+            <w:pPr>
+              <w:spacing w:line="276" w:lineRule="auto"/>
+              <w:jc w:val="center"/>
+              <w:rPr>
+                <w:rFonts w:ascii="Times New Roman" w:hAnsi="Times New Roman" w:cs="Times New Roman"/>
+                <w:sz w:val="24"/>
+                <w:szCs w:val="24"/>
+                <w:lang w:val="en-US"/>
+              </w:rPr>
+            </w:pPr>
+            <w:proofErr w:type="spellStart"/>
+            <w:r>
+              <w:rPr>
+                <w:rFonts w:ascii="Times New Roman" w:hAnsi="Times New Roman" w:cs="Times New Roman"/>
+                <w:sz w:val="24"/>
+                <w:szCs w:val="24"/>
+                <w:lang w:val="en-US"/>
+              </w:rPr>
+              <w:t>Definisi</w:t>
+            </w:r>
+            <w:proofErr w:type="spellEnd"/>
+          </w:p>
+        </w:tc>
+      </w:tr>
+      <w:tr>
+        <w:trPr>
+          <w:trHeight w:val="597"/>
+        </w:trPr>
+        <w:tc>
+          <w:tcPr>
+            <w:tcW w:w="1696" w:type="dxa"/>
+          </w:tcPr>
+          <w:p>
+            <w:pPr>
+              <w:spacing w:line="276" w:lineRule="auto"/>
+              <w:rPr>
+                <w:rFonts w:ascii="Times New Roman" w:hAnsi="Times New Roman" w:cs="Times New Roman"/>
+                <w:sz w:val="24"/>
+                <w:szCs w:val="24"/>
+                <w:lang w:val="en-US"/>
+              </w:rPr>
+            </w:pPr>
+            <w:proofErr w:type="spellStart"/>
+            <w:r>
+              <w:rPr>
+                <w:rFonts w:ascii="Times New Roman" w:hAnsi="Times New Roman" w:cs="Times New Roman"/>
+                <w:sz w:val="24"/>
+                <w:szCs w:val="24"/>
+                <w:lang w:val="en-US"/>
+              </w:rPr>
+              <w:t>Dependen</w:t>
+            </w:r>
+            <w:proofErr w:type="spellEnd"/>
+          </w:p>
+        </w:tc>
+        <w:tc>
+          <w:tcPr>
+            <w:tcW w:w="2410" w:type="dxa"/>
+          </w:tcPr>
+          <w:p>
+            <w:pPr>
+              <w:spacing w:line="276" w:lineRule="auto"/>
+              <w:rPr>
+                <w:rFonts w:ascii="Times New Roman" w:hAnsi="Times New Roman" w:cs="Times New Roman"/>
+                <w:sz w:val="24"/>
+                <w:szCs w:val="24"/>
+                <w:lang w:val="en-US"/>
+              </w:rPr>
+            </w:pPr>
+            <w:r>
+              <w:rPr>
+                <w:rFonts w:ascii="Times New Roman" w:hAnsi="Times New Roman" w:cs="Times New Roman"/>
+                <w:sz w:val="24"/>
+                <w:szCs w:val="24"/>
+                <w:lang w:val="en-US"/>
+              </w:rPr>
+              <w:t>Future Close Price</w:t>
+            </w:r>
+          </w:p>
+        </w:tc>
+        <w:tc>
+          <w:tcPr>
+            <w:tcW w:w="3821" w:type="dxa"/>
+          </w:tcPr>
+          <w:p>
+            <w:pPr>
+              <w:spacing w:line="276" w:lineRule="auto"/>
+              <w:rPr>
+                <w:rFonts w:ascii="Times New Roman" w:hAnsi="Times New Roman" w:cs="Times New Roman"/>
+                <w:sz w:val="24"/>
+                <w:szCs w:val="24"/>
+                <w:lang w:val="en-US"/>
+              </w:rPr>
+            </w:pPr>
+            <w:r>
+              <w:rPr>
+                <w:rFonts w:ascii="Times New Roman" w:hAnsi="Times New Roman" w:cs="Times New Roman"/>
+                <w:sz w:val="24"/>
+                <w:szCs w:val="24"/>
+                <w:lang w:val="en-US"/>
+              </w:rPr>
+              <w:t xml:space="preserve">Harga </w:t>
+            </w:r>
+            <w:proofErr w:type="spellStart"/>
+            <w:r>
+              <w:rPr>
+                <w:rFonts w:ascii="Times New Roman" w:hAnsi="Times New Roman" w:cs="Times New Roman"/>
+                <w:sz w:val="24"/>
+                <w:szCs w:val="24"/>
+                <w:lang w:val="en-US"/>
+              </w:rPr>
+              <w:t>penutupan</w:t>
+            </w:r>
+            <w:proofErr w:type="spellEnd"/>
+            <w:r>
+              <w:rPr>
+                <w:rFonts w:ascii="Times New Roman" w:hAnsi="Times New Roman" w:cs="Times New Roman"/>
+                <w:sz w:val="24"/>
+                <w:szCs w:val="24"/>
+                <w:lang w:val="en-US"/>
+              </w:rPr>
+              <w:t xml:space="preserve"> </w:t>
+            </w:r>
+            <w:proofErr w:type="spellStart"/>
+            <w:r>
+              <w:rPr>
+                <w:rFonts w:ascii="Times New Roman" w:hAnsi="Times New Roman" w:cs="Times New Roman"/>
+                <w:sz w:val="24"/>
+                <w:szCs w:val="24"/>
+                <w:lang w:val="en-US"/>
+              </w:rPr>
+              <w:t>saham</w:t>
+            </w:r>
+            <w:proofErr w:type="spellEnd"/>
+            <w:r>
+              <w:rPr>
+                <w:rFonts w:ascii="Times New Roman" w:hAnsi="Times New Roman" w:cs="Times New Roman"/>
+                <w:sz w:val="24"/>
+                <w:szCs w:val="24"/>
+                <w:lang w:val="en-US"/>
+              </w:rPr>
+              <w:t xml:space="preserve"> pada </w:t>
+            </w:r>
+            <w:proofErr w:type="spellStart"/>
+            <w:r>
+              <w:rPr>
+                <w:rFonts w:ascii="Times New Roman" w:hAnsi="Times New Roman" w:cs="Times New Roman"/>
+                <w:sz w:val="24"/>
+                <w:szCs w:val="24"/>
+                <w:lang w:val="en-US"/>
+              </w:rPr>
+              <w:t>periode</w:t>
+            </w:r>
+            <w:proofErr w:type="spellEnd"/>
+            <w:r>
+              <w:rPr>
+                <w:rFonts w:ascii="Times New Roman" w:hAnsi="Times New Roman" w:cs="Times New Roman"/>
+                <w:sz w:val="24"/>
+                <w:szCs w:val="24"/>
+                <w:lang w:val="en-US"/>
+              </w:rPr>
+              <w:t xml:space="preserve"> </w:t>
+            </w:r>
+            <w:proofErr w:type="spellStart"/>
+            <w:r>
+              <w:rPr>
+                <w:rFonts w:ascii="Times New Roman" w:hAnsi="Times New Roman" w:cs="Times New Roman"/>
+                <w:sz w:val="24"/>
+                <w:szCs w:val="24"/>
+                <w:lang w:val="en-US"/>
+              </w:rPr>
+              <w:t>ke</w:t>
+            </w:r>
+            <w:proofErr w:type="spellEnd"/>
+            <w:r>
+              <w:rPr>
+                <w:rFonts w:ascii="Times New Roman" w:hAnsi="Times New Roman" w:cs="Times New Roman"/>
+                <w:sz w:val="24"/>
+                <w:szCs w:val="24"/>
+                <w:lang w:val="en-US"/>
+              </w:rPr>
+              <w:t>-(</w:t>
+            </w:r>
+            <w:proofErr w:type="spellStart"/>
+            <w:r>
+              <w:rPr>
+                <w:rFonts w:ascii="Times New Roman" w:hAnsi="Times New Roman" w:cs="Times New Roman"/>
+                <w:sz w:val="24"/>
+                <w:szCs w:val="24"/>
+                <w:lang w:val="en-US"/>
+              </w:rPr>
+              <w:t>t+h</w:t>
+            </w:r>
+            <w:proofErr w:type="spellEnd"/>
+            <w:r>
+              <w:rPr>
+                <w:rFonts w:ascii="Times New Roman" w:hAnsi="Times New Roman" w:cs="Times New Roman"/>
+                <w:sz w:val="24"/>
+                <w:szCs w:val="24"/>
+                <w:lang w:val="en-US"/>
+              </w:rPr>
+              <w:t xml:space="preserve">) yang </w:t>
+            </w:r>
+            <w:proofErr w:type="spellStart"/>
+            <w:r>
+              <w:rPr>
+                <w:rFonts w:ascii="Times New Roman" w:hAnsi="Times New Roman" w:cs="Times New Roman"/>
+                <w:sz w:val="24"/>
+                <w:szCs w:val="24"/>
+                <w:lang w:val="en-US"/>
+              </w:rPr>
+              <w:t>menjadi</w:t>
+            </w:r>
+            <w:proofErr w:type="spellEnd"/>
+            <w:r>
+              <w:rPr>
+                <w:rFonts w:ascii="Times New Roman" w:hAnsi="Times New Roman" w:cs="Times New Roman"/>
+                <w:sz w:val="24"/>
+                <w:szCs w:val="24"/>
+                <w:lang w:val="en-US"/>
+              </w:rPr>
+              <w:t xml:space="preserve"> target </w:t>
+            </w:r>
+            <w:proofErr w:type="spellStart"/>
+            <w:r>
+              <w:rPr>
+                <w:rFonts w:ascii="Times New Roman" w:hAnsi="Times New Roman" w:cs="Times New Roman"/>
+                <w:sz w:val="24"/>
+                <w:szCs w:val="24"/>
+                <w:lang w:val="en-US"/>
+              </w:rPr>
+              <w:t>prediksi</w:t>
+            </w:r>
+            <w:proofErr w:type="spellEnd"/>
+          </w:p>
+        </w:tc>
+      </w:tr>
+      <w:tr>
+        <w:tc>
+          <w:tcPr>
+            <w:tcW w:w="1696" w:type="dxa"/>
+          </w:tcPr>
+          <w:p>
+            <w:pPr>
+              <w:spacing w:line="276" w:lineRule="auto"/>
+              <w:rPr>
+                <w:rFonts w:ascii="Times New Roman" w:hAnsi="Times New Roman" w:cs="Times New Roman"/>
+                <w:sz w:val="24"/>
+                <w:szCs w:val="24"/>
+                <w:lang w:val="en-US"/>
+              </w:rPr>
+            </w:pPr>
+            <w:proofErr w:type="spellStart"/>
+            <w:r>
+              <w:rPr>
+                <w:rFonts w:ascii="Times New Roman" w:hAnsi="Times New Roman" w:cs="Times New Roman"/>
+                <w:sz w:val="24"/>
+                <w:szCs w:val="24"/>
+                <w:lang w:val="en-US"/>
+              </w:rPr>
+              <w:t>Independen</w:t>
+            </w:r>
+            <w:proofErr w:type="spellEnd"/>
+          </w:p>
+        </w:tc>
+        <w:tc>
+          <w:tcPr>
+            <w:tcW w:w="2410" w:type="dxa"/>
+          </w:tcPr>
+          <w:p>
+            <w:pPr>
+              <w:spacing w:line="276" w:lineRule="auto"/>
+              <w:rPr>
+                <w:rFonts w:ascii="Times New Roman" w:hAnsi="Times New Roman" w:cs="Times New Roman"/>
+                <w:sz w:val="24"/>
+                <w:szCs w:val="24"/>
+                <w:lang w:val="en-US"/>
+              </w:rPr>
+            </w:pPr>
+            <w:r>
+              <w:rPr>
+                <w:rFonts w:ascii="Times New Roman" w:hAnsi="Times New Roman" w:cs="Times New Roman"/>
+                <w:sz w:val="24"/>
+                <w:szCs w:val="24"/>
+                <w:lang w:val="en-US"/>
+              </w:rPr>
+              <w:t>Open, High, Low, Close, Volume</w:t>
+            </w:r>
+          </w:p>
+        </w:tc>
+        <w:tc>
+          <w:tcPr>
+            <w:tcW w:w="3821" w:type="dxa"/>
+          </w:tcPr>
+          <w:p>
+            <w:pPr>
+              <w:spacing w:line="276" w:lineRule="auto"/>
+              <w:rPr>
+                <w:rFonts w:ascii="Times New Roman" w:hAnsi="Times New Roman" w:cs="Times New Roman"/>
+                <w:sz w:val="24"/>
+                <w:szCs w:val="24"/>
+                <w:lang w:val="en-US"/>
+              </w:rPr>
+            </w:pPr>
+            <w:r>
+              <w:rPr>
+                <w:rFonts w:ascii="Times New Roman" w:hAnsi="Times New Roman" w:cs="Times New Roman"/>
+                <w:sz w:val="24"/>
+                <w:szCs w:val="24"/>
+                <w:lang w:val="en-US"/>
+              </w:rPr>
+              <w:t xml:space="preserve">Data OHLCV </w:t>
+            </w:r>
+            <w:proofErr w:type="spellStart"/>
+            <w:r>
+              <w:rPr>
+                <w:rFonts w:ascii="Times New Roman" w:hAnsi="Times New Roman" w:cs="Times New Roman"/>
+                <w:sz w:val="24"/>
+                <w:szCs w:val="24"/>
+                <w:lang w:val="en-US"/>
+              </w:rPr>
+              <w:t>harian</w:t>
+            </w:r>
+            <w:proofErr w:type="spellEnd"/>
+            <w:r>
+              <w:rPr>
+                <w:rFonts w:ascii="Times New Roman" w:hAnsi="Times New Roman" w:cs="Times New Roman"/>
+                <w:sz w:val="24"/>
+                <w:szCs w:val="24"/>
+                <w:lang w:val="en-US"/>
+              </w:rPr>
+              <w:t xml:space="preserve"> </w:t>
+            </w:r>
+            <w:proofErr w:type="spellStart"/>
+            <w:r>
+              <w:rPr>
+                <w:rFonts w:ascii="Times New Roman" w:hAnsi="Times New Roman" w:cs="Times New Roman"/>
+                <w:sz w:val="24"/>
+                <w:szCs w:val="24"/>
+                <w:lang w:val="en-US"/>
+              </w:rPr>
+              <w:t>dari</w:t>
+            </w:r>
+            <w:proofErr w:type="spellEnd"/>
+            <w:r>
+              <w:rPr>
+                <w:rFonts w:ascii="Times New Roman" w:hAnsi="Times New Roman" w:cs="Times New Roman"/>
+                <w:sz w:val="24"/>
+                <w:szCs w:val="24"/>
+                <w:lang w:val="en-US"/>
+              </w:rPr>
+              <w:t xml:space="preserve"> </w:t>
+            </w:r>
+            <w:proofErr w:type="spellStart"/>
+            <w:r>
+              <w:rPr>
+                <w:rFonts w:ascii="Times New Roman" w:hAnsi="Times New Roman" w:cs="Times New Roman"/>
+                <w:sz w:val="24"/>
+                <w:szCs w:val="24"/>
+                <w:lang w:val="en-US"/>
+              </w:rPr>
+              <w:t>saham</w:t>
+            </w:r>
+            <w:proofErr w:type="spellEnd"/>
+            <w:r>
+              <w:rPr>
+                <w:rFonts w:ascii="Times New Roman" w:hAnsi="Times New Roman" w:cs="Times New Roman"/>
+                <w:sz w:val="24"/>
+                <w:szCs w:val="24"/>
+                <w:lang w:val="en-US"/>
+              </w:rPr>
+              <w:t xml:space="preserve"> yang </w:t>
+            </w:r>
+            <w:proofErr w:type="spellStart"/>
+            <w:r>
+              <w:rPr>
+                <w:rFonts w:ascii="Times New Roman" w:hAnsi="Times New Roman" w:cs="Times New Roman"/>
+                <w:sz w:val="24"/>
+                <w:szCs w:val="24"/>
+                <w:lang w:val="en-US"/>
+              </w:rPr>
+              <w:t>diteliti</w:t>
+            </w:r>
+            <w:proofErr w:type="spellEnd"/>
+          </w:p>
+        </w:tc>
+      </w:tr>
+    </w:tbl>
+    <w:p>
+      <w:pPr>
+        <w:spacing w:line="360" w:lineRule="auto"/>
+        <w:jc w:val="center"/>
+        <w:rPr>
+          <w:rFonts w:ascii="Times New Roman" w:hAnsi="Times New Roman" w:cs="Times New Roman"/>
+          <w:sz w:val="24"/>
+          <w:szCs w:val="24"/>
+          <w:lang w:val="en-US"/>
+        </w:rPr>
+      </w:pPr>
     </w:p>
     <w:p>
       <w:pPr>
@@ -11192,16 +19885,7 @@
           <w:kern w:val="0"/>
           <w:sz w:val="24"/>
         </w:rPr>
-        <w:t xml:space="preserve">Budiprasetyo, G., Hani’ah, M., &amp; Aflah, D. Z. (2023). Prediksi Harga Saham </w:t>
-      </w:r>
-      <w:r>
-        <w:rPr>
-          <w:rFonts w:ascii="Times New Roman" w:hAnsi="Times New Roman" w:cs="Times New Roman"/>
-          <w:kern w:val="0"/>
-          <w:sz w:val="24"/>
-        </w:rPr>
-        <w:lastRenderedPageBreak/>
-        <w:t xml:space="preserve">Syariah Menggunakan Algoritma Long Short-Term Memory (LSTM). </w:t>
+        <w:t xml:space="preserve">Budiprasetyo, G., Hani’ah, M., &amp; Aflah, D. Z. (2023). Prediksi Harga Saham Syariah Menggunakan Algoritma Long Short-Term Memory (LSTM). </w:t>
       </w:r>
       <w:r>
         <w:rPr>
@@ -11211,7 +19895,18 @@
           <w:kern w:val="0"/>
           <w:sz w:val="24"/>
         </w:rPr>
-        <w:t>Jurnal Nasional Teknologi Dan Sistem Informasi</w:t>
+        <w:t xml:space="preserve">Jurnal </w:t>
+      </w:r>
+      <w:r>
+        <w:rPr>
+          <w:rFonts w:ascii="Times New Roman" w:hAnsi="Times New Roman" w:cs="Times New Roman"/>
+          <w:i/>
+          <w:iCs/>
+          <w:kern w:val="0"/>
+          <w:sz w:val="24"/>
+        </w:rPr>
+        <w:lastRenderedPageBreak/>
+        <w:t>Nasional Teknologi Dan Sistem Informasi</w:t>
       </w:r>
       <w:r>
         <w:rPr>
@@ -11781,7 +20476,7 @@
       </w:r>
     </w:p>
     <w:sectPr>
-      <w:footerReference w:type="default" r:id="rId9"/>
+      <w:footerReference w:type="default" r:id="rId11"/>
       <w:pgSz w:w="11906" w:h="16838"/>
       <w:pgMar w:top="2268" w:right="1701" w:bottom="1701" w:left="2268" w:header="709" w:footer="709" w:gutter="0"/>
       <w:pgNumType w:start="1"/>
@@ -11821,20 +20516,12 @@
 <w:ftr xmlns:wpc="http://schemas.microsoft.com/office/word/2010/wordprocessingCanvas" xmlns:cx="http://schemas.microsoft.com/office/drawing/2014/chartex" xmlns:cx1="http://schemas.microsoft.com/office/drawing/2015/9/8/chartex" xmlns:cx2="http://schemas.microsoft.com/office/drawing/2015/10/21/chartex" xmlns:cx3="http://schemas.microsoft.com/office/drawing/2016/5/9/chartex" xmlns:cx4="http://schemas.microsoft.com/office/drawing/2016/5/10/chartex" xmlns:cx5="http://schemas.microsoft.com/office/drawing/2016/5/11/chartex" xmlns:cx6="http://schemas.microsoft.com/office/drawing/2016/5/12/chartex" xmlns:cx7="http://schemas.microsoft.com/office/drawing/2016/5/13/chartex" xmlns:cx8="http://schemas.microsoft.com/office/drawing/2016/5/14/chartex" xmlns:mc="http://schemas.openxmlformats.org/markup-compatibility/2006" xmlns:aink="http://schemas.microsoft.com/office/drawing/2016/ink" xmlns:am3d="http://schemas.microsoft.com/office/drawing/2017/model3d" xmlns:o="urn:schemas-microsoft-com:office:office" xmlns:oel="http://schemas.microsoft.com/office/2019/extlst" xmlns:r="http://schemas.openxmlformats.org/officeDocument/2006/relationships" xmlns:m="http://schemas.openxmlformats.org/officeDocument/2006/math" xmlns:v="urn:schemas-microsoft-com:vml" xmlns:wp14="http://schemas.microsoft.com/office/word/2010/wordprocessingDrawing" xmlns:wp="http://schemas.openxmlformats.org/drawingml/2006/wordprocessingDrawing" xmlns:w10="urn:schemas-microsoft-com:office:word" xmlns:w="http://schemas.openxmlformats.org/wordprocessingml/2006/main" xmlns:w14="http://schemas.microsoft.com/office/word/2010/wordml" xmlns:w15="http://schemas.microsoft.com/office/word/2012/wordml" xmlns:w16cex="http://schemas.microsoft.com/office/word/2018/wordml/cex" xmlns:w16cid="http://schemas.microsoft.com/office/word/2016/wordml/cid" xmlns:w16="http://schemas.microsoft.com/office/word/2018/wordml" xmlns:w16du="http://schemas.microsoft.com/office/word/2023/wordml/word16du" xmlns:w16sdtdh="http://schemas.microsoft.com/office/word/2020/wordml/sdtdatahash" xmlns:w16sdtfl="http://schemas.microsoft.com/office/word/2024/wordml/sdtformatlock" xmlns:w16se="http://schemas.microsoft.com/office/word/2015/wordml/symex" xmlns:wpg="http://schemas.microsoft.com/office/word/2010/wordprocessingGroup" xmlns:wpi="http://schemas.microsoft.com/office/word/2010/wordprocessingInk" xmlns:wne="http://schemas.microsoft.com/office/word/2006/wordml" xmlns:wps="http://schemas.microsoft.com/office/word/2010/wordprocessingShape" mc:Ignorable="w14 w15 w16se w16cid w16 w16cex w16sdtdh w16sdtfl w16du wp14">
   <w:sdt>
     <w:sdtPr>
-      <w:rPr>
-        <w:noProof w:val="0"/>
-      </w:rPr>
       <w:id w:val="-1250805880"/>
       <w:docPartObj>
         <w:docPartGallery w:val="Page Numbers (Bottom of Page)"/>
         <w:docPartUnique/>
       </w:docPartObj>
     </w:sdtPr>
-    <w:sdtEndPr>
-      <w:rPr>
-        <w:noProof/>
-      </w:rPr>
-    </w:sdtEndPr>
     <w:sdtContent>
       <w:p>
         <w:pPr>
@@ -11842,18 +20529,12 @@
           <w:jc w:val="center"/>
         </w:pPr>
         <w:r>
-          <w:rPr>
-            <w:noProof w:val="0"/>
-          </w:rPr>
           <w:fldChar w:fldCharType="begin"/>
         </w:r>
         <w:r>
           <w:instrText xml:space="preserve"> PAGE   \* MERGEFORMAT </w:instrText>
         </w:r>
         <w:r>
-          <w:rPr>
-            <w:noProof w:val="0"/>
-          </w:rPr>
           <w:fldChar w:fldCharType="separate"/>
         </w:r>
         <w:r>
@@ -13156,6 +21837,95 @@
       </w:pPr>
     </w:lvl>
     <w:lvl w:ilvl="8" w:tplc="3809001B" w:tentative="1">
+      <w:start w:val="1"/>
+      <w:numFmt w:val="lowerRoman"/>
+      <w:lvlText w:val="%9."/>
+      <w:lvlJc w:val="right"/>
+      <w:pPr>
+        <w:ind w:left="6480" w:hanging="180"/>
+      </w:pPr>
+    </w:lvl>
+  </w:abstractNum>
+  <w:abstractNum w:abstractNumId="13" w15:restartNumberingAfterBreak="0">
+    <w:nsid w:val="6DE00952"/>
+    <w:multiLevelType w:val="hybridMultilevel"/>
+    <w:tmpl w:val="9FFC25A8"/>
+    <w:lvl w:ilvl="0" w:tplc="0421000F">
+      <w:start w:val="1"/>
+      <w:numFmt w:val="decimal"/>
+      <w:lvlText w:val="%1."/>
+      <w:lvlJc w:val="left"/>
+      <w:pPr>
+        <w:ind w:left="720" w:hanging="360"/>
+      </w:pPr>
+      <w:rPr>
+        <w:rFonts w:hint="default"/>
+      </w:rPr>
+    </w:lvl>
+    <w:lvl w:ilvl="1" w:tplc="04210019" w:tentative="1">
+      <w:start w:val="1"/>
+      <w:numFmt w:val="lowerLetter"/>
+      <w:lvlText w:val="%2."/>
+      <w:lvlJc w:val="left"/>
+      <w:pPr>
+        <w:ind w:left="1440" w:hanging="360"/>
+      </w:pPr>
+    </w:lvl>
+    <w:lvl w:ilvl="2" w:tplc="0421001B" w:tentative="1">
+      <w:start w:val="1"/>
+      <w:numFmt w:val="lowerRoman"/>
+      <w:lvlText w:val="%3."/>
+      <w:lvlJc w:val="right"/>
+      <w:pPr>
+        <w:ind w:left="2160" w:hanging="180"/>
+      </w:pPr>
+    </w:lvl>
+    <w:lvl w:ilvl="3" w:tplc="0421000F" w:tentative="1">
+      <w:start w:val="1"/>
+      <w:numFmt w:val="decimal"/>
+      <w:lvlText w:val="%4."/>
+      <w:lvlJc w:val="left"/>
+      <w:pPr>
+        <w:ind w:left="2880" w:hanging="360"/>
+      </w:pPr>
+    </w:lvl>
+    <w:lvl w:ilvl="4" w:tplc="04210019" w:tentative="1">
+      <w:start w:val="1"/>
+      <w:numFmt w:val="lowerLetter"/>
+      <w:lvlText w:val="%5."/>
+      <w:lvlJc w:val="left"/>
+      <w:pPr>
+        <w:ind w:left="3600" w:hanging="360"/>
+      </w:pPr>
+    </w:lvl>
+    <w:lvl w:ilvl="5" w:tplc="0421001B" w:tentative="1">
+      <w:start w:val="1"/>
+      <w:numFmt w:val="lowerRoman"/>
+      <w:lvlText w:val="%6."/>
+      <w:lvlJc w:val="right"/>
+      <w:pPr>
+        <w:ind w:left="4320" w:hanging="180"/>
+      </w:pPr>
+    </w:lvl>
+    <w:lvl w:ilvl="6" w:tplc="0421000F" w:tentative="1">
+      <w:start w:val="1"/>
+      <w:numFmt w:val="decimal"/>
+      <w:lvlText w:val="%7."/>
+      <w:lvlJc w:val="left"/>
+      <w:pPr>
+        <w:ind w:left="5040" w:hanging="360"/>
+      </w:pPr>
+    </w:lvl>
+    <w:lvl w:ilvl="7" w:tplc="04210019" w:tentative="1">
+      <w:start w:val="1"/>
+      <w:numFmt w:val="lowerLetter"/>
+      <w:lvlText w:val="%8."/>
+      <w:lvlJc w:val="left"/>
+      <w:pPr>
+        <w:ind w:left="5760" w:hanging="360"/>
+      </w:pPr>
+    </w:lvl>
+    <w:lvl w:ilvl="8" w:tplc="0421001B" w:tentative="1">
       <w:start w:val="1"/>
       <w:numFmt w:val="lowerRoman"/>
       <w:lvlText w:val="%9."/>
@@ -13203,6 +21973,9 @@
   </w:num>
   <w:num w:numId="13" w16cid:durableId="1612666280">
     <w:abstractNumId w:val="7"/>
+  </w:num>
+  <w:num w:numId="14" w16cid:durableId="1137646044">
+    <w:abstractNumId w:val="13"/>
   </w:num>
 </w:numbering>
 </file>
@@ -13608,7 +22381,6 @@
     <w:name w:val="Normal"/>
     <w:qFormat/>
     <w:rPr>
-      <w:noProof/>
       <w:lang w:val="id-ID"/>
     </w:rPr>
   </w:style>
@@ -13815,7 +22587,6 @@
   <w:style w:type="character" w:default="1" w:styleId="DefaultParagraphFont">
     <w:name w:val="Default Paragraph Font"/>
     <w:uiPriority w:val="1"/>
-    <w:semiHidden/>
     <w:unhideWhenUsed/>
   </w:style>
   <w:style w:type="table" w:default="1" w:styleId="TableNormal">
@@ -14254,7 +23025,6 @@
     <w:rPr>
       <w:rFonts w:asciiTheme="majorHAnsi" w:hAnsiTheme="majorHAnsi"/>
       <w:b w:val="0"/>
-      <w:noProof w:val="0"/>
       <w:color w:val="2F5496" w:themeColor="accent1" w:themeShade="BF"/>
       <w:kern w:val="0"/>
       <w:sz w:val="32"/>
